--- a/3.初稿/基于时序预测的门诊挂号与电子病历一体化管理系统的设计与实现.docx
+++ b/3.初稿/基于时序预测的门诊挂号与电子病历一体化管理系统的设计与实现.docx
@@ -1706,43 +1706,6 @@
           <w:rFonts w:ascii="Times New Roman" w:hAnsi="Times New Roman" w:hint="eastAsia"/>
         </w:rPr>
         <w:t>1</w:t>
-      </w:r>
-      <w:r>
-        <w:rPr>
-          <w:rFonts w:ascii="Times New Roman" w:hAnsi="Times New Roman"/>
-        </w:rPr>
-        <w:noBreakHyphen/>
-      </w:r>
-      <w:r>
-        <w:rPr>
-          <w:rFonts w:ascii="Times New Roman" w:hAnsi="Times New Roman"/>
-        </w:rPr>
-        <w:fldChar w:fldCharType="begin"/>
-      </w:r>
-      <w:r>
-        <w:rPr>
-          <w:rFonts w:ascii="Times New Roman" w:hAnsi="Times New Roman"/>
-        </w:rPr>
-        <w:instrText xml:space="preserve"> STYLEREF 1 \s </w:instrText>
-      </w:r>
-      <w:r>
-        <w:rPr>
-          <w:rFonts w:ascii="Times New Roman" w:hAnsi="Times New Roman"/>
-        </w:rPr>
-        <w:fldChar w:fldCharType="separate"/>
-      </w:r>
-      <w:r>
-        <w:rPr>
-          <w:rFonts w:ascii="Times New Roman" w:hAnsi="Times New Roman"/>
-          <w:noProof/>
-        </w:rPr>
-        <w:t>0</w:t>
-      </w:r>
-      <w:r>
-        <w:rPr>
-          <w:rFonts w:ascii="Times New Roman" w:hAnsi="Times New Roman"/>
-        </w:rPr>
-        <w:fldChar w:fldCharType="end"/>
       </w:r>
       <w:r>
         <w:rPr>
@@ -4509,342 +4472,441 @@
         <w:rPr>
           <w:rFonts w:ascii="Times New Roman" w:hAnsi="Times New Roman"/>
         </w:rPr>
+        <w:instrText xml:space="preserve"> SEQ </w:instrText>
+      </w:r>
+      <w:r>
+        <w:rPr>
+          <w:rFonts w:ascii="Times New Roman" w:hAnsi="Times New Roman"/>
+        </w:rPr>
+        <w:instrText>图</w:instrText>
+      </w:r>
+      <w:r>
+        <w:rPr>
+          <w:rFonts w:ascii="Times New Roman" w:hAnsi="Times New Roman"/>
+        </w:rPr>
+        <w:instrText xml:space="preserve"> \* ARABIC \s 1 </w:instrText>
+      </w:r>
+      <w:r>
+        <w:rPr>
+          <w:rFonts w:ascii="Times New Roman" w:hAnsi="Times New Roman"/>
+        </w:rPr>
+        <w:fldChar w:fldCharType="separate"/>
+      </w:r>
+      <w:r>
+        <w:rPr>
+          <w:rFonts w:ascii="Times New Roman" w:hAnsi="Times New Roman"/>
+          <w:noProof/>
+        </w:rPr>
+        <w:t>1</w:t>
+      </w:r>
+      <w:r>
+        <w:rPr>
+          <w:rFonts w:ascii="Times New Roman" w:hAnsi="Times New Roman"/>
+        </w:rPr>
+        <w:fldChar w:fldCharType="end"/>
+      </w:r>
+      <w:r>
+        <w:rPr>
+          <w:rFonts w:ascii="Times New Roman" w:hAnsi="Times New Roman" w:hint="eastAsia"/>
+        </w:rPr>
+        <w:t xml:space="preserve"> </w:t>
+      </w:r>
+      <w:r>
+        <w:rPr>
+          <w:rFonts w:ascii="Times New Roman" w:hAnsi="Times New Roman" w:hint="eastAsia"/>
+        </w:rPr>
+        <w:t>系统认证流程图</w:t>
+      </w:r>
+    </w:p>
+    <w:bookmarkEnd w:id="15"/>
+    <w:p>
+      <w:pPr>
+        <w:ind w:firstLine="420"/>
+        <w:rPr>
+          <w:rFonts w:ascii="Times New Roman" w:hAnsi="Times New Roman"/>
+        </w:rPr>
+      </w:pPr>
+      <w:r>
+        <w:rPr>
+          <w:rFonts w:ascii="Times New Roman" w:hAnsi="Times New Roman" w:hint="eastAsia"/>
+        </w:rPr>
+        <w:t>相比传统</w:t>
+      </w:r>
+      <w:r>
+        <w:rPr>
+          <w:rFonts w:ascii="Times New Roman" w:hAnsi="Times New Roman"/>
+        </w:rPr>
+        <w:t xml:space="preserve"> Session </w:t>
+      </w:r>
+      <w:r>
+        <w:rPr>
+          <w:rFonts w:ascii="Times New Roman" w:hAnsi="Times New Roman"/>
+        </w:rPr>
+        <w:t>认证方式，该机制具有以下优势：</w:t>
+      </w:r>
+    </w:p>
+    <w:p>
+      <w:pPr>
+        <w:ind w:firstLine="420"/>
+        <w:rPr>
+          <w:rFonts w:ascii="Times New Roman" w:hAnsi="Times New Roman"/>
+        </w:rPr>
+      </w:pPr>
+      <w:r>
+        <w:rPr>
+          <w:rFonts w:ascii="Times New Roman" w:hAnsi="Times New Roman" w:hint="eastAsia"/>
+        </w:rPr>
+        <w:t>1.</w:t>
+      </w:r>
+      <w:r>
+        <w:rPr>
+          <w:rFonts w:ascii="Times New Roman" w:hAnsi="Times New Roman" w:hint="eastAsia"/>
+        </w:rPr>
+        <w:t>无状态认证：</w:t>
+      </w:r>
+      <w:r>
+        <w:rPr>
+          <w:rFonts w:ascii="Times New Roman" w:hAnsi="Times New Roman"/>
+        </w:rPr>
+        <w:t xml:space="preserve">Access Token </w:t>
+      </w:r>
+      <w:r>
+        <w:rPr>
+          <w:rFonts w:ascii="Times New Roman" w:hAnsi="Times New Roman"/>
+        </w:rPr>
+        <w:t>不依赖服务器会话状态，适合分布式系统部署；</w:t>
+      </w:r>
+    </w:p>
+    <w:p>
+      <w:pPr>
+        <w:ind w:firstLine="420"/>
+        <w:rPr>
+          <w:rFonts w:ascii="Times New Roman" w:hAnsi="Times New Roman"/>
+        </w:rPr>
+      </w:pPr>
+      <w:r>
+        <w:rPr>
+          <w:rFonts w:ascii="Times New Roman" w:hAnsi="Times New Roman" w:hint="eastAsia"/>
+        </w:rPr>
+        <w:t>2.</w:t>
+      </w:r>
+      <w:r>
+        <w:rPr>
+          <w:rFonts w:ascii="Times New Roman" w:hAnsi="Times New Roman" w:hint="eastAsia"/>
+        </w:rPr>
+        <w:t>高性能：普通请求只需验证</w:t>
+      </w:r>
+      <w:r>
+        <w:rPr>
+          <w:rFonts w:ascii="Times New Roman" w:hAnsi="Times New Roman"/>
+        </w:rPr>
+        <w:t xml:space="preserve"> JWT </w:t>
+      </w:r>
+      <w:r>
+        <w:rPr>
+          <w:rFonts w:ascii="Times New Roman" w:hAnsi="Times New Roman"/>
+        </w:rPr>
+        <w:t>签名，无需访问数据库；</w:t>
+      </w:r>
+    </w:p>
+    <w:p>
+      <w:pPr>
+        <w:ind w:firstLine="420"/>
+        <w:rPr>
+          <w:rFonts w:ascii="Times New Roman" w:hAnsi="Times New Roman"/>
+        </w:rPr>
+      </w:pPr>
+      <w:r>
+        <w:rPr>
+          <w:rFonts w:ascii="Times New Roman" w:hAnsi="Times New Roman" w:hint="eastAsia"/>
+        </w:rPr>
+        <w:t>3.</w:t>
+      </w:r>
+      <w:r>
+        <w:rPr>
+          <w:rFonts w:ascii="Times New Roman" w:hAnsi="Times New Roman" w:hint="eastAsia"/>
+        </w:rPr>
+        <w:t>安全性增强：</w:t>
+      </w:r>
+      <w:r>
+        <w:rPr>
+          <w:rFonts w:ascii="Times New Roman" w:hAnsi="Times New Roman"/>
+        </w:rPr>
+        <w:t xml:space="preserve">Refresh Token </w:t>
+      </w:r>
+      <w:r>
+        <w:rPr>
+          <w:rFonts w:ascii="Times New Roman" w:hAnsi="Times New Roman"/>
+        </w:rPr>
+        <w:t>存储在</w:t>
+      </w:r>
+      <w:r>
+        <w:rPr>
+          <w:rFonts w:ascii="Times New Roman" w:hAnsi="Times New Roman"/>
+        </w:rPr>
+        <w:t xml:space="preserve"> Redis </w:t>
+      </w:r>
+      <w:r>
+        <w:rPr>
+          <w:rFonts w:ascii="Times New Roman" w:hAnsi="Times New Roman"/>
+        </w:rPr>
+        <w:t>中统一管理，并通过令牌轮换机制降低令牌泄露风险；</w:t>
+      </w:r>
+    </w:p>
+    <w:p>
+      <w:pPr>
+        <w:ind w:firstLine="420"/>
+        <w:rPr>
+          <w:rFonts w:ascii="Times New Roman" w:hAnsi="Times New Roman"/>
+        </w:rPr>
+      </w:pPr>
+      <w:r>
+        <w:rPr>
+          <w:rFonts w:ascii="Times New Roman" w:hAnsi="Times New Roman" w:hint="eastAsia"/>
+        </w:rPr>
+        <w:t>4.</w:t>
+      </w:r>
+      <w:r>
+        <w:rPr>
+          <w:rFonts w:ascii="Times New Roman" w:hAnsi="Times New Roman" w:hint="eastAsia"/>
+        </w:rPr>
+        <w:t>良好的扩展性：</w:t>
+      </w:r>
+      <w:r>
+        <w:rPr>
+          <w:rFonts w:ascii="Times New Roman" w:hAnsi="Times New Roman"/>
+        </w:rPr>
+        <w:t xml:space="preserve">Redis </w:t>
+      </w:r>
+      <w:r>
+        <w:rPr>
+          <w:rFonts w:ascii="Times New Roman" w:hAnsi="Times New Roman"/>
+        </w:rPr>
+        <w:t>作为高性能缓存数据库，可支持大规模用户会话管理。</w:t>
+      </w:r>
+    </w:p>
+    <w:p>
+      <w:pPr>
+        <w:ind w:firstLine="420"/>
+        <w:rPr>
+          <w:rFonts w:ascii="Times New Roman" w:hAnsi="Times New Roman"/>
+        </w:rPr>
+      </w:pPr>
+      <w:r>
+        <w:rPr>
+          <w:rFonts w:ascii="Times New Roman" w:hAnsi="Times New Roman" w:hint="eastAsia"/>
+        </w:rPr>
+        <w:t>在系统实现中，后端基于</w:t>
+      </w:r>
+      <w:r>
+        <w:rPr>
+          <w:rFonts w:ascii="Times New Roman" w:hAnsi="Times New Roman"/>
+        </w:rPr>
+        <w:t xml:space="preserve"> Spring Boot </w:t>
+      </w:r>
+      <w:r>
+        <w:rPr>
+          <w:rFonts w:ascii="Times New Roman" w:hAnsi="Times New Roman"/>
+        </w:rPr>
+        <w:t>的过滤器或拦截器机制，对所有受保护接口进行</w:t>
+      </w:r>
+      <w:r>
+        <w:rPr>
+          <w:rFonts w:ascii="Times New Roman" w:hAnsi="Times New Roman"/>
+        </w:rPr>
+        <w:t xml:space="preserve"> JWT </w:t>
+      </w:r>
+      <w:r>
+        <w:rPr>
+          <w:rFonts w:ascii="Times New Roman" w:hAnsi="Times New Roman"/>
+        </w:rPr>
+        <w:t>校验；同时通过</w:t>
+      </w:r>
+      <w:r>
+        <w:rPr>
+          <w:rFonts w:ascii="Times New Roman" w:hAnsi="Times New Roman"/>
+        </w:rPr>
+        <w:t xml:space="preserve"> Redis </w:t>
+      </w:r>
+      <w:r>
+        <w:rPr>
+          <w:rFonts w:ascii="Times New Roman" w:hAnsi="Times New Roman"/>
+        </w:rPr>
+        <w:t>管理</w:t>
+      </w:r>
+      <w:r>
+        <w:rPr>
+          <w:rFonts w:ascii="Times New Roman" w:hAnsi="Times New Roman"/>
+        </w:rPr>
+        <w:t xml:space="preserve"> Refresh Token</w:t>
+      </w:r>
+      <w:r>
+        <w:rPr>
+          <w:rFonts w:ascii="Times New Roman" w:hAnsi="Times New Roman"/>
+        </w:rPr>
+        <w:t>，实现用户会话的统一控制。该设计在保证系统性能的同时，也提供了较为安全和灵活的认证方案。</w:t>
+      </w:r>
+    </w:p>
+    <w:p>
+      <w:pPr>
+        <w:ind w:firstLine="420"/>
+        <w:rPr>
+          <w:rFonts w:ascii="Times New Roman" w:hAnsi="Times New Roman"/>
+        </w:rPr>
+      </w:pPr>
+      <w:r>
+        <w:rPr>
+          <w:rFonts w:ascii="Times New Roman" w:hAnsi="Times New Roman" w:hint="eastAsia"/>
+        </w:rPr>
+        <w:t>表</w:t>
+      </w:r>
+      <w:r>
+        <w:rPr>
+          <w:rFonts w:ascii="Times New Roman" w:hAnsi="Times New Roman" w:hint="eastAsia"/>
+        </w:rPr>
+        <w:t>2-1</w:t>
+      </w:r>
+      <w:r>
+        <w:rPr>
+          <w:rFonts w:ascii="Times New Roman" w:hAnsi="Times New Roman" w:hint="eastAsia"/>
+        </w:rPr>
+        <w:t>总结了前文关键技术的优缺点与适用场景：</w:t>
+      </w:r>
+    </w:p>
+    <w:p>
+      <w:pPr>
+        <w:pStyle w:val="aff3"/>
+        <w:keepNext/>
+        <w:spacing w:after="0"/>
+        <w:jc w:val="center"/>
+        <w:rPr>
+          <w:rFonts w:ascii="宋体" w:eastAsia="宋体" w:hAnsi="宋体"/>
+          <w:sz w:val="21"/>
+          <w:szCs w:val="21"/>
+        </w:rPr>
+      </w:pPr>
+      <w:r>
+        <w:rPr>
+          <w:rFonts w:ascii="宋体" w:eastAsia="宋体" w:hAnsi="宋体"/>
+          <w:sz w:val="21"/>
+          <w:szCs w:val="21"/>
+        </w:rPr>
+        <w:lastRenderedPageBreak/>
+        <w:t xml:space="preserve">表 </w:t>
+      </w:r>
+      <w:r>
+        <w:rPr>
+          <w:rFonts w:ascii="宋体" w:eastAsia="宋体" w:hAnsi="宋体" w:hint="eastAsia"/>
+          <w:sz w:val="21"/>
+          <w:szCs w:val="21"/>
+        </w:rPr>
+        <w:t>2</w:t>
+      </w:r>
+      <w:r>
+        <w:rPr>
+          <w:rFonts w:ascii="宋体" w:eastAsia="宋体" w:hAnsi="宋体"/>
+          <w:sz w:val="21"/>
+          <w:szCs w:val="21"/>
+        </w:rPr>
+        <w:noBreakHyphen/>
+      </w:r>
+      <w:r>
+        <w:rPr>
+          <w:rFonts w:ascii="宋体" w:eastAsia="宋体" w:hAnsi="宋体"/>
+          <w:sz w:val="21"/>
+          <w:szCs w:val="21"/>
+        </w:rPr>
+        <w:fldChar w:fldCharType="begin"/>
+      </w:r>
+      <w:r>
+        <w:rPr>
+          <w:rFonts w:ascii="宋体" w:eastAsia="宋体" w:hAnsi="宋体"/>
+          <w:sz w:val="21"/>
+          <w:szCs w:val="21"/>
+        </w:rPr>
         <w:instrText xml:space="preserve"> STYLEREF 1 \s </w:instrText>
       </w:r>
       <w:r>
         <w:rPr>
-          <w:rFonts w:ascii="Times New Roman" w:hAnsi="Times New Roman"/>
+          <w:rFonts w:ascii="宋体" w:eastAsia="宋体" w:hAnsi="宋体"/>
+          <w:sz w:val="21"/>
+          <w:szCs w:val="21"/>
         </w:rPr>
         <w:fldChar w:fldCharType="separate"/>
       </w:r>
       <w:r>
         <w:rPr>
-          <w:rFonts w:ascii="Times New Roman" w:hAnsi="Times New Roman"/>
+          <w:rFonts w:ascii="宋体" w:eastAsia="宋体" w:hAnsi="宋体"/>
           <w:noProof/>
+          <w:sz w:val="21"/>
+          <w:szCs w:val="21"/>
         </w:rPr>
         <w:t>0</w:t>
       </w:r>
       <w:r>
         <w:rPr>
-          <w:rFonts w:ascii="Times New Roman" w:hAnsi="Times New Roman"/>
+          <w:rFonts w:ascii="宋体" w:eastAsia="宋体" w:hAnsi="宋体"/>
+          <w:sz w:val="21"/>
+          <w:szCs w:val="21"/>
         </w:rPr>
         <w:fldChar w:fldCharType="end"/>
       </w:r>
       <w:r>
         <w:rPr>
-          <w:rFonts w:ascii="Times New Roman" w:hAnsi="Times New Roman"/>
+          <w:rFonts w:ascii="宋体" w:eastAsia="宋体" w:hAnsi="宋体"/>
+          <w:sz w:val="21"/>
+          <w:szCs w:val="21"/>
         </w:rPr>
         <w:noBreakHyphen/>
       </w:r>
       <w:r>
         <w:rPr>
-          <w:rFonts w:ascii="Times New Roman" w:hAnsi="Times New Roman"/>
+          <w:rFonts w:ascii="宋体" w:eastAsia="宋体" w:hAnsi="宋体"/>
+          <w:sz w:val="21"/>
+          <w:szCs w:val="21"/>
         </w:rPr>
         <w:fldChar w:fldCharType="begin"/>
       </w:r>
       <w:r>
         <w:rPr>
-          <w:rFonts w:ascii="Times New Roman" w:hAnsi="Times New Roman"/>
-        </w:rPr>
-        <w:instrText xml:space="preserve"> SEQ </w:instrText>
-      </w:r>
-      <w:r>
-        <w:rPr>
-          <w:rFonts w:ascii="Times New Roman" w:hAnsi="Times New Roman"/>
-        </w:rPr>
-        <w:instrText>图</w:instrText>
-      </w:r>
-      <w:r>
-        <w:rPr>
-          <w:rFonts w:ascii="Times New Roman" w:hAnsi="Times New Roman"/>
-        </w:rPr>
-        <w:instrText xml:space="preserve"> \* ARABIC \s 1 </w:instrText>
-      </w:r>
-      <w:r>
-        <w:rPr>
-          <w:rFonts w:ascii="Times New Roman" w:hAnsi="Times New Roman"/>
+          <w:rFonts w:ascii="宋体" w:eastAsia="宋体" w:hAnsi="宋体"/>
+          <w:sz w:val="21"/>
+          <w:szCs w:val="21"/>
+        </w:rPr>
+        <w:instrText xml:space="preserve"> SEQ 表 \* ARABIC \s 1 </w:instrText>
+      </w:r>
+      <w:r>
+        <w:rPr>
+          <w:rFonts w:ascii="宋体" w:eastAsia="宋体" w:hAnsi="宋体"/>
+          <w:sz w:val="21"/>
+          <w:szCs w:val="21"/>
         </w:rPr>
         <w:fldChar w:fldCharType="separate"/>
       </w:r>
       <w:r>
         <w:rPr>
-          <w:rFonts w:ascii="Times New Roman" w:hAnsi="Times New Roman"/>
+          <w:rFonts w:ascii="宋体" w:eastAsia="宋体" w:hAnsi="宋体"/>
           <w:noProof/>
+          <w:sz w:val="21"/>
+          <w:szCs w:val="21"/>
         </w:rPr>
         <w:t>1</w:t>
       </w:r>
       <w:r>
         <w:rPr>
-          <w:rFonts w:ascii="Times New Roman" w:hAnsi="Times New Roman"/>
+          <w:rFonts w:ascii="宋体" w:eastAsia="宋体" w:hAnsi="宋体"/>
+          <w:sz w:val="21"/>
+          <w:szCs w:val="21"/>
         </w:rPr>
         <w:fldChar w:fldCharType="end"/>
       </w:r>
       <w:r>
         <w:rPr>
-          <w:rFonts w:ascii="Times New Roman" w:hAnsi="Times New Roman" w:hint="eastAsia"/>
-        </w:rPr>
-        <w:t xml:space="preserve"> </w:t>
-      </w:r>
-      <w:r>
-        <w:rPr>
-          <w:rFonts w:ascii="Times New Roman" w:hAnsi="Times New Roman" w:hint="eastAsia"/>
-        </w:rPr>
-        <w:t>系统认证流程图</w:t>
-      </w:r>
-    </w:p>
-    <w:bookmarkEnd w:id="15"/>
-    <w:p>
-      <w:pPr>
-        <w:ind w:firstLine="420"/>
-        <w:rPr>
-          <w:rFonts w:ascii="Times New Roman" w:hAnsi="Times New Roman"/>
-        </w:rPr>
-      </w:pPr>
-      <w:r>
-        <w:rPr>
-          <w:rFonts w:ascii="Times New Roman" w:hAnsi="Times New Roman" w:hint="eastAsia"/>
-        </w:rPr>
-        <w:t>相比传统</w:t>
-      </w:r>
-      <w:r>
-        <w:rPr>
-          <w:rFonts w:ascii="Times New Roman" w:hAnsi="Times New Roman"/>
-        </w:rPr>
-        <w:t xml:space="preserve"> Session </w:t>
-      </w:r>
-      <w:r>
-        <w:rPr>
-          <w:rFonts w:ascii="Times New Roman" w:hAnsi="Times New Roman"/>
-        </w:rPr>
-        <w:t>认证方式，该机制具有以下优势：</w:t>
-      </w:r>
-    </w:p>
-    <w:p>
-      <w:pPr>
-        <w:ind w:firstLine="420"/>
-        <w:rPr>
-          <w:rFonts w:ascii="Times New Roman" w:hAnsi="Times New Roman"/>
-        </w:rPr>
-      </w:pPr>
-      <w:r>
-        <w:rPr>
-          <w:rFonts w:ascii="Times New Roman" w:hAnsi="Times New Roman" w:hint="eastAsia"/>
-        </w:rPr>
-        <w:t>1.</w:t>
-      </w:r>
-      <w:r>
-        <w:rPr>
-          <w:rFonts w:ascii="Times New Roman" w:hAnsi="Times New Roman" w:hint="eastAsia"/>
-        </w:rPr>
-        <w:t>无状态认证：</w:t>
-      </w:r>
-      <w:r>
-        <w:rPr>
-          <w:rFonts w:ascii="Times New Roman" w:hAnsi="Times New Roman"/>
-        </w:rPr>
-        <w:t xml:space="preserve">Access Token </w:t>
-      </w:r>
-      <w:r>
-        <w:rPr>
-          <w:rFonts w:ascii="Times New Roman" w:hAnsi="Times New Roman"/>
-        </w:rPr>
-        <w:t>不依赖服务器会话状态，适合分布式系统部署；</w:t>
-      </w:r>
-    </w:p>
-    <w:p>
-      <w:pPr>
-        <w:ind w:firstLine="420"/>
-        <w:rPr>
-          <w:rFonts w:ascii="Times New Roman" w:hAnsi="Times New Roman"/>
-        </w:rPr>
-      </w:pPr>
-      <w:r>
-        <w:rPr>
-          <w:rFonts w:ascii="Times New Roman" w:hAnsi="Times New Roman" w:hint="eastAsia"/>
-        </w:rPr>
-        <w:t>2.</w:t>
-      </w:r>
-      <w:r>
-        <w:rPr>
-          <w:rFonts w:ascii="Times New Roman" w:hAnsi="Times New Roman" w:hint="eastAsia"/>
-        </w:rPr>
-        <w:t>高性能：普通请求只需验证</w:t>
-      </w:r>
-      <w:r>
-        <w:rPr>
-          <w:rFonts w:ascii="Times New Roman" w:hAnsi="Times New Roman"/>
-        </w:rPr>
-        <w:t xml:space="preserve"> JWT </w:t>
-      </w:r>
-      <w:r>
-        <w:rPr>
-          <w:rFonts w:ascii="Times New Roman" w:hAnsi="Times New Roman"/>
-        </w:rPr>
-        <w:t>签名，无需访问数据库；</w:t>
-      </w:r>
-    </w:p>
-    <w:p>
-      <w:pPr>
-        <w:ind w:firstLine="420"/>
-        <w:rPr>
-          <w:rFonts w:ascii="Times New Roman" w:hAnsi="Times New Roman"/>
-        </w:rPr>
-      </w:pPr>
-      <w:r>
-        <w:rPr>
-          <w:rFonts w:ascii="Times New Roman" w:hAnsi="Times New Roman" w:hint="eastAsia"/>
-        </w:rPr>
-        <w:t>3.</w:t>
-      </w:r>
-      <w:r>
-        <w:rPr>
-          <w:rFonts w:ascii="Times New Roman" w:hAnsi="Times New Roman" w:hint="eastAsia"/>
-        </w:rPr>
-        <w:t>安全性增强：</w:t>
-      </w:r>
-      <w:r>
-        <w:rPr>
-          <w:rFonts w:ascii="Times New Roman" w:hAnsi="Times New Roman"/>
-        </w:rPr>
-        <w:t xml:space="preserve">Refresh Token </w:t>
-      </w:r>
-      <w:r>
-        <w:rPr>
-          <w:rFonts w:ascii="Times New Roman" w:hAnsi="Times New Roman"/>
-        </w:rPr>
-        <w:t>存储在</w:t>
-      </w:r>
-      <w:r>
-        <w:rPr>
-          <w:rFonts w:ascii="Times New Roman" w:hAnsi="Times New Roman"/>
-        </w:rPr>
-        <w:t xml:space="preserve"> Redis </w:t>
-      </w:r>
-      <w:r>
-        <w:rPr>
-          <w:rFonts w:ascii="Times New Roman" w:hAnsi="Times New Roman"/>
-        </w:rPr>
-        <w:t>中统一管理，并通过令牌轮换机制降低令牌泄露风险；</w:t>
-      </w:r>
-    </w:p>
-    <w:p>
-      <w:pPr>
-        <w:ind w:firstLine="420"/>
-        <w:rPr>
-          <w:rFonts w:ascii="Times New Roman" w:hAnsi="Times New Roman"/>
-        </w:rPr>
-      </w:pPr>
-      <w:r>
-        <w:rPr>
-          <w:rFonts w:ascii="Times New Roman" w:hAnsi="Times New Roman" w:hint="eastAsia"/>
-        </w:rPr>
-        <w:t>4.</w:t>
-      </w:r>
-      <w:r>
-        <w:rPr>
-          <w:rFonts w:ascii="Times New Roman" w:hAnsi="Times New Roman" w:hint="eastAsia"/>
-        </w:rPr>
-        <w:t>良好的扩展性：</w:t>
-      </w:r>
-      <w:r>
-        <w:rPr>
-          <w:rFonts w:ascii="Times New Roman" w:hAnsi="Times New Roman"/>
-        </w:rPr>
-        <w:t xml:space="preserve">Redis </w:t>
-      </w:r>
-      <w:r>
-        <w:rPr>
-          <w:rFonts w:ascii="Times New Roman" w:hAnsi="Times New Roman"/>
-        </w:rPr>
-        <w:t>作为高性能缓存数据库，可支持大规模用户会话管理。</w:t>
-      </w:r>
-    </w:p>
-    <w:p>
-      <w:pPr>
-        <w:ind w:firstLine="420"/>
-        <w:rPr>
-          <w:rFonts w:ascii="Times New Roman" w:hAnsi="Times New Roman"/>
-        </w:rPr>
-      </w:pPr>
-      <w:r>
-        <w:rPr>
-          <w:rFonts w:ascii="Times New Roman" w:hAnsi="Times New Roman" w:hint="eastAsia"/>
-        </w:rPr>
-        <w:t>在系统实现中，后端基于</w:t>
-      </w:r>
-      <w:r>
-        <w:rPr>
-          <w:rFonts w:ascii="Times New Roman" w:hAnsi="Times New Roman"/>
-        </w:rPr>
-        <w:t xml:space="preserve"> Spring Boot </w:t>
-      </w:r>
-      <w:r>
-        <w:rPr>
-          <w:rFonts w:ascii="Times New Roman" w:hAnsi="Times New Roman"/>
-        </w:rPr>
-        <w:t>的过滤器或拦截器机制，对所有受保护接口进行</w:t>
-      </w:r>
-      <w:r>
-        <w:rPr>
-          <w:rFonts w:ascii="Times New Roman" w:hAnsi="Times New Roman"/>
-        </w:rPr>
-        <w:t xml:space="preserve"> JWT </w:t>
-      </w:r>
-      <w:r>
-        <w:rPr>
-          <w:rFonts w:ascii="Times New Roman" w:hAnsi="Times New Roman"/>
-        </w:rPr>
-        <w:t>校验；同时通过</w:t>
-      </w:r>
-      <w:r>
-        <w:rPr>
-          <w:rFonts w:ascii="Times New Roman" w:hAnsi="Times New Roman"/>
-        </w:rPr>
-        <w:t xml:space="preserve"> Redis </w:t>
-      </w:r>
-      <w:r>
-        <w:rPr>
-          <w:rFonts w:ascii="Times New Roman" w:hAnsi="Times New Roman"/>
-        </w:rPr>
-        <w:t>管理</w:t>
-      </w:r>
-      <w:r>
-        <w:rPr>
-          <w:rFonts w:ascii="Times New Roman" w:hAnsi="Times New Roman"/>
-        </w:rPr>
-        <w:t xml:space="preserve"> Refresh Token</w:t>
-      </w:r>
-      <w:r>
-        <w:rPr>
-          <w:rFonts w:ascii="Times New Roman" w:hAnsi="Times New Roman"/>
-        </w:rPr>
-        <w:t>，实现用户会话的统一控制。该设计在保证系统性能的同时，也提供了较为安全和灵活的认证方案。</w:t>
-      </w:r>
-    </w:p>
-    <w:p>
-      <w:pPr>
-        <w:ind w:firstLine="420"/>
-        <w:rPr>
-          <w:rFonts w:ascii="Times New Roman" w:hAnsi="Times New Roman"/>
-        </w:rPr>
-      </w:pPr>
-      <w:r>
-        <w:rPr>
-          <w:rFonts w:ascii="Times New Roman" w:hAnsi="Times New Roman" w:hint="eastAsia"/>
-        </w:rPr>
-        <w:t>表</w:t>
-      </w:r>
-      <w:r>
-        <w:rPr>
-          <w:rFonts w:ascii="Times New Roman" w:hAnsi="Times New Roman" w:hint="eastAsia"/>
-        </w:rPr>
-        <w:t>2-1</w:t>
-      </w:r>
-      <w:r>
-        <w:rPr>
-          <w:rFonts w:ascii="Times New Roman" w:hAnsi="Times New Roman" w:hint="eastAsia"/>
-        </w:rPr>
-        <w:t>总结了前文关键技术的优缺点与适用场景：</w:t>
+          <w:rFonts w:ascii="宋体" w:eastAsia="宋体" w:hAnsi="宋体" w:hint="eastAsia"/>
+          <w:sz w:val="21"/>
+          <w:szCs w:val="21"/>
+        </w:rPr>
+        <w:t xml:space="preserve"> 关键技术对比</w:t>
       </w:r>
     </w:p>
     <w:tbl>
@@ -4880,7 +4942,6 @@
                 <w:rFonts w:ascii="Times New Roman" w:hAnsi="Times New Roman" w:hint="eastAsia"/>
                 <w:sz w:val="24"/>
               </w:rPr>
-              <w:lastRenderedPageBreak/>
               <w:t>技术</w:t>
             </w:r>
           </w:p>
@@ -5462,63 +5523,12 @@
           </w:p>
         </w:tc>
       </w:tr>
+      <w:bookmarkEnd w:id="14"/>
     </w:tbl>
-    <w:bookmarkEnd w:id="14"/>
     <w:p>
       <w:pPr>
         <w:pStyle w:val="aff3"/>
-        <w:jc w:val="center"/>
-      </w:pPr>
-      <w:r>
-        <w:t>表</w:t>
-      </w:r>
-      <w:r>
-        <w:t xml:space="preserve"> </w:t>
-      </w:r>
-      <w:r>
-        <w:rPr>
-          <w:rFonts w:hint="eastAsia"/>
-        </w:rPr>
-        <w:t>2</w:t>
-      </w:r>
-      <w:r>
-        <w:noBreakHyphen/>
-      </w:r>
-      <w:fldSimple w:instr=" STYLEREF 1 \s ">
-        <w:r>
-          <w:rPr>
-            <w:noProof/>
-          </w:rPr>
-          <w:t>0</w:t>
-        </w:r>
-      </w:fldSimple>
-      <w:r>
-        <w:noBreakHyphen/>
-      </w:r>
-      <w:r>
-        <w:fldChar w:fldCharType="begin"/>
-      </w:r>
-      <w:r>
-        <w:instrText xml:space="preserve"> SEQ </w:instrText>
-      </w:r>
-      <w:r>
-        <w:instrText>表</w:instrText>
-      </w:r>
-      <w:r>
-        <w:instrText xml:space="preserve"> \* ARABIC \s 1 </w:instrText>
-      </w:r>
-      <w:r>
-        <w:fldChar w:fldCharType="separate"/>
-      </w:r>
-      <w:r>
-        <w:rPr>
-          <w:noProof/>
-        </w:rPr>
-        <w:t>1</w:t>
-      </w:r>
-      <w:r>
-        <w:fldChar w:fldCharType="end"/>
-      </w:r>
+      </w:pPr>
     </w:p>
     <w:p>
       <w:pPr>
@@ -5579,6 +5589,7 @@
         <w:rPr>
           <w:rFonts w:ascii="Times New Roman" w:hAnsi="Times New Roman" w:hint="eastAsia"/>
         </w:rPr>
+        <w:lastRenderedPageBreak/>
         <w:t>时间序列预测基本概念</w:t>
       </w:r>
     </w:p>
@@ -5593,14 +5604,7 @@
         <w:rPr>
           <w:rFonts w:ascii="Times New Roman" w:hAnsi="Times New Roman" w:hint="eastAsia"/>
         </w:rPr>
-        <w:t>时间序列指按照时间顺序记录的数据序列，例如每天或每月的门诊挂号量。时间序列</w:t>
-      </w:r>
-      <w:r>
-        <w:rPr>
-          <w:rFonts w:ascii="Times New Roman" w:hAnsi="Times New Roman" w:hint="eastAsia"/>
-        </w:rPr>
-        <w:lastRenderedPageBreak/>
-        <w:t>预测旨在揭示数据的时间依赖结构并预测未来值，常用于医务人员排班和资源调度</w:t>
+        <w:t>时间序列指按照时间顺序记录的数据序列，例如每天或每月的门诊挂号量。时间序列预测旨在揭示数据的时间依赖结构并预测未来值，常用于医务人员排班和资源调度</w:t>
       </w:r>
       <w:r>
         <w:rPr>
@@ -6414,7 +6418,7 @@
           <w:p>
             <w:pPr>
               <w:rPr>
-                <w:rFonts w:ascii="Times New Roman" w:hAnsi="Times New Roman" w:hint="eastAsia"/>
+                <w:rFonts w:ascii="Times New Roman" w:hAnsi="Times New Roman"/>
               </w:rPr>
             </w:pPr>
           </w:p>
@@ -6428,7 +6432,7 @@
             <w:pPr>
               <w:ind w:left="360"/>
               <w:rPr>
-                <w:rFonts w:ascii="Times New Roman" w:hAnsi="Times New Roman" w:hint="eastAsia"/>
+                <w:rFonts w:ascii="Times New Roman" w:hAnsi="Times New Roman"/>
               </w:rPr>
             </w:pPr>
             <m:oMathPara>
@@ -6477,7 +6481,7 @@
               <w:wordWrap w:val="0"/>
               <w:jc w:val="right"/>
               <w:rPr>
-                <w:rFonts w:ascii="Times New Roman" w:hAnsi="Times New Roman" w:hint="eastAsia"/>
+                <w:rFonts w:ascii="Times New Roman" w:hAnsi="Times New Roman"/>
               </w:rPr>
             </w:pPr>
             <w:r>
@@ -6498,7 +6502,7 @@
           <w:p>
             <w:pPr>
               <w:rPr>
-                <w:rFonts w:ascii="Times New Roman" w:hAnsi="Times New Roman" w:hint="eastAsia"/>
+                <w:rFonts w:ascii="Times New Roman" w:hAnsi="Times New Roman"/>
               </w:rPr>
             </w:pPr>
           </w:p>
@@ -6512,7 +6516,7 @@
             <w:pPr>
               <w:ind w:left="360"/>
               <w:rPr>
-                <w:rFonts w:ascii="Times New Roman" w:hAnsi="Times New Roman" w:hint="eastAsia"/>
+                <w:rFonts w:ascii="Times New Roman" w:hAnsi="Times New Roman"/>
               </w:rPr>
             </w:pPr>
             <m:oMathPara>
@@ -6537,26 +6541,14 @@
               <w:wordWrap w:val="0"/>
               <w:jc w:val="right"/>
               <w:rPr>
+                <w:rFonts w:ascii="Times New Roman" w:hAnsi="Times New Roman"/>
+              </w:rPr>
+            </w:pPr>
+            <w:r>
+              <w:rPr>
                 <w:rFonts w:ascii="Times New Roman" w:hAnsi="Times New Roman" w:hint="eastAsia"/>
               </w:rPr>
-            </w:pPr>
-            <w:r>
-              <w:rPr>
-                <w:rFonts w:ascii="Times New Roman" w:hAnsi="Times New Roman" w:hint="eastAsia"/>
-              </w:rPr>
-              <w:t>(2-</w:t>
-            </w:r>
-            <w:r>
-              <w:rPr>
-                <w:rFonts w:ascii="Times New Roman" w:hAnsi="Times New Roman" w:hint="eastAsia"/>
-              </w:rPr>
-              <w:t>2</w:t>
-            </w:r>
-            <w:r>
-              <w:rPr>
-                <w:rFonts w:ascii="Times New Roman" w:hAnsi="Times New Roman" w:hint="eastAsia"/>
-              </w:rPr>
-              <w:t>)</w:t>
+              <w:t>(2-2)</w:t>
             </w:r>
           </w:p>
         </w:tc>
@@ -6573,6 +6565,7 @@
         <w:rPr>
           <w:rFonts w:ascii="Times New Roman" w:hAnsi="Times New Roman"/>
         </w:rPr>
+        <w:lastRenderedPageBreak/>
         <w:t>其中，</w:t>
       </w:r>
       <w:r>
@@ -6651,7 +6644,6 @@
         <w:rPr>
           <w:rFonts w:ascii="Times New Roman" w:hAnsi="Times New Roman" w:hint="eastAsia"/>
         </w:rPr>
-        <w:lastRenderedPageBreak/>
         <w:t>挂号量预测场景分析</w:t>
       </w:r>
     </w:p>
@@ -7228,43 +7220,6 @@
           <w:rFonts w:ascii="Times New Roman" w:hAnsi="Times New Roman" w:hint="eastAsia"/>
         </w:rPr>
         <w:t>3</w:t>
-      </w:r>
-      <w:r>
-        <w:rPr>
-          <w:rFonts w:ascii="Times New Roman" w:hAnsi="Times New Roman"/>
-        </w:rPr>
-        <w:noBreakHyphen/>
-      </w:r>
-      <w:r>
-        <w:rPr>
-          <w:rFonts w:ascii="Times New Roman" w:hAnsi="Times New Roman"/>
-        </w:rPr>
-        <w:fldChar w:fldCharType="begin"/>
-      </w:r>
-      <w:r>
-        <w:rPr>
-          <w:rFonts w:ascii="Times New Roman" w:hAnsi="Times New Roman"/>
-        </w:rPr>
-        <w:instrText xml:space="preserve"> STYLEREF 1 \s </w:instrText>
-      </w:r>
-      <w:r>
-        <w:rPr>
-          <w:rFonts w:ascii="Times New Roman" w:hAnsi="Times New Roman"/>
-        </w:rPr>
-        <w:fldChar w:fldCharType="separate"/>
-      </w:r>
-      <w:r>
-        <w:rPr>
-          <w:rFonts w:ascii="Times New Roman" w:hAnsi="Times New Roman"/>
-          <w:noProof/>
-        </w:rPr>
-        <w:t>0</w:t>
-      </w:r>
-      <w:r>
-        <w:rPr>
-          <w:rFonts w:ascii="Times New Roman" w:hAnsi="Times New Roman"/>
-        </w:rPr>
-        <w:fldChar w:fldCharType="end"/>
       </w:r>
       <w:r>
         <w:rPr>
@@ -10822,43 +10777,6 @@
         <w:rPr>
           <w:rFonts w:ascii="Times New Roman" w:hAnsi="Times New Roman"/>
         </w:rPr>
-        <w:instrText xml:space="preserve"> STYLEREF 1 \s </w:instrText>
-      </w:r>
-      <w:r>
-        <w:rPr>
-          <w:rFonts w:ascii="Times New Roman" w:hAnsi="Times New Roman"/>
-        </w:rPr>
-        <w:fldChar w:fldCharType="separate"/>
-      </w:r>
-      <w:r>
-        <w:rPr>
-          <w:rFonts w:ascii="Times New Roman" w:hAnsi="Times New Roman"/>
-          <w:noProof/>
-        </w:rPr>
-        <w:t>0</w:t>
-      </w:r>
-      <w:r>
-        <w:rPr>
-          <w:rFonts w:ascii="Times New Roman" w:hAnsi="Times New Roman"/>
-        </w:rPr>
-        <w:fldChar w:fldCharType="end"/>
-      </w:r>
-      <w:r>
-        <w:rPr>
-          <w:rFonts w:ascii="Times New Roman" w:hAnsi="Times New Roman"/>
-        </w:rPr>
-        <w:noBreakHyphen/>
-      </w:r>
-      <w:r>
-        <w:rPr>
-          <w:rFonts w:ascii="Times New Roman" w:hAnsi="Times New Roman"/>
-        </w:rPr>
-        <w:fldChar w:fldCharType="begin"/>
-      </w:r>
-      <w:r>
-        <w:rPr>
-          <w:rFonts w:ascii="Times New Roman" w:hAnsi="Times New Roman"/>
-        </w:rPr>
         <w:instrText xml:space="preserve"> SEQ </w:instrText>
       </w:r>
       <w:r>
@@ -11136,17 +11054,6 @@
       <w:r>
         <w:noBreakHyphen/>
       </w:r>
-      <w:fldSimple w:instr=" STYLEREF 1 \s ">
-        <w:r>
-          <w:rPr>
-            <w:noProof/>
-          </w:rPr>
-          <w:t>0</w:t>
-        </w:r>
-      </w:fldSimple>
-      <w:r>
-        <w:noBreakHyphen/>
-      </w:r>
       <w:r>
         <w:fldChar w:fldCharType="begin"/>
       </w:r>
@@ -11585,43 +11492,6 @@
         <w:rPr>
           <w:rFonts w:ascii="Times New Roman" w:hAnsi="Times New Roman"/>
         </w:rPr>
-        <w:instrText xml:space="preserve"> STYLEREF 1 \s </w:instrText>
-      </w:r>
-      <w:r>
-        <w:rPr>
-          <w:rFonts w:ascii="Times New Roman" w:hAnsi="Times New Roman"/>
-        </w:rPr>
-        <w:fldChar w:fldCharType="separate"/>
-      </w:r>
-      <w:r>
-        <w:rPr>
-          <w:rFonts w:ascii="Times New Roman" w:hAnsi="Times New Roman"/>
-          <w:noProof/>
-        </w:rPr>
-        <w:t>0</w:t>
-      </w:r>
-      <w:r>
-        <w:rPr>
-          <w:rFonts w:ascii="Times New Roman" w:hAnsi="Times New Roman"/>
-        </w:rPr>
-        <w:fldChar w:fldCharType="end"/>
-      </w:r>
-      <w:r>
-        <w:rPr>
-          <w:rFonts w:ascii="Times New Roman" w:hAnsi="Times New Roman"/>
-        </w:rPr>
-        <w:noBreakHyphen/>
-      </w:r>
-      <w:r>
-        <w:rPr>
-          <w:rFonts w:ascii="Times New Roman" w:hAnsi="Times New Roman"/>
-        </w:rPr>
-        <w:fldChar w:fldCharType="begin"/>
-      </w:r>
-      <w:r>
-        <w:rPr>
-          <w:rFonts w:ascii="Times New Roman" w:hAnsi="Times New Roman"/>
-        </w:rPr>
         <w:instrText xml:space="preserve"> SEQ </w:instrText>
       </w:r>
       <w:r>
@@ -11703,7 +11573,31 @@
         <w:rPr>
           <w:rFonts w:ascii="Times New Roman" w:hAnsi="Times New Roman" w:hint="eastAsia"/>
         </w:rPr>
-        <w:t>挂号模块是整个系统的核心功能。系统需要支持预约挂号、号源管理以及挂号记录查询等功能。</w:t>
+        <w:t>挂号模块是整个系统的核心功能。系统需要支持预约挂号、号源管理以及挂号记录查询等功能</w:t>
+      </w:r>
+      <w:r>
+        <w:rPr>
+          <w:rFonts w:ascii="Times New Roman" w:hAnsi="Times New Roman" w:hint="eastAsia"/>
+        </w:rPr>
+        <w:t>（图</w:t>
+      </w:r>
+      <w:r>
+        <w:rPr>
+          <w:rFonts w:ascii="Times New Roman" w:hAnsi="Times New Roman" w:hint="eastAsia"/>
+        </w:rPr>
+        <w:t>4-4</w:t>
+      </w:r>
+      <w:r>
+        <w:rPr>
+          <w:rFonts w:ascii="Times New Roman" w:hAnsi="Times New Roman" w:hint="eastAsia"/>
+        </w:rPr>
+        <w:t>）</w:t>
+      </w:r>
+      <w:r>
+        <w:rPr>
+          <w:rFonts w:ascii="Times New Roman" w:hAnsi="Times New Roman" w:hint="eastAsia"/>
+        </w:rPr>
+        <w:t>。</w:t>
       </w:r>
     </w:p>
     <w:p>
@@ -11809,43 +11703,6 @@
         <w:rPr>
           <w:rFonts w:ascii="Times New Roman" w:hAnsi="Times New Roman"/>
         </w:rPr>
-        <w:instrText xml:space="preserve"> STYLEREF 1 \s </w:instrText>
-      </w:r>
-      <w:r>
-        <w:rPr>
-          <w:rFonts w:ascii="Times New Roman" w:hAnsi="Times New Roman"/>
-        </w:rPr>
-        <w:fldChar w:fldCharType="separate"/>
-      </w:r>
-      <w:r>
-        <w:rPr>
-          <w:rFonts w:ascii="Times New Roman" w:hAnsi="Times New Roman"/>
-          <w:noProof/>
-        </w:rPr>
-        <w:t>0</w:t>
-      </w:r>
-      <w:r>
-        <w:rPr>
-          <w:rFonts w:ascii="Times New Roman" w:hAnsi="Times New Roman"/>
-        </w:rPr>
-        <w:fldChar w:fldCharType="end"/>
-      </w:r>
-      <w:r>
-        <w:rPr>
-          <w:rFonts w:ascii="Times New Roman" w:hAnsi="Times New Roman"/>
-        </w:rPr>
-        <w:noBreakHyphen/>
-      </w:r>
-      <w:r>
-        <w:rPr>
-          <w:rFonts w:ascii="Times New Roman" w:hAnsi="Times New Roman"/>
-        </w:rPr>
-        <w:fldChar w:fldCharType="begin"/>
-      </w:r>
-      <w:r>
-        <w:rPr>
-          <w:rFonts w:ascii="Times New Roman" w:hAnsi="Times New Roman"/>
-        </w:rPr>
         <w:instrText xml:space="preserve"> SEQ </w:instrText>
       </w:r>
       <w:r>
@@ -11921,7 +11778,31 @@
         <w:rPr>
           <w:rFonts w:ascii="Times New Roman" w:hAnsi="Times New Roman" w:hint="eastAsia"/>
         </w:rPr>
-        <w:t>医生排班是门诊管理的重要内容。如果排班安排不合理，可能会导致医疗资源浪费或患者等待时间过长。</w:t>
+        <w:t>医生排班是门诊管理的重要内容。如果排班安排不合理，可能会导致医疗资源浪费或患者等待时间过长</w:t>
+      </w:r>
+      <w:r>
+        <w:rPr>
+          <w:rFonts w:ascii="Times New Roman" w:hAnsi="Times New Roman" w:hint="eastAsia"/>
+        </w:rPr>
+        <w:t>（图</w:t>
+      </w:r>
+      <w:r>
+        <w:rPr>
+          <w:rFonts w:ascii="Times New Roman" w:hAnsi="Times New Roman" w:hint="eastAsia"/>
+        </w:rPr>
+        <w:t>4-5</w:t>
+      </w:r>
+      <w:r>
+        <w:rPr>
+          <w:rFonts w:ascii="Times New Roman" w:hAnsi="Times New Roman" w:hint="eastAsia"/>
+        </w:rPr>
+        <w:t>）</w:t>
+      </w:r>
+      <w:r>
+        <w:rPr>
+          <w:rFonts w:ascii="Times New Roman" w:hAnsi="Times New Roman" w:hint="eastAsia"/>
+        </w:rPr>
+        <w:t>。</w:t>
       </w:r>
     </w:p>
     <w:p>
@@ -12040,43 +11921,6 @@
         <w:rPr>
           <w:rFonts w:ascii="Times New Roman" w:hAnsi="Times New Roman"/>
         </w:rPr>
-        <w:instrText xml:space="preserve"> STYLEREF 1 \s </w:instrText>
-      </w:r>
-      <w:r>
-        <w:rPr>
-          <w:rFonts w:ascii="Times New Roman" w:hAnsi="Times New Roman"/>
-        </w:rPr>
-        <w:fldChar w:fldCharType="separate"/>
-      </w:r>
-      <w:r>
-        <w:rPr>
-          <w:rFonts w:ascii="Times New Roman" w:hAnsi="Times New Roman"/>
-          <w:noProof/>
-        </w:rPr>
-        <w:t>0</w:t>
-      </w:r>
-      <w:r>
-        <w:rPr>
-          <w:rFonts w:ascii="Times New Roman" w:hAnsi="Times New Roman"/>
-        </w:rPr>
-        <w:fldChar w:fldCharType="end"/>
-      </w:r>
-      <w:r>
-        <w:rPr>
-          <w:rFonts w:ascii="Times New Roman" w:hAnsi="Times New Roman"/>
-        </w:rPr>
-        <w:noBreakHyphen/>
-      </w:r>
-      <w:r>
-        <w:rPr>
-          <w:rFonts w:ascii="Times New Roman" w:hAnsi="Times New Roman"/>
-        </w:rPr>
-        <w:fldChar w:fldCharType="begin"/>
-      </w:r>
-      <w:r>
-        <w:rPr>
-          <w:rFonts w:ascii="Times New Roman" w:hAnsi="Times New Roman"/>
-        </w:rPr>
         <w:instrText xml:space="preserve"> SEQ </w:instrText>
       </w:r>
       <w:r>
@@ -12158,7 +12002,31 @@
         <w:rPr>
           <w:rFonts w:ascii="Times New Roman" w:hAnsi="Times New Roman" w:hint="eastAsia"/>
         </w:rPr>
-        <w:t>电子病历是医疗信息系统中的重要组成部分。相比传统纸质病历，电子病历更方便存储和查询。</w:t>
+        <w:t>电子病历是医疗信息系统中的重要组成部分。相比传统纸质病历，电子病历更方便存储和查询</w:t>
+      </w:r>
+      <w:r>
+        <w:rPr>
+          <w:rFonts w:ascii="Times New Roman" w:hAnsi="Times New Roman" w:hint="eastAsia"/>
+        </w:rPr>
+        <w:t>（图</w:t>
+      </w:r>
+      <w:r>
+        <w:rPr>
+          <w:rFonts w:ascii="Times New Roman" w:hAnsi="Times New Roman" w:hint="eastAsia"/>
+        </w:rPr>
+        <w:t>4-6</w:t>
+      </w:r>
+      <w:r>
+        <w:rPr>
+          <w:rFonts w:ascii="Times New Roman" w:hAnsi="Times New Roman" w:hint="eastAsia"/>
+        </w:rPr>
+        <w:t>）</w:t>
+      </w:r>
+      <w:r>
+        <w:rPr>
+          <w:rFonts w:ascii="Times New Roman" w:hAnsi="Times New Roman" w:hint="eastAsia"/>
+        </w:rPr>
+        <w:t>。</w:t>
       </w:r>
     </w:p>
     <w:p>
@@ -12256,17 +12124,6 @@
       <w:r>
         <w:noBreakHyphen/>
       </w:r>
-      <w:fldSimple w:instr=" STYLEREF 1 \s ">
-        <w:r>
-          <w:rPr>
-            <w:noProof/>
-          </w:rPr>
-          <w:t>0</w:t>
-        </w:r>
-      </w:fldSimple>
-      <w:r>
-        <w:noBreakHyphen/>
-      </w:r>
       <w:r>
         <w:fldChar w:fldCharType="begin"/>
       </w:r>
@@ -12467,43 +12324,6 @@
         <w:rPr>
           <w:rFonts w:ascii="Times New Roman" w:hAnsi="Times New Roman"/>
         </w:rPr>
-        <w:instrText xml:space="preserve"> STYLEREF 1 \s </w:instrText>
-      </w:r>
-      <w:r>
-        <w:rPr>
-          <w:rFonts w:ascii="Times New Roman" w:hAnsi="Times New Roman"/>
-        </w:rPr>
-        <w:fldChar w:fldCharType="separate"/>
-      </w:r>
-      <w:r>
-        <w:rPr>
-          <w:rFonts w:ascii="Times New Roman" w:hAnsi="Times New Roman"/>
-          <w:noProof/>
-        </w:rPr>
-        <w:t>0</w:t>
-      </w:r>
-      <w:r>
-        <w:rPr>
-          <w:rFonts w:ascii="Times New Roman" w:hAnsi="Times New Roman"/>
-        </w:rPr>
-        <w:fldChar w:fldCharType="end"/>
-      </w:r>
-      <w:r>
-        <w:rPr>
-          <w:rFonts w:ascii="Times New Roman" w:hAnsi="Times New Roman"/>
-        </w:rPr>
-        <w:noBreakHyphen/>
-      </w:r>
-      <w:r>
-        <w:rPr>
-          <w:rFonts w:ascii="Times New Roman" w:hAnsi="Times New Roman"/>
-        </w:rPr>
-        <w:fldChar w:fldCharType="begin"/>
-      </w:r>
-      <w:r>
-        <w:rPr>
-          <w:rFonts w:ascii="Times New Roman" w:hAnsi="Times New Roman"/>
-        </w:rPr>
         <w:instrText xml:space="preserve"> SEQ </w:instrText>
       </w:r>
       <w:r>
@@ -12793,22 +12613,50 @@
         </w:rPr>
         <w:t>这些数据之间通过主键和逻辑外键进行关联。</w:t>
       </w:r>
+      <w:r>
+        <w:rPr>
+          <w:rFonts w:ascii="Times New Roman" w:hAnsi="Times New Roman" w:hint="eastAsia"/>
+        </w:rPr>
+        <w:t>系统数据库总体结构如图</w:t>
+      </w:r>
+      <w:r>
+        <w:rPr>
+          <w:rFonts w:ascii="Times New Roman" w:hAnsi="Times New Roman" w:hint="eastAsia"/>
+        </w:rPr>
+        <w:t>4-8</w:t>
+      </w:r>
+      <w:r>
+        <w:rPr>
+          <w:rFonts w:ascii="Times New Roman" w:hAnsi="Times New Roman" w:hint="eastAsia"/>
+        </w:rPr>
+        <w:t>所示。</w:t>
+      </w:r>
     </w:p>
     <w:p>
       <w:pPr>
         <w:keepNext/>
         <w:ind w:left="420"/>
         <w:jc w:val="center"/>
-      </w:pPr>
-      <w:r>
         <w:rPr>
           <w:noProof/>
         </w:rPr>
+      </w:pPr>
+    </w:p>
+    <w:p>
+      <w:pPr>
+        <w:keepNext/>
+        <w:ind w:left="420"/>
+        <w:jc w:val="center"/>
+      </w:pPr>
+      <w:r>
+        <w:rPr>
+          <w:noProof/>
+        </w:rPr>
         <w:drawing>
-          <wp:inline distT="0" distB="0" distL="0" distR="0" wp14:anchorId="121299F4" wp14:editId="6A507A3D">
-            <wp:extent cx="5274310" cy="3112770"/>
-            <wp:effectExtent l="0" t="0" r="2540" b="0"/>
-            <wp:docPr id="1662254532" name="图片 1"/>
+          <wp:inline distT="0" distB="0" distL="0" distR="0" wp14:anchorId="118FC64D" wp14:editId="4510AEF9">
+            <wp:extent cx="4440725" cy="3230245"/>
+            <wp:effectExtent l="0" t="0" r="0" b="8255"/>
+            <wp:docPr id="410534382" name="图片 2"/>
             <wp:cNvGraphicFramePr>
               <a:graphicFrameLocks xmlns:a="http://schemas.openxmlformats.org/drawingml/2006/main" noChangeAspect="1"/>
             </wp:cNvGraphicFramePr>
@@ -12816,23 +12664,41 @@
               <a:graphicData uri="http://schemas.openxmlformats.org/drawingml/2006/picture">
                 <pic:pic xmlns:pic="http://schemas.openxmlformats.org/drawingml/2006/picture">
                   <pic:nvPicPr>
-                    <pic:cNvPr id="1662254532" name=""/>
-                    <pic:cNvPicPr/>
+                    <pic:cNvPr id="0" name="Picture 6"/>
+                    <pic:cNvPicPr>
+                      <a:picLocks noChangeAspect="1" noChangeArrowheads="1"/>
+                    </pic:cNvPicPr>
                   </pic:nvPicPr>
-                  <pic:blipFill>
-                    <a:blip r:embed="rId19"/>
+                  <pic:blipFill rotWithShape="1">
+                    <a:blip r:embed="rId19" cstate="print">
+                      <a:extLst>
+                        <a:ext uri="{28A0092B-C50C-407E-A947-70E740481C1C}">
+                          <a14:useLocalDpi xmlns:a14="http://schemas.microsoft.com/office/drawing/2010/main" val="0"/>
+                        </a:ext>
+                      </a:extLst>
+                    </a:blip>
+                    <a:srcRect r="15805"/>
                     <a:stretch>
                       <a:fillRect/>
                     </a:stretch>
                   </pic:blipFill>
-                  <pic:spPr>
+                  <pic:spPr bwMode="auto">
                     <a:xfrm>
                       <a:off x="0" y="0"/>
-                      <a:ext cx="5274310" cy="3112770"/>
+                      <a:ext cx="4440725" cy="3230245"/>
                     </a:xfrm>
                     <a:prstGeom prst="rect">
                       <a:avLst/>
                     </a:prstGeom>
+                    <a:noFill/>
+                    <a:ln>
+                      <a:noFill/>
+                    </a:ln>
+                    <a:extLst>
+                      <a:ext uri="{53640926-AAD7-44D8-BBD7-CCE9431645EC}">
+                        <a14:shadowObscured xmlns:a14="http://schemas.microsoft.com/office/drawing/2010/main"/>
+                      </a:ext>
+                    </a:extLst>
                   </pic:spPr>
                 </pic:pic>
               </a:graphicData>
@@ -12865,7 +12731,7 @@
         <w:rPr>
           <w:rFonts w:ascii="Times New Roman" w:hAnsi="Times New Roman" w:hint="eastAsia"/>
         </w:rPr>
-        <w:t>1</w:t>
+        <w:t>4</w:t>
       </w:r>
       <w:r>
         <w:rPr>
@@ -12974,7 +12840,43 @@
         <w:rPr>
           <w:rFonts w:ascii="Times New Roman" w:hAnsi="Times New Roman" w:hint="eastAsia"/>
         </w:rPr>
-        <w:t>本系统各数据表具体结构如下：</w:t>
+        <w:t>（</w:t>
+      </w:r>
+      <w:r>
+        <w:rPr>
+          <w:rFonts w:ascii="Times New Roman" w:hAnsi="Times New Roman" w:hint="eastAsia"/>
+        </w:rPr>
+        <w:t>1</w:t>
+      </w:r>
+      <w:r>
+        <w:rPr>
+          <w:rFonts w:ascii="Times New Roman" w:hAnsi="Times New Roman" w:hint="eastAsia"/>
+        </w:rPr>
+        <w:t>）</w:t>
+      </w:r>
+      <w:r>
+        <w:rPr>
+          <w:rFonts w:ascii="Times New Roman" w:hAnsi="Times New Roman" w:hint="eastAsia"/>
+        </w:rPr>
+        <w:t>用户基础信息表</w:t>
+      </w:r>
+      <w:r>
+        <w:rPr>
+          <w:rFonts w:ascii="Times New Roman" w:hAnsi="Times New Roman" w:hint="eastAsia"/>
+        </w:rPr>
+        <w:t>（</w:t>
+      </w:r>
+      <w:r>
+        <w:rPr>
+          <w:rFonts w:ascii="Times New Roman" w:hAnsi="Times New Roman" w:hint="eastAsia"/>
+        </w:rPr>
+        <w:t>user_base</w:t>
+      </w:r>
+      <w:r>
+        <w:rPr>
+          <w:rFonts w:ascii="Times New Roman" w:hAnsi="Times New Roman" w:hint="eastAsia"/>
+        </w:rPr>
+        <w:t>）</w:t>
       </w:r>
     </w:p>
     <w:p>
@@ -12986,27 +12888,164 @@
       </w:pPr>
       <w:r>
         <w:rPr>
-          <w:rFonts w:ascii="Times New Roman" w:hAnsi="Times New Roman" w:hint="eastAsia"/>
-        </w:rPr>
-        <w:t>（</w:t>
-      </w:r>
-      <w:r>
-        <w:rPr>
-          <w:rFonts w:ascii="Times New Roman" w:hAnsi="Times New Roman" w:hint="eastAsia"/>
+          <w:rFonts w:ascii="Times New Roman" w:hAnsi="Times New Roman"/>
+        </w:rPr>
+        <w:t>用户基础信息表主要用于存储系统用户的基本登录信息，包括用户名、密码、联系方式等内容。系统中的患者、医生及管理员均需要关联用户基础信息，实现统一身份管理。用户基础信息表结构如表</w:t>
+      </w:r>
+      <w:r>
+        <w:rPr>
+          <w:rFonts w:ascii="Times New Roman" w:hAnsi="Times New Roman"/>
+        </w:rPr>
+        <w:t>4-1</w:t>
+      </w:r>
+      <w:r>
+        <w:rPr>
+          <w:rFonts w:ascii="Times New Roman" w:hAnsi="Times New Roman"/>
+        </w:rPr>
+        <w:t>所示。</w:t>
+      </w:r>
+    </w:p>
+    <w:p>
+      <w:pPr>
+        <w:pStyle w:val="aff3"/>
+        <w:keepNext/>
+        <w:spacing w:after="0"/>
+        <w:jc w:val="center"/>
+        <w:rPr>
+          <w:rFonts w:ascii="宋体" w:eastAsia="宋体" w:hAnsi="宋体"/>
+          <w:sz w:val="21"/>
+          <w:szCs w:val="21"/>
+        </w:rPr>
+      </w:pPr>
+      <w:r>
+        <w:rPr>
+          <w:rFonts w:ascii="宋体" w:eastAsia="宋体" w:hAnsi="宋体"/>
+          <w:sz w:val="21"/>
+          <w:szCs w:val="21"/>
+        </w:rPr>
+        <w:t xml:space="preserve">表 </w:t>
+      </w:r>
+      <w:r>
+        <w:rPr>
+          <w:rFonts w:ascii="宋体" w:eastAsia="宋体" w:hAnsi="宋体" w:hint="eastAsia"/>
+          <w:sz w:val="21"/>
+          <w:szCs w:val="21"/>
+        </w:rPr>
+        <w:t>4</w:t>
+      </w:r>
+      <w:r>
+        <w:rPr>
+          <w:rFonts w:ascii="宋体" w:eastAsia="宋体" w:hAnsi="宋体"/>
+          <w:sz w:val="21"/>
+          <w:szCs w:val="21"/>
+        </w:rPr>
+        <w:noBreakHyphen/>
+      </w:r>
+      <w:r>
+        <w:rPr>
+          <w:rFonts w:ascii="宋体" w:eastAsia="宋体" w:hAnsi="宋体"/>
+          <w:sz w:val="21"/>
+          <w:szCs w:val="21"/>
+        </w:rPr>
+        <w:fldChar w:fldCharType="begin"/>
+      </w:r>
+      <w:r>
+        <w:rPr>
+          <w:rFonts w:ascii="宋体" w:eastAsia="宋体" w:hAnsi="宋体"/>
+          <w:sz w:val="21"/>
+          <w:szCs w:val="21"/>
+        </w:rPr>
+        <w:instrText xml:space="preserve"> STYLEREF 1 \s </w:instrText>
+      </w:r>
+      <w:r>
+        <w:rPr>
+          <w:rFonts w:ascii="宋体" w:eastAsia="宋体" w:hAnsi="宋体"/>
+          <w:sz w:val="21"/>
+          <w:szCs w:val="21"/>
+        </w:rPr>
+        <w:fldChar w:fldCharType="separate"/>
+      </w:r>
+      <w:r>
+        <w:rPr>
+          <w:rFonts w:ascii="宋体" w:eastAsia="宋体" w:hAnsi="宋体"/>
+          <w:noProof/>
+          <w:sz w:val="21"/>
+          <w:szCs w:val="21"/>
+        </w:rPr>
+        <w:t>0</w:t>
+      </w:r>
+      <w:r>
+        <w:rPr>
+          <w:rFonts w:ascii="宋体" w:eastAsia="宋体" w:hAnsi="宋体"/>
+          <w:sz w:val="21"/>
+          <w:szCs w:val="21"/>
+        </w:rPr>
+        <w:fldChar w:fldCharType="end"/>
+      </w:r>
+      <w:r>
+        <w:rPr>
+          <w:rFonts w:ascii="宋体" w:eastAsia="宋体" w:hAnsi="宋体"/>
+          <w:sz w:val="21"/>
+          <w:szCs w:val="21"/>
+        </w:rPr>
+        <w:noBreakHyphen/>
+      </w:r>
+      <w:r>
+        <w:rPr>
+          <w:rFonts w:ascii="宋体" w:eastAsia="宋体" w:hAnsi="宋体"/>
+          <w:sz w:val="21"/>
+          <w:szCs w:val="21"/>
+        </w:rPr>
+        <w:fldChar w:fldCharType="begin"/>
+      </w:r>
+      <w:r>
+        <w:rPr>
+          <w:rFonts w:ascii="宋体" w:eastAsia="宋体" w:hAnsi="宋体"/>
+          <w:sz w:val="21"/>
+          <w:szCs w:val="21"/>
+        </w:rPr>
+        <w:instrText xml:space="preserve"> SEQ 表 \* ARABIC \s 1 </w:instrText>
+      </w:r>
+      <w:r>
+        <w:rPr>
+          <w:rFonts w:ascii="宋体" w:eastAsia="宋体" w:hAnsi="宋体"/>
+          <w:sz w:val="21"/>
+          <w:szCs w:val="21"/>
+        </w:rPr>
+        <w:fldChar w:fldCharType="separate"/>
+      </w:r>
+      <w:r>
+        <w:rPr>
+          <w:rFonts w:ascii="宋体" w:eastAsia="宋体" w:hAnsi="宋体"/>
+          <w:noProof/>
+          <w:sz w:val="21"/>
+          <w:szCs w:val="21"/>
         </w:rPr>
         <w:t>1</w:t>
       </w:r>
       <w:r>
         <w:rPr>
-          <w:rFonts w:ascii="Times New Roman" w:hAnsi="Times New Roman" w:hint="eastAsia"/>
-        </w:rPr>
-        <w:t>）</w:t>
-      </w:r>
-      <w:r>
-        <w:rPr>
-          <w:rFonts w:ascii="Times New Roman" w:hAnsi="Times New Roman" w:hint="eastAsia"/>
-        </w:rPr>
-        <w:t>用户基础信息表</w:t>
+          <w:rFonts w:ascii="宋体" w:eastAsia="宋体" w:hAnsi="宋体"/>
+          <w:sz w:val="21"/>
+          <w:szCs w:val="21"/>
+        </w:rPr>
+        <w:fldChar w:fldCharType="end"/>
+      </w:r>
+      <w:r>
+        <w:rPr>
+          <w:rFonts w:ascii="宋体" w:eastAsia="宋体" w:hAnsi="宋体" w:hint="eastAsia"/>
+          <w:sz w:val="21"/>
+          <w:szCs w:val="21"/>
+        </w:rPr>
+        <w:t xml:space="preserve"> </w:t>
+      </w:r>
+      <w:r>
+        <w:rPr>
+          <w:rFonts w:ascii="宋体" w:eastAsia="宋体" w:hAnsi="宋体" w:hint="eastAsia"/>
+          <w:sz w:val="21"/>
+          <w:szCs w:val="21"/>
+        </w:rPr>
+        <w:t>用户基础信息</w:t>
       </w:r>
     </w:p>
     <w:tbl>
@@ -13222,6 +13261,7 @@
               <w:rPr>
                 <w:rFonts w:ascii="Times New Roman" w:hAnsi="Times New Roman"/>
               </w:rPr>
+              <w:lastRenderedPageBreak/>
               <w:t>password</w:t>
             </w:r>
           </w:p>
@@ -13517,7 +13557,6 @@
               <w:rPr>
                 <w:rFonts w:ascii="Times New Roman" w:hAnsi="Times New Roman"/>
               </w:rPr>
-              <w:lastRenderedPageBreak/>
               <w:t>create_time</w:t>
             </w:r>
           </w:p>
@@ -13658,6 +13697,197 @@
           <w:rFonts w:ascii="Times New Roman" w:hAnsi="Times New Roman" w:hint="eastAsia"/>
         </w:rPr>
         <w:t>表</w:t>
+      </w:r>
+      <w:r>
+        <w:rPr>
+          <w:rFonts w:ascii="Times New Roman" w:hAnsi="Times New Roman" w:hint="eastAsia"/>
+        </w:rPr>
+        <w:t>（</w:t>
+      </w:r>
+      <w:r>
+        <w:rPr>
+          <w:rFonts w:ascii="Times New Roman" w:hAnsi="Times New Roman" w:hint="eastAsia"/>
+        </w:rPr>
+        <w:t>role</w:t>
+      </w:r>
+      <w:r>
+        <w:rPr>
+          <w:rFonts w:ascii="Times New Roman" w:hAnsi="Times New Roman" w:hint="eastAsia"/>
+        </w:rPr>
+        <w:t>）</w:t>
+      </w:r>
+    </w:p>
+    <w:p>
+      <w:pPr>
+        <w:ind w:firstLine="420"/>
+        <w:rPr>
+          <w:rFonts w:ascii="Times New Roman" w:hAnsi="Times New Roman"/>
+        </w:rPr>
+      </w:pPr>
+      <w:r>
+        <w:rPr>
+          <w:rFonts w:ascii="Times New Roman" w:hAnsi="Times New Roman"/>
+        </w:rPr>
+        <w:t>角色表用于维护系统中的角色信息，实现基于角色的权限控制机制（</w:t>
+      </w:r>
+      <w:r>
+        <w:rPr>
+          <w:rFonts w:ascii="Times New Roman" w:hAnsi="Times New Roman"/>
+        </w:rPr>
+        <w:t>RBAC</w:t>
+      </w:r>
+      <w:r>
+        <w:rPr>
+          <w:rFonts w:ascii="Times New Roman" w:hAnsi="Times New Roman"/>
+        </w:rPr>
+        <w:t>）。系统中的患者、医生及管理员均通过角色进行权限区分。角色表结构如表</w:t>
+      </w:r>
+      <w:r>
+        <w:rPr>
+          <w:rFonts w:ascii="Times New Roman" w:hAnsi="Times New Roman"/>
+        </w:rPr>
+        <w:t>4-2</w:t>
+      </w:r>
+      <w:r>
+        <w:rPr>
+          <w:rFonts w:ascii="Times New Roman" w:hAnsi="Times New Roman"/>
+        </w:rPr>
+        <w:t>所示。</w:t>
+      </w:r>
+    </w:p>
+    <w:p>
+      <w:pPr>
+        <w:pStyle w:val="aff3"/>
+        <w:keepNext/>
+        <w:spacing w:after="0"/>
+        <w:jc w:val="center"/>
+        <w:rPr>
+          <w:rFonts w:ascii="宋体" w:eastAsia="宋体" w:hAnsi="宋体"/>
+          <w:sz w:val="21"/>
+          <w:szCs w:val="21"/>
+        </w:rPr>
+      </w:pPr>
+      <w:r>
+        <w:rPr>
+          <w:rFonts w:ascii="宋体" w:eastAsia="宋体" w:hAnsi="宋体"/>
+          <w:sz w:val="21"/>
+          <w:szCs w:val="21"/>
+        </w:rPr>
+        <w:t xml:space="preserve">表 </w:t>
+      </w:r>
+      <w:r>
+        <w:rPr>
+          <w:rFonts w:ascii="宋体" w:eastAsia="宋体" w:hAnsi="宋体" w:hint="eastAsia"/>
+          <w:sz w:val="21"/>
+          <w:szCs w:val="21"/>
+        </w:rPr>
+        <w:t>4</w:t>
+      </w:r>
+      <w:r>
+        <w:rPr>
+          <w:rFonts w:ascii="宋体" w:eastAsia="宋体" w:hAnsi="宋体"/>
+          <w:sz w:val="21"/>
+          <w:szCs w:val="21"/>
+        </w:rPr>
+        <w:noBreakHyphen/>
+      </w:r>
+      <w:r>
+        <w:rPr>
+          <w:rFonts w:ascii="宋体" w:eastAsia="宋体" w:hAnsi="宋体"/>
+          <w:sz w:val="21"/>
+          <w:szCs w:val="21"/>
+        </w:rPr>
+        <w:fldChar w:fldCharType="begin"/>
+      </w:r>
+      <w:r>
+        <w:rPr>
+          <w:rFonts w:ascii="宋体" w:eastAsia="宋体" w:hAnsi="宋体"/>
+          <w:sz w:val="21"/>
+          <w:szCs w:val="21"/>
+        </w:rPr>
+        <w:instrText xml:space="preserve"> STYLEREF 1 \s </w:instrText>
+      </w:r>
+      <w:r>
+        <w:rPr>
+          <w:rFonts w:ascii="宋体" w:eastAsia="宋体" w:hAnsi="宋体"/>
+          <w:sz w:val="21"/>
+          <w:szCs w:val="21"/>
+        </w:rPr>
+        <w:fldChar w:fldCharType="separate"/>
+      </w:r>
+      <w:r>
+        <w:rPr>
+          <w:rFonts w:ascii="宋体" w:eastAsia="宋体" w:hAnsi="宋体"/>
+          <w:noProof/>
+          <w:sz w:val="21"/>
+          <w:szCs w:val="21"/>
+        </w:rPr>
+        <w:t>0</w:t>
+      </w:r>
+      <w:r>
+        <w:rPr>
+          <w:rFonts w:ascii="宋体" w:eastAsia="宋体" w:hAnsi="宋体"/>
+          <w:sz w:val="21"/>
+          <w:szCs w:val="21"/>
+        </w:rPr>
+        <w:fldChar w:fldCharType="end"/>
+      </w:r>
+      <w:r>
+        <w:rPr>
+          <w:rFonts w:ascii="宋体" w:eastAsia="宋体" w:hAnsi="宋体"/>
+          <w:sz w:val="21"/>
+          <w:szCs w:val="21"/>
+        </w:rPr>
+        <w:noBreakHyphen/>
+      </w:r>
+      <w:r>
+        <w:rPr>
+          <w:rFonts w:ascii="宋体" w:eastAsia="宋体" w:hAnsi="宋体"/>
+          <w:sz w:val="21"/>
+          <w:szCs w:val="21"/>
+        </w:rPr>
+        <w:fldChar w:fldCharType="begin"/>
+      </w:r>
+      <w:r>
+        <w:rPr>
+          <w:rFonts w:ascii="宋体" w:eastAsia="宋体" w:hAnsi="宋体"/>
+          <w:sz w:val="21"/>
+          <w:szCs w:val="21"/>
+        </w:rPr>
+        <w:instrText xml:space="preserve"> SEQ 表 \* ARABIC \s 1 </w:instrText>
+      </w:r>
+      <w:r>
+        <w:rPr>
+          <w:rFonts w:ascii="宋体" w:eastAsia="宋体" w:hAnsi="宋体"/>
+          <w:sz w:val="21"/>
+          <w:szCs w:val="21"/>
+        </w:rPr>
+        <w:fldChar w:fldCharType="separate"/>
+      </w:r>
+      <w:r>
+        <w:rPr>
+          <w:rFonts w:ascii="宋体" w:eastAsia="宋体" w:hAnsi="宋体"/>
+          <w:noProof/>
+          <w:sz w:val="21"/>
+          <w:szCs w:val="21"/>
+        </w:rPr>
+        <w:t>2</w:t>
+      </w:r>
+      <w:r>
+        <w:rPr>
+          <w:rFonts w:ascii="宋体" w:eastAsia="宋体" w:hAnsi="宋体"/>
+          <w:sz w:val="21"/>
+          <w:szCs w:val="21"/>
+        </w:rPr>
+        <w:fldChar w:fldCharType="end"/>
+      </w:r>
+      <w:r>
+        <w:rPr>
+          <w:rFonts w:ascii="宋体" w:eastAsia="宋体" w:hAnsi="宋体" w:hint="eastAsia"/>
+          <w:sz w:val="21"/>
+          <w:szCs w:val="21"/>
+        </w:rPr>
+        <w:t xml:space="preserve"> 角色信息</w:t>
       </w:r>
     </w:p>
     <w:tbl>
@@ -14072,6 +14302,233 @@
         </w:rPr>
         <w:t>角色关联表</w:t>
       </w:r>
+      <w:r>
+        <w:rPr>
+          <w:rFonts w:ascii="Times New Roman" w:hAnsi="Times New Roman" w:hint="eastAsia"/>
+        </w:rPr>
+        <w:t>（</w:t>
+      </w:r>
+      <w:r>
+        <w:rPr>
+          <w:rFonts w:ascii="Times New Roman" w:hAnsi="Times New Roman" w:hint="eastAsia"/>
+        </w:rPr>
+        <w:t>user_role</w:t>
+      </w:r>
+      <w:r>
+        <w:rPr>
+          <w:rFonts w:ascii="Times New Roman" w:hAnsi="Times New Roman" w:hint="eastAsia"/>
+        </w:rPr>
+        <w:t>）</w:t>
+      </w:r>
+    </w:p>
+    <w:p>
+      <w:pPr>
+        <w:ind w:firstLine="420"/>
+        <w:rPr>
+          <w:rFonts w:ascii="Times New Roman" w:hAnsi="Times New Roman"/>
+        </w:rPr>
+      </w:pPr>
+      <w:r>
+        <w:rPr>
+          <w:rFonts w:ascii="Times New Roman" w:hAnsi="Times New Roman"/>
+        </w:rPr>
+        <w:t>用户</w:t>
+      </w:r>
+      <w:r>
+        <w:rPr>
+          <w:rFonts w:ascii="Times New Roman" w:hAnsi="Times New Roman"/>
+        </w:rPr>
+        <w:t>-</w:t>
+      </w:r>
+      <w:r>
+        <w:rPr>
+          <w:rFonts w:ascii="Times New Roman" w:hAnsi="Times New Roman"/>
+        </w:rPr>
+        <w:t>角色关联表主要用于建立用户与角色之间的对应关系，实现系统权限分配。该表通过用户</w:t>
+      </w:r>
+      <w:r>
+        <w:rPr>
+          <w:rFonts w:ascii="Times New Roman" w:hAnsi="Times New Roman"/>
+        </w:rPr>
+        <w:t>ID</w:t>
+      </w:r>
+      <w:r>
+        <w:rPr>
+          <w:rFonts w:ascii="Times New Roman" w:hAnsi="Times New Roman"/>
+        </w:rPr>
+        <w:t>与角色</w:t>
+      </w:r>
+      <w:r>
+        <w:rPr>
+          <w:rFonts w:ascii="Times New Roman" w:hAnsi="Times New Roman"/>
+        </w:rPr>
+        <w:t>ID</w:t>
+      </w:r>
+      <w:r>
+        <w:rPr>
+          <w:rFonts w:ascii="Times New Roman" w:hAnsi="Times New Roman"/>
+        </w:rPr>
+        <w:t>进行关联。用户</w:t>
+      </w:r>
+      <w:r>
+        <w:rPr>
+          <w:rFonts w:ascii="Times New Roman" w:hAnsi="Times New Roman"/>
+        </w:rPr>
+        <w:t>-</w:t>
+      </w:r>
+      <w:r>
+        <w:rPr>
+          <w:rFonts w:ascii="Times New Roman" w:hAnsi="Times New Roman"/>
+        </w:rPr>
+        <w:t>角色关联表结构如表</w:t>
+      </w:r>
+      <w:r>
+        <w:rPr>
+          <w:rFonts w:ascii="Times New Roman" w:hAnsi="Times New Roman"/>
+        </w:rPr>
+        <w:t>4-3</w:t>
+      </w:r>
+      <w:r>
+        <w:rPr>
+          <w:rFonts w:ascii="Times New Roman" w:hAnsi="Times New Roman"/>
+        </w:rPr>
+        <w:t>所示。</w:t>
+      </w:r>
+    </w:p>
+    <w:p>
+      <w:pPr>
+        <w:pStyle w:val="aff3"/>
+        <w:keepNext/>
+        <w:spacing w:after="0"/>
+        <w:jc w:val="center"/>
+        <w:rPr>
+          <w:rFonts w:ascii="宋体" w:eastAsia="宋体" w:hAnsi="宋体"/>
+          <w:sz w:val="21"/>
+          <w:szCs w:val="21"/>
+        </w:rPr>
+      </w:pPr>
+      <w:r>
+        <w:rPr>
+          <w:rFonts w:ascii="宋体" w:eastAsia="宋体" w:hAnsi="宋体"/>
+          <w:sz w:val="21"/>
+          <w:szCs w:val="21"/>
+        </w:rPr>
+        <w:t xml:space="preserve">表 </w:t>
+      </w:r>
+      <w:r>
+        <w:rPr>
+          <w:rFonts w:ascii="宋体" w:eastAsia="宋体" w:hAnsi="宋体" w:hint="eastAsia"/>
+          <w:sz w:val="21"/>
+          <w:szCs w:val="21"/>
+        </w:rPr>
+        <w:t>4</w:t>
+      </w:r>
+      <w:r>
+        <w:rPr>
+          <w:rFonts w:ascii="宋体" w:eastAsia="宋体" w:hAnsi="宋体"/>
+          <w:sz w:val="21"/>
+          <w:szCs w:val="21"/>
+        </w:rPr>
+        <w:noBreakHyphen/>
+      </w:r>
+      <w:r>
+        <w:rPr>
+          <w:rFonts w:ascii="宋体" w:eastAsia="宋体" w:hAnsi="宋体"/>
+          <w:sz w:val="21"/>
+          <w:szCs w:val="21"/>
+        </w:rPr>
+        <w:fldChar w:fldCharType="begin"/>
+      </w:r>
+      <w:r>
+        <w:rPr>
+          <w:rFonts w:ascii="宋体" w:eastAsia="宋体" w:hAnsi="宋体"/>
+          <w:sz w:val="21"/>
+          <w:szCs w:val="21"/>
+        </w:rPr>
+        <w:instrText xml:space="preserve"> STYLEREF 1 \s </w:instrText>
+      </w:r>
+      <w:r>
+        <w:rPr>
+          <w:rFonts w:ascii="宋体" w:eastAsia="宋体" w:hAnsi="宋体"/>
+          <w:sz w:val="21"/>
+          <w:szCs w:val="21"/>
+        </w:rPr>
+        <w:fldChar w:fldCharType="separate"/>
+      </w:r>
+      <w:r>
+        <w:rPr>
+          <w:rFonts w:ascii="宋体" w:eastAsia="宋体" w:hAnsi="宋体"/>
+          <w:noProof/>
+          <w:sz w:val="21"/>
+          <w:szCs w:val="21"/>
+        </w:rPr>
+        <w:t>0</w:t>
+      </w:r>
+      <w:r>
+        <w:rPr>
+          <w:rFonts w:ascii="宋体" w:eastAsia="宋体" w:hAnsi="宋体"/>
+          <w:sz w:val="21"/>
+          <w:szCs w:val="21"/>
+        </w:rPr>
+        <w:fldChar w:fldCharType="end"/>
+      </w:r>
+      <w:r>
+        <w:rPr>
+          <w:rFonts w:ascii="宋体" w:eastAsia="宋体" w:hAnsi="宋体"/>
+          <w:sz w:val="21"/>
+          <w:szCs w:val="21"/>
+        </w:rPr>
+        <w:noBreakHyphen/>
+      </w:r>
+      <w:r>
+        <w:rPr>
+          <w:rFonts w:ascii="宋体" w:eastAsia="宋体" w:hAnsi="宋体"/>
+          <w:sz w:val="21"/>
+          <w:szCs w:val="21"/>
+        </w:rPr>
+        <w:fldChar w:fldCharType="begin"/>
+      </w:r>
+      <w:r>
+        <w:rPr>
+          <w:rFonts w:ascii="宋体" w:eastAsia="宋体" w:hAnsi="宋体"/>
+          <w:sz w:val="21"/>
+          <w:szCs w:val="21"/>
+        </w:rPr>
+        <w:instrText xml:space="preserve"> SEQ 表 \* ARABIC \s 1 </w:instrText>
+      </w:r>
+      <w:r>
+        <w:rPr>
+          <w:rFonts w:ascii="宋体" w:eastAsia="宋体" w:hAnsi="宋体"/>
+          <w:sz w:val="21"/>
+          <w:szCs w:val="21"/>
+        </w:rPr>
+        <w:fldChar w:fldCharType="separate"/>
+      </w:r>
+      <w:r>
+        <w:rPr>
+          <w:rFonts w:ascii="宋体" w:eastAsia="宋体" w:hAnsi="宋体"/>
+          <w:noProof/>
+          <w:sz w:val="21"/>
+          <w:szCs w:val="21"/>
+        </w:rPr>
+        <w:t>3</w:t>
+      </w:r>
+      <w:r>
+        <w:rPr>
+          <w:rFonts w:ascii="宋体" w:eastAsia="宋体" w:hAnsi="宋体"/>
+          <w:sz w:val="21"/>
+          <w:szCs w:val="21"/>
+        </w:rPr>
+        <w:fldChar w:fldCharType="end"/>
+      </w:r>
+      <w:r>
+        <w:rPr>
+          <w:rFonts w:ascii="宋体" w:eastAsia="宋体" w:hAnsi="宋体" w:hint="eastAsia"/>
+          <w:sz w:val="21"/>
+          <w:szCs w:val="21"/>
+        </w:rPr>
+        <w:t xml:space="preserve"> 用户-角色关联信息</w:t>
+      </w:r>
     </w:p>
     <w:tbl>
       <w:tblPr>
@@ -14393,6 +14850,202 @@
         </w:rPr>
         <w:t>信息表</w:t>
       </w:r>
+      <w:r>
+        <w:rPr>
+          <w:rFonts w:ascii="Times New Roman" w:hAnsi="Times New Roman" w:hint="eastAsia"/>
+        </w:rPr>
+        <w:t>（</w:t>
+      </w:r>
+      <w:r>
+        <w:rPr>
+          <w:rFonts w:ascii="Times New Roman" w:hAnsi="Times New Roman" w:hint="eastAsia"/>
+        </w:rPr>
+        <w:t>doctor_exp</w:t>
+      </w:r>
+      <w:r>
+        <w:rPr>
+          <w:rFonts w:ascii="Times New Roman" w:hAnsi="Times New Roman" w:hint="eastAsia"/>
+        </w:rPr>
+        <w:t>）</w:t>
+      </w:r>
+    </w:p>
+    <w:p>
+      <w:pPr>
+        <w:ind w:firstLine="420"/>
+        <w:rPr>
+          <w:rFonts w:ascii="Times New Roman" w:hAnsi="Times New Roman"/>
+        </w:rPr>
+      </w:pPr>
+      <w:r>
+        <w:rPr>
+          <w:rFonts w:ascii="Times New Roman" w:hAnsi="Times New Roman"/>
+        </w:rPr>
+        <w:lastRenderedPageBreak/>
+        <w:t>医生扩展信息表用于存储医生的业务相关信息，包括所属科室、职称、专长以及挂号费用等内容，为医生排班与预约挂号功能提供数据支持。医生扩展信息表结构如表</w:t>
+      </w:r>
+      <w:r>
+        <w:rPr>
+          <w:rFonts w:ascii="Times New Roman" w:hAnsi="Times New Roman"/>
+        </w:rPr>
+        <w:t>4-4</w:t>
+      </w:r>
+      <w:r>
+        <w:rPr>
+          <w:rFonts w:ascii="Times New Roman" w:hAnsi="Times New Roman"/>
+        </w:rPr>
+        <w:t>所示。</w:t>
+      </w:r>
+    </w:p>
+    <w:p>
+      <w:pPr>
+        <w:pStyle w:val="aff3"/>
+        <w:keepNext/>
+        <w:spacing w:after="0"/>
+        <w:jc w:val="center"/>
+        <w:rPr>
+          <w:rFonts w:ascii="宋体" w:eastAsia="宋体" w:hAnsi="宋体"/>
+          <w:sz w:val="21"/>
+          <w:szCs w:val="21"/>
+        </w:rPr>
+      </w:pPr>
+      <w:r>
+        <w:rPr>
+          <w:rFonts w:ascii="宋体" w:eastAsia="宋体" w:hAnsi="宋体"/>
+          <w:sz w:val="21"/>
+          <w:szCs w:val="21"/>
+        </w:rPr>
+        <w:t xml:space="preserve">表 </w:t>
+      </w:r>
+      <w:r>
+        <w:rPr>
+          <w:rFonts w:ascii="宋体" w:eastAsia="宋体" w:hAnsi="宋体" w:hint="eastAsia"/>
+          <w:sz w:val="21"/>
+          <w:szCs w:val="21"/>
+        </w:rPr>
+        <w:t>4</w:t>
+      </w:r>
+      <w:r>
+        <w:rPr>
+          <w:rFonts w:ascii="宋体" w:eastAsia="宋体" w:hAnsi="宋体"/>
+          <w:sz w:val="21"/>
+          <w:szCs w:val="21"/>
+        </w:rPr>
+        <w:noBreakHyphen/>
+      </w:r>
+      <w:r>
+        <w:rPr>
+          <w:rFonts w:ascii="宋体" w:eastAsia="宋体" w:hAnsi="宋体"/>
+          <w:sz w:val="21"/>
+          <w:szCs w:val="21"/>
+        </w:rPr>
+        <w:fldChar w:fldCharType="begin"/>
+      </w:r>
+      <w:r>
+        <w:rPr>
+          <w:rFonts w:ascii="宋体" w:eastAsia="宋体" w:hAnsi="宋体"/>
+          <w:sz w:val="21"/>
+          <w:szCs w:val="21"/>
+        </w:rPr>
+        <w:instrText xml:space="preserve"> STYLEREF 1 \s </w:instrText>
+      </w:r>
+      <w:r>
+        <w:rPr>
+          <w:rFonts w:ascii="宋体" w:eastAsia="宋体" w:hAnsi="宋体"/>
+          <w:sz w:val="21"/>
+          <w:szCs w:val="21"/>
+        </w:rPr>
+        <w:fldChar w:fldCharType="separate"/>
+      </w:r>
+      <w:r>
+        <w:rPr>
+          <w:rFonts w:ascii="宋体" w:eastAsia="宋体" w:hAnsi="宋体"/>
+          <w:noProof/>
+          <w:sz w:val="21"/>
+          <w:szCs w:val="21"/>
+        </w:rPr>
+        <w:t>0</w:t>
+      </w:r>
+      <w:r>
+        <w:rPr>
+          <w:rFonts w:ascii="宋体" w:eastAsia="宋体" w:hAnsi="宋体"/>
+          <w:sz w:val="21"/>
+          <w:szCs w:val="21"/>
+        </w:rPr>
+        <w:fldChar w:fldCharType="end"/>
+      </w:r>
+      <w:r>
+        <w:rPr>
+          <w:rFonts w:ascii="宋体" w:eastAsia="宋体" w:hAnsi="宋体"/>
+          <w:sz w:val="21"/>
+          <w:szCs w:val="21"/>
+        </w:rPr>
+        <w:noBreakHyphen/>
+      </w:r>
+      <w:r>
+        <w:rPr>
+          <w:rFonts w:ascii="宋体" w:eastAsia="宋体" w:hAnsi="宋体"/>
+          <w:sz w:val="21"/>
+          <w:szCs w:val="21"/>
+        </w:rPr>
+        <w:fldChar w:fldCharType="begin"/>
+      </w:r>
+      <w:r>
+        <w:rPr>
+          <w:rFonts w:ascii="宋体" w:eastAsia="宋体" w:hAnsi="宋体"/>
+          <w:sz w:val="21"/>
+          <w:szCs w:val="21"/>
+        </w:rPr>
+        <w:instrText xml:space="preserve"> SEQ 表 \* ARABIC \s 1 </w:instrText>
+      </w:r>
+      <w:r>
+        <w:rPr>
+          <w:rFonts w:ascii="宋体" w:eastAsia="宋体" w:hAnsi="宋体"/>
+          <w:sz w:val="21"/>
+          <w:szCs w:val="21"/>
+        </w:rPr>
+        <w:fldChar w:fldCharType="separate"/>
+      </w:r>
+      <w:r>
+        <w:rPr>
+          <w:rFonts w:ascii="宋体" w:eastAsia="宋体" w:hAnsi="宋体"/>
+          <w:noProof/>
+          <w:sz w:val="21"/>
+          <w:szCs w:val="21"/>
+        </w:rPr>
+        <w:t>4</w:t>
+      </w:r>
+      <w:r>
+        <w:rPr>
+          <w:rFonts w:ascii="宋体" w:eastAsia="宋体" w:hAnsi="宋体"/>
+          <w:sz w:val="21"/>
+          <w:szCs w:val="21"/>
+        </w:rPr>
+        <w:fldChar w:fldCharType="end"/>
+      </w:r>
+      <w:r>
+        <w:rPr>
+          <w:rFonts w:ascii="宋体" w:eastAsia="宋体" w:hAnsi="宋体" w:hint="eastAsia"/>
+          <w:sz w:val="21"/>
+          <w:szCs w:val="21"/>
+        </w:rPr>
+        <w:t xml:space="preserve"> 医生</w:t>
+      </w:r>
+      <w:r>
+        <w:rPr>
+          <w:rFonts w:ascii="宋体" w:eastAsia="宋体" w:hAnsi="宋体" w:hint="eastAsia"/>
+          <w:sz w:val="21"/>
+          <w:szCs w:val="21"/>
+        </w:rPr>
+        <w:t>角色</w:t>
+      </w:r>
+      <w:r>
+        <w:rPr>
+          <w:rFonts w:ascii="宋体" w:eastAsia="宋体" w:hAnsi="宋体" w:hint="eastAsia"/>
+          <w:sz w:val="21"/>
+          <w:szCs w:val="21"/>
+        </w:rPr>
+        <w:t>扩展信息</w:t>
+      </w:r>
     </w:p>
     <w:tbl>
       <w:tblPr>
@@ -15091,7 +15744,6 @@
               <w:rPr>
                 <w:rFonts w:ascii="Times New Roman" w:hAnsi="Times New Roman"/>
               </w:rPr>
-              <w:lastRenderedPageBreak/>
               <w:t>doctor_title</w:t>
             </w:r>
           </w:p>
@@ -15521,7 +16173,199 @@
         <w:rPr>
           <w:rFonts w:ascii="Times New Roman" w:hAnsi="Times New Roman" w:hint="eastAsia"/>
         </w:rPr>
-        <w:t>）患者扩展信息表</w:t>
+        <w:t>）</w:t>
+      </w:r>
+      <w:r>
+        <w:rPr>
+          <w:rFonts w:ascii="Times New Roman" w:hAnsi="Times New Roman" w:hint="eastAsia"/>
+        </w:rPr>
+        <w:t>就诊人</w:t>
+      </w:r>
+      <w:r>
+        <w:rPr>
+          <w:rFonts w:ascii="Times New Roman" w:hAnsi="Times New Roman" w:hint="eastAsia"/>
+        </w:rPr>
+        <w:t>扩展信息表</w:t>
+      </w:r>
+      <w:r>
+        <w:rPr>
+          <w:rFonts w:ascii="Times New Roman" w:hAnsi="Times New Roman" w:hint="eastAsia"/>
+        </w:rPr>
+        <w:t>（</w:t>
+      </w:r>
+      <w:r>
+        <w:rPr>
+          <w:rFonts w:ascii="Times New Roman" w:hAnsi="Times New Roman" w:hint="eastAsia"/>
+        </w:rPr>
+        <w:t>patient_exp</w:t>
+      </w:r>
+      <w:r>
+        <w:rPr>
+          <w:rFonts w:ascii="Times New Roman" w:hAnsi="Times New Roman" w:hint="eastAsia"/>
+        </w:rPr>
+        <w:t>）</w:t>
+      </w:r>
+    </w:p>
+    <w:p>
+      <w:pPr>
+        <w:ind w:firstLine="420"/>
+        <w:rPr>
+          <w:rFonts w:ascii="Times New Roman" w:hAnsi="Times New Roman"/>
+        </w:rPr>
+      </w:pPr>
+      <w:r>
+        <w:rPr>
+          <w:rFonts w:ascii="Times New Roman" w:hAnsi="Times New Roman"/>
+        </w:rPr>
+        <w:t>就诊人扩展信息表主要用于维护患者就诊信息。考虑到一个账号可能对应多个家庭成员，因此系统采用用户账号与就诊人信息分离的设计方式。就诊人扩展信息表结构如表</w:t>
+      </w:r>
+      <w:r>
+        <w:rPr>
+          <w:rFonts w:ascii="Times New Roman" w:hAnsi="Times New Roman"/>
+        </w:rPr>
+        <w:t>4-5</w:t>
+      </w:r>
+      <w:r>
+        <w:rPr>
+          <w:rFonts w:ascii="Times New Roman" w:hAnsi="Times New Roman"/>
+        </w:rPr>
+        <w:t>所示。</w:t>
+      </w:r>
+    </w:p>
+    <w:p>
+      <w:pPr>
+        <w:pStyle w:val="aff3"/>
+        <w:keepNext/>
+        <w:spacing w:after="0"/>
+        <w:jc w:val="center"/>
+        <w:rPr>
+          <w:rFonts w:ascii="宋体" w:eastAsia="宋体" w:hAnsi="宋体"/>
+          <w:sz w:val="21"/>
+          <w:szCs w:val="21"/>
+        </w:rPr>
+      </w:pPr>
+      <w:r>
+        <w:rPr>
+          <w:rFonts w:ascii="宋体" w:eastAsia="宋体" w:hAnsi="宋体"/>
+          <w:sz w:val="21"/>
+          <w:szCs w:val="21"/>
+        </w:rPr>
+        <w:lastRenderedPageBreak/>
+        <w:t xml:space="preserve">表 </w:t>
+      </w:r>
+      <w:r>
+        <w:rPr>
+          <w:rFonts w:ascii="宋体" w:eastAsia="宋体" w:hAnsi="宋体" w:hint="eastAsia"/>
+          <w:sz w:val="21"/>
+          <w:szCs w:val="21"/>
+        </w:rPr>
+        <w:t>4</w:t>
+      </w:r>
+      <w:r>
+        <w:rPr>
+          <w:rFonts w:ascii="宋体" w:eastAsia="宋体" w:hAnsi="宋体"/>
+          <w:sz w:val="21"/>
+          <w:szCs w:val="21"/>
+        </w:rPr>
+        <w:noBreakHyphen/>
+      </w:r>
+      <w:r>
+        <w:rPr>
+          <w:rFonts w:ascii="宋体" w:eastAsia="宋体" w:hAnsi="宋体"/>
+          <w:sz w:val="21"/>
+          <w:szCs w:val="21"/>
+        </w:rPr>
+        <w:fldChar w:fldCharType="begin"/>
+      </w:r>
+      <w:r>
+        <w:rPr>
+          <w:rFonts w:ascii="宋体" w:eastAsia="宋体" w:hAnsi="宋体"/>
+          <w:sz w:val="21"/>
+          <w:szCs w:val="21"/>
+        </w:rPr>
+        <w:instrText xml:space="preserve"> STYLEREF 1 \s </w:instrText>
+      </w:r>
+      <w:r>
+        <w:rPr>
+          <w:rFonts w:ascii="宋体" w:eastAsia="宋体" w:hAnsi="宋体"/>
+          <w:sz w:val="21"/>
+          <w:szCs w:val="21"/>
+        </w:rPr>
+        <w:fldChar w:fldCharType="separate"/>
+      </w:r>
+      <w:r>
+        <w:rPr>
+          <w:rFonts w:ascii="宋体" w:eastAsia="宋体" w:hAnsi="宋体"/>
+          <w:noProof/>
+          <w:sz w:val="21"/>
+          <w:szCs w:val="21"/>
+        </w:rPr>
+        <w:t>0</w:t>
+      </w:r>
+      <w:r>
+        <w:rPr>
+          <w:rFonts w:ascii="宋体" w:eastAsia="宋体" w:hAnsi="宋体"/>
+          <w:sz w:val="21"/>
+          <w:szCs w:val="21"/>
+        </w:rPr>
+        <w:fldChar w:fldCharType="end"/>
+      </w:r>
+      <w:r>
+        <w:rPr>
+          <w:rFonts w:ascii="宋体" w:eastAsia="宋体" w:hAnsi="宋体"/>
+          <w:sz w:val="21"/>
+          <w:szCs w:val="21"/>
+        </w:rPr>
+        <w:noBreakHyphen/>
+      </w:r>
+      <w:r>
+        <w:rPr>
+          <w:rFonts w:ascii="宋体" w:eastAsia="宋体" w:hAnsi="宋体"/>
+          <w:sz w:val="21"/>
+          <w:szCs w:val="21"/>
+        </w:rPr>
+        <w:fldChar w:fldCharType="begin"/>
+      </w:r>
+      <w:r>
+        <w:rPr>
+          <w:rFonts w:ascii="宋体" w:eastAsia="宋体" w:hAnsi="宋体"/>
+          <w:sz w:val="21"/>
+          <w:szCs w:val="21"/>
+        </w:rPr>
+        <w:instrText xml:space="preserve"> SEQ 表 \* ARABIC \s 1 </w:instrText>
+      </w:r>
+      <w:r>
+        <w:rPr>
+          <w:rFonts w:ascii="宋体" w:eastAsia="宋体" w:hAnsi="宋体"/>
+          <w:sz w:val="21"/>
+          <w:szCs w:val="21"/>
+        </w:rPr>
+        <w:fldChar w:fldCharType="separate"/>
+      </w:r>
+      <w:r>
+        <w:rPr>
+          <w:rFonts w:ascii="宋体" w:eastAsia="宋体" w:hAnsi="宋体"/>
+          <w:noProof/>
+          <w:sz w:val="21"/>
+          <w:szCs w:val="21"/>
+        </w:rPr>
+        <w:t>5</w:t>
+      </w:r>
+      <w:r>
+        <w:rPr>
+          <w:rFonts w:ascii="宋体" w:eastAsia="宋体" w:hAnsi="宋体"/>
+          <w:sz w:val="21"/>
+          <w:szCs w:val="21"/>
+        </w:rPr>
+        <w:fldChar w:fldCharType="end"/>
+      </w:r>
+      <w:r>
+        <w:rPr>
+          <w:rFonts w:ascii="宋体" w:eastAsia="宋体" w:hAnsi="宋体" w:hint="eastAsia"/>
+          <w:sz w:val="21"/>
+          <w:szCs w:val="21"/>
+        </w:rPr>
+        <w:t xml:space="preserve"> 就诊人扩展信息</w:t>
       </w:r>
     </w:p>
     <w:tbl>
@@ -15971,9 +16815,9 @@
             </w:pPr>
             <w:r>
               <w:rPr>
-                <w:rFonts w:ascii="Times New Roman" w:hAnsi="Times New Roman"/>
-              </w:rPr>
-              <w:t>address</w:t>
+                <w:rFonts w:ascii="Times New Roman" w:hAnsi="Times New Roman" w:hint="eastAsia"/>
+              </w:rPr>
+              <w:t>contact_phone</w:t>
             </w:r>
           </w:p>
         </w:tc>
@@ -15990,9 +16834,9 @@
             </w:pPr>
             <w:r>
               <w:rPr>
-                <w:rFonts w:ascii="Times New Roman" w:hAnsi="Times New Roman"/>
-              </w:rPr>
-              <w:t>VARCHAR(128)</w:t>
+                <w:rFonts w:ascii="Times New Roman" w:hAnsi="Times New Roman" w:hint="eastAsia"/>
+              </w:rPr>
+              <w:t>VARCHAR(16)</w:t>
             </w:r>
           </w:p>
         </w:tc>
@@ -16009,9 +16853,9 @@
             </w:pPr>
             <w:r>
               <w:rPr>
-                <w:rFonts w:ascii="Times New Roman" w:hAnsi="Times New Roman"/>
-              </w:rPr>
-              <w:t>地址</w:t>
+                <w:rFonts w:ascii="Times New Roman" w:hAnsi="Times New Roman" w:hint="eastAsia"/>
+              </w:rPr>
+              <w:t>联系电话</w:t>
             </w:r>
           </w:p>
         </w:tc>
@@ -16032,7 +16876,7 @@
               <w:rPr>
                 <w:rFonts w:ascii="Times New Roman" w:hAnsi="Times New Roman"/>
               </w:rPr>
-              <w:t>nationality</w:t>
+              <w:t>address</w:t>
             </w:r>
           </w:p>
         </w:tc>
@@ -16051,7 +16895,7 @@
               <w:rPr>
                 <w:rFonts w:ascii="Times New Roman" w:hAnsi="Times New Roman"/>
               </w:rPr>
-              <w:t>VARCHAR(32)</w:t>
+              <w:t>VARCHAR(128)</w:t>
             </w:r>
           </w:p>
         </w:tc>
@@ -16070,7 +16914,7 @@
               <w:rPr>
                 <w:rFonts w:ascii="Times New Roman" w:hAnsi="Times New Roman"/>
               </w:rPr>
-              <w:t>民族</w:t>
+              <w:t>地址</w:t>
             </w:r>
           </w:p>
         </w:tc>
@@ -16091,7 +16935,7 @@
               <w:rPr>
                 <w:rFonts w:ascii="Times New Roman" w:hAnsi="Times New Roman"/>
               </w:rPr>
-              <w:t>occupation</w:t>
+              <w:t>nationality</w:t>
             </w:r>
           </w:p>
         </w:tc>
@@ -16129,7 +16973,7 @@
               <w:rPr>
                 <w:rFonts w:ascii="Times New Roman" w:hAnsi="Times New Roman"/>
               </w:rPr>
-              <w:t>职业</w:t>
+              <w:t>民族</w:t>
             </w:r>
           </w:p>
         </w:tc>
@@ -16150,7 +16994,7 @@
               <w:rPr>
                 <w:rFonts w:ascii="Times New Roman" w:hAnsi="Times New Roman"/>
               </w:rPr>
-              <w:t>marital_status</w:t>
+              <w:t>occupation</w:t>
             </w:r>
           </w:p>
         </w:tc>
@@ -16169,7 +17013,7 @@
               <w:rPr>
                 <w:rFonts w:ascii="Times New Roman" w:hAnsi="Times New Roman"/>
               </w:rPr>
-              <w:t>INTEGER</w:t>
+              <w:t>VARCHAR(32)</w:t>
             </w:r>
           </w:p>
         </w:tc>
@@ -16188,7 +17032,7 @@
               <w:rPr>
                 <w:rFonts w:ascii="Times New Roman" w:hAnsi="Times New Roman"/>
               </w:rPr>
-              <w:t>婚姻状况</w:t>
+              <w:t>职业</w:t>
             </w:r>
           </w:p>
         </w:tc>
@@ -16209,7 +17053,7 @@
               <w:rPr>
                 <w:rFonts w:ascii="Times New Roman" w:hAnsi="Times New Roman"/>
               </w:rPr>
-              <w:t>emergency_phone</w:t>
+              <w:t>marital_status</w:t>
             </w:r>
           </w:p>
         </w:tc>
@@ -16228,7 +17072,7 @@
               <w:rPr>
                 <w:rFonts w:ascii="Times New Roman" w:hAnsi="Times New Roman"/>
               </w:rPr>
-              <w:t>VARCHAR(32)</w:t>
+              <w:t>INTEGER</w:t>
             </w:r>
           </w:p>
         </w:tc>
@@ -16247,7 +17091,7 @@
               <w:rPr>
                 <w:rFonts w:ascii="Times New Roman" w:hAnsi="Times New Roman"/>
               </w:rPr>
-              <w:t>紧急联系人</w:t>
+              <w:t>婚姻状况</w:t>
             </w:r>
           </w:p>
         </w:tc>
@@ -16268,7 +17112,7 @@
               <w:rPr>
                 <w:rFonts w:ascii="Times New Roman" w:hAnsi="Times New Roman"/>
               </w:rPr>
-              <w:t>emergency_contact</w:t>
+              <w:t>emergency_phone</w:t>
             </w:r>
           </w:p>
         </w:tc>
@@ -16306,7 +17150,7 @@
               <w:rPr>
                 <w:rFonts w:ascii="Times New Roman" w:hAnsi="Times New Roman"/>
               </w:rPr>
-              <w:t>紧急联系电话</w:t>
+              <w:t>紧急联系人</w:t>
             </w:r>
           </w:p>
         </w:tc>
@@ -16327,7 +17171,7 @@
               <w:rPr>
                 <w:rFonts w:ascii="Times New Roman" w:hAnsi="Times New Roman"/>
               </w:rPr>
-              <w:t>insurance_number</w:t>
+              <w:t>emergency_contact</w:t>
             </w:r>
           </w:p>
         </w:tc>
@@ -16346,7 +17190,7 @@
               <w:rPr>
                 <w:rFonts w:ascii="Times New Roman" w:hAnsi="Times New Roman"/>
               </w:rPr>
-              <w:t>VARCHAR(255)</w:t>
+              <w:t>VARCHAR(32)</w:t>
             </w:r>
           </w:p>
         </w:tc>
@@ -16365,7 +17209,7 @@
               <w:rPr>
                 <w:rFonts w:ascii="Times New Roman" w:hAnsi="Times New Roman"/>
               </w:rPr>
-              <w:t>医疗保险号</w:t>
+              <w:t>紧急联系电话</w:t>
             </w:r>
           </w:p>
         </w:tc>
@@ -16386,7 +17230,7 @@
               <w:rPr>
                 <w:rFonts w:ascii="Times New Roman" w:hAnsi="Times New Roman"/>
               </w:rPr>
-              <w:t>medical_history</w:t>
+              <w:t>insurance_number</w:t>
             </w:r>
           </w:p>
         </w:tc>
@@ -16405,7 +17249,7 @@
               <w:rPr>
                 <w:rFonts w:ascii="Times New Roman" w:hAnsi="Times New Roman"/>
               </w:rPr>
-              <w:t>TEXT</w:t>
+              <w:t>VARCHAR(255)</w:t>
             </w:r>
           </w:p>
         </w:tc>
@@ -16424,7 +17268,7 @@
               <w:rPr>
                 <w:rFonts w:ascii="Times New Roman" w:hAnsi="Times New Roman"/>
               </w:rPr>
-              <w:t>医疗史</w:t>
+              <w:t>医疗保险号</w:t>
             </w:r>
           </w:p>
         </w:tc>
@@ -16445,7 +17289,7 @@
               <w:rPr>
                 <w:rFonts w:ascii="Times New Roman" w:hAnsi="Times New Roman"/>
               </w:rPr>
-              <w:t>allergies</w:t>
+              <w:t>medical_history</w:t>
             </w:r>
           </w:p>
         </w:tc>
@@ -16483,7 +17327,7 @@
               <w:rPr>
                 <w:rFonts w:ascii="Times New Roman" w:hAnsi="Times New Roman"/>
               </w:rPr>
-              <w:t>过敏信息</w:t>
+              <w:t>医疗史</w:t>
             </w:r>
           </w:p>
         </w:tc>
@@ -16504,7 +17348,7 @@
               <w:rPr>
                 <w:rFonts w:ascii="Times New Roman" w:hAnsi="Times New Roman"/>
               </w:rPr>
-              <w:t>relation</w:t>
+              <w:t>allergies</w:t>
             </w:r>
           </w:p>
         </w:tc>
@@ -16523,7 +17367,7 @@
               <w:rPr>
                 <w:rFonts w:ascii="Times New Roman" w:hAnsi="Times New Roman"/>
               </w:rPr>
-              <w:t>VARCHAR(32)</w:t>
+              <w:t>TEXT</w:t>
             </w:r>
           </w:p>
         </w:tc>
@@ -16542,7 +17386,7 @@
               <w:rPr>
                 <w:rFonts w:ascii="Times New Roman" w:hAnsi="Times New Roman"/>
               </w:rPr>
-              <w:t>与账号关系</w:t>
+              <w:t>过敏信息</w:t>
             </w:r>
           </w:p>
         </w:tc>
@@ -16563,7 +17407,7 @@
               <w:rPr>
                 <w:rFonts w:ascii="Times New Roman" w:hAnsi="Times New Roman"/>
               </w:rPr>
-              <w:t>create_time</w:t>
+              <w:t>relation</w:t>
             </w:r>
           </w:p>
         </w:tc>
@@ -16582,7 +17426,7 @@
               <w:rPr>
                 <w:rFonts w:ascii="Times New Roman" w:hAnsi="Times New Roman"/>
               </w:rPr>
-              <w:t>DATETIME</w:t>
+              <w:t>VARCHAR(32)</w:t>
             </w:r>
           </w:p>
         </w:tc>
@@ -16601,7 +17445,7 @@
               <w:rPr>
                 <w:rFonts w:ascii="Times New Roman" w:hAnsi="Times New Roman"/>
               </w:rPr>
-              <w:t>创建时间</w:t>
+              <w:t>与账号关系</w:t>
             </w:r>
           </w:p>
         </w:tc>
@@ -16620,6 +17464,183 @@
             </w:pPr>
             <w:r>
               <w:rPr>
+                <w:rFonts w:ascii="Times New Roman" w:hAnsi="Times New Roman" w:hint="eastAsia"/>
+              </w:rPr>
+              <w:t>relation_display</w:t>
+            </w:r>
+          </w:p>
+        </w:tc>
+        <w:tc>
+          <w:tcPr>
+            <w:tcW w:w="2765" w:type="dxa"/>
+          </w:tcPr>
+          <w:p>
+            <w:pPr>
+              <w:cnfStyle w:val="000000000000" w:firstRow="0" w:lastRow="0" w:firstColumn="0" w:lastColumn="0" w:oddVBand="0" w:evenVBand="0" w:oddHBand="0" w:evenHBand="0" w:firstRowFirstColumn="0" w:firstRowLastColumn="0" w:lastRowFirstColumn="0" w:lastRowLastColumn="0"/>
+              <w:rPr>
+                <w:rFonts w:ascii="Times New Roman" w:hAnsi="Times New Roman"/>
+              </w:rPr>
+            </w:pPr>
+            <w:r>
+              <w:rPr>
+                <w:rFonts w:ascii="Times New Roman" w:hAnsi="Times New Roman" w:hint="eastAsia"/>
+              </w:rPr>
+              <w:t>VARCHAR(32)</w:t>
+            </w:r>
+          </w:p>
+        </w:tc>
+        <w:tc>
+          <w:tcPr>
+            <w:tcW w:w="2766" w:type="dxa"/>
+          </w:tcPr>
+          <w:p>
+            <w:pPr>
+              <w:cnfStyle w:val="000000000000" w:firstRow="0" w:lastRow="0" w:firstColumn="0" w:lastColumn="0" w:oddVBand="0" w:evenVBand="0" w:oddHBand="0" w:evenHBand="0" w:firstRowFirstColumn="0" w:firstRowLastColumn="0" w:lastRowFirstColumn="0" w:lastRowLastColumn="0"/>
+              <w:rPr>
+                <w:rFonts w:ascii="Times New Roman" w:hAnsi="Times New Roman"/>
+              </w:rPr>
+            </w:pPr>
+            <w:r>
+              <w:rPr>
+                <w:rFonts w:ascii="Times New Roman" w:hAnsi="Times New Roman" w:hint="eastAsia"/>
+              </w:rPr>
+              <w:t>关系展示信息</w:t>
+            </w:r>
+          </w:p>
+        </w:tc>
+      </w:tr>
+      <w:tr>
+        <w:tc>
+          <w:tcPr>
+            <w:cnfStyle w:val="001000000000" w:firstRow="0" w:lastRow="0" w:firstColumn="1" w:lastColumn="0" w:oddVBand="0" w:evenVBand="0" w:oddHBand="0" w:evenHBand="0" w:firstRowFirstColumn="0" w:firstRowLastColumn="0" w:lastRowFirstColumn="0" w:lastRowLastColumn="0"/>
+            <w:tcW w:w="2765" w:type="dxa"/>
+          </w:tcPr>
+          <w:p>
+            <w:pPr>
+              <w:rPr>
+                <w:rFonts w:ascii="Times New Roman" w:hAnsi="Times New Roman"/>
+              </w:rPr>
+            </w:pPr>
+            <w:r>
+              <w:rPr>
+                <w:rFonts w:ascii="Times New Roman" w:hAnsi="Times New Roman" w:hint="eastAsia"/>
+              </w:rPr>
+              <w:t>status</w:t>
+            </w:r>
+          </w:p>
+        </w:tc>
+        <w:tc>
+          <w:tcPr>
+            <w:tcW w:w="2765" w:type="dxa"/>
+          </w:tcPr>
+          <w:p>
+            <w:pPr>
+              <w:cnfStyle w:val="000000000000" w:firstRow="0" w:lastRow="0" w:firstColumn="0" w:lastColumn="0" w:oddVBand="0" w:evenVBand="0" w:oddHBand="0" w:evenHBand="0" w:firstRowFirstColumn="0" w:firstRowLastColumn="0" w:lastRowFirstColumn="0" w:lastRowLastColumn="0"/>
+              <w:rPr>
+                <w:rFonts w:ascii="Times New Roman" w:hAnsi="Times New Roman"/>
+              </w:rPr>
+            </w:pPr>
+            <w:r>
+              <w:rPr>
+                <w:rFonts w:ascii="Times New Roman" w:hAnsi="Times New Roman" w:hint="eastAsia"/>
+              </w:rPr>
+              <w:t>INTEGER</w:t>
+            </w:r>
+          </w:p>
+        </w:tc>
+        <w:tc>
+          <w:tcPr>
+            <w:tcW w:w="2766" w:type="dxa"/>
+          </w:tcPr>
+          <w:p>
+            <w:pPr>
+              <w:cnfStyle w:val="000000000000" w:firstRow="0" w:lastRow="0" w:firstColumn="0" w:lastColumn="0" w:oddVBand="0" w:evenVBand="0" w:oddHBand="0" w:evenHBand="0" w:firstRowFirstColumn="0" w:firstRowLastColumn="0" w:lastRowFirstColumn="0" w:lastRowLastColumn="0"/>
+              <w:rPr>
+                <w:rFonts w:ascii="Times New Roman" w:hAnsi="Times New Roman"/>
+              </w:rPr>
+            </w:pPr>
+            <w:r>
+              <w:rPr>
+                <w:rFonts w:ascii="Times New Roman" w:hAnsi="Times New Roman" w:hint="eastAsia"/>
+              </w:rPr>
+              <w:t>状态</w:t>
+            </w:r>
+          </w:p>
+        </w:tc>
+      </w:tr>
+      <w:tr>
+        <w:tc>
+          <w:tcPr>
+            <w:cnfStyle w:val="001000000000" w:firstRow="0" w:lastRow="0" w:firstColumn="1" w:lastColumn="0" w:oddVBand="0" w:evenVBand="0" w:oddHBand="0" w:evenHBand="0" w:firstRowFirstColumn="0" w:firstRowLastColumn="0" w:lastRowFirstColumn="0" w:lastRowLastColumn="0"/>
+            <w:tcW w:w="2765" w:type="dxa"/>
+          </w:tcPr>
+          <w:p>
+            <w:pPr>
+              <w:rPr>
+                <w:rFonts w:ascii="Times New Roman" w:hAnsi="Times New Roman"/>
+              </w:rPr>
+            </w:pPr>
+            <w:r>
+              <w:rPr>
+                <w:rFonts w:ascii="Times New Roman" w:hAnsi="Times New Roman"/>
+              </w:rPr>
+              <w:t>create_time</w:t>
+            </w:r>
+          </w:p>
+        </w:tc>
+        <w:tc>
+          <w:tcPr>
+            <w:tcW w:w="2765" w:type="dxa"/>
+          </w:tcPr>
+          <w:p>
+            <w:pPr>
+              <w:cnfStyle w:val="000000000000" w:firstRow="0" w:lastRow="0" w:firstColumn="0" w:lastColumn="0" w:oddVBand="0" w:evenVBand="0" w:oddHBand="0" w:evenHBand="0" w:firstRowFirstColumn="0" w:firstRowLastColumn="0" w:lastRowFirstColumn="0" w:lastRowLastColumn="0"/>
+              <w:rPr>
+                <w:rFonts w:ascii="Times New Roman" w:hAnsi="Times New Roman"/>
+              </w:rPr>
+            </w:pPr>
+            <w:r>
+              <w:rPr>
+                <w:rFonts w:ascii="Times New Roman" w:hAnsi="Times New Roman"/>
+              </w:rPr>
+              <w:t>DATETIME</w:t>
+            </w:r>
+          </w:p>
+        </w:tc>
+        <w:tc>
+          <w:tcPr>
+            <w:tcW w:w="2766" w:type="dxa"/>
+          </w:tcPr>
+          <w:p>
+            <w:pPr>
+              <w:cnfStyle w:val="000000000000" w:firstRow="0" w:lastRow="0" w:firstColumn="0" w:lastColumn="0" w:oddVBand="0" w:evenVBand="0" w:oddHBand="0" w:evenHBand="0" w:firstRowFirstColumn="0" w:firstRowLastColumn="0" w:lastRowFirstColumn="0" w:lastRowLastColumn="0"/>
+              <w:rPr>
+                <w:rFonts w:ascii="Times New Roman" w:hAnsi="Times New Roman"/>
+              </w:rPr>
+            </w:pPr>
+            <w:r>
+              <w:rPr>
+                <w:rFonts w:ascii="Times New Roman" w:hAnsi="Times New Roman"/>
+              </w:rPr>
+              <w:t>创建时间</w:t>
+            </w:r>
+          </w:p>
+        </w:tc>
+      </w:tr>
+      <w:tr>
+        <w:tc>
+          <w:tcPr>
+            <w:cnfStyle w:val="001000000000" w:firstRow="0" w:lastRow="0" w:firstColumn="1" w:lastColumn="0" w:oddVBand="0" w:evenVBand="0" w:oddHBand="0" w:evenHBand="0" w:firstRowFirstColumn="0" w:firstRowLastColumn="0" w:lastRowFirstColumn="0" w:lastRowLastColumn="0"/>
+            <w:tcW w:w="2765" w:type="dxa"/>
+          </w:tcPr>
+          <w:p>
+            <w:pPr>
+              <w:rPr>
+                <w:rFonts w:ascii="Times New Roman" w:hAnsi="Times New Roman"/>
+              </w:rPr>
+            </w:pPr>
+            <w:r>
+              <w:rPr>
                 <w:rFonts w:ascii="Times New Roman" w:hAnsi="Times New Roman"/>
               </w:rPr>
               <w:t>update_time</w:t>
@@ -16685,20 +17706,199 @@
         <w:rPr>
           <w:rFonts w:ascii="Times New Roman" w:hAnsi="Times New Roman" w:hint="eastAsia"/>
         </w:rPr>
+        <w:t>（</w:t>
+      </w:r>
+      <w:r>
+        <w:rPr>
+          <w:rFonts w:ascii="Times New Roman" w:hAnsi="Times New Roman" w:hint="eastAsia"/>
+        </w:rPr>
+        <w:t>6</w:t>
+      </w:r>
+      <w:r>
+        <w:rPr>
+          <w:rFonts w:ascii="Times New Roman" w:hAnsi="Times New Roman" w:hint="eastAsia"/>
+        </w:rPr>
+        <w:t>）管理员扩展信息表</w:t>
+      </w:r>
+      <w:r>
+        <w:rPr>
+          <w:rFonts w:ascii="Times New Roman" w:hAnsi="Times New Roman" w:hint="eastAsia"/>
+        </w:rPr>
+        <w:t>（</w:t>
+      </w:r>
+      <w:r>
+        <w:rPr>
+          <w:rFonts w:ascii="Times New Roman" w:hAnsi="Times New Roman" w:hint="eastAsia"/>
+        </w:rPr>
+        <w:t>admin_exp</w:t>
+      </w:r>
+      <w:r>
+        <w:rPr>
+          <w:rFonts w:ascii="Times New Roman" w:hAnsi="Times New Roman" w:hint="eastAsia"/>
+        </w:rPr>
+        <w:t>）</w:t>
+      </w:r>
+    </w:p>
+    <w:p>
+      <w:pPr>
+        <w:ind w:firstLine="420"/>
+        <w:rPr>
+          <w:rFonts w:ascii="Times New Roman" w:hAnsi="Times New Roman"/>
+        </w:rPr>
+      </w:pPr>
+      <w:r>
+        <w:rPr>
+          <w:rFonts w:ascii="Times New Roman" w:hAnsi="Times New Roman"/>
+        </w:rPr>
+        <w:t>管理员扩展信息表用于存储系统管理员的扩展信息，包括所属部门等内容，为系统后台管理功能提供支持。管理员扩展信息表结构如表</w:t>
+      </w:r>
+      <w:r>
+        <w:rPr>
+          <w:rFonts w:ascii="Times New Roman" w:hAnsi="Times New Roman"/>
+        </w:rPr>
+        <w:t>4-6</w:t>
+      </w:r>
+      <w:r>
+        <w:rPr>
+          <w:rFonts w:ascii="Times New Roman" w:hAnsi="Times New Roman"/>
+        </w:rPr>
+        <w:t>所示。</w:t>
+      </w:r>
+    </w:p>
+    <w:p>
+      <w:pPr>
+        <w:pStyle w:val="aff3"/>
+        <w:keepNext/>
+        <w:spacing w:after="0"/>
+        <w:jc w:val="center"/>
+        <w:rPr>
+          <w:rFonts w:ascii="宋体" w:eastAsia="宋体" w:hAnsi="宋体"/>
+          <w:sz w:val="21"/>
+          <w:szCs w:val="21"/>
+        </w:rPr>
+      </w:pPr>
+      <w:r>
+        <w:rPr>
+          <w:rFonts w:ascii="宋体" w:eastAsia="宋体" w:hAnsi="宋体"/>
+          <w:sz w:val="21"/>
+          <w:szCs w:val="21"/>
+        </w:rPr>
         <w:lastRenderedPageBreak/>
-        <w:t>（</w:t>
-      </w:r>
-      <w:r>
-        <w:rPr>
-          <w:rFonts w:ascii="Times New Roman" w:hAnsi="Times New Roman" w:hint="eastAsia"/>
+        <w:t xml:space="preserve">表 </w:t>
+      </w:r>
+      <w:r>
+        <w:rPr>
+          <w:rFonts w:ascii="宋体" w:eastAsia="宋体" w:hAnsi="宋体" w:hint="eastAsia"/>
+          <w:sz w:val="21"/>
+          <w:szCs w:val="21"/>
+        </w:rPr>
+        <w:t>4</w:t>
+      </w:r>
+      <w:r>
+        <w:rPr>
+          <w:rFonts w:ascii="宋体" w:eastAsia="宋体" w:hAnsi="宋体"/>
+          <w:sz w:val="21"/>
+          <w:szCs w:val="21"/>
+        </w:rPr>
+        <w:noBreakHyphen/>
+      </w:r>
+      <w:r>
+        <w:rPr>
+          <w:rFonts w:ascii="宋体" w:eastAsia="宋体" w:hAnsi="宋体"/>
+          <w:sz w:val="21"/>
+          <w:szCs w:val="21"/>
+        </w:rPr>
+        <w:fldChar w:fldCharType="begin"/>
+      </w:r>
+      <w:r>
+        <w:rPr>
+          <w:rFonts w:ascii="宋体" w:eastAsia="宋体" w:hAnsi="宋体"/>
+          <w:sz w:val="21"/>
+          <w:szCs w:val="21"/>
+        </w:rPr>
+        <w:instrText xml:space="preserve"> STYLEREF 1 \s </w:instrText>
+      </w:r>
+      <w:r>
+        <w:rPr>
+          <w:rFonts w:ascii="宋体" w:eastAsia="宋体" w:hAnsi="宋体"/>
+          <w:sz w:val="21"/>
+          <w:szCs w:val="21"/>
+        </w:rPr>
+        <w:fldChar w:fldCharType="separate"/>
+      </w:r>
+      <w:r>
+        <w:rPr>
+          <w:rFonts w:ascii="宋体" w:eastAsia="宋体" w:hAnsi="宋体"/>
+          <w:noProof/>
+          <w:sz w:val="21"/>
+          <w:szCs w:val="21"/>
+        </w:rPr>
+        <w:t>0</w:t>
+      </w:r>
+      <w:r>
+        <w:rPr>
+          <w:rFonts w:ascii="宋体" w:eastAsia="宋体" w:hAnsi="宋体"/>
+          <w:sz w:val="21"/>
+          <w:szCs w:val="21"/>
+        </w:rPr>
+        <w:fldChar w:fldCharType="end"/>
+      </w:r>
+      <w:r>
+        <w:rPr>
+          <w:rFonts w:ascii="宋体" w:eastAsia="宋体" w:hAnsi="宋体"/>
+          <w:sz w:val="21"/>
+          <w:szCs w:val="21"/>
+        </w:rPr>
+        <w:noBreakHyphen/>
+      </w:r>
+      <w:r>
+        <w:rPr>
+          <w:rFonts w:ascii="宋体" w:eastAsia="宋体" w:hAnsi="宋体"/>
+          <w:sz w:val="21"/>
+          <w:szCs w:val="21"/>
+        </w:rPr>
+        <w:fldChar w:fldCharType="begin"/>
+      </w:r>
+      <w:r>
+        <w:rPr>
+          <w:rFonts w:ascii="宋体" w:eastAsia="宋体" w:hAnsi="宋体"/>
+          <w:sz w:val="21"/>
+          <w:szCs w:val="21"/>
+        </w:rPr>
+        <w:instrText xml:space="preserve"> SEQ 表 \* ARABIC \s 1 </w:instrText>
+      </w:r>
+      <w:r>
+        <w:rPr>
+          <w:rFonts w:ascii="宋体" w:eastAsia="宋体" w:hAnsi="宋体"/>
+          <w:sz w:val="21"/>
+          <w:szCs w:val="21"/>
+        </w:rPr>
+        <w:fldChar w:fldCharType="separate"/>
+      </w:r>
+      <w:r>
+        <w:rPr>
+          <w:rFonts w:ascii="宋体" w:eastAsia="宋体" w:hAnsi="宋体"/>
+          <w:noProof/>
+          <w:sz w:val="21"/>
+          <w:szCs w:val="21"/>
         </w:rPr>
         <w:t>6</w:t>
       </w:r>
       <w:r>
         <w:rPr>
-          <w:rFonts w:ascii="Times New Roman" w:hAnsi="Times New Roman" w:hint="eastAsia"/>
-        </w:rPr>
-        <w:t>）管理员扩展信息表</w:t>
+          <w:rFonts w:ascii="宋体" w:eastAsia="宋体" w:hAnsi="宋体"/>
+          <w:sz w:val="21"/>
+          <w:szCs w:val="21"/>
+        </w:rPr>
+        <w:fldChar w:fldCharType="end"/>
+      </w:r>
+      <w:r>
+        <w:rPr>
+          <w:rFonts w:ascii="宋体" w:eastAsia="宋体" w:hAnsi="宋体" w:hint="eastAsia"/>
+          <w:sz w:val="21"/>
+          <w:szCs w:val="21"/>
+        </w:rPr>
+        <w:t xml:space="preserve"> 管理员扩展信息</w:t>
       </w:r>
     </w:p>
     <w:tbl>
@@ -17115,6 +18315,185 @@
         </w:rPr>
         <w:t>）科室表</w:t>
       </w:r>
+      <w:r>
+        <w:rPr>
+          <w:rFonts w:ascii="Times New Roman" w:hAnsi="Times New Roman" w:hint="eastAsia"/>
+        </w:rPr>
+        <w:t>（</w:t>
+      </w:r>
+      <w:r>
+        <w:rPr>
+          <w:rFonts w:ascii="Times New Roman" w:hAnsi="Times New Roman" w:hint="eastAsia"/>
+        </w:rPr>
+        <w:t>department</w:t>
+      </w:r>
+      <w:r>
+        <w:rPr>
+          <w:rFonts w:ascii="Times New Roman" w:hAnsi="Times New Roman" w:hint="eastAsia"/>
+        </w:rPr>
+        <w:t>）</w:t>
+      </w:r>
+    </w:p>
+    <w:p>
+      <w:pPr>
+        <w:ind w:firstLine="420"/>
+        <w:rPr>
+          <w:rFonts w:ascii="Times New Roman" w:hAnsi="Times New Roman"/>
+        </w:rPr>
+      </w:pPr>
+      <w:r>
+        <w:rPr>
+          <w:rFonts w:ascii="Times New Roman" w:hAnsi="Times New Roman"/>
+        </w:rPr>
+        <w:t>科室表用于维护医院科室层级结构信息，包括一级科室与子科室。该表为医生管理、排班管理以及预约挂号功能提供基础数据支持。科室表结构如表</w:t>
+      </w:r>
+      <w:r>
+        <w:rPr>
+          <w:rFonts w:ascii="Times New Roman" w:hAnsi="Times New Roman"/>
+        </w:rPr>
+        <w:t>4-7</w:t>
+      </w:r>
+      <w:r>
+        <w:rPr>
+          <w:rFonts w:ascii="Times New Roman" w:hAnsi="Times New Roman"/>
+        </w:rPr>
+        <w:t>所示。</w:t>
+      </w:r>
+    </w:p>
+    <w:p>
+      <w:pPr>
+        <w:pStyle w:val="aff3"/>
+        <w:keepNext/>
+        <w:spacing w:after="0"/>
+        <w:jc w:val="center"/>
+        <w:rPr>
+          <w:rFonts w:ascii="宋体" w:eastAsia="宋体" w:hAnsi="宋体"/>
+          <w:sz w:val="21"/>
+          <w:szCs w:val="21"/>
+        </w:rPr>
+      </w:pPr>
+      <w:r>
+        <w:rPr>
+          <w:rFonts w:ascii="宋体" w:eastAsia="宋体" w:hAnsi="宋体"/>
+          <w:sz w:val="21"/>
+          <w:szCs w:val="21"/>
+        </w:rPr>
+        <w:t xml:space="preserve">表 </w:t>
+      </w:r>
+      <w:r>
+        <w:rPr>
+          <w:rFonts w:ascii="宋体" w:eastAsia="宋体" w:hAnsi="宋体" w:hint="eastAsia"/>
+          <w:sz w:val="21"/>
+          <w:szCs w:val="21"/>
+        </w:rPr>
+        <w:t>4</w:t>
+      </w:r>
+      <w:r>
+        <w:rPr>
+          <w:rFonts w:ascii="宋体" w:eastAsia="宋体" w:hAnsi="宋体"/>
+          <w:sz w:val="21"/>
+          <w:szCs w:val="21"/>
+        </w:rPr>
+        <w:noBreakHyphen/>
+      </w:r>
+      <w:r>
+        <w:rPr>
+          <w:rFonts w:ascii="宋体" w:eastAsia="宋体" w:hAnsi="宋体"/>
+          <w:sz w:val="21"/>
+          <w:szCs w:val="21"/>
+        </w:rPr>
+        <w:fldChar w:fldCharType="begin"/>
+      </w:r>
+      <w:r>
+        <w:rPr>
+          <w:rFonts w:ascii="宋体" w:eastAsia="宋体" w:hAnsi="宋体"/>
+          <w:sz w:val="21"/>
+          <w:szCs w:val="21"/>
+        </w:rPr>
+        <w:instrText xml:space="preserve"> STYLEREF 1 \s </w:instrText>
+      </w:r>
+      <w:r>
+        <w:rPr>
+          <w:rFonts w:ascii="宋体" w:eastAsia="宋体" w:hAnsi="宋体"/>
+          <w:sz w:val="21"/>
+          <w:szCs w:val="21"/>
+        </w:rPr>
+        <w:fldChar w:fldCharType="separate"/>
+      </w:r>
+      <w:r>
+        <w:rPr>
+          <w:rFonts w:ascii="宋体" w:eastAsia="宋体" w:hAnsi="宋体"/>
+          <w:noProof/>
+          <w:sz w:val="21"/>
+          <w:szCs w:val="21"/>
+        </w:rPr>
+        <w:t>0</w:t>
+      </w:r>
+      <w:r>
+        <w:rPr>
+          <w:rFonts w:ascii="宋体" w:eastAsia="宋体" w:hAnsi="宋体"/>
+          <w:sz w:val="21"/>
+          <w:szCs w:val="21"/>
+        </w:rPr>
+        <w:fldChar w:fldCharType="end"/>
+      </w:r>
+      <w:r>
+        <w:rPr>
+          <w:rFonts w:ascii="宋体" w:eastAsia="宋体" w:hAnsi="宋体"/>
+          <w:sz w:val="21"/>
+          <w:szCs w:val="21"/>
+        </w:rPr>
+        <w:noBreakHyphen/>
+      </w:r>
+      <w:r>
+        <w:rPr>
+          <w:rFonts w:ascii="宋体" w:eastAsia="宋体" w:hAnsi="宋体"/>
+          <w:sz w:val="21"/>
+          <w:szCs w:val="21"/>
+        </w:rPr>
+        <w:fldChar w:fldCharType="begin"/>
+      </w:r>
+      <w:r>
+        <w:rPr>
+          <w:rFonts w:ascii="宋体" w:eastAsia="宋体" w:hAnsi="宋体"/>
+          <w:sz w:val="21"/>
+          <w:szCs w:val="21"/>
+        </w:rPr>
+        <w:instrText xml:space="preserve"> SEQ 表 \* ARABIC \s 1 </w:instrText>
+      </w:r>
+      <w:r>
+        <w:rPr>
+          <w:rFonts w:ascii="宋体" w:eastAsia="宋体" w:hAnsi="宋体"/>
+          <w:sz w:val="21"/>
+          <w:szCs w:val="21"/>
+        </w:rPr>
+        <w:fldChar w:fldCharType="separate"/>
+      </w:r>
+      <w:r>
+        <w:rPr>
+          <w:rFonts w:ascii="宋体" w:eastAsia="宋体" w:hAnsi="宋体"/>
+          <w:noProof/>
+          <w:sz w:val="21"/>
+          <w:szCs w:val="21"/>
+        </w:rPr>
+        <w:t>7</w:t>
+      </w:r>
+      <w:r>
+        <w:rPr>
+          <w:rFonts w:ascii="宋体" w:eastAsia="宋体" w:hAnsi="宋体"/>
+          <w:sz w:val="21"/>
+          <w:szCs w:val="21"/>
+        </w:rPr>
+        <w:fldChar w:fldCharType="end"/>
+      </w:r>
+      <w:r>
+        <w:rPr>
+          <w:rFonts w:ascii="宋体" w:eastAsia="宋体" w:hAnsi="宋体" w:hint="eastAsia"/>
+          <w:sz w:val="21"/>
+          <w:szCs w:val="21"/>
+        </w:rPr>
+        <w:t xml:space="preserve"> 科室信息</w:t>
+      </w:r>
     </w:p>
     <w:tbl>
       <w:tblPr>
@@ -17595,6 +18974,185 @@
         </w:rPr>
         <w:t>表</w:t>
       </w:r>
+      <w:r>
+        <w:rPr>
+          <w:rFonts w:ascii="Times New Roman" w:hAnsi="Times New Roman" w:hint="eastAsia"/>
+        </w:rPr>
+        <w:t>（</w:t>
+      </w:r>
+      <w:r>
+        <w:rPr>
+          <w:rFonts w:ascii="Times New Roman" w:hAnsi="Times New Roman" w:hint="eastAsia"/>
+        </w:rPr>
+        <w:t>schedule_slot</w:t>
+      </w:r>
+      <w:r>
+        <w:rPr>
+          <w:rFonts w:ascii="Times New Roman" w:hAnsi="Times New Roman" w:hint="eastAsia"/>
+        </w:rPr>
+        <w:t>）</w:t>
+      </w:r>
+    </w:p>
+    <w:p>
+      <w:pPr>
+        <w:ind w:firstLine="420"/>
+        <w:rPr>
+          <w:rFonts w:ascii="Times New Roman" w:hAnsi="Times New Roman"/>
+        </w:rPr>
+      </w:pPr>
+      <w:r>
+        <w:rPr>
+          <w:rFonts w:ascii="Times New Roman" w:hAnsi="Times New Roman"/>
+        </w:rPr>
+        <w:t>号源表主要用于记录医生在不同时间段的可预约号源信息，包括最大号源数与剩余号源数等内容。号源表结构如表</w:t>
+      </w:r>
+      <w:r>
+        <w:rPr>
+          <w:rFonts w:ascii="Times New Roman" w:hAnsi="Times New Roman"/>
+        </w:rPr>
+        <w:t>4-8</w:t>
+      </w:r>
+      <w:r>
+        <w:rPr>
+          <w:rFonts w:ascii="Times New Roman" w:hAnsi="Times New Roman"/>
+        </w:rPr>
+        <w:t>所示。</w:t>
+      </w:r>
+    </w:p>
+    <w:p>
+      <w:pPr>
+        <w:pStyle w:val="aff3"/>
+        <w:keepNext/>
+        <w:spacing w:after="0"/>
+        <w:jc w:val="center"/>
+        <w:rPr>
+          <w:rFonts w:ascii="宋体" w:eastAsia="宋体" w:hAnsi="宋体"/>
+          <w:sz w:val="21"/>
+          <w:szCs w:val="21"/>
+        </w:rPr>
+      </w:pPr>
+      <w:r>
+        <w:rPr>
+          <w:rFonts w:ascii="宋体" w:eastAsia="宋体" w:hAnsi="宋体"/>
+          <w:sz w:val="21"/>
+          <w:szCs w:val="21"/>
+        </w:rPr>
+        <w:t xml:space="preserve">表 </w:t>
+      </w:r>
+      <w:r>
+        <w:rPr>
+          <w:rFonts w:ascii="宋体" w:eastAsia="宋体" w:hAnsi="宋体" w:hint="eastAsia"/>
+          <w:sz w:val="21"/>
+          <w:szCs w:val="21"/>
+        </w:rPr>
+        <w:t>4</w:t>
+      </w:r>
+      <w:r>
+        <w:rPr>
+          <w:rFonts w:ascii="宋体" w:eastAsia="宋体" w:hAnsi="宋体"/>
+          <w:sz w:val="21"/>
+          <w:szCs w:val="21"/>
+        </w:rPr>
+        <w:noBreakHyphen/>
+      </w:r>
+      <w:r>
+        <w:rPr>
+          <w:rFonts w:ascii="宋体" w:eastAsia="宋体" w:hAnsi="宋体"/>
+          <w:sz w:val="21"/>
+          <w:szCs w:val="21"/>
+        </w:rPr>
+        <w:fldChar w:fldCharType="begin"/>
+      </w:r>
+      <w:r>
+        <w:rPr>
+          <w:rFonts w:ascii="宋体" w:eastAsia="宋体" w:hAnsi="宋体"/>
+          <w:sz w:val="21"/>
+          <w:szCs w:val="21"/>
+        </w:rPr>
+        <w:instrText xml:space="preserve"> STYLEREF 1 \s </w:instrText>
+      </w:r>
+      <w:r>
+        <w:rPr>
+          <w:rFonts w:ascii="宋体" w:eastAsia="宋体" w:hAnsi="宋体"/>
+          <w:sz w:val="21"/>
+          <w:szCs w:val="21"/>
+        </w:rPr>
+        <w:fldChar w:fldCharType="separate"/>
+      </w:r>
+      <w:r>
+        <w:rPr>
+          <w:rFonts w:ascii="宋体" w:eastAsia="宋体" w:hAnsi="宋体"/>
+          <w:noProof/>
+          <w:sz w:val="21"/>
+          <w:szCs w:val="21"/>
+        </w:rPr>
+        <w:t>0</w:t>
+      </w:r>
+      <w:r>
+        <w:rPr>
+          <w:rFonts w:ascii="宋体" w:eastAsia="宋体" w:hAnsi="宋体"/>
+          <w:sz w:val="21"/>
+          <w:szCs w:val="21"/>
+        </w:rPr>
+        <w:fldChar w:fldCharType="end"/>
+      </w:r>
+      <w:r>
+        <w:rPr>
+          <w:rFonts w:ascii="宋体" w:eastAsia="宋体" w:hAnsi="宋体"/>
+          <w:sz w:val="21"/>
+          <w:szCs w:val="21"/>
+        </w:rPr>
+        <w:noBreakHyphen/>
+      </w:r>
+      <w:r>
+        <w:rPr>
+          <w:rFonts w:ascii="宋体" w:eastAsia="宋体" w:hAnsi="宋体"/>
+          <w:sz w:val="21"/>
+          <w:szCs w:val="21"/>
+        </w:rPr>
+        <w:fldChar w:fldCharType="begin"/>
+      </w:r>
+      <w:r>
+        <w:rPr>
+          <w:rFonts w:ascii="宋体" w:eastAsia="宋体" w:hAnsi="宋体"/>
+          <w:sz w:val="21"/>
+          <w:szCs w:val="21"/>
+        </w:rPr>
+        <w:instrText xml:space="preserve"> SEQ 表 \* ARABIC \s 1 </w:instrText>
+      </w:r>
+      <w:r>
+        <w:rPr>
+          <w:rFonts w:ascii="宋体" w:eastAsia="宋体" w:hAnsi="宋体"/>
+          <w:sz w:val="21"/>
+          <w:szCs w:val="21"/>
+        </w:rPr>
+        <w:fldChar w:fldCharType="separate"/>
+      </w:r>
+      <w:r>
+        <w:rPr>
+          <w:rFonts w:ascii="宋体" w:eastAsia="宋体" w:hAnsi="宋体"/>
+          <w:noProof/>
+          <w:sz w:val="21"/>
+          <w:szCs w:val="21"/>
+        </w:rPr>
+        <w:t>8</w:t>
+      </w:r>
+      <w:r>
+        <w:rPr>
+          <w:rFonts w:ascii="宋体" w:eastAsia="宋体" w:hAnsi="宋体"/>
+          <w:sz w:val="21"/>
+          <w:szCs w:val="21"/>
+        </w:rPr>
+        <w:fldChar w:fldCharType="end"/>
+      </w:r>
+      <w:r>
+        <w:rPr>
+          <w:rFonts w:ascii="宋体" w:eastAsia="宋体" w:hAnsi="宋体" w:hint="eastAsia"/>
+          <w:sz w:val="21"/>
+          <w:szCs w:val="21"/>
+        </w:rPr>
+        <w:t xml:space="preserve"> 号源信息</w:t>
+      </w:r>
     </w:p>
     <w:tbl>
       <w:tblPr>
@@ -17874,6 +19432,7 @@
               <w:rPr>
                 <w:rFonts w:ascii="Times New Roman" w:hAnsi="Times New Roman"/>
               </w:rPr>
+              <w:lastRenderedPageBreak/>
               <w:t>max_number</w:t>
             </w:r>
           </w:p>
@@ -18132,6 +19691,185 @@
           <w:rFonts w:ascii="Times New Roman" w:hAnsi="Times New Roman" w:hint="eastAsia"/>
         </w:rPr>
         <w:t>挂号记录表</w:t>
+      </w:r>
+      <w:r>
+        <w:rPr>
+          <w:rFonts w:ascii="Times New Roman" w:hAnsi="Times New Roman" w:hint="eastAsia"/>
+        </w:rPr>
+        <w:t>（</w:t>
+      </w:r>
+      <w:r>
+        <w:rPr>
+          <w:rFonts w:ascii="Times New Roman" w:hAnsi="Times New Roman" w:hint="eastAsia"/>
+        </w:rPr>
+        <w:t>appointment</w:t>
+      </w:r>
+      <w:r>
+        <w:rPr>
+          <w:rFonts w:ascii="Times New Roman" w:hAnsi="Times New Roman" w:hint="eastAsia"/>
+        </w:rPr>
+        <w:t>）</w:t>
+      </w:r>
+    </w:p>
+    <w:p>
+      <w:pPr>
+        <w:ind w:firstLine="420"/>
+        <w:rPr>
+          <w:rFonts w:ascii="Times New Roman" w:hAnsi="Times New Roman"/>
+        </w:rPr>
+      </w:pPr>
+      <w:r>
+        <w:rPr>
+          <w:rFonts w:ascii="Times New Roman" w:hAnsi="Times New Roman"/>
+        </w:rPr>
+        <w:t>挂号记录表用于保存患者预约挂号信息，包括就诊时间、医生信息、科室信息以及挂号状态等内容，是系统核心业务数据之一。挂号记录表结构如表</w:t>
+      </w:r>
+      <w:r>
+        <w:rPr>
+          <w:rFonts w:ascii="Times New Roman" w:hAnsi="Times New Roman"/>
+        </w:rPr>
+        <w:t>4-9</w:t>
+      </w:r>
+      <w:r>
+        <w:rPr>
+          <w:rFonts w:ascii="Times New Roman" w:hAnsi="Times New Roman"/>
+        </w:rPr>
+        <w:t>所示。</w:t>
+      </w:r>
+    </w:p>
+    <w:p>
+      <w:pPr>
+        <w:pStyle w:val="aff3"/>
+        <w:keepNext/>
+        <w:spacing w:after="0"/>
+        <w:jc w:val="center"/>
+        <w:rPr>
+          <w:rFonts w:ascii="宋体" w:eastAsia="宋体" w:hAnsi="宋体"/>
+          <w:sz w:val="21"/>
+          <w:szCs w:val="21"/>
+        </w:rPr>
+      </w:pPr>
+      <w:r>
+        <w:rPr>
+          <w:rFonts w:ascii="宋体" w:eastAsia="宋体" w:hAnsi="宋体"/>
+          <w:sz w:val="21"/>
+          <w:szCs w:val="21"/>
+        </w:rPr>
+        <w:t xml:space="preserve">表 </w:t>
+      </w:r>
+      <w:r>
+        <w:rPr>
+          <w:rFonts w:ascii="宋体" w:eastAsia="宋体" w:hAnsi="宋体" w:hint="eastAsia"/>
+          <w:sz w:val="21"/>
+          <w:szCs w:val="21"/>
+        </w:rPr>
+        <w:t>4</w:t>
+      </w:r>
+      <w:r>
+        <w:rPr>
+          <w:rFonts w:ascii="宋体" w:eastAsia="宋体" w:hAnsi="宋体"/>
+          <w:sz w:val="21"/>
+          <w:szCs w:val="21"/>
+        </w:rPr>
+        <w:noBreakHyphen/>
+      </w:r>
+      <w:r>
+        <w:rPr>
+          <w:rFonts w:ascii="宋体" w:eastAsia="宋体" w:hAnsi="宋体"/>
+          <w:sz w:val="21"/>
+          <w:szCs w:val="21"/>
+        </w:rPr>
+        <w:fldChar w:fldCharType="begin"/>
+      </w:r>
+      <w:r>
+        <w:rPr>
+          <w:rFonts w:ascii="宋体" w:eastAsia="宋体" w:hAnsi="宋体"/>
+          <w:sz w:val="21"/>
+          <w:szCs w:val="21"/>
+        </w:rPr>
+        <w:instrText xml:space="preserve"> STYLEREF 1 \s </w:instrText>
+      </w:r>
+      <w:r>
+        <w:rPr>
+          <w:rFonts w:ascii="宋体" w:eastAsia="宋体" w:hAnsi="宋体"/>
+          <w:sz w:val="21"/>
+          <w:szCs w:val="21"/>
+        </w:rPr>
+        <w:fldChar w:fldCharType="separate"/>
+      </w:r>
+      <w:r>
+        <w:rPr>
+          <w:rFonts w:ascii="宋体" w:eastAsia="宋体" w:hAnsi="宋体"/>
+          <w:noProof/>
+          <w:sz w:val="21"/>
+          <w:szCs w:val="21"/>
+        </w:rPr>
+        <w:t>0</w:t>
+      </w:r>
+      <w:r>
+        <w:rPr>
+          <w:rFonts w:ascii="宋体" w:eastAsia="宋体" w:hAnsi="宋体"/>
+          <w:sz w:val="21"/>
+          <w:szCs w:val="21"/>
+        </w:rPr>
+        <w:fldChar w:fldCharType="end"/>
+      </w:r>
+      <w:r>
+        <w:rPr>
+          <w:rFonts w:ascii="宋体" w:eastAsia="宋体" w:hAnsi="宋体"/>
+          <w:sz w:val="21"/>
+          <w:szCs w:val="21"/>
+        </w:rPr>
+        <w:noBreakHyphen/>
+      </w:r>
+      <w:r>
+        <w:rPr>
+          <w:rFonts w:ascii="宋体" w:eastAsia="宋体" w:hAnsi="宋体"/>
+          <w:sz w:val="21"/>
+          <w:szCs w:val="21"/>
+        </w:rPr>
+        <w:fldChar w:fldCharType="begin"/>
+      </w:r>
+      <w:r>
+        <w:rPr>
+          <w:rFonts w:ascii="宋体" w:eastAsia="宋体" w:hAnsi="宋体"/>
+          <w:sz w:val="21"/>
+          <w:szCs w:val="21"/>
+        </w:rPr>
+        <w:instrText xml:space="preserve"> SEQ 表 \* ARABIC \s 1 </w:instrText>
+      </w:r>
+      <w:r>
+        <w:rPr>
+          <w:rFonts w:ascii="宋体" w:eastAsia="宋体" w:hAnsi="宋体"/>
+          <w:sz w:val="21"/>
+          <w:szCs w:val="21"/>
+        </w:rPr>
+        <w:fldChar w:fldCharType="separate"/>
+      </w:r>
+      <w:r>
+        <w:rPr>
+          <w:rFonts w:ascii="宋体" w:eastAsia="宋体" w:hAnsi="宋体"/>
+          <w:noProof/>
+          <w:sz w:val="21"/>
+          <w:szCs w:val="21"/>
+        </w:rPr>
+        <w:t>9</w:t>
+      </w:r>
+      <w:r>
+        <w:rPr>
+          <w:rFonts w:ascii="宋体" w:eastAsia="宋体" w:hAnsi="宋体"/>
+          <w:sz w:val="21"/>
+          <w:szCs w:val="21"/>
+        </w:rPr>
+        <w:fldChar w:fldCharType="end"/>
+      </w:r>
+      <w:r>
+        <w:rPr>
+          <w:rFonts w:ascii="宋体" w:eastAsia="宋体" w:hAnsi="宋体" w:hint="eastAsia"/>
+          <w:sz w:val="21"/>
+          <w:szCs w:val="21"/>
+        </w:rPr>
+        <w:t xml:space="preserve"> 挂号记录信息</w:t>
       </w:r>
     </w:p>
     <w:tbl>
@@ -18164,7 +19902,6 @@
               <w:rPr>
                 <w:rFonts w:ascii="Times New Roman" w:hAnsi="Times New Roman"/>
               </w:rPr>
-              <w:lastRenderedPageBreak/>
               <w:t>字段名</w:t>
             </w:r>
           </w:p>
@@ -18411,9 +20148,9 @@
             </w:pPr>
             <w:r>
               <w:rPr>
-                <w:rFonts w:ascii="Times New Roman" w:hAnsi="Times New Roman"/>
-              </w:rPr>
-              <w:t>department_id</w:t>
+                <w:rFonts w:ascii="Times New Roman" w:hAnsi="Times New Roman" w:hint="eastAsia"/>
+              </w:rPr>
+              <w:t>doctor_name</w:t>
             </w:r>
           </w:p>
         </w:tc>
@@ -18430,9 +20167,9 @@
             </w:pPr>
             <w:r>
               <w:rPr>
-                <w:rFonts w:ascii="Times New Roman" w:hAnsi="Times New Roman"/>
-              </w:rPr>
-              <w:t>INTEGER</w:t>
+                <w:rFonts w:ascii="Times New Roman" w:hAnsi="Times New Roman" w:hint="eastAsia"/>
+              </w:rPr>
+              <w:t>VARCHAR(32)</w:t>
             </w:r>
           </w:p>
         </w:tc>
@@ -18449,9 +20186,9 @@
             </w:pPr>
             <w:r>
               <w:rPr>
-                <w:rFonts w:ascii="Times New Roman" w:hAnsi="Times New Roman"/>
-              </w:rPr>
-              <w:t>科室</w:t>
+                <w:rFonts w:ascii="Times New Roman" w:hAnsi="Times New Roman" w:hint="eastAsia"/>
+              </w:rPr>
+              <w:t>医生姓名</w:t>
             </w:r>
           </w:p>
         </w:tc>
@@ -18472,7 +20209,7 @@
               <w:rPr>
                 <w:rFonts w:ascii="Times New Roman" w:hAnsi="Times New Roman"/>
               </w:rPr>
-              <w:t>slot_id</w:t>
+              <w:t>department_id</w:t>
             </w:r>
           </w:p>
         </w:tc>
@@ -18510,7 +20247,7 @@
               <w:rPr>
                 <w:rFonts w:ascii="Times New Roman" w:hAnsi="Times New Roman"/>
               </w:rPr>
-              <w:t>号源</w:t>
+              <w:t>科室</w:t>
             </w:r>
           </w:p>
         </w:tc>
@@ -18529,9 +20266,9 @@
             </w:pPr>
             <w:r>
               <w:rPr>
-                <w:rFonts w:ascii="Times New Roman" w:hAnsi="Times New Roman"/>
-              </w:rPr>
-              <w:t>visit_date</w:t>
+                <w:rFonts w:ascii="Times New Roman" w:hAnsi="Times New Roman" w:hint="eastAsia"/>
+              </w:rPr>
+              <w:t>department_name</w:t>
             </w:r>
           </w:p>
         </w:tc>
@@ -18548,9 +20285,9 @@
             </w:pPr>
             <w:r>
               <w:rPr>
-                <w:rFonts w:ascii="Times New Roman" w:hAnsi="Times New Roman"/>
-              </w:rPr>
-              <w:t>DATE</w:t>
+                <w:rFonts w:ascii="Times New Roman" w:hAnsi="Times New Roman" w:hint="eastAsia"/>
+              </w:rPr>
+              <w:t>VARCHAR(128)</w:t>
             </w:r>
           </w:p>
         </w:tc>
@@ -18567,9 +20304,9 @@
             </w:pPr>
             <w:r>
               <w:rPr>
-                <w:rFonts w:ascii="Times New Roman" w:hAnsi="Times New Roman"/>
-              </w:rPr>
-              <w:t>就诊日期</w:t>
+                <w:rFonts w:ascii="Times New Roman" w:hAnsi="Times New Roman" w:hint="eastAsia"/>
+              </w:rPr>
+              <w:t>科室名称</w:t>
             </w:r>
           </w:p>
         </w:tc>
@@ -18590,7 +20327,7 @@
               <w:rPr>
                 <w:rFonts w:ascii="Times New Roman" w:hAnsi="Times New Roman"/>
               </w:rPr>
-              <w:t>period</w:t>
+              <w:t>slot_id</w:t>
             </w:r>
           </w:p>
         </w:tc>
@@ -18609,7 +20346,7 @@
               <w:rPr>
                 <w:rFonts w:ascii="Times New Roman" w:hAnsi="Times New Roman"/>
               </w:rPr>
-              <w:t>VARCHAR(64)</w:t>
+              <w:t>INTEGER</w:t>
             </w:r>
           </w:p>
         </w:tc>
@@ -18628,7 +20365,7 @@
               <w:rPr>
                 <w:rFonts w:ascii="Times New Roman" w:hAnsi="Times New Roman"/>
               </w:rPr>
-              <w:t>时段</w:t>
+              <w:t>号源</w:t>
             </w:r>
           </w:p>
         </w:tc>
@@ -18649,7 +20386,7 @@
               <w:rPr>
                 <w:rFonts w:ascii="Times New Roman" w:hAnsi="Times New Roman"/>
               </w:rPr>
-              <w:t>queue_number</w:t>
+              <w:t>visit_date</w:t>
             </w:r>
           </w:p>
         </w:tc>
@@ -18668,7 +20405,7 @@
               <w:rPr>
                 <w:rFonts w:ascii="Times New Roman" w:hAnsi="Times New Roman"/>
               </w:rPr>
-              <w:t>INTEGER</w:t>
+              <w:t>DATE</w:t>
             </w:r>
           </w:p>
         </w:tc>
@@ -18687,7 +20424,7 @@
               <w:rPr>
                 <w:rFonts w:ascii="Times New Roman" w:hAnsi="Times New Roman"/>
               </w:rPr>
-              <w:t>就诊序号</w:t>
+              <w:t>就诊日期</w:t>
             </w:r>
           </w:p>
         </w:tc>
@@ -18708,7 +20445,7 @@
               <w:rPr>
                 <w:rFonts w:ascii="Times New Roman" w:hAnsi="Times New Roman"/>
               </w:rPr>
-              <w:t>fee</w:t>
+              <w:t>period</w:t>
             </w:r>
           </w:p>
         </w:tc>
@@ -18727,7 +20464,7 @@
               <w:rPr>
                 <w:rFonts w:ascii="Times New Roman" w:hAnsi="Times New Roman"/>
               </w:rPr>
-              <w:t>INTEGER</w:t>
+              <w:t>VARCHAR(64)</w:t>
             </w:r>
           </w:p>
         </w:tc>
@@ -18746,7 +20483,7 @@
               <w:rPr>
                 <w:rFonts w:ascii="Times New Roman" w:hAnsi="Times New Roman"/>
               </w:rPr>
-              <w:t>挂号费</w:t>
+              <w:t>时段</w:t>
             </w:r>
           </w:p>
         </w:tc>
@@ -18767,7 +20504,7 @@
               <w:rPr>
                 <w:rFonts w:ascii="Times New Roman" w:hAnsi="Times New Roman"/>
               </w:rPr>
-              <w:t>contact_number</w:t>
+              <w:t>queue_number</w:t>
             </w:r>
           </w:p>
         </w:tc>
@@ -18786,7 +20523,7 @@
               <w:rPr>
                 <w:rFonts w:ascii="Times New Roman" w:hAnsi="Times New Roman"/>
               </w:rPr>
-              <w:t>VARCHAR(64)</w:t>
+              <w:t>INTEGER</w:t>
             </w:r>
           </w:p>
         </w:tc>
@@ -18805,7 +20542,7 @@
               <w:rPr>
                 <w:rFonts w:ascii="Times New Roman" w:hAnsi="Times New Roman"/>
               </w:rPr>
-              <w:t>联系方式</w:t>
+              <w:t>就诊序号</w:t>
             </w:r>
           </w:p>
         </w:tc>
@@ -18824,9 +20561,9 @@
             </w:pPr>
             <w:r>
               <w:rPr>
-                <w:rFonts w:ascii="Times New Roman" w:hAnsi="Times New Roman"/>
-              </w:rPr>
-              <w:t>payee_code</w:t>
+                <w:rFonts w:ascii="Times New Roman" w:hAnsi="Times New Roman" w:hint="eastAsia"/>
+              </w:rPr>
+              <w:t>display_no</w:t>
             </w:r>
           </w:p>
         </w:tc>
@@ -18843,9 +20580,9 @@
             </w:pPr>
             <w:r>
               <w:rPr>
-                <w:rFonts w:ascii="Times New Roman" w:hAnsi="Times New Roman"/>
-              </w:rPr>
-              <w:t>VARCHAR(128)</w:t>
+                <w:rFonts w:ascii="Times New Roman" w:hAnsi="Times New Roman" w:hint="eastAsia"/>
+              </w:rPr>
+              <w:t>VARCHAR(32)</w:t>
             </w:r>
           </w:p>
         </w:tc>
@@ -18862,9 +20599,9 @@
             </w:pPr>
             <w:r>
               <w:rPr>
-                <w:rFonts w:ascii="Times New Roman" w:hAnsi="Times New Roman"/>
-              </w:rPr>
-              <w:t>收费人员编号</w:t>
+                <w:rFonts w:ascii="Times New Roman" w:hAnsi="Times New Roman" w:hint="eastAsia"/>
+              </w:rPr>
+              <w:t>展示序号</w:t>
             </w:r>
           </w:p>
         </w:tc>
@@ -18885,7 +20622,7 @@
               <w:rPr>
                 <w:rFonts w:ascii="Times New Roman" w:hAnsi="Times New Roman"/>
               </w:rPr>
-              <w:t>status</w:t>
+              <w:t>fee</w:t>
             </w:r>
           </w:p>
         </w:tc>
@@ -18923,7 +20660,7 @@
               <w:rPr>
                 <w:rFonts w:ascii="Times New Roman" w:hAnsi="Times New Roman"/>
               </w:rPr>
-              <w:t>状态</w:t>
+              <w:t>挂号费</w:t>
             </w:r>
           </w:p>
         </w:tc>
@@ -18944,6 +20681,183 @@
               <w:rPr>
                 <w:rFonts w:ascii="Times New Roman" w:hAnsi="Times New Roman"/>
               </w:rPr>
+              <w:t>contact_number</w:t>
+            </w:r>
+          </w:p>
+        </w:tc>
+        <w:tc>
+          <w:tcPr>
+            <w:tcW w:w="2765" w:type="dxa"/>
+          </w:tcPr>
+          <w:p>
+            <w:pPr>
+              <w:cnfStyle w:val="000000000000" w:firstRow="0" w:lastRow="0" w:firstColumn="0" w:lastColumn="0" w:oddVBand="0" w:evenVBand="0" w:oddHBand="0" w:evenHBand="0" w:firstRowFirstColumn="0" w:firstRowLastColumn="0" w:lastRowFirstColumn="0" w:lastRowLastColumn="0"/>
+              <w:rPr>
+                <w:rFonts w:ascii="Times New Roman" w:hAnsi="Times New Roman"/>
+              </w:rPr>
+            </w:pPr>
+            <w:r>
+              <w:rPr>
+                <w:rFonts w:ascii="Times New Roman" w:hAnsi="Times New Roman"/>
+              </w:rPr>
+              <w:t>VARCHAR(64)</w:t>
+            </w:r>
+          </w:p>
+        </w:tc>
+        <w:tc>
+          <w:tcPr>
+            <w:tcW w:w="2766" w:type="dxa"/>
+          </w:tcPr>
+          <w:p>
+            <w:pPr>
+              <w:cnfStyle w:val="000000000000" w:firstRow="0" w:lastRow="0" w:firstColumn="0" w:lastColumn="0" w:oddVBand="0" w:evenVBand="0" w:oddHBand="0" w:evenHBand="0" w:firstRowFirstColumn="0" w:firstRowLastColumn="0" w:lastRowFirstColumn="0" w:lastRowLastColumn="0"/>
+              <w:rPr>
+                <w:rFonts w:ascii="Times New Roman" w:hAnsi="Times New Roman"/>
+              </w:rPr>
+            </w:pPr>
+            <w:r>
+              <w:rPr>
+                <w:rFonts w:ascii="Times New Roman" w:hAnsi="Times New Roman"/>
+              </w:rPr>
+              <w:t>联系方式</w:t>
+            </w:r>
+          </w:p>
+        </w:tc>
+      </w:tr>
+      <w:tr>
+        <w:tc>
+          <w:tcPr>
+            <w:cnfStyle w:val="001000000000" w:firstRow="0" w:lastRow="0" w:firstColumn="1" w:lastColumn="0" w:oddVBand="0" w:evenVBand="0" w:oddHBand="0" w:evenHBand="0" w:firstRowFirstColumn="0" w:firstRowLastColumn="0" w:lastRowFirstColumn="0" w:lastRowLastColumn="0"/>
+            <w:tcW w:w="2765" w:type="dxa"/>
+          </w:tcPr>
+          <w:p>
+            <w:pPr>
+              <w:rPr>
+                <w:rFonts w:ascii="Times New Roman" w:hAnsi="Times New Roman"/>
+              </w:rPr>
+            </w:pPr>
+            <w:r>
+              <w:rPr>
+                <w:rFonts w:ascii="Times New Roman" w:hAnsi="Times New Roman"/>
+              </w:rPr>
+              <w:t>payee_code</w:t>
+            </w:r>
+          </w:p>
+        </w:tc>
+        <w:tc>
+          <w:tcPr>
+            <w:tcW w:w="2765" w:type="dxa"/>
+          </w:tcPr>
+          <w:p>
+            <w:pPr>
+              <w:cnfStyle w:val="000000000000" w:firstRow="0" w:lastRow="0" w:firstColumn="0" w:lastColumn="0" w:oddVBand="0" w:evenVBand="0" w:oddHBand="0" w:evenHBand="0" w:firstRowFirstColumn="0" w:firstRowLastColumn="0" w:lastRowFirstColumn="0" w:lastRowLastColumn="0"/>
+              <w:rPr>
+                <w:rFonts w:ascii="Times New Roman" w:hAnsi="Times New Roman"/>
+              </w:rPr>
+            </w:pPr>
+            <w:r>
+              <w:rPr>
+                <w:rFonts w:ascii="Times New Roman" w:hAnsi="Times New Roman"/>
+              </w:rPr>
+              <w:t>VARCHAR(128)</w:t>
+            </w:r>
+          </w:p>
+        </w:tc>
+        <w:tc>
+          <w:tcPr>
+            <w:tcW w:w="2766" w:type="dxa"/>
+          </w:tcPr>
+          <w:p>
+            <w:pPr>
+              <w:cnfStyle w:val="000000000000" w:firstRow="0" w:lastRow="0" w:firstColumn="0" w:lastColumn="0" w:oddVBand="0" w:evenVBand="0" w:oddHBand="0" w:evenHBand="0" w:firstRowFirstColumn="0" w:firstRowLastColumn="0" w:lastRowFirstColumn="0" w:lastRowLastColumn="0"/>
+              <w:rPr>
+                <w:rFonts w:ascii="Times New Roman" w:hAnsi="Times New Roman"/>
+              </w:rPr>
+            </w:pPr>
+            <w:r>
+              <w:rPr>
+                <w:rFonts w:ascii="Times New Roman" w:hAnsi="Times New Roman"/>
+              </w:rPr>
+              <w:t>收费人员编号</w:t>
+            </w:r>
+          </w:p>
+        </w:tc>
+      </w:tr>
+      <w:tr>
+        <w:tc>
+          <w:tcPr>
+            <w:cnfStyle w:val="001000000000" w:firstRow="0" w:lastRow="0" w:firstColumn="1" w:lastColumn="0" w:oddVBand="0" w:evenVBand="0" w:oddHBand="0" w:evenHBand="0" w:firstRowFirstColumn="0" w:firstRowLastColumn="0" w:lastRowFirstColumn="0" w:lastRowLastColumn="0"/>
+            <w:tcW w:w="2765" w:type="dxa"/>
+          </w:tcPr>
+          <w:p>
+            <w:pPr>
+              <w:rPr>
+                <w:rFonts w:ascii="Times New Roman" w:hAnsi="Times New Roman"/>
+              </w:rPr>
+            </w:pPr>
+            <w:r>
+              <w:rPr>
+                <w:rFonts w:ascii="Times New Roman" w:hAnsi="Times New Roman"/>
+              </w:rPr>
+              <w:t>status</w:t>
+            </w:r>
+          </w:p>
+        </w:tc>
+        <w:tc>
+          <w:tcPr>
+            <w:tcW w:w="2765" w:type="dxa"/>
+          </w:tcPr>
+          <w:p>
+            <w:pPr>
+              <w:cnfStyle w:val="000000000000" w:firstRow="0" w:lastRow="0" w:firstColumn="0" w:lastColumn="0" w:oddVBand="0" w:evenVBand="0" w:oddHBand="0" w:evenHBand="0" w:firstRowFirstColumn="0" w:firstRowLastColumn="0" w:lastRowFirstColumn="0" w:lastRowLastColumn="0"/>
+              <w:rPr>
+                <w:rFonts w:ascii="Times New Roman" w:hAnsi="Times New Roman"/>
+              </w:rPr>
+            </w:pPr>
+            <w:r>
+              <w:rPr>
+                <w:rFonts w:ascii="Times New Roman" w:hAnsi="Times New Roman"/>
+              </w:rPr>
+              <w:t>INTEGER</w:t>
+            </w:r>
+          </w:p>
+        </w:tc>
+        <w:tc>
+          <w:tcPr>
+            <w:tcW w:w="2766" w:type="dxa"/>
+          </w:tcPr>
+          <w:p>
+            <w:pPr>
+              <w:cnfStyle w:val="000000000000" w:firstRow="0" w:lastRow="0" w:firstColumn="0" w:lastColumn="0" w:oddVBand="0" w:evenVBand="0" w:oddHBand="0" w:evenHBand="0" w:firstRowFirstColumn="0" w:firstRowLastColumn="0" w:lastRowFirstColumn="0" w:lastRowLastColumn="0"/>
+              <w:rPr>
+                <w:rFonts w:ascii="Times New Roman" w:hAnsi="Times New Roman"/>
+              </w:rPr>
+            </w:pPr>
+            <w:r>
+              <w:rPr>
+                <w:rFonts w:ascii="Times New Roman" w:hAnsi="Times New Roman"/>
+              </w:rPr>
+              <w:t>状态</w:t>
+            </w:r>
+          </w:p>
+        </w:tc>
+      </w:tr>
+      <w:tr>
+        <w:tc>
+          <w:tcPr>
+            <w:cnfStyle w:val="001000000000" w:firstRow="0" w:lastRow="0" w:firstColumn="1" w:lastColumn="0" w:oddVBand="0" w:evenVBand="0" w:oddHBand="0" w:evenHBand="0" w:firstRowFirstColumn="0" w:firstRowLastColumn="0" w:lastRowFirstColumn="0" w:lastRowLastColumn="0"/>
+            <w:tcW w:w="2765" w:type="dxa"/>
+          </w:tcPr>
+          <w:p>
+            <w:pPr>
+              <w:rPr>
+                <w:rFonts w:ascii="Times New Roman" w:hAnsi="Times New Roman"/>
+              </w:rPr>
+            </w:pPr>
+            <w:r>
+              <w:rPr>
+                <w:rFonts w:ascii="Times New Roman" w:hAnsi="Times New Roman"/>
+              </w:rPr>
               <w:t>create_time</w:t>
             </w:r>
           </w:p>
@@ -18998,6 +20912,9 @@
     </w:p>
     <w:p>
       <w:pPr>
+        <w:tabs>
+          <w:tab w:val="left" w:pos="2564"/>
+        </w:tabs>
         <w:ind w:firstLine="420"/>
         <w:rPr>
           <w:rFonts w:ascii="Times New Roman" w:hAnsi="Times New Roman"/>
@@ -19020,6 +20937,189 @@
           <w:rFonts w:ascii="Times New Roman" w:hAnsi="Times New Roman" w:hint="eastAsia"/>
         </w:rPr>
         <w:t>）医生排班表</w:t>
+      </w:r>
+      <w:r>
+        <w:rPr>
+          <w:rFonts w:ascii="Times New Roman" w:hAnsi="Times New Roman" w:hint="eastAsia"/>
+        </w:rPr>
+        <w:t>（</w:t>
+      </w:r>
+      <w:r>
+        <w:rPr>
+          <w:rFonts w:ascii="Times New Roman" w:hAnsi="Times New Roman" w:hint="eastAsia"/>
+        </w:rPr>
+        <w:t>doctor_schedule</w:t>
+      </w:r>
+      <w:r>
+        <w:rPr>
+          <w:rFonts w:ascii="Times New Roman" w:hAnsi="Times New Roman" w:hint="eastAsia"/>
+        </w:rPr>
+        <w:t>）</w:t>
+      </w:r>
+    </w:p>
+    <w:p>
+      <w:pPr>
+        <w:tabs>
+          <w:tab w:val="left" w:pos="2564"/>
+        </w:tabs>
+        <w:ind w:firstLine="420"/>
+        <w:rPr>
+          <w:rFonts w:ascii="Times New Roman" w:hAnsi="Times New Roman"/>
+        </w:rPr>
+      </w:pPr>
+      <w:r>
+        <w:rPr>
+          <w:rFonts w:ascii="Times New Roman" w:hAnsi="Times New Roman"/>
+        </w:rPr>
+        <w:lastRenderedPageBreak/>
+        <w:t>医生排班表用于维护医生每日出诊安排，包括出诊日期、时间段以及号源数量等信息，为预约挂号与智能排班功能提供基础数据。医生排班表结构如表</w:t>
+      </w:r>
+      <w:r>
+        <w:rPr>
+          <w:rFonts w:ascii="Times New Roman" w:hAnsi="Times New Roman"/>
+        </w:rPr>
+        <w:t>4-10</w:t>
+      </w:r>
+      <w:r>
+        <w:rPr>
+          <w:rFonts w:ascii="Times New Roman" w:hAnsi="Times New Roman"/>
+        </w:rPr>
+        <w:t>所示。</w:t>
+      </w:r>
+    </w:p>
+    <w:p>
+      <w:pPr>
+        <w:pStyle w:val="aff3"/>
+        <w:keepNext/>
+        <w:spacing w:after="0"/>
+        <w:jc w:val="center"/>
+        <w:rPr>
+          <w:rFonts w:ascii="宋体" w:eastAsia="宋体" w:hAnsi="宋体"/>
+          <w:sz w:val="21"/>
+          <w:szCs w:val="21"/>
+        </w:rPr>
+      </w:pPr>
+      <w:r>
+        <w:rPr>
+          <w:rFonts w:ascii="宋体" w:eastAsia="宋体" w:hAnsi="宋体"/>
+          <w:sz w:val="21"/>
+          <w:szCs w:val="21"/>
+        </w:rPr>
+        <w:t xml:space="preserve">表 </w:t>
+      </w:r>
+      <w:r>
+        <w:rPr>
+          <w:rFonts w:ascii="宋体" w:eastAsia="宋体" w:hAnsi="宋体" w:hint="eastAsia"/>
+          <w:sz w:val="21"/>
+          <w:szCs w:val="21"/>
+        </w:rPr>
+        <w:t>4</w:t>
+      </w:r>
+      <w:r>
+        <w:rPr>
+          <w:rFonts w:ascii="宋体" w:eastAsia="宋体" w:hAnsi="宋体"/>
+          <w:sz w:val="21"/>
+          <w:szCs w:val="21"/>
+        </w:rPr>
+        <w:noBreakHyphen/>
+      </w:r>
+      <w:r>
+        <w:rPr>
+          <w:rFonts w:ascii="宋体" w:eastAsia="宋体" w:hAnsi="宋体"/>
+          <w:sz w:val="21"/>
+          <w:szCs w:val="21"/>
+        </w:rPr>
+        <w:fldChar w:fldCharType="begin"/>
+      </w:r>
+      <w:r>
+        <w:rPr>
+          <w:rFonts w:ascii="宋体" w:eastAsia="宋体" w:hAnsi="宋体"/>
+          <w:sz w:val="21"/>
+          <w:szCs w:val="21"/>
+        </w:rPr>
+        <w:instrText xml:space="preserve"> STYLEREF 1 \s </w:instrText>
+      </w:r>
+      <w:r>
+        <w:rPr>
+          <w:rFonts w:ascii="宋体" w:eastAsia="宋体" w:hAnsi="宋体"/>
+          <w:sz w:val="21"/>
+          <w:szCs w:val="21"/>
+        </w:rPr>
+        <w:fldChar w:fldCharType="separate"/>
+      </w:r>
+      <w:r>
+        <w:rPr>
+          <w:rFonts w:ascii="宋体" w:eastAsia="宋体" w:hAnsi="宋体"/>
+          <w:noProof/>
+          <w:sz w:val="21"/>
+          <w:szCs w:val="21"/>
+        </w:rPr>
+        <w:t>0</w:t>
+      </w:r>
+      <w:r>
+        <w:rPr>
+          <w:rFonts w:ascii="宋体" w:eastAsia="宋体" w:hAnsi="宋体"/>
+          <w:sz w:val="21"/>
+          <w:szCs w:val="21"/>
+        </w:rPr>
+        <w:fldChar w:fldCharType="end"/>
+      </w:r>
+      <w:r>
+        <w:rPr>
+          <w:rFonts w:ascii="宋体" w:eastAsia="宋体" w:hAnsi="宋体"/>
+          <w:sz w:val="21"/>
+          <w:szCs w:val="21"/>
+        </w:rPr>
+        <w:noBreakHyphen/>
+      </w:r>
+      <w:r>
+        <w:rPr>
+          <w:rFonts w:ascii="宋体" w:eastAsia="宋体" w:hAnsi="宋体"/>
+          <w:sz w:val="21"/>
+          <w:szCs w:val="21"/>
+        </w:rPr>
+        <w:fldChar w:fldCharType="begin"/>
+      </w:r>
+      <w:r>
+        <w:rPr>
+          <w:rFonts w:ascii="宋体" w:eastAsia="宋体" w:hAnsi="宋体"/>
+          <w:sz w:val="21"/>
+          <w:szCs w:val="21"/>
+        </w:rPr>
+        <w:instrText xml:space="preserve"> SEQ 表 \* ARABIC \s 1 </w:instrText>
+      </w:r>
+      <w:r>
+        <w:rPr>
+          <w:rFonts w:ascii="宋体" w:eastAsia="宋体" w:hAnsi="宋体"/>
+          <w:sz w:val="21"/>
+          <w:szCs w:val="21"/>
+        </w:rPr>
+        <w:fldChar w:fldCharType="separate"/>
+      </w:r>
+      <w:r>
+        <w:rPr>
+          <w:rFonts w:ascii="宋体" w:eastAsia="宋体" w:hAnsi="宋体"/>
+          <w:noProof/>
+          <w:sz w:val="21"/>
+          <w:szCs w:val="21"/>
+        </w:rPr>
+        <w:t>10</w:t>
+      </w:r>
+      <w:r>
+        <w:rPr>
+          <w:rFonts w:ascii="宋体" w:eastAsia="宋体" w:hAnsi="宋体"/>
+          <w:sz w:val="21"/>
+          <w:szCs w:val="21"/>
+        </w:rPr>
+        <w:fldChar w:fldCharType="end"/>
+      </w:r>
+      <w:r>
+        <w:rPr>
+          <w:rFonts w:ascii="宋体" w:eastAsia="宋体" w:hAnsi="宋体" w:hint="eastAsia"/>
+          <w:sz w:val="21"/>
+          <w:szCs w:val="21"/>
+        </w:rPr>
+        <w:t xml:space="preserve"> 医生排班信息</w:t>
       </w:r>
     </w:p>
     <w:tbl>
@@ -19363,9 +21463,9 @@
             </w:pPr>
             <w:r>
               <w:rPr>
-                <w:rFonts w:ascii="Times New Roman" w:hAnsi="Times New Roman"/>
-              </w:rPr>
-              <w:t>status</w:t>
+                <w:rFonts w:ascii="Times New Roman" w:hAnsi="Times New Roman" w:hint="eastAsia"/>
+              </w:rPr>
+              <w:t>am_start_time</w:t>
             </w:r>
           </w:p>
         </w:tc>
@@ -19382,9 +21482,9 @@
             </w:pPr>
             <w:r>
               <w:rPr>
-                <w:rFonts w:ascii="Times New Roman" w:hAnsi="Times New Roman"/>
-              </w:rPr>
-              <w:t>INTEGER</w:t>
+                <w:rFonts w:ascii="Times New Roman" w:hAnsi="Times New Roman" w:hint="eastAsia"/>
+              </w:rPr>
+              <w:t>TIME</w:t>
             </w:r>
           </w:p>
         </w:tc>
@@ -19401,9 +21501,9 @@
             </w:pPr>
             <w:r>
               <w:rPr>
-                <w:rFonts w:ascii="Times New Roman" w:hAnsi="Times New Roman"/>
-              </w:rPr>
-              <w:t>是否出诊</w:t>
+                <w:rFonts w:ascii="Times New Roman" w:hAnsi="Times New Roman" w:hint="eastAsia"/>
+              </w:rPr>
+              <w:t>上午开始时间</w:t>
             </w:r>
           </w:p>
         </w:tc>
@@ -19422,6 +21522,360 @@
             </w:pPr>
             <w:r>
               <w:rPr>
+                <w:rFonts w:ascii="Times New Roman" w:hAnsi="Times New Roman" w:hint="eastAsia"/>
+              </w:rPr>
+              <w:t>am_end_time</w:t>
+            </w:r>
+          </w:p>
+        </w:tc>
+        <w:tc>
+          <w:tcPr>
+            <w:tcW w:w="2765" w:type="dxa"/>
+          </w:tcPr>
+          <w:p>
+            <w:pPr>
+              <w:cnfStyle w:val="000000000000" w:firstRow="0" w:lastRow="0" w:firstColumn="0" w:lastColumn="0" w:oddVBand="0" w:evenVBand="0" w:oddHBand="0" w:evenHBand="0" w:firstRowFirstColumn="0" w:firstRowLastColumn="0" w:lastRowFirstColumn="0" w:lastRowLastColumn="0"/>
+              <w:rPr>
+                <w:rFonts w:ascii="Times New Roman" w:hAnsi="Times New Roman"/>
+              </w:rPr>
+            </w:pPr>
+            <w:r>
+              <w:rPr>
+                <w:rFonts w:ascii="Times New Roman" w:hAnsi="Times New Roman" w:hint="eastAsia"/>
+              </w:rPr>
+              <w:t>TIME</w:t>
+            </w:r>
+          </w:p>
+        </w:tc>
+        <w:tc>
+          <w:tcPr>
+            <w:tcW w:w="2766" w:type="dxa"/>
+          </w:tcPr>
+          <w:p>
+            <w:pPr>
+              <w:cnfStyle w:val="000000000000" w:firstRow="0" w:lastRow="0" w:firstColumn="0" w:lastColumn="0" w:oddVBand="0" w:evenVBand="0" w:oddHBand="0" w:evenHBand="0" w:firstRowFirstColumn="0" w:firstRowLastColumn="0" w:lastRowFirstColumn="0" w:lastRowLastColumn="0"/>
+              <w:rPr>
+                <w:rFonts w:ascii="Times New Roman" w:hAnsi="Times New Roman"/>
+              </w:rPr>
+            </w:pPr>
+            <w:r>
+              <w:rPr>
+                <w:rFonts w:ascii="Times New Roman" w:hAnsi="Times New Roman" w:hint="eastAsia"/>
+              </w:rPr>
+              <w:t>上午结束时间</w:t>
+            </w:r>
+          </w:p>
+        </w:tc>
+      </w:tr>
+      <w:tr>
+        <w:tc>
+          <w:tcPr>
+            <w:cnfStyle w:val="001000000000" w:firstRow="0" w:lastRow="0" w:firstColumn="1" w:lastColumn="0" w:oddVBand="0" w:evenVBand="0" w:oddHBand="0" w:evenHBand="0" w:firstRowFirstColumn="0" w:firstRowLastColumn="0" w:lastRowFirstColumn="0" w:lastRowLastColumn="0"/>
+            <w:tcW w:w="2765" w:type="dxa"/>
+          </w:tcPr>
+          <w:p>
+            <w:pPr>
+              <w:rPr>
+                <w:rFonts w:ascii="Times New Roman" w:hAnsi="Times New Roman"/>
+              </w:rPr>
+            </w:pPr>
+            <w:r>
+              <w:rPr>
+                <w:rFonts w:ascii="Times New Roman" w:hAnsi="Times New Roman" w:hint="eastAsia"/>
+              </w:rPr>
+              <w:t>pm_start_time</w:t>
+            </w:r>
+          </w:p>
+        </w:tc>
+        <w:tc>
+          <w:tcPr>
+            <w:tcW w:w="2765" w:type="dxa"/>
+          </w:tcPr>
+          <w:p>
+            <w:pPr>
+              <w:cnfStyle w:val="000000000000" w:firstRow="0" w:lastRow="0" w:firstColumn="0" w:lastColumn="0" w:oddVBand="0" w:evenVBand="0" w:oddHBand="0" w:evenHBand="0" w:firstRowFirstColumn="0" w:firstRowLastColumn="0" w:lastRowFirstColumn="0" w:lastRowLastColumn="0"/>
+              <w:rPr>
+                <w:rFonts w:ascii="Times New Roman" w:hAnsi="Times New Roman"/>
+              </w:rPr>
+            </w:pPr>
+            <w:r>
+              <w:rPr>
+                <w:rFonts w:ascii="Times New Roman" w:hAnsi="Times New Roman" w:hint="eastAsia"/>
+              </w:rPr>
+              <w:t>TIME</w:t>
+            </w:r>
+          </w:p>
+        </w:tc>
+        <w:tc>
+          <w:tcPr>
+            <w:tcW w:w="2766" w:type="dxa"/>
+          </w:tcPr>
+          <w:p>
+            <w:pPr>
+              <w:cnfStyle w:val="000000000000" w:firstRow="0" w:lastRow="0" w:firstColumn="0" w:lastColumn="0" w:oddVBand="0" w:evenVBand="0" w:oddHBand="0" w:evenHBand="0" w:firstRowFirstColumn="0" w:firstRowLastColumn="0" w:lastRowFirstColumn="0" w:lastRowLastColumn="0"/>
+              <w:rPr>
+                <w:rFonts w:ascii="Times New Roman" w:hAnsi="Times New Roman"/>
+              </w:rPr>
+            </w:pPr>
+            <w:r>
+              <w:rPr>
+                <w:rFonts w:ascii="Times New Roman" w:hAnsi="Times New Roman" w:hint="eastAsia"/>
+              </w:rPr>
+              <w:t>下午开始时间</w:t>
+            </w:r>
+          </w:p>
+        </w:tc>
+      </w:tr>
+      <w:tr>
+        <w:tc>
+          <w:tcPr>
+            <w:cnfStyle w:val="001000000000" w:firstRow="0" w:lastRow="0" w:firstColumn="1" w:lastColumn="0" w:oddVBand="0" w:evenVBand="0" w:oddHBand="0" w:evenHBand="0" w:firstRowFirstColumn="0" w:firstRowLastColumn="0" w:lastRowFirstColumn="0" w:lastRowLastColumn="0"/>
+            <w:tcW w:w="2765" w:type="dxa"/>
+          </w:tcPr>
+          <w:p>
+            <w:pPr>
+              <w:rPr>
+                <w:rFonts w:ascii="Times New Roman" w:hAnsi="Times New Roman"/>
+              </w:rPr>
+            </w:pPr>
+            <w:r>
+              <w:rPr>
+                <w:rFonts w:ascii="Times New Roman" w:hAnsi="Times New Roman" w:hint="eastAsia"/>
+              </w:rPr>
+              <w:t>pm_end_time</w:t>
+            </w:r>
+          </w:p>
+        </w:tc>
+        <w:tc>
+          <w:tcPr>
+            <w:tcW w:w="2765" w:type="dxa"/>
+          </w:tcPr>
+          <w:p>
+            <w:pPr>
+              <w:cnfStyle w:val="000000000000" w:firstRow="0" w:lastRow="0" w:firstColumn="0" w:lastColumn="0" w:oddVBand="0" w:evenVBand="0" w:oddHBand="0" w:evenHBand="0" w:firstRowFirstColumn="0" w:firstRowLastColumn="0" w:lastRowFirstColumn="0" w:lastRowLastColumn="0"/>
+              <w:rPr>
+                <w:rFonts w:ascii="Times New Roman" w:hAnsi="Times New Roman"/>
+              </w:rPr>
+            </w:pPr>
+            <w:r>
+              <w:rPr>
+                <w:rFonts w:ascii="Times New Roman" w:hAnsi="Times New Roman" w:hint="eastAsia"/>
+              </w:rPr>
+              <w:t>TIME</w:t>
+            </w:r>
+          </w:p>
+        </w:tc>
+        <w:tc>
+          <w:tcPr>
+            <w:tcW w:w="2766" w:type="dxa"/>
+          </w:tcPr>
+          <w:p>
+            <w:pPr>
+              <w:cnfStyle w:val="000000000000" w:firstRow="0" w:lastRow="0" w:firstColumn="0" w:lastColumn="0" w:oddVBand="0" w:evenVBand="0" w:oddHBand="0" w:evenHBand="0" w:firstRowFirstColumn="0" w:firstRowLastColumn="0" w:lastRowFirstColumn="0" w:lastRowLastColumn="0"/>
+              <w:rPr>
+                <w:rFonts w:ascii="Times New Roman" w:hAnsi="Times New Roman"/>
+              </w:rPr>
+            </w:pPr>
+            <w:r>
+              <w:rPr>
+                <w:rFonts w:ascii="Times New Roman" w:hAnsi="Times New Roman" w:hint="eastAsia"/>
+              </w:rPr>
+              <w:t>下午结束时间</w:t>
+            </w:r>
+          </w:p>
+        </w:tc>
+      </w:tr>
+      <w:tr>
+        <w:tc>
+          <w:tcPr>
+            <w:cnfStyle w:val="001000000000" w:firstRow="0" w:lastRow="0" w:firstColumn="1" w:lastColumn="0" w:oddVBand="0" w:evenVBand="0" w:oddHBand="0" w:evenHBand="0" w:firstRowFirstColumn="0" w:firstRowLastColumn="0" w:lastRowFirstColumn="0" w:lastRowLastColumn="0"/>
+            <w:tcW w:w="2765" w:type="dxa"/>
+          </w:tcPr>
+          <w:p>
+            <w:pPr>
+              <w:rPr>
+                <w:rFonts w:ascii="Times New Roman" w:hAnsi="Times New Roman"/>
+              </w:rPr>
+            </w:pPr>
+            <w:r>
+              <w:rPr>
+                <w:rFonts w:ascii="Times New Roman" w:hAnsi="Times New Roman" w:hint="eastAsia"/>
+              </w:rPr>
+              <w:t>interval_minute</w:t>
+            </w:r>
+          </w:p>
+        </w:tc>
+        <w:tc>
+          <w:tcPr>
+            <w:tcW w:w="2765" w:type="dxa"/>
+          </w:tcPr>
+          <w:p>
+            <w:pPr>
+              <w:cnfStyle w:val="000000000000" w:firstRow="0" w:lastRow="0" w:firstColumn="0" w:lastColumn="0" w:oddVBand="0" w:evenVBand="0" w:oddHBand="0" w:evenHBand="0" w:firstRowFirstColumn="0" w:firstRowLastColumn="0" w:lastRowFirstColumn="0" w:lastRowLastColumn="0"/>
+              <w:rPr>
+                <w:rFonts w:ascii="Times New Roman" w:hAnsi="Times New Roman"/>
+              </w:rPr>
+            </w:pPr>
+            <w:r>
+              <w:rPr>
+                <w:rFonts w:ascii="Times New Roman" w:hAnsi="Times New Roman" w:hint="eastAsia"/>
+              </w:rPr>
+              <w:t>INTEGER</w:t>
+            </w:r>
+          </w:p>
+        </w:tc>
+        <w:tc>
+          <w:tcPr>
+            <w:tcW w:w="2766" w:type="dxa"/>
+          </w:tcPr>
+          <w:p>
+            <w:pPr>
+              <w:cnfStyle w:val="000000000000" w:firstRow="0" w:lastRow="0" w:firstColumn="0" w:lastColumn="0" w:oddVBand="0" w:evenVBand="0" w:oddHBand="0" w:evenHBand="0" w:firstRowFirstColumn="0" w:firstRowLastColumn="0" w:lastRowFirstColumn="0" w:lastRowLastColumn="0"/>
+              <w:rPr>
+                <w:rFonts w:ascii="Times New Roman" w:hAnsi="Times New Roman"/>
+              </w:rPr>
+            </w:pPr>
+            <w:r>
+              <w:rPr>
+                <w:rFonts w:ascii="Times New Roman" w:hAnsi="Times New Roman" w:hint="eastAsia"/>
+              </w:rPr>
+              <w:t>问诊时间</w:t>
+            </w:r>
+          </w:p>
+        </w:tc>
+      </w:tr>
+      <w:tr>
+        <w:tc>
+          <w:tcPr>
+            <w:cnfStyle w:val="001000000000" w:firstRow="0" w:lastRow="0" w:firstColumn="1" w:lastColumn="0" w:oddVBand="0" w:evenVBand="0" w:oddHBand="0" w:evenHBand="0" w:firstRowFirstColumn="0" w:firstRowLastColumn="0" w:lastRowFirstColumn="0" w:lastRowLastColumn="0"/>
+            <w:tcW w:w="2765" w:type="dxa"/>
+          </w:tcPr>
+          <w:p>
+            <w:pPr>
+              <w:rPr>
+                <w:rFonts w:ascii="Times New Roman" w:hAnsi="Times New Roman"/>
+              </w:rPr>
+            </w:pPr>
+            <w:r>
+              <w:rPr>
+                <w:rFonts w:ascii="Times New Roman" w:hAnsi="Times New Roman" w:hint="eastAsia"/>
+              </w:rPr>
+              <w:t>max_number</w:t>
+            </w:r>
+          </w:p>
+        </w:tc>
+        <w:tc>
+          <w:tcPr>
+            <w:tcW w:w="2765" w:type="dxa"/>
+          </w:tcPr>
+          <w:p>
+            <w:pPr>
+              <w:cnfStyle w:val="000000000000" w:firstRow="0" w:lastRow="0" w:firstColumn="0" w:lastColumn="0" w:oddVBand="0" w:evenVBand="0" w:oddHBand="0" w:evenHBand="0" w:firstRowFirstColumn="0" w:firstRowLastColumn="0" w:lastRowFirstColumn="0" w:lastRowLastColumn="0"/>
+              <w:rPr>
+                <w:rFonts w:ascii="Times New Roman" w:hAnsi="Times New Roman"/>
+              </w:rPr>
+            </w:pPr>
+            <w:r>
+              <w:rPr>
+                <w:rFonts w:ascii="Times New Roman" w:hAnsi="Times New Roman" w:hint="eastAsia"/>
+              </w:rPr>
+              <w:t>INTEGER</w:t>
+            </w:r>
+          </w:p>
+        </w:tc>
+        <w:tc>
+          <w:tcPr>
+            <w:tcW w:w="2766" w:type="dxa"/>
+          </w:tcPr>
+          <w:p>
+            <w:pPr>
+              <w:cnfStyle w:val="000000000000" w:firstRow="0" w:lastRow="0" w:firstColumn="0" w:lastColumn="0" w:oddVBand="0" w:evenVBand="0" w:oddHBand="0" w:evenHBand="0" w:firstRowFirstColumn="0" w:firstRowLastColumn="0" w:lastRowFirstColumn="0" w:lastRowLastColumn="0"/>
+              <w:rPr>
+                <w:rFonts w:ascii="Times New Roman" w:hAnsi="Times New Roman"/>
+              </w:rPr>
+            </w:pPr>
+            <w:r>
+              <w:rPr>
+                <w:rFonts w:ascii="Times New Roman" w:hAnsi="Times New Roman" w:hint="eastAsia"/>
+              </w:rPr>
+              <w:t>最大号源</w:t>
+            </w:r>
+          </w:p>
+        </w:tc>
+      </w:tr>
+      <w:tr>
+        <w:tc>
+          <w:tcPr>
+            <w:cnfStyle w:val="001000000000" w:firstRow="0" w:lastRow="0" w:firstColumn="1" w:lastColumn="0" w:oddVBand="0" w:evenVBand="0" w:oddHBand="0" w:evenHBand="0" w:firstRowFirstColumn="0" w:firstRowLastColumn="0" w:lastRowFirstColumn="0" w:lastRowLastColumn="0"/>
+            <w:tcW w:w="2765" w:type="dxa"/>
+          </w:tcPr>
+          <w:p>
+            <w:pPr>
+              <w:rPr>
+                <w:rFonts w:ascii="Times New Roman" w:hAnsi="Times New Roman"/>
+              </w:rPr>
+            </w:pPr>
+            <w:r>
+              <w:rPr>
+                <w:rFonts w:ascii="Times New Roman" w:hAnsi="Times New Roman"/>
+              </w:rPr>
+              <w:t>status</w:t>
+            </w:r>
+          </w:p>
+        </w:tc>
+        <w:tc>
+          <w:tcPr>
+            <w:tcW w:w="2765" w:type="dxa"/>
+          </w:tcPr>
+          <w:p>
+            <w:pPr>
+              <w:cnfStyle w:val="000000000000" w:firstRow="0" w:lastRow="0" w:firstColumn="0" w:lastColumn="0" w:oddVBand="0" w:evenVBand="0" w:oddHBand="0" w:evenHBand="0" w:firstRowFirstColumn="0" w:firstRowLastColumn="0" w:lastRowFirstColumn="0" w:lastRowLastColumn="0"/>
+              <w:rPr>
+                <w:rFonts w:ascii="Times New Roman" w:hAnsi="Times New Roman"/>
+              </w:rPr>
+            </w:pPr>
+            <w:r>
+              <w:rPr>
+                <w:rFonts w:ascii="Times New Roman" w:hAnsi="Times New Roman"/>
+              </w:rPr>
+              <w:t>INTEGER</w:t>
+            </w:r>
+          </w:p>
+        </w:tc>
+        <w:tc>
+          <w:tcPr>
+            <w:tcW w:w="2766" w:type="dxa"/>
+          </w:tcPr>
+          <w:p>
+            <w:pPr>
+              <w:cnfStyle w:val="000000000000" w:firstRow="0" w:lastRow="0" w:firstColumn="0" w:lastColumn="0" w:oddVBand="0" w:evenVBand="0" w:oddHBand="0" w:evenHBand="0" w:firstRowFirstColumn="0" w:firstRowLastColumn="0" w:lastRowFirstColumn="0" w:lastRowLastColumn="0"/>
+              <w:rPr>
+                <w:rFonts w:ascii="Times New Roman" w:hAnsi="Times New Roman"/>
+              </w:rPr>
+            </w:pPr>
+            <w:r>
+              <w:rPr>
+                <w:rFonts w:ascii="Times New Roman" w:hAnsi="Times New Roman"/>
+              </w:rPr>
+              <w:t>是否出诊</w:t>
+            </w:r>
+          </w:p>
+        </w:tc>
+      </w:tr>
+      <w:tr>
+        <w:tc>
+          <w:tcPr>
+            <w:cnfStyle w:val="001000000000" w:firstRow="0" w:lastRow="0" w:firstColumn="1" w:lastColumn="0" w:oddVBand="0" w:evenVBand="0" w:oddHBand="0" w:evenHBand="0" w:firstRowFirstColumn="0" w:firstRowLastColumn="0" w:lastRowFirstColumn="0" w:lastRowLastColumn="0"/>
+            <w:tcW w:w="2765" w:type="dxa"/>
+          </w:tcPr>
+          <w:p>
+            <w:pPr>
+              <w:rPr>
+                <w:rFonts w:ascii="Times New Roman" w:hAnsi="Times New Roman"/>
+              </w:rPr>
+            </w:pPr>
+            <w:r>
+              <w:rPr>
                 <w:rFonts w:ascii="Times New Roman" w:hAnsi="Times New Roman"/>
               </w:rPr>
               <w:t>create_time</w:t>
@@ -19492,6 +21946,185 @@
           <w:rFonts w:ascii="Times New Roman" w:hAnsi="Times New Roman" w:hint="eastAsia"/>
         </w:rPr>
         <w:t>）文件信息表</w:t>
+      </w:r>
+      <w:r>
+        <w:rPr>
+          <w:rFonts w:ascii="Times New Roman" w:hAnsi="Times New Roman" w:hint="eastAsia"/>
+        </w:rPr>
+        <w:t>（</w:t>
+      </w:r>
+      <w:r>
+        <w:rPr>
+          <w:rFonts w:ascii="Times New Roman" w:hAnsi="Times New Roman" w:hint="eastAsia"/>
+        </w:rPr>
+        <w:t>file_info</w:t>
+      </w:r>
+      <w:r>
+        <w:rPr>
+          <w:rFonts w:ascii="Times New Roman" w:hAnsi="Times New Roman" w:hint="eastAsia"/>
+        </w:rPr>
+        <w:t>）</w:t>
+      </w:r>
+    </w:p>
+    <w:p>
+      <w:pPr>
+        <w:ind w:firstLine="420"/>
+        <w:rPr>
+          <w:rFonts w:ascii="Times New Roman" w:hAnsi="Times New Roman"/>
+        </w:rPr>
+      </w:pPr>
+      <w:r>
+        <w:rPr>
+          <w:rFonts w:ascii="Times New Roman" w:hAnsi="Times New Roman"/>
+        </w:rPr>
+        <w:t>文件信息表主要用于存储系统上传文件的相关信息，例如电子病历附件、头像等资源路径信息。文件信息表结构如表</w:t>
+      </w:r>
+      <w:r>
+        <w:rPr>
+          <w:rFonts w:ascii="Times New Roman" w:hAnsi="Times New Roman"/>
+        </w:rPr>
+        <w:t>4-11</w:t>
+      </w:r>
+      <w:r>
+        <w:rPr>
+          <w:rFonts w:ascii="Times New Roman" w:hAnsi="Times New Roman"/>
+        </w:rPr>
+        <w:t>所示。</w:t>
+      </w:r>
+    </w:p>
+    <w:p>
+      <w:pPr>
+        <w:pStyle w:val="aff3"/>
+        <w:keepNext/>
+        <w:spacing w:after="0"/>
+        <w:jc w:val="center"/>
+        <w:rPr>
+          <w:rFonts w:ascii="宋体" w:eastAsia="宋体" w:hAnsi="宋体"/>
+          <w:sz w:val="21"/>
+          <w:szCs w:val="21"/>
+        </w:rPr>
+      </w:pPr>
+      <w:r>
+        <w:rPr>
+          <w:rFonts w:ascii="宋体" w:eastAsia="宋体" w:hAnsi="宋体"/>
+          <w:sz w:val="21"/>
+          <w:szCs w:val="21"/>
+        </w:rPr>
+        <w:t xml:space="preserve">表 </w:t>
+      </w:r>
+      <w:r>
+        <w:rPr>
+          <w:rFonts w:ascii="宋体" w:eastAsia="宋体" w:hAnsi="宋体" w:hint="eastAsia"/>
+          <w:sz w:val="21"/>
+          <w:szCs w:val="21"/>
+        </w:rPr>
+        <w:t>4</w:t>
+      </w:r>
+      <w:r>
+        <w:rPr>
+          <w:rFonts w:ascii="宋体" w:eastAsia="宋体" w:hAnsi="宋体"/>
+          <w:sz w:val="21"/>
+          <w:szCs w:val="21"/>
+        </w:rPr>
+        <w:noBreakHyphen/>
+      </w:r>
+      <w:r>
+        <w:rPr>
+          <w:rFonts w:ascii="宋体" w:eastAsia="宋体" w:hAnsi="宋体"/>
+          <w:sz w:val="21"/>
+          <w:szCs w:val="21"/>
+        </w:rPr>
+        <w:fldChar w:fldCharType="begin"/>
+      </w:r>
+      <w:r>
+        <w:rPr>
+          <w:rFonts w:ascii="宋体" w:eastAsia="宋体" w:hAnsi="宋体"/>
+          <w:sz w:val="21"/>
+          <w:szCs w:val="21"/>
+        </w:rPr>
+        <w:instrText xml:space="preserve"> STYLEREF 1 \s </w:instrText>
+      </w:r>
+      <w:r>
+        <w:rPr>
+          <w:rFonts w:ascii="宋体" w:eastAsia="宋体" w:hAnsi="宋体"/>
+          <w:sz w:val="21"/>
+          <w:szCs w:val="21"/>
+        </w:rPr>
+        <w:fldChar w:fldCharType="separate"/>
+      </w:r>
+      <w:r>
+        <w:rPr>
+          <w:rFonts w:ascii="宋体" w:eastAsia="宋体" w:hAnsi="宋体"/>
+          <w:noProof/>
+          <w:sz w:val="21"/>
+          <w:szCs w:val="21"/>
+        </w:rPr>
+        <w:t>0</w:t>
+      </w:r>
+      <w:r>
+        <w:rPr>
+          <w:rFonts w:ascii="宋体" w:eastAsia="宋体" w:hAnsi="宋体"/>
+          <w:sz w:val="21"/>
+          <w:szCs w:val="21"/>
+        </w:rPr>
+        <w:fldChar w:fldCharType="end"/>
+      </w:r>
+      <w:r>
+        <w:rPr>
+          <w:rFonts w:ascii="宋体" w:eastAsia="宋体" w:hAnsi="宋体"/>
+          <w:sz w:val="21"/>
+          <w:szCs w:val="21"/>
+        </w:rPr>
+        <w:noBreakHyphen/>
+      </w:r>
+      <w:r>
+        <w:rPr>
+          <w:rFonts w:ascii="宋体" w:eastAsia="宋体" w:hAnsi="宋体"/>
+          <w:sz w:val="21"/>
+          <w:szCs w:val="21"/>
+        </w:rPr>
+        <w:fldChar w:fldCharType="begin"/>
+      </w:r>
+      <w:r>
+        <w:rPr>
+          <w:rFonts w:ascii="宋体" w:eastAsia="宋体" w:hAnsi="宋体"/>
+          <w:sz w:val="21"/>
+          <w:szCs w:val="21"/>
+        </w:rPr>
+        <w:instrText xml:space="preserve"> SEQ 表 \* ARABIC \s 1 </w:instrText>
+      </w:r>
+      <w:r>
+        <w:rPr>
+          <w:rFonts w:ascii="宋体" w:eastAsia="宋体" w:hAnsi="宋体"/>
+          <w:sz w:val="21"/>
+          <w:szCs w:val="21"/>
+        </w:rPr>
+        <w:fldChar w:fldCharType="separate"/>
+      </w:r>
+      <w:r>
+        <w:rPr>
+          <w:rFonts w:ascii="宋体" w:eastAsia="宋体" w:hAnsi="宋体"/>
+          <w:noProof/>
+          <w:sz w:val="21"/>
+          <w:szCs w:val="21"/>
+        </w:rPr>
+        <w:t>11</w:t>
+      </w:r>
+      <w:r>
+        <w:rPr>
+          <w:rFonts w:ascii="宋体" w:eastAsia="宋体" w:hAnsi="宋体"/>
+          <w:sz w:val="21"/>
+          <w:szCs w:val="21"/>
+        </w:rPr>
+        <w:fldChar w:fldCharType="end"/>
+      </w:r>
+      <w:r>
+        <w:rPr>
+          <w:rFonts w:ascii="宋体" w:eastAsia="宋体" w:hAnsi="宋体" w:hint="eastAsia"/>
+          <w:sz w:val="21"/>
+          <w:szCs w:val="21"/>
+        </w:rPr>
+        <w:t xml:space="preserve"> 文件信息</w:t>
       </w:r>
     </w:p>
     <w:tbl>
@@ -19766,7 +22399,6 @@
               <w:rPr>
                 <w:rFonts w:ascii="Times New Roman" w:hAnsi="Times New Roman"/>
               </w:rPr>
-              <w:lastRenderedPageBreak/>
               <w:t>file_path</w:t>
             </w:r>
           </w:p>
@@ -20020,6 +22652,185 @@
           <w:rFonts w:ascii="Times New Roman" w:hAnsi="Times New Roman" w:hint="eastAsia"/>
         </w:rPr>
         <w:t>）电子病历表</w:t>
+      </w:r>
+      <w:r>
+        <w:rPr>
+          <w:rFonts w:ascii="Times New Roman" w:hAnsi="Times New Roman" w:hint="eastAsia"/>
+        </w:rPr>
+        <w:t>（</w:t>
+      </w:r>
+      <w:r>
+        <w:rPr>
+          <w:rFonts w:ascii="Times New Roman" w:hAnsi="Times New Roman" w:hint="eastAsia"/>
+        </w:rPr>
+        <w:t>medical_record</w:t>
+      </w:r>
+      <w:r>
+        <w:rPr>
+          <w:rFonts w:ascii="Times New Roman" w:hAnsi="Times New Roman" w:hint="eastAsia"/>
+        </w:rPr>
+        <w:t>）</w:t>
+      </w:r>
+    </w:p>
+    <w:p>
+      <w:pPr>
+        <w:ind w:firstLine="420"/>
+        <w:rPr>
+          <w:rFonts w:ascii="Times New Roman" w:hAnsi="Times New Roman"/>
+        </w:rPr>
+      </w:pPr>
+      <w:r>
+        <w:rPr>
+          <w:rFonts w:ascii="Times New Roman" w:hAnsi="Times New Roman"/>
+        </w:rPr>
+        <w:t>电子病历表用于存储患者诊疗过程中的病历信息，包括主诉、现病史、诊断结果及治疗方案等内容，是系统电子病历模块的重要组成部分。电子病历表结构如表</w:t>
+      </w:r>
+      <w:r>
+        <w:rPr>
+          <w:rFonts w:ascii="Times New Roman" w:hAnsi="Times New Roman"/>
+        </w:rPr>
+        <w:t>4-12</w:t>
+      </w:r>
+      <w:r>
+        <w:rPr>
+          <w:rFonts w:ascii="Times New Roman" w:hAnsi="Times New Roman"/>
+        </w:rPr>
+        <w:t>所示。</w:t>
+      </w:r>
+    </w:p>
+    <w:p>
+      <w:pPr>
+        <w:pStyle w:val="aff3"/>
+        <w:keepNext/>
+        <w:spacing w:after="0"/>
+        <w:jc w:val="center"/>
+        <w:rPr>
+          <w:rFonts w:ascii="宋体" w:eastAsia="宋体" w:hAnsi="宋体"/>
+          <w:sz w:val="21"/>
+          <w:szCs w:val="21"/>
+        </w:rPr>
+      </w:pPr>
+      <w:r>
+        <w:rPr>
+          <w:rFonts w:ascii="宋体" w:eastAsia="宋体" w:hAnsi="宋体"/>
+          <w:sz w:val="21"/>
+          <w:szCs w:val="21"/>
+        </w:rPr>
+        <w:t xml:space="preserve">表 </w:t>
+      </w:r>
+      <w:r>
+        <w:rPr>
+          <w:rFonts w:ascii="宋体" w:eastAsia="宋体" w:hAnsi="宋体" w:hint="eastAsia"/>
+          <w:sz w:val="21"/>
+          <w:szCs w:val="21"/>
+        </w:rPr>
+        <w:t>4</w:t>
+      </w:r>
+      <w:r>
+        <w:rPr>
+          <w:rFonts w:ascii="宋体" w:eastAsia="宋体" w:hAnsi="宋体"/>
+          <w:sz w:val="21"/>
+          <w:szCs w:val="21"/>
+        </w:rPr>
+        <w:noBreakHyphen/>
+      </w:r>
+      <w:r>
+        <w:rPr>
+          <w:rFonts w:ascii="宋体" w:eastAsia="宋体" w:hAnsi="宋体"/>
+          <w:sz w:val="21"/>
+          <w:szCs w:val="21"/>
+        </w:rPr>
+        <w:fldChar w:fldCharType="begin"/>
+      </w:r>
+      <w:r>
+        <w:rPr>
+          <w:rFonts w:ascii="宋体" w:eastAsia="宋体" w:hAnsi="宋体"/>
+          <w:sz w:val="21"/>
+          <w:szCs w:val="21"/>
+        </w:rPr>
+        <w:instrText xml:space="preserve"> STYLEREF 1 \s </w:instrText>
+      </w:r>
+      <w:r>
+        <w:rPr>
+          <w:rFonts w:ascii="宋体" w:eastAsia="宋体" w:hAnsi="宋体"/>
+          <w:sz w:val="21"/>
+          <w:szCs w:val="21"/>
+        </w:rPr>
+        <w:fldChar w:fldCharType="separate"/>
+      </w:r>
+      <w:r>
+        <w:rPr>
+          <w:rFonts w:ascii="宋体" w:eastAsia="宋体" w:hAnsi="宋体"/>
+          <w:noProof/>
+          <w:sz w:val="21"/>
+          <w:szCs w:val="21"/>
+        </w:rPr>
+        <w:t>0</w:t>
+      </w:r>
+      <w:r>
+        <w:rPr>
+          <w:rFonts w:ascii="宋体" w:eastAsia="宋体" w:hAnsi="宋体"/>
+          <w:sz w:val="21"/>
+          <w:szCs w:val="21"/>
+        </w:rPr>
+        <w:fldChar w:fldCharType="end"/>
+      </w:r>
+      <w:r>
+        <w:rPr>
+          <w:rFonts w:ascii="宋体" w:eastAsia="宋体" w:hAnsi="宋体"/>
+          <w:sz w:val="21"/>
+          <w:szCs w:val="21"/>
+        </w:rPr>
+        <w:noBreakHyphen/>
+      </w:r>
+      <w:r>
+        <w:rPr>
+          <w:rFonts w:ascii="宋体" w:eastAsia="宋体" w:hAnsi="宋体"/>
+          <w:sz w:val="21"/>
+          <w:szCs w:val="21"/>
+        </w:rPr>
+        <w:fldChar w:fldCharType="begin"/>
+      </w:r>
+      <w:r>
+        <w:rPr>
+          <w:rFonts w:ascii="宋体" w:eastAsia="宋体" w:hAnsi="宋体"/>
+          <w:sz w:val="21"/>
+          <w:szCs w:val="21"/>
+        </w:rPr>
+        <w:instrText xml:space="preserve"> SEQ 表 \* ARABIC \s 1 </w:instrText>
+      </w:r>
+      <w:r>
+        <w:rPr>
+          <w:rFonts w:ascii="宋体" w:eastAsia="宋体" w:hAnsi="宋体"/>
+          <w:sz w:val="21"/>
+          <w:szCs w:val="21"/>
+        </w:rPr>
+        <w:fldChar w:fldCharType="separate"/>
+      </w:r>
+      <w:r>
+        <w:rPr>
+          <w:rFonts w:ascii="宋体" w:eastAsia="宋体" w:hAnsi="宋体"/>
+          <w:noProof/>
+          <w:sz w:val="21"/>
+          <w:szCs w:val="21"/>
+        </w:rPr>
+        <w:t>12</w:t>
+      </w:r>
+      <w:r>
+        <w:rPr>
+          <w:rFonts w:ascii="宋体" w:eastAsia="宋体" w:hAnsi="宋体"/>
+          <w:sz w:val="21"/>
+          <w:szCs w:val="21"/>
+        </w:rPr>
+        <w:fldChar w:fldCharType="end"/>
+      </w:r>
+      <w:r>
+        <w:rPr>
+          <w:rFonts w:ascii="宋体" w:eastAsia="宋体" w:hAnsi="宋体" w:hint="eastAsia"/>
+          <w:sz w:val="21"/>
+          <w:szCs w:val="21"/>
+        </w:rPr>
+        <w:t xml:space="preserve"> 电子病历信息</w:t>
       </w:r>
     </w:p>
     <w:tbl>
@@ -21258,22 +24069,28 @@
         <w:rPr>
           <w:rFonts w:ascii="Times New Roman" w:hAnsi="Times New Roman" w:hint="eastAsia"/>
         </w:rPr>
+        <w:t>系统安全设计</w:t>
+      </w:r>
+    </w:p>
+    <w:p>
+      <w:pPr>
+        <w:ind w:firstLine="420"/>
+        <w:rPr>
+          <w:rFonts w:ascii="Times New Roman" w:hAnsi="Times New Roman"/>
+        </w:rPr>
+      </w:pPr>
+      <w:r>
+        <w:rPr>
+          <w:rFonts w:ascii="Times New Roman" w:hAnsi="Times New Roman" w:hint="eastAsia"/>
+        </w:rPr>
+        <w:t>医疗系统中涉及大量敏感信息，例如患者身份信息和医疗记录。因此系统在设计时需</w:t>
+      </w:r>
+      <w:r>
+        <w:rPr>
+          <w:rFonts w:ascii="Times New Roman" w:hAnsi="Times New Roman" w:hint="eastAsia"/>
+        </w:rPr>
         <w:lastRenderedPageBreak/>
-        <w:t>系统安全设计</w:t>
-      </w:r>
-    </w:p>
-    <w:p>
-      <w:pPr>
-        <w:ind w:firstLine="420"/>
-        <w:rPr>
-          <w:rFonts w:ascii="Times New Roman" w:hAnsi="Times New Roman"/>
-        </w:rPr>
-      </w:pPr>
-      <w:r>
-        <w:rPr>
-          <w:rFonts w:ascii="Times New Roman" w:hAnsi="Times New Roman" w:hint="eastAsia"/>
-        </w:rPr>
-        <w:t>医疗系统中涉及大量敏感信息，例如患者身份信息和医疗记录。因此系统在设计时需要充分考虑安全问题。</w:t>
+        <w:t>要充分考虑安全问题。</w:t>
       </w:r>
     </w:p>
     <w:p>
@@ -22109,7 +24926,61 @@
         <w:rPr>
           <w:rFonts w:ascii="Times New Roman" w:hAnsi="Times New Roman"/>
         </w:rPr>
-        <w:t>构建业务逻辑，数据库使用</w:t>
+        <w:t>构建业务逻辑</w:t>
+      </w:r>
+      <w:r>
+        <w:rPr>
+          <w:rFonts w:ascii="Times New Roman" w:hAnsi="Times New Roman" w:hint="eastAsia"/>
+        </w:rPr>
+        <w:t>，并</w:t>
+      </w:r>
+      <w:r>
+        <w:rPr>
+          <w:rFonts w:ascii="Times New Roman" w:hAnsi="Times New Roman"/>
+        </w:rPr>
+        <w:t>基于</w:t>
+      </w:r>
+      <w:r>
+        <w:rPr>
+          <w:rFonts w:ascii="Times New Roman" w:hAnsi="Times New Roman"/>
+        </w:rPr>
+        <w:t xml:space="preserve"> Python </w:t>
+      </w:r>
+      <w:r>
+        <w:rPr>
+          <w:rFonts w:ascii="Times New Roman" w:hAnsi="Times New Roman"/>
+        </w:rPr>
+        <w:t>与</w:t>
+      </w:r>
+      <w:r>
+        <w:rPr>
+          <w:rFonts w:ascii="Times New Roman" w:hAnsi="Times New Roman"/>
+        </w:rPr>
+        <w:t xml:space="preserve"> Flask </w:t>
+      </w:r>
+      <w:r>
+        <w:rPr>
+          <w:rFonts w:ascii="Times New Roman" w:hAnsi="Times New Roman"/>
+        </w:rPr>
+        <w:t>构建</w:t>
+      </w:r>
+      <w:r>
+        <w:rPr>
+          <w:rFonts w:ascii="Times New Roman" w:hAnsi="Times New Roman"/>
+        </w:rPr>
+        <w:t xml:space="preserve"> ARIMA </w:t>
+      </w:r>
+      <w:r>
+        <w:rPr>
+          <w:rFonts w:ascii="Times New Roman" w:hAnsi="Times New Roman"/>
+        </w:rPr>
+        <w:t>时序预测接口，用于实现数据预测分析功能</w:t>
+      </w:r>
+      <w:r>
+        <w:rPr>
+          <w:rFonts w:ascii="Times New Roman" w:hAnsi="Times New Roman"/>
+        </w:rPr>
+        <w:t>，数据库使用</w:t>
       </w:r>
       <w:r>
         <w:rPr>
@@ -22147,6 +25018,24 @@
         </w:rPr>
         <w:t>实现用户认证。</w:t>
       </w:r>
+      <w:r>
+        <w:rPr>
+          <w:rFonts w:ascii="Times New Roman" w:hAnsi="Times New Roman"/>
+        </w:rPr>
+        <w:t>系统主要开发环境如表（</w:t>
+      </w:r>
+      <w:r>
+        <w:rPr>
+          <w:rFonts w:ascii="Times New Roman" w:hAnsi="Times New Roman"/>
+        </w:rPr>
+        <w:t>5-1</w:t>
+      </w:r>
+      <w:r>
+        <w:rPr>
+          <w:rFonts w:ascii="Times New Roman" w:hAnsi="Times New Roman"/>
+        </w:rPr>
+        <w:t>）所示。</w:t>
+      </w:r>
     </w:p>
     <w:p>
       <w:pPr>
@@ -22155,21 +25044,170 @@
           <w:rFonts w:ascii="Times New Roman" w:hAnsi="Times New Roman"/>
         </w:rPr>
       </w:pPr>
-      <w:commentRangeStart w:id="64"/>
-      <w:r>
-        <w:rPr>
-          <w:rFonts w:ascii="Times New Roman" w:hAnsi="Times New Roman" w:hint="eastAsia"/>
-        </w:rPr>
-        <w:t>系统主要开发环境如表所示。</w:t>
-      </w:r>
-      <w:commentRangeEnd w:id="64"/>
-      <w:r>
-        <w:rPr>
-          <w:rStyle w:val="afe"/>
-          <w:rFonts w:ascii="Times New Roman" w:hAnsi="Times New Roman"/>
-          <w:szCs w:val="24"/>
-        </w:rPr>
-        <w:commentReference w:id="64"/>
+      <w:r>
+        <w:rPr>
+          <w:rFonts w:ascii="Times New Roman" w:hAnsi="Times New Roman" w:hint="eastAsia"/>
+        </w:rPr>
+        <w:t>系统主要开发环境如表</w:t>
+      </w:r>
+      <w:r>
+        <w:rPr>
+          <w:rFonts w:ascii="Times New Roman" w:hAnsi="Times New Roman" w:hint="eastAsia"/>
+        </w:rPr>
+        <w:t>（</w:t>
+      </w:r>
+      <w:r>
+        <w:rPr>
+          <w:rFonts w:ascii="Times New Roman" w:hAnsi="Times New Roman" w:hint="eastAsia"/>
+        </w:rPr>
+        <w:t>5-1</w:t>
+      </w:r>
+      <w:r>
+        <w:rPr>
+          <w:rFonts w:ascii="Times New Roman" w:hAnsi="Times New Roman" w:hint="eastAsia"/>
+        </w:rPr>
+        <w:t>）</w:t>
+      </w:r>
+      <w:r>
+        <w:rPr>
+          <w:rFonts w:ascii="Times New Roman" w:hAnsi="Times New Roman" w:hint="eastAsia"/>
+        </w:rPr>
+        <w:t>所示。</w:t>
+      </w:r>
+    </w:p>
+    <w:p>
+      <w:pPr>
+        <w:pStyle w:val="aff3"/>
+        <w:keepNext/>
+        <w:spacing w:after="0"/>
+        <w:jc w:val="center"/>
+        <w:rPr>
+          <w:rFonts w:ascii="宋体" w:eastAsia="宋体" w:hAnsi="宋体"/>
+          <w:sz w:val="21"/>
+          <w:szCs w:val="21"/>
+        </w:rPr>
+      </w:pPr>
+      <w:r>
+        <w:rPr>
+          <w:rFonts w:ascii="宋体" w:eastAsia="宋体" w:hAnsi="宋体"/>
+          <w:sz w:val="21"/>
+          <w:szCs w:val="21"/>
+        </w:rPr>
+        <w:t xml:space="preserve">表 </w:t>
+      </w:r>
+      <w:r>
+        <w:rPr>
+          <w:rFonts w:ascii="宋体" w:eastAsia="宋体" w:hAnsi="宋体" w:hint="eastAsia"/>
+          <w:sz w:val="21"/>
+          <w:szCs w:val="21"/>
+        </w:rPr>
+        <w:t>5</w:t>
+      </w:r>
+      <w:r>
+        <w:rPr>
+          <w:rFonts w:ascii="宋体" w:eastAsia="宋体" w:hAnsi="宋体"/>
+          <w:sz w:val="21"/>
+          <w:szCs w:val="21"/>
+        </w:rPr>
+        <w:noBreakHyphen/>
+      </w:r>
+      <w:r>
+        <w:rPr>
+          <w:rFonts w:ascii="宋体" w:eastAsia="宋体" w:hAnsi="宋体"/>
+          <w:sz w:val="21"/>
+          <w:szCs w:val="21"/>
+        </w:rPr>
+        <w:fldChar w:fldCharType="begin"/>
+      </w:r>
+      <w:r>
+        <w:rPr>
+          <w:rFonts w:ascii="宋体" w:eastAsia="宋体" w:hAnsi="宋体"/>
+          <w:sz w:val="21"/>
+          <w:szCs w:val="21"/>
+        </w:rPr>
+        <w:instrText xml:space="preserve"> STYLEREF 1 \s </w:instrText>
+      </w:r>
+      <w:r>
+        <w:rPr>
+          <w:rFonts w:ascii="宋体" w:eastAsia="宋体" w:hAnsi="宋体"/>
+          <w:sz w:val="21"/>
+          <w:szCs w:val="21"/>
+        </w:rPr>
+        <w:fldChar w:fldCharType="separate"/>
+      </w:r>
+      <w:r>
+        <w:rPr>
+          <w:rFonts w:ascii="宋体" w:eastAsia="宋体" w:hAnsi="宋体"/>
+          <w:noProof/>
+          <w:sz w:val="21"/>
+          <w:szCs w:val="21"/>
+        </w:rPr>
+        <w:t>0</w:t>
+      </w:r>
+      <w:r>
+        <w:rPr>
+          <w:rFonts w:ascii="宋体" w:eastAsia="宋体" w:hAnsi="宋体"/>
+          <w:sz w:val="21"/>
+          <w:szCs w:val="21"/>
+        </w:rPr>
+        <w:fldChar w:fldCharType="end"/>
+      </w:r>
+      <w:r>
+        <w:rPr>
+          <w:rFonts w:ascii="宋体" w:eastAsia="宋体" w:hAnsi="宋体"/>
+          <w:sz w:val="21"/>
+          <w:szCs w:val="21"/>
+        </w:rPr>
+        <w:noBreakHyphen/>
+      </w:r>
+      <w:r>
+        <w:rPr>
+          <w:rFonts w:ascii="宋体" w:eastAsia="宋体" w:hAnsi="宋体"/>
+          <w:sz w:val="21"/>
+          <w:szCs w:val="21"/>
+        </w:rPr>
+        <w:fldChar w:fldCharType="begin"/>
+      </w:r>
+      <w:r>
+        <w:rPr>
+          <w:rFonts w:ascii="宋体" w:eastAsia="宋体" w:hAnsi="宋体"/>
+          <w:sz w:val="21"/>
+          <w:szCs w:val="21"/>
+        </w:rPr>
+        <w:instrText xml:space="preserve"> SEQ 表 \* ARABIC \s 1 </w:instrText>
+      </w:r>
+      <w:r>
+        <w:rPr>
+          <w:rFonts w:ascii="宋体" w:eastAsia="宋体" w:hAnsi="宋体"/>
+          <w:sz w:val="21"/>
+          <w:szCs w:val="21"/>
+        </w:rPr>
+        <w:fldChar w:fldCharType="separate"/>
+      </w:r>
+      <w:r>
+        <w:rPr>
+          <w:rFonts w:ascii="宋体" w:eastAsia="宋体" w:hAnsi="宋体"/>
+          <w:noProof/>
+          <w:sz w:val="21"/>
+          <w:szCs w:val="21"/>
+        </w:rPr>
+        <w:t>1</w:t>
+      </w:r>
+      <w:r>
+        <w:rPr>
+          <w:rFonts w:ascii="宋体" w:eastAsia="宋体" w:hAnsi="宋体"/>
+          <w:sz w:val="21"/>
+          <w:szCs w:val="21"/>
+        </w:rPr>
+        <w:fldChar w:fldCharType="end"/>
+      </w:r>
+      <w:r>
+        <w:rPr>
+          <w:rFonts w:ascii="宋体" w:eastAsia="宋体" w:hAnsi="宋体" w:hint="eastAsia"/>
+          <w:sz w:val="21"/>
+          <w:szCs w:val="21"/>
+        </w:rPr>
+        <w:t xml:space="preserve"> 系统开发环境信息</w:t>
       </w:r>
     </w:p>
     <w:tbl>
@@ -22800,6 +25838,142 @@
           </w:p>
         </w:tc>
       </w:tr>
+      <w:tr>
+        <w:tc>
+          <w:tcPr>
+            <w:cnfStyle w:val="001000000000" w:firstRow="0" w:lastRow="0" w:firstColumn="1" w:lastColumn="0" w:oddVBand="0" w:evenVBand="0" w:oddHBand="0" w:evenHBand="0" w:firstRowFirstColumn="0" w:firstRowLastColumn="0" w:lastRowFirstColumn="0" w:lastRowLastColumn="0"/>
+            <w:tcW w:w="2765" w:type="dxa"/>
+          </w:tcPr>
+          <w:p>
+            <w:pPr>
+              <w:rPr>
+                <w:rFonts w:ascii="Times New Roman" w:hAnsi="Times New Roman"/>
+              </w:rPr>
+            </w:pPr>
+            <w:r>
+              <w:rPr>
+                <w:rFonts w:ascii="Times New Roman" w:hAnsi="Times New Roman" w:hint="eastAsia"/>
+              </w:rPr>
+              <w:t>Python</w:t>
+            </w:r>
+          </w:p>
+        </w:tc>
+        <w:tc>
+          <w:tcPr>
+            <w:tcW w:w="2765" w:type="dxa"/>
+          </w:tcPr>
+          <w:p>
+            <w:pPr>
+              <w:cnfStyle w:val="000000000000" w:firstRow="0" w:lastRow="0" w:firstColumn="0" w:lastColumn="0" w:oddVBand="0" w:evenVBand="0" w:oddHBand="0" w:evenHBand="0" w:firstRowFirstColumn="0" w:firstRowLastColumn="0" w:lastRowFirstColumn="0" w:lastRowLastColumn="0"/>
+              <w:rPr>
+                <w:rFonts w:ascii="Times New Roman" w:hAnsi="Times New Roman"/>
+              </w:rPr>
+            </w:pPr>
+            <w:r>
+              <w:rPr>
+                <w:rFonts w:ascii="Times New Roman" w:hAnsi="Times New Roman" w:hint="eastAsia"/>
+              </w:rPr>
+              <w:t>3.10.11</w:t>
+            </w:r>
+          </w:p>
+        </w:tc>
+        <w:tc>
+          <w:tcPr>
+            <w:tcW w:w="2766" w:type="dxa"/>
+          </w:tcPr>
+          <w:p>
+            <w:pPr>
+              <w:cnfStyle w:val="000000000000" w:firstRow="0" w:lastRow="0" w:firstColumn="0" w:lastColumn="0" w:oddVBand="0" w:evenVBand="0" w:oddHBand="0" w:evenHBand="0" w:firstRowFirstColumn="0" w:firstRowLastColumn="0" w:lastRowFirstColumn="0" w:lastRowLastColumn="0"/>
+              <w:rPr>
+                <w:rFonts w:ascii="Times New Roman" w:hAnsi="Times New Roman"/>
+              </w:rPr>
+            </w:pPr>
+            <w:r>
+              <w:rPr>
+                <w:rFonts w:ascii="Times New Roman" w:hAnsi="Times New Roman"/>
+              </w:rPr>
+              <w:t>Python</w:t>
+            </w:r>
+            <w:r>
+              <w:rPr>
+                <w:rFonts w:ascii="Times New Roman" w:hAnsi="Times New Roman"/>
+              </w:rPr>
+              <w:t>运行环境</w:t>
+            </w:r>
+          </w:p>
+        </w:tc>
+      </w:tr>
+      <w:tr>
+        <w:tc>
+          <w:tcPr>
+            <w:cnfStyle w:val="001000000000" w:firstRow="0" w:lastRow="0" w:firstColumn="1" w:lastColumn="0" w:oddVBand="0" w:evenVBand="0" w:oddHBand="0" w:evenHBand="0" w:firstRowFirstColumn="0" w:firstRowLastColumn="0" w:lastRowFirstColumn="0" w:lastRowLastColumn="0"/>
+            <w:tcW w:w="2765" w:type="dxa"/>
+          </w:tcPr>
+          <w:p>
+            <w:pPr>
+              <w:rPr>
+                <w:rFonts w:ascii="Times New Roman" w:hAnsi="Times New Roman"/>
+              </w:rPr>
+            </w:pPr>
+            <w:r>
+              <w:rPr>
+                <w:rFonts w:ascii="Times New Roman" w:hAnsi="Times New Roman"/>
+              </w:rPr>
+              <w:t>Flask</w:t>
+            </w:r>
+          </w:p>
+        </w:tc>
+        <w:tc>
+          <w:tcPr>
+            <w:tcW w:w="2765" w:type="dxa"/>
+          </w:tcPr>
+          <w:p>
+            <w:pPr>
+              <w:cnfStyle w:val="000000000000" w:firstRow="0" w:lastRow="0" w:firstColumn="0" w:lastColumn="0" w:oddVBand="0" w:evenVBand="0" w:oddHBand="0" w:evenHBand="0" w:firstRowFirstColumn="0" w:firstRowLastColumn="0" w:lastRowFirstColumn="0" w:lastRowLastColumn="0"/>
+              <w:rPr>
+                <w:rFonts w:ascii="Times New Roman" w:hAnsi="Times New Roman"/>
+              </w:rPr>
+            </w:pPr>
+            <w:r>
+              <w:rPr>
+                <w:rFonts w:ascii="Times New Roman" w:hAnsi="Times New Roman"/>
+              </w:rPr>
+              <w:t>3.1.</w:t>
+            </w:r>
+            <w:r>
+              <w:rPr>
+                <w:rFonts w:ascii="Times New Roman" w:hAnsi="Times New Roman" w:hint="eastAsia"/>
+              </w:rPr>
+              <w:t>3</w:t>
+            </w:r>
+          </w:p>
+        </w:tc>
+        <w:tc>
+          <w:tcPr>
+            <w:tcW w:w="2766" w:type="dxa"/>
+          </w:tcPr>
+          <w:p>
+            <w:pPr>
+              <w:cnfStyle w:val="000000000000" w:firstRow="0" w:lastRow="0" w:firstColumn="0" w:lastColumn="0" w:oddVBand="0" w:evenVBand="0" w:oddHBand="0" w:evenHBand="0" w:firstRowFirstColumn="0" w:firstRowLastColumn="0" w:lastRowFirstColumn="0" w:lastRowLastColumn="0"/>
+              <w:rPr>
+                <w:rFonts w:ascii="Times New Roman" w:hAnsi="Times New Roman"/>
+              </w:rPr>
+            </w:pPr>
+            <w:r>
+              <w:rPr>
+                <w:rFonts w:ascii="Times New Roman" w:hAnsi="Times New Roman"/>
+              </w:rPr>
+              <w:t>Python Web</w:t>
+            </w:r>
+            <w:r>
+              <w:rPr>
+                <w:rFonts w:ascii="Times New Roman" w:hAnsi="Times New Roman"/>
+              </w:rPr>
+              <w:t>开发框架</w:t>
+            </w:r>
+          </w:p>
+        </w:tc>
+      </w:tr>
     </w:tbl>
     <w:p/>
     <w:p>
@@ -22875,7 +26049,14 @@
         <w:rPr>
           <w:rFonts w:ascii="Times New Roman" w:hAnsi="Times New Roman" w:hint="eastAsia"/>
         </w:rPr>
-        <w:t>完成新用户的账号创建。在前端页面中，用户需要输入用户名、密码以及基本信息，提交后由后端进行数据校验。后端实现过程中，首先对用户名进行唯一性校验，避免重复注册；随后对密码进行加密处理（如使用</w:t>
+        <w:t>完成新用户的账号创建。在前端页面中，用户需要输入用户名、密码以及基本信息，提交后由后端进行数据校验。后端实现过程中，首先对用</w:t>
+      </w:r>
+      <w:r>
+        <w:rPr>
+          <w:rFonts w:ascii="Times New Roman" w:hAnsi="Times New Roman" w:hint="eastAsia"/>
+        </w:rPr>
+        <w:lastRenderedPageBreak/>
+        <w:t>户名进行唯一性校验，避免重复注册；随后对密码进行加密处理（如使用</w:t>
       </w:r>
       <w:r>
         <w:rPr>
@@ -22941,7 +26122,6 @@
         <w:rPr>
           <w:noProof/>
         </w:rPr>
-        <w:lastRenderedPageBreak/>
         <w:drawing>
           <wp:inline distT="0" distB="0" distL="0" distR="0" wp14:anchorId="3F27FE54" wp14:editId="1B7229D1">
             <wp:extent cx="5274310" cy="2773045"/>
@@ -22999,17 +26179,6 @@
       <w:r>
         <w:noBreakHyphen/>
       </w:r>
-      <w:fldSimple w:instr=" STYLEREF 1 \s ">
-        <w:r>
-          <w:rPr>
-            <w:noProof/>
-          </w:rPr>
-          <w:t>0</w:t>
-        </w:r>
-      </w:fldSimple>
-      <w:r>
-        <w:noBreakHyphen/>
-      </w:r>
       <w:r>
         <w:fldChar w:fldCharType="begin"/>
       </w:r>
@@ -23113,17 +26282,6 @@
       <w:r>
         <w:noBreakHyphen/>
       </w:r>
-      <w:fldSimple w:instr=" STYLEREF 1 \s ">
-        <w:r>
-          <w:rPr>
-            <w:noProof/>
-          </w:rPr>
-          <w:t>0</w:t>
-        </w:r>
-      </w:fldSimple>
-      <w:r>
-        <w:noBreakHyphen/>
-      </w:r>
       <w:r>
         <w:fldChar w:fldCharType="begin"/>
       </w:r>
@@ -23214,6 +26372,7 @@
         <w:rPr>
           <w:rFonts w:ascii="Times New Roman" w:hAnsi="Times New Roman"/>
         </w:rPr>
+        <w:lastRenderedPageBreak/>
         <w:t>存储（如</w:t>
       </w:r>
       <w:r>
@@ -23304,7 +26463,6 @@
         <w:rPr>
           <w:noProof/>
         </w:rPr>
-        <w:lastRenderedPageBreak/>
         <w:drawing>
           <wp:inline distT="0" distB="0" distL="0" distR="0" wp14:anchorId="250FA8D7" wp14:editId="36404ED0">
             <wp:extent cx="5274310" cy="2773045"/>
@@ -23384,43 +26542,6 @@
         <w:rPr>
           <w:rFonts w:ascii="Times New Roman" w:hAnsi="Times New Roman"/>
         </w:rPr>
-        <w:instrText xml:space="preserve"> STYLEREF 1 \s </w:instrText>
-      </w:r>
-      <w:r>
-        <w:rPr>
-          <w:rFonts w:ascii="Times New Roman" w:hAnsi="Times New Roman"/>
-        </w:rPr>
-        <w:fldChar w:fldCharType="separate"/>
-      </w:r>
-      <w:r>
-        <w:rPr>
-          <w:rFonts w:ascii="Times New Roman" w:hAnsi="Times New Roman"/>
-          <w:noProof/>
-        </w:rPr>
-        <w:t>0</w:t>
-      </w:r>
-      <w:r>
-        <w:rPr>
-          <w:rFonts w:ascii="Times New Roman" w:hAnsi="Times New Roman"/>
-        </w:rPr>
-        <w:fldChar w:fldCharType="end"/>
-      </w:r>
-      <w:r>
-        <w:rPr>
-          <w:rFonts w:ascii="Times New Roman" w:hAnsi="Times New Roman"/>
-        </w:rPr>
-        <w:noBreakHyphen/>
-      </w:r>
-      <w:r>
-        <w:rPr>
-          <w:rFonts w:ascii="Times New Roman" w:hAnsi="Times New Roman"/>
-        </w:rPr>
-        <w:fldChar w:fldCharType="begin"/>
-      </w:r>
-      <w:r>
-        <w:rPr>
-          <w:rFonts w:ascii="Times New Roman" w:hAnsi="Times New Roman"/>
-        </w:rPr>
         <w:instrText xml:space="preserve"> SEQ </w:instrText>
       </w:r>
       <w:r>
@@ -23636,43 +26757,6 @@
         <w:rPr>
           <w:rFonts w:ascii="Times New Roman" w:hAnsi="Times New Roman"/>
         </w:rPr>
-        <w:instrText xml:space="preserve"> STYLEREF 1 \s </w:instrText>
-      </w:r>
-      <w:r>
-        <w:rPr>
-          <w:rFonts w:ascii="Times New Roman" w:hAnsi="Times New Roman"/>
-        </w:rPr>
-        <w:fldChar w:fldCharType="separate"/>
-      </w:r>
-      <w:r>
-        <w:rPr>
-          <w:rFonts w:ascii="Times New Roman" w:hAnsi="Times New Roman"/>
-          <w:noProof/>
-        </w:rPr>
-        <w:t>0</w:t>
-      </w:r>
-      <w:r>
-        <w:rPr>
-          <w:rFonts w:ascii="Times New Roman" w:hAnsi="Times New Roman"/>
-        </w:rPr>
-        <w:fldChar w:fldCharType="end"/>
-      </w:r>
-      <w:r>
-        <w:rPr>
-          <w:rFonts w:ascii="Times New Roman" w:hAnsi="Times New Roman"/>
-        </w:rPr>
-        <w:noBreakHyphen/>
-      </w:r>
-      <w:r>
-        <w:rPr>
-          <w:rFonts w:ascii="Times New Roman" w:hAnsi="Times New Roman"/>
-        </w:rPr>
-        <w:fldChar w:fldCharType="begin"/>
-      </w:r>
-      <w:r>
-        <w:rPr>
-          <w:rFonts w:ascii="Times New Roman" w:hAnsi="Times New Roman"/>
-        </w:rPr>
         <w:instrText xml:space="preserve"> SEQ </w:instrText>
       </w:r>
       <w:r>
@@ -23731,6 +26815,7 @@
         <w:rPr>
           <w:rFonts w:hint="eastAsia"/>
         </w:rPr>
+        <w:lastRenderedPageBreak/>
         <w:t>医生账户管理实现</w:t>
       </w:r>
     </w:p>
@@ -23745,14 +26830,7 @@
         <w:rPr>
           <w:rFonts w:ascii="Times New Roman" w:hAnsi="Times New Roman" w:hint="eastAsia"/>
         </w:rPr>
-        <w:t>为方便医院对医生信息进行统一维护与权限管理，系统设计了医生账户管理功能。管</w:t>
-      </w:r>
-      <w:r>
-        <w:rPr>
-          <w:rFonts w:ascii="Times New Roman" w:hAnsi="Times New Roman" w:hint="eastAsia"/>
-        </w:rPr>
-        <w:lastRenderedPageBreak/>
-        <w:t>理员可通过该功能对医生账户进行新增、修改、删除及查询操作，实现医生基本信息与系统账号的统一管理。医生账户信息主要包括医生姓名、所属科室、职称、联系方式、登录账号及状态等内容。</w:t>
+        <w:t>为方便医院对医生信息进行统一维护与权限管理，系统设计了医生账户管理功能。管理员可通过该功能对医生账户进行新增、修改、删除及查询操作，实现医生基本信息与系统账号的统一管理。医生账户信息主要包括医生姓名、所属科室、职称、联系方式、登录账号及状态等内容。</w:t>
       </w:r>
     </w:p>
     <w:p>
@@ -23841,43 +26919,6 @@
           <w:rFonts w:ascii="Times New Roman" w:hAnsi="Times New Roman" w:hint="eastAsia"/>
         </w:rPr>
         <w:t>5</w:t>
-      </w:r>
-      <w:r>
-        <w:rPr>
-          <w:rFonts w:ascii="Times New Roman" w:hAnsi="Times New Roman"/>
-        </w:rPr>
-        <w:noBreakHyphen/>
-      </w:r>
-      <w:r>
-        <w:rPr>
-          <w:rFonts w:ascii="Times New Roman" w:hAnsi="Times New Roman"/>
-        </w:rPr>
-        <w:fldChar w:fldCharType="begin"/>
-      </w:r>
-      <w:r>
-        <w:rPr>
-          <w:rFonts w:ascii="Times New Roman" w:hAnsi="Times New Roman"/>
-        </w:rPr>
-        <w:instrText xml:space="preserve"> STYLEREF 1 \s </w:instrText>
-      </w:r>
-      <w:r>
-        <w:rPr>
-          <w:rFonts w:ascii="Times New Roman" w:hAnsi="Times New Roman"/>
-        </w:rPr>
-        <w:fldChar w:fldCharType="separate"/>
-      </w:r>
-      <w:r>
-        <w:rPr>
-          <w:rFonts w:ascii="Times New Roman" w:hAnsi="Times New Roman"/>
-          <w:noProof/>
-        </w:rPr>
-        <w:t>0</w:t>
-      </w:r>
-      <w:r>
-        <w:rPr>
-          <w:rFonts w:ascii="Times New Roman" w:hAnsi="Times New Roman"/>
-        </w:rPr>
-        <w:fldChar w:fldCharType="end"/>
       </w:r>
       <w:r>
         <w:rPr>
@@ -24176,43 +27217,6 @@
         <w:rPr>
           <w:rFonts w:ascii="Times New Roman" w:hAnsi="Times New Roman"/>
         </w:rPr>
-        <w:instrText xml:space="preserve"> STYLEREF 1 \s </w:instrText>
-      </w:r>
-      <w:r>
-        <w:rPr>
-          <w:rFonts w:ascii="Times New Roman" w:hAnsi="Times New Roman"/>
-        </w:rPr>
-        <w:fldChar w:fldCharType="separate"/>
-      </w:r>
-      <w:r>
-        <w:rPr>
-          <w:rFonts w:ascii="Times New Roman" w:hAnsi="Times New Roman"/>
-          <w:noProof/>
-        </w:rPr>
-        <w:t>0</w:t>
-      </w:r>
-      <w:r>
-        <w:rPr>
-          <w:rFonts w:ascii="Times New Roman" w:hAnsi="Times New Roman"/>
-        </w:rPr>
-        <w:fldChar w:fldCharType="end"/>
-      </w:r>
-      <w:r>
-        <w:rPr>
-          <w:rFonts w:ascii="Times New Roman" w:hAnsi="Times New Roman"/>
-        </w:rPr>
-        <w:noBreakHyphen/>
-      </w:r>
-      <w:r>
-        <w:rPr>
-          <w:rFonts w:ascii="Times New Roman" w:hAnsi="Times New Roman"/>
-        </w:rPr>
-        <w:fldChar w:fldCharType="begin"/>
-      </w:r>
-      <w:r>
-        <w:rPr>
-          <w:rFonts w:ascii="Times New Roman" w:hAnsi="Times New Roman"/>
-        </w:rPr>
         <w:instrText xml:space="preserve"> SEQ </w:instrText>
       </w:r>
       <w:r>
@@ -24342,43 +27346,6 @@
           <w:rFonts w:ascii="Times New Roman" w:hAnsi="Times New Roman" w:hint="eastAsia"/>
         </w:rPr>
         <w:t>5</w:t>
-      </w:r>
-      <w:r>
-        <w:rPr>
-          <w:rFonts w:ascii="Times New Roman" w:hAnsi="Times New Roman"/>
-        </w:rPr>
-        <w:noBreakHyphen/>
-      </w:r>
-      <w:r>
-        <w:rPr>
-          <w:rFonts w:ascii="Times New Roman" w:hAnsi="Times New Roman"/>
-        </w:rPr>
-        <w:fldChar w:fldCharType="begin"/>
-      </w:r>
-      <w:r>
-        <w:rPr>
-          <w:rFonts w:ascii="Times New Roman" w:hAnsi="Times New Roman"/>
-        </w:rPr>
-        <w:instrText xml:space="preserve"> STYLEREF 1 \s </w:instrText>
-      </w:r>
-      <w:r>
-        <w:rPr>
-          <w:rFonts w:ascii="Times New Roman" w:hAnsi="Times New Roman"/>
-        </w:rPr>
-        <w:fldChar w:fldCharType="separate"/>
-      </w:r>
-      <w:r>
-        <w:rPr>
-          <w:rFonts w:ascii="Times New Roman" w:hAnsi="Times New Roman"/>
-          <w:noProof/>
-        </w:rPr>
-        <w:t>0</w:t>
-      </w:r>
-      <w:r>
-        <w:rPr>
-          <w:rFonts w:ascii="Times New Roman" w:hAnsi="Times New Roman"/>
-        </w:rPr>
-        <w:fldChar w:fldCharType="end"/>
       </w:r>
       <w:r>
         <w:rPr>
@@ -24543,43 +27510,6 @@
         <w:rPr>
           <w:rFonts w:ascii="Times New Roman" w:hAnsi="Times New Roman"/>
         </w:rPr>
-        <w:instrText xml:space="preserve"> STYLEREF 1 \s </w:instrText>
-      </w:r>
-      <w:r>
-        <w:rPr>
-          <w:rFonts w:ascii="Times New Roman" w:hAnsi="Times New Roman"/>
-        </w:rPr>
-        <w:fldChar w:fldCharType="separate"/>
-      </w:r>
-      <w:r>
-        <w:rPr>
-          <w:rFonts w:ascii="Times New Roman" w:hAnsi="Times New Roman"/>
-          <w:noProof/>
-        </w:rPr>
-        <w:t>0</w:t>
-      </w:r>
-      <w:r>
-        <w:rPr>
-          <w:rFonts w:ascii="Times New Roman" w:hAnsi="Times New Roman"/>
-        </w:rPr>
-        <w:fldChar w:fldCharType="end"/>
-      </w:r>
-      <w:r>
-        <w:rPr>
-          <w:rFonts w:ascii="Times New Roman" w:hAnsi="Times New Roman"/>
-        </w:rPr>
-        <w:noBreakHyphen/>
-      </w:r>
-      <w:r>
-        <w:rPr>
-          <w:rFonts w:ascii="Times New Roman" w:hAnsi="Times New Roman"/>
-        </w:rPr>
-        <w:fldChar w:fldCharType="begin"/>
-      </w:r>
-      <w:r>
-        <w:rPr>
-          <w:rFonts w:ascii="Times New Roman" w:hAnsi="Times New Roman"/>
-        </w:rPr>
         <w:instrText xml:space="preserve"> SEQ </w:instrText>
       </w:r>
       <w:r>
@@ -24758,43 +27688,6 @@
         <w:rPr>
           <w:rFonts w:ascii="Times New Roman" w:hAnsi="Times New Roman"/>
         </w:rPr>
-        <w:instrText xml:space="preserve"> STYLEREF 1 \s </w:instrText>
-      </w:r>
-      <w:r>
-        <w:rPr>
-          <w:rFonts w:ascii="Times New Roman" w:hAnsi="Times New Roman"/>
-        </w:rPr>
-        <w:fldChar w:fldCharType="separate"/>
-      </w:r>
-      <w:r>
-        <w:rPr>
-          <w:rFonts w:ascii="Times New Roman" w:hAnsi="Times New Roman"/>
-          <w:noProof/>
-        </w:rPr>
-        <w:t>0</w:t>
-      </w:r>
-      <w:r>
-        <w:rPr>
-          <w:rFonts w:ascii="Times New Roman" w:hAnsi="Times New Roman"/>
-        </w:rPr>
-        <w:fldChar w:fldCharType="end"/>
-      </w:r>
-      <w:r>
-        <w:rPr>
-          <w:rFonts w:ascii="Times New Roman" w:hAnsi="Times New Roman"/>
-        </w:rPr>
-        <w:noBreakHyphen/>
-      </w:r>
-      <w:r>
-        <w:rPr>
-          <w:rFonts w:ascii="Times New Roman" w:hAnsi="Times New Roman"/>
-        </w:rPr>
-        <w:fldChar w:fldCharType="begin"/>
-      </w:r>
-      <w:r>
-        <w:rPr>
-          <w:rFonts w:ascii="Times New Roman" w:hAnsi="Times New Roman"/>
-        </w:rPr>
         <w:instrText xml:space="preserve"> SEQ </w:instrText>
       </w:r>
       <w:r>
@@ -25009,17 +27902,6 @@
       <w:r>
         <w:noBreakHyphen/>
       </w:r>
-      <w:fldSimple w:instr=" STYLEREF 1 \s ">
-        <w:r>
-          <w:rPr>
-            <w:noProof/>
-          </w:rPr>
-          <w:t>0</w:t>
-        </w:r>
-      </w:fldSimple>
-      <w:r>
-        <w:noBreakHyphen/>
-      </w:r>
       <w:r>
         <w:fldChar w:fldCharType="begin"/>
       </w:r>
@@ -25090,20 +27972,20 @@
       <w:pPr>
         <w:ind w:firstLine="420"/>
       </w:pPr>
-      <w:commentRangeStart w:id="65"/>
+      <w:commentRangeStart w:id="64"/>
       <w:r>
         <w:rPr>
           <w:rFonts w:hint="eastAsia"/>
         </w:rPr>
         <w:t>【排班查询页面图】</w:t>
       </w:r>
-      <w:commentRangeEnd w:id="65"/>
+      <w:commentRangeEnd w:id="64"/>
       <w:r>
         <w:rPr>
           <w:rStyle w:val="afe"/>
           <w:szCs w:val="24"/>
         </w:rPr>
-        <w:commentReference w:id="65"/>
+        <w:commentReference w:id="64"/>
       </w:r>
     </w:p>
     <w:p>
@@ -25864,43 +28746,6 @@
         <w:rPr>
           <w:rFonts w:ascii="Times New Roman" w:hAnsi="Times New Roman"/>
         </w:rPr>
-        <w:instrText xml:space="preserve"> STYLEREF 1 \s </w:instrText>
-      </w:r>
-      <w:r>
-        <w:rPr>
-          <w:rFonts w:ascii="Times New Roman" w:hAnsi="Times New Roman"/>
-        </w:rPr>
-        <w:fldChar w:fldCharType="separate"/>
-      </w:r>
-      <w:r>
-        <w:rPr>
-          <w:rFonts w:ascii="Times New Roman" w:hAnsi="Times New Roman"/>
-          <w:noProof/>
-        </w:rPr>
-        <w:t>0</w:t>
-      </w:r>
-      <w:r>
-        <w:rPr>
-          <w:rFonts w:ascii="Times New Roman" w:hAnsi="Times New Roman"/>
-        </w:rPr>
-        <w:fldChar w:fldCharType="end"/>
-      </w:r>
-      <w:r>
-        <w:rPr>
-          <w:rFonts w:ascii="Times New Roman" w:hAnsi="Times New Roman"/>
-        </w:rPr>
-        <w:noBreakHyphen/>
-      </w:r>
-      <w:r>
-        <w:rPr>
-          <w:rFonts w:ascii="Times New Roman" w:hAnsi="Times New Roman"/>
-        </w:rPr>
-        <w:fldChar w:fldCharType="begin"/>
-      </w:r>
-      <w:r>
-        <w:rPr>
-          <w:rFonts w:ascii="Times New Roman" w:hAnsi="Times New Roman"/>
-        </w:rPr>
         <w:instrText xml:space="preserve"> SEQ </w:instrText>
       </w:r>
       <w:r>
@@ -25959,7 +28804,7 @@
           <w:szCs w:val="48"/>
         </w:rPr>
       </w:pPr>
-      <w:bookmarkStart w:id="66" w:name="OLE_LINK3"/>
+      <w:bookmarkStart w:id="65" w:name="OLE_LINK3"/>
       <w:bookmarkEnd w:id="41"/>
       <w:r>
         <w:br w:type="page"/>
@@ -26016,10 +28861,10 @@
           <w:szCs w:val="40"/>
         </w:rPr>
       </w:pPr>
-      <w:bookmarkStart w:id="67" w:name="_Toc224493078"/>
-      <w:bookmarkStart w:id="68" w:name="_Toc224848504"/>
+      <w:bookmarkStart w:id="66" w:name="_Toc224493078"/>
+      <w:bookmarkStart w:id="67" w:name="_Toc224848504"/>
+      <w:bookmarkEnd w:id="66"/>
       <w:bookmarkEnd w:id="67"/>
-      <w:bookmarkEnd w:id="68"/>
     </w:p>
     <w:p>
       <w:pPr>
@@ -26041,10 +28886,10 @@
           <w:szCs w:val="40"/>
         </w:rPr>
       </w:pPr>
-      <w:bookmarkStart w:id="69" w:name="_Toc224493079"/>
-      <w:bookmarkStart w:id="70" w:name="_Toc224848505"/>
+      <w:bookmarkStart w:id="68" w:name="_Toc224493079"/>
+      <w:bookmarkStart w:id="69" w:name="_Toc224848505"/>
+      <w:bookmarkEnd w:id="68"/>
       <w:bookmarkEnd w:id="69"/>
-      <w:bookmarkEnd w:id="70"/>
     </w:p>
     <w:p>
       <w:pPr>
@@ -26066,10 +28911,10 @@
           <w:szCs w:val="40"/>
         </w:rPr>
       </w:pPr>
-      <w:bookmarkStart w:id="71" w:name="_Toc224493080"/>
-      <w:bookmarkStart w:id="72" w:name="_Toc224848506"/>
+      <w:bookmarkStart w:id="70" w:name="_Toc224493080"/>
+      <w:bookmarkStart w:id="71" w:name="_Toc224848506"/>
+      <w:bookmarkEnd w:id="70"/>
       <w:bookmarkEnd w:id="71"/>
-      <w:bookmarkEnd w:id="72"/>
     </w:p>
     <w:p>
       <w:pPr>
@@ -26091,10 +28936,10 @@
           <w:szCs w:val="40"/>
         </w:rPr>
       </w:pPr>
-      <w:bookmarkStart w:id="73" w:name="_Toc224493081"/>
-      <w:bookmarkStart w:id="74" w:name="_Toc224848507"/>
+      <w:bookmarkStart w:id="72" w:name="_Toc224493081"/>
+      <w:bookmarkStart w:id="73" w:name="_Toc224848507"/>
+      <w:bookmarkEnd w:id="72"/>
       <w:bookmarkEnd w:id="73"/>
-      <w:bookmarkEnd w:id="74"/>
     </w:p>
     <w:p>
       <w:pPr>
@@ -26116,10 +28961,10 @@
           <w:szCs w:val="40"/>
         </w:rPr>
       </w:pPr>
-      <w:bookmarkStart w:id="75" w:name="_Toc224493082"/>
-      <w:bookmarkStart w:id="76" w:name="_Toc224848508"/>
+      <w:bookmarkStart w:id="74" w:name="_Toc224493082"/>
+      <w:bookmarkStart w:id="75" w:name="_Toc224848508"/>
+      <w:bookmarkEnd w:id="74"/>
       <w:bookmarkEnd w:id="75"/>
-      <w:bookmarkEnd w:id="76"/>
     </w:p>
     <w:p>
       <w:pPr>
@@ -26141,8 +28986,8 @@
           <w:szCs w:val="40"/>
         </w:rPr>
       </w:pPr>
-      <w:bookmarkStart w:id="77" w:name="_Toc224848509"/>
-      <w:bookmarkEnd w:id="77"/>
+      <w:bookmarkStart w:id="76" w:name="_Toc224848509"/>
+      <w:bookmarkEnd w:id="76"/>
     </w:p>
     <w:p>
       <w:pPr>
@@ -26164,8 +29009,8 @@
           <w:szCs w:val="40"/>
         </w:rPr>
       </w:pPr>
-      <w:bookmarkStart w:id="78" w:name="_Toc224848510"/>
-      <w:bookmarkEnd w:id="78"/>
+      <w:bookmarkStart w:id="77" w:name="_Toc224848510"/>
+      <w:bookmarkEnd w:id="77"/>
     </w:p>
     <w:p>
       <w:pPr>
@@ -26187,8 +29032,8 @@
           <w:szCs w:val="40"/>
         </w:rPr>
       </w:pPr>
-      <w:bookmarkStart w:id="79" w:name="_Toc224848511"/>
-      <w:bookmarkEnd w:id="79"/>
+      <w:bookmarkStart w:id="78" w:name="_Toc224848511"/>
+      <w:bookmarkEnd w:id="78"/>
     </w:p>
     <w:p>
       <w:pPr>
@@ -26210,8 +29055,8 @@
           <w:szCs w:val="40"/>
         </w:rPr>
       </w:pPr>
-      <w:bookmarkStart w:id="80" w:name="_Toc224848512"/>
-      <w:bookmarkEnd w:id="80"/>
+      <w:bookmarkStart w:id="79" w:name="_Toc224848512"/>
+      <w:bookmarkEnd w:id="79"/>
     </w:p>
     <w:p>
       <w:pPr>
@@ -26233,8 +29078,8 @@
           <w:szCs w:val="40"/>
         </w:rPr>
       </w:pPr>
-      <w:bookmarkStart w:id="81" w:name="_Toc224848513"/>
-      <w:bookmarkEnd w:id="81"/>
+      <w:bookmarkStart w:id="80" w:name="_Toc224848513"/>
+      <w:bookmarkEnd w:id="80"/>
     </w:p>
     <w:p>
       <w:pPr>
@@ -26256,8 +29101,8 @@
           <w:szCs w:val="40"/>
         </w:rPr>
       </w:pPr>
-      <w:bookmarkStart w:id="82" w:name="_Toc224848514"/>
-      <w:bookmarkEnd w:id="82"/>
+      <w:bookmarkStart w:id="81" w:name="_Toc224848514"/>
+      <w:bookmarkEnd w:id="81"/>
     </w:p>
     <w:p>
       <w:pPr>
@@ -26352,7 +29197,7 @@
         </w:rPr>
         <w:t>脚本构造模拟挂号数据，模拟真实门诊场景中的三类典型变化趋势（稳定型、波动型及趋势型），以验证模型的有效性。</w:t>
       </w:r>
-      <w:commentRangeStart w:id="83"/>
+      <w:commentRangeStart w:id="82"/>
     </w:p>
     <w:p>
       <w:pPr>
@@ -26421,14 +29266,14 @@
         </w:rPr>
         <w:t>作为时间序列建模数据。</w:t>
       </w:r>
-      <w:commentRangeEnd w:id="83"/>
+      <w:commentRangeEnd w:id="82"/>
       <w:r>
         <w:rPr>
           <w:rStyle w:val="afe"/>
           <w:rFonts w:ascii="Times New Roman" w:hAnsi="Times New Roman"/>
           <w:szCs w:val="24"/>
         </w:rPr>
-        <w:commentReference w:id="83"/>
+        <w:commentReference w:id="82"/>
       </w:r>
     </w:p>
     <w:p>
@@ -26536,7 +29381,7 @@
           <w:p>
             <w:pPr>
               <w:rPr>
-                <w:rFonts w:ascii="Times New Roman" w:hAnsi="Times New Roman" w:hint="eastAsia"/>
+                <w:rFonts w:ascii="Times New Roman" w:hAnsi="Times New Roman"/>
               </w:rPr>
             </w:pPr>
           </w:p>
@@ -26550,7 +29395,7 @@
             <w:pPr>
               <w:jc w:val="center"/>
               <w:rPr>
-                <w:rFonts w:ascii="Times New Roman" w:hAnsi="Times New Roman" w:hint="eastAsia"/>
+                <w:rFonts w:ascii="Times New Roman" w:hAnsi="Times New Roman"/>
               </w:rPr>
             </w:pPr>
             <m:oMathPara>
@@ -26659,7 +29504,7 @@
             <w:pPr>
               <w:jc w:val="right"/>
               <w:rPr>
-                <w:rFonts w:ascii="Times New Roman" w:hAnsi="Times New Roman" w:hint="eastAsia"/>
+                <w:rFonts w:ascii="Times New Roman" w:hAnsi="Times New Roman"/>
               </w:rPr>
             </w:pPr>
             <w:r>
@@ -26676,7 +29521,7 @@
       <w:pPr>
         <w:ind w:firstLine="420"/>
         <w:rPr>
-          <w:rFonts w:ascii="Times New Roman" w:hAnsi="Times New Roman" w:hint="eastAsia"/>
+          <w:rFonts w:ascii="Times New Roman" w:hAnsi="Times New Roman"/>
         </w:rPr>
       </w:pPr>
     </w:p>
@@ -27016,7 +29861,7 @@
                 <w:rFonts w:ascii="Times New Roman" w:hAnsi="Times New Roman"/>
               </w:rPr>
             </w:pPr>
-            <w:commentRangeStart w:id="84"/>
+            <w:commentRangeStart w:id="83"/>
             <w:r>
               <w:rPr>
                 <w:rFonts w:ascii="Times New Roman" w:hAnsi="Times New Roman"/>
@@ -27043,14 +29888,14 @@
               </w:rPr>
               <w:t>…</w:t>
             </w:r>
-            <w:commentRangeEnd w:id="84"/>
+            <w:commentRangeEnd w:id="83"/>
             <w:r>
               <w:rPr>
                 <w:rStyle w:val="afe"/>
                 <w:rFonts w:ascii="Times New Roman" w:hAnsi="Times New Roman"/>
                 <w:szCs w:val="24"/>
               </w:rPr>
-              <w:commentReference w:id="84"/>
+              <w:commentReference w:id="83"/>
             </w:r>
           </w:p>
         </w:tc>
@@ -27093,6 +29938,9 @@
         <w:jc w:val="center"/>
       </w:pPr>
       <w:r>
+        <w:rPr>
+          <w:noProof/>
+        </w:rPr>
         <w:drawing>
           <wp:inline distT="0" distB="0" distL="0" distR="0" wp14:anchorId="426E46F6" wp14:editId="78342AFE">
             <wp:extent cx="5274310" cy="3956050"/>
@@ -27406,6 +30254,9 @@
         <w:jc w:val="center"/>
       </w:pPr>
       <w:r>
+        <w:rPr>
+          <w:noProof/>
+        </w:rPr>
         <w:lastRenderedPageBreak/>
         <w:drawing>
           <wp:inline distT="0" distB="0" distL="0" distR="0" wp14:anchorId="2F773000" wp14:editId="38AC9A19">
@@ -27578,9 +30429,6 @@
           <w:ilvl w:val="0"/>
           <w:numId w:val="40"/>
         </w:numPr>
-        <w:rPr>
-          <w:rFonts w:hint="eastAsia"/>
-        </w:rPr>
       </w:pPr>
       <w:r>
         <w:rPr>
@@ -27858,6 +30706,84 @@
         <w:t>：</w:t>
       </w:r>
     </w:p>
+    <w:tbl>
+      <w:tblPr>
+        <w:tblStyle w:val="af6"/>
+        <w:tblW w:w="0" w:type="auto"/>
+        <w:tblBorders>
+          <w:top w:val="none" w:sz="0" w:space="0" w:color="auto"/>
+          <w:left w:val="none" w:sz="0" w:space="0" w:color="auto"/>
+          <w:bottom w:val="none" w:sz="0" w:space="0" w:color="auto"/>
+          <w:right w:val="none" w:sz="0" w:space="0" w:color="auto"/>
+          <w:insideH w:val="none" w:sz="0" w:space="0" w:color="auto"/>
+          <w:insideV w:val="none" w:sz="0" w:space="0" w:color="auto"/>
+        </w:tblBorders>
+        <w:tblLayout w:type="fixed"/>
+        <w:tblLook w:val="04A0" w:firstRow="1" w:lastRow="0" w:firstColumn="1" w:lastColumn="0" w:noHBand="0" w:noVBand="1"/>
+      </w:tblPr>
+      <w:tblGrid>
+        <w:gridCol w:w="851"/>
+        <w:gridCol w:w="6804"/>
+        <w:gridCol w:w="851"/>
+      </w:tblGrid>
+      <w:tr>
+        <w:tc>
+          <w:tcPr>
+            <w:tcW w:w="851" w:type="dxa"/>
+            <w:vAlign w:val="center"/>
+          </w:tcPr>
+          <w:p>
+            <w:pPr>
+              <w:rPr>
+                <w:rFonts w:ascii="Times New Roman" w:hAnsi="Times New Roman"/>
+              </w:rPr>
+            </w:pPr>
+          </w:p>
+        </w:tc>
+        <w:tc>
+          <w:tcPr>
+            <w:tcW w:w="6804" w:type="dxa"/>
+          </w:tcPr>
+          <w:p>
+            <w:pPr>
+              <w:ind w:firstLine="420"/>
+              <w:rPr>
+                <w:rFonts w:ascii="Times New Roman" w:hAnsi="Times New Roman"/>
+              </w:rPr>
+            </w:pPr>
+            <m:oMathPara>
+              <m:oMath>
+                <m:r>
+                  <w:rPr>
+                    <w:rFonts w:ascii="Cambria Math" w:hAnsi="Cambria Math"/>
+                  </w:rPr>
+                  <m:t>ARIMA(p,d,q)</m:t>
+                </m:r>
+              </m:oMath>
+            </m:oMathPara>
+          </w:p>
+        </w:tc>
+        <w:tc>
+          <w:tcPr>
+            <w:tcW w:w="851" w:type="dxa"/>
+          </w:tcPr>
+          <w:p>
+            <w:pPr>
+              <w:jc w:val="right"/>
+              <w:rPr>
+                <w:rFonts w:ascii="Times New Roman" w:hAnsi="Times New Roman"/>
+              </w:rPr>
+            </w:pPr>
+            <w:r>
+              <w:rPr>
+                <w:rFonts w:ascii="Times New Roman" w:hAnsi="Times New Roman" w:hint="eastAsia"/>
+              </w:rPr>
+              <w:t>(6-1)</w:t>
+            </w:r>
+          </w:p>
+        </w:tc>
+      </w:tr>
+    </w:tbl>
     <w:p>
       <w:pPr>
         <w:ind w:firstLine="420"/>
@@ -27865,29 +30791,6 @@
           <w:rFonts w:ascii="Times New Roman" w:hAnsi="Times New Roman"/>
         </w:rPr>
       </w:pPr>
-      <m:oMathPara>
-        <m:oMath>
-          <m:r>
-            <w:rPr>
-              <w:rFonts w:ascii="Cambria Math" w:hAnsi="Cambria Math"/>
-            </w:rPr>
-            <m:t>ARIMA(p,d,q)</m:t>
-          </m:r>
-        </m:oMath>
-      </m:oMathPara>
-    </w:p>
-    <w:p>
-      <w:pPr>
-        <w:rPr>
-          <w:rFonts w:ascii="Times New Roman" w:hAnsi="Times New Roman"/>
-        </w:rPr>
-      </w:pPr>
-      <w:r>
-        <w:rPr>
-          <w:rFonts w:ascii="Times New Roman" w:hAnsi="Times New Roman"/>
-        </w:rPr>
-        <w:tab/>
-      </w:r>
       <w:r>
         <w:rPr>
           <w:rFonts w:ascii="Times New Roman" w:hAnsi="Times New Roman" w:hint="eastAsia"/>
@@ -28065,91 +30968,151 @@
         <w:t>模型数学表达式为：</w:t>
       </w:r>
     </w:p>
-    <w:p>
-      <w:pPr>
-        <w:ind w:firstLine="420"/>
-        <w:rPr>
-          <w:iCs/>
-        </w:rPr>
-      </w:pPr>
-      <m:oMathPara>
-        <m:oMath>
-          <m:r>
-            <w:rPr>
-              <w:rFonts w:ascii="Cambria Math" w:hAnsi="Cambria Math"/>
-            </w:rPr>
-            <m:t>ϕ(B)(1-B)d</m:t>
-          </m:r>
-          <m:sSub>
-            <m:sSubPr>
-              <m:ctrlPr>
-                <w:rPr>
-                  <w:rFonts w:ascii="Cambria Math" w:hAnsi="Cambria Math"/>
-                  <w:i/>
-                </w:rPr>
-              </m:ctrlPr>
-            </m:sSubPr>
-            <m:e>
-              <m:r>
-                <w:rPr>
-                  <w:rFonts w:ascii="Cambria Math" w:hAnsi="Cambria Math"/>
-                </w:rPr>
-                <m:t>Y</m:t>
-              </m:r>
-            </m:e>
-            <m:sub>
-              <m:r>
-                <w:rPr>
-                  <w:rFonts w:ascii="Cambria Math" w:hAnsi="Cambria Math" w:hint="eastAsia"/>
-                </w:rPr>
-                <m:t>t</m:t>
-              </m:r>
-            </m:sub>
-          </m:sSub>
-          <m:r>
-            <w:rPr>
-              <w:rFonts w:ascii="Cambria Math" w:hAnsi="Cambria Math"/>
-            </w:rPr>
-            <m:t>​=θ(B)</m:t>
-          </m:r>
-          <m:sSub>
-            <m:sSubPr>
-              <m:ctrlPr>
-                <w:rPr>
-                  <w:rFonts w:ascii="Cambria Math" w:hAnsi="Cambria Math"/>
-                  <w:i/>
-                </w:rPr>
-              </m:ctrlPr>
-            </m:sSubPr>
-            <m:e>
-              <m:r>
-                <w:rPr>
-                  <w:rFonts w:ascii="Cambria Math" w:hAnsi="Cambria Math"/>
-                </w:rPr>
-                <m:t>ε</m:t>
-              </m:r>
-            </m:e>
-            <m:sub>
-              <m:r>
-                <w:rPr>
-                  <w:rFonts w:ascii="Cambria Math" w:hAnsi="Cambria Math"/>
-                </w:rPr>
-                <m:t>t</m:t>
-              </m:r>
-            </m:sub>
-          </m:sSub>
-          <m:r>
-            <w:rPr>
-              <w:rFonts w:ascii="Cambria Math" w:hAnsi="Cambria Math"/>
-            </w:rPr>
-            <m:t>​</m:t>
-          </m:r>
-        </m:oMath>
-      </m:oMathPara>
-    </w:p>
-    <w:p>
-      <w:pPr>
-        <w:ind w:firstLine="420"/>
+    <w:tbl>
+      <w:tblPr>
+        <w:tblStyle w:val="af6"/>
+        <w:tblW w:w="0" w:type="auto"/>
+        <w:tblBorders>
+          <w:top w:val="none" w:sz="0" w:space="0" w:color="auto"/>
+          <w:left w:val="none" w:sz="0" w:space="0" w:color="auto"/>
+          <w:bottom w:val="none" w:sz="0" w:space="0" w:color="auto"/>
+          <w:right w:val="none" w:sz="0" w:space="0" w:color="auto"/>
+          <w:insideH w:val="none" w:sz="0" w:space="0" w:color="auto"/>
+          <w:insideV w:val="none" w:sz="0" w:space="0" w:color="auto"/>
+        </w:tblBorders>
+        <w:tblLayout w:type="fixed"/>
+        <w:tblLook w:val="04A0" w:firstRow="1" w:lastRow="0" w:firstColumn="1" w:lastColumn="0" w:noHBand="0" w:noVBand="1"/>
+      </w:tblPr>
+      <w:tblGrid>
+        <w:gridCol w:w="851"/>
+        <w:gridCol w:w="6804"/>
+        <w:gridCol w:w="851"/>
+      </w:tblGrid>
+      <w:tr>
+        <w:tc>
+          <w:tcPr>
+            <w:tcW w:w="851" w:type="dxa"/>
+            <w:vAlign w:val="center"/>
+          </w:tcPr>
+          <w:p>
+            <w:pPr>
+              <w:rPr>
+                <w:rFonts w:ascii="Times New Roman" w:hAnsi="Times New Roman"/>
+              </w:rPr>
+            </w:pPr>
+          </w:p>
+        </w:tc>
+        <w:tc>
+          <w:tcPr>
+            <w:tcW w:w="6804" w:type="dxa"/>
+          </w:tcPr>
+          <w:p>
+            <w:pPr>
+              <w:ind w:firstLine="420"/>
+              <w:rPr>
+                <w:iCs/>
+              </w:rPr>
+            </w:pPr>
+            <m:oMathPara>
+              <m:oMath>
+                <m:r>
+                  <w:rPr>
+                    <w:rFonts w:ascii="Cambria Math" w:hAnsi="Cambria Math"/>
+                  </w:rPr>
+                  <m:t>ϕ(B)(1-B)d</m:t>
+                </m:r>
+                <m:sSub>
+                  <m:sSubPr>
+                    <m:ctrlPr>
+                      <w:rPr>
+                        <w:rFonts w:ascii="Cambria Math" w:hAnsi="Cambria Math"/>
+                        <w:i/>
+                      </w:rPr>
+                    </m:ctrlPr>
+                  </m:sSubPr>
+                  <m:e>
+                    <m:r>
+                      <w:rPr>
+                        <w:rFonts w:ascii="Cambria Math" w:hAnsi="Cambria Math"/>
+                      </w:rPr>
+                      <m:t>Y</m:t>
+                    </m:r>
+                  </m:e>
+                  <m:sub>
+                    <m:r>
+                      <w:rPr>
+                        <w:rFonts w:ascii="Cambria Math" w:hAnsi="Cambria Math" w:hint="eastAsia"/>
+                      </w:rPr>
+                      <m:t>t</m:t>
+                    </m:r>
+                  </m:sub>
+                </m:sSub>
+                <m:r>
+                  <w:rPr>
+                    <w:rFonts w:ascii="Cambria Math" w:hAnsi="Cambria Math"/>
+                  </w:rPr>
+                  <m:t>​=θ(B)</m:t>
+                </m:r>
+                <m:sSub>
+                  <m:sSubPr>
+                    <m:ctrlPr>
+                      <w:rPr>
+                        <w:rFonts w:ascii="Cambria Math" w:hAnsi="Cambria Math"/>
+                        <w:i/>
+                      </w:rPr>
+                    </m:ctrlPr>
+                  </m:sSubPr>
+                  <m:e>
+                    <m:r>
+                      <w:rPr>
+                        <w:rFonts w:ascii="Cambria Math" w:hAnsi="Cambria Math"/>
+                      </w:rPr>
+                      <m:t>ε</m:t>
+                    </m:r>
+                  </m:e>
+                  <m:sub>
+                    <m:r>
+                      <w:rPr>
+                        <w:rFonts w:ascii="Cambria Math" w:hAnsi="Cambria Math"/>
+                      </w:rPr>
+                      <m:t>t</m:t>
+                    </m:r>
+                  </m:sub>
+                </m:sSub>
+                <m:r>
+                  <w:rPr>
+                    <w:rFonts w:ascii="Cambria Math" w:hAnsi="Cambria Math"/>
+                  </w:rPr>
+                  <m:t>​</m:t>
+                </m:r>
+              </m:oMath>
+            </m:oMathPara>
+          </w:p>
+        </w:tc>
+        <w:tc>
+          <w:tcPr>
+            <w:tcW w:w="851" w:type="dxa"/>
+          </w:tcPr>
+          <w:p>
+            <w:pPr>
+              <w:jc w:val="right"/>
+              <w:rPr>
+                <w:rFonts w:ascii="Times New Roman" w:hAnsi="Times New Roman"/>
+              </w:rPr>
+            </w:pPr>
+            <w:r>
+              <w:rPr>
+                <w:rFonts w:ascii="Times New Roman" w:hAnsi="Times New Roman" w:hint="eastAsia"/>
+              </w:rPr>
+              <w:t>(6-2)</w:t>
+            </w:r>
+          </w:p>
+        </w:tc>
+      </w:tr>
+    </w:tbl>
+    <w:p>
+      <w:pPr>
+        <w:ind w:firstLine="360"/>
       </w:pPr>
       <w:r>
         <w:t>其中：</w:t>
@@ -28656,6 +31619,9 @@
         <w:jc w:val="center"/>
       </w:pPr>
       <w:r>
+        <w:rPr>
+          <w:noProof/>
+        </w:rPr>
         <w:drawing>
           <wp:inline distT="0" distB="0" distL="0" distR="0" wp14:anchorId="4E23E088" wp14:editId="03F19ABC">
             <wp:extent cx="5274310" cy="3956050"/>
@@ -28975,177 +31941,235 @@
         <w:t>）</w:t>
       </w:r>
     </w:p>
-    <w:p>
-      <w:pPr>
-        <w:ind w:left="420"/>
-        <w:rPr>
-          <w:rFonts w:ascii="Times New Roman" w:hAnsi="Times New Roman"/>
-          <w:b/>
-          <w:bCs/>
-        </w:rPr>
-      </w:pPr>
-      <m:oMathPara>
-        <m:oMath>
-          <m:r>
-            <w:rPr>
-              <w:rFonts w:ascii="Cambria Math" w:hAnsi="Cambria Math"/>
-            </w:rPr>
-            <m:t>MSE=</m:t>
-          </m:r>
-          <w:bookmarkStart w:id="85" w:name="OLE_LINK15"/>
-          <m:f>
-            <m:fPr>
-              <m:ctrlPr>
-                <w:rPr>
-                  <w:rFonts w:ascii="Cambria Math" w:hAnsi="Cambria Math"/>
-                  <w:i/>
-                </w:rPr>
-              </m:ctrlPr>
-            </m:fPr>
-            <m:num>
-              <m:r>
-                <w:rPr>
-                  <w:rFonts w:ascii="Cambria Math" w:hAnsi="Cambria Math"/>
-                </w:rPr>
-                <m:t>1</m:t>
-              </m:r>
-            </m:num>
-            <m:den>
-              <m:r>
-                <w:rPr>
-                  <w:rFonts w:ascii="Cambria Math" w:hAnsi="Cambria Math" w:hint="eastAsia"/>
-                </w:rPr>
-                <m:t>n</m:t>
-              </m:r>
-            </m:den>
-          </m:f>
-          <m:nary>
-            <m:naryPr>
-              <m:chr m:val="∑"/>
-              <m:limLoc m:val="undOvr"/>
-              <m:subHide m:val="1"/>
-              <m:supHide m:val="1"/>
-              <m:ctrlPr>
-                <w:rPr>
-                  <w:rFonts w:ascii="Cambria Math" w:hAnsi="Cambria Math"/>
-                  <w:i/>
-                </w:rPr>
-              </m:ctrlPr>
-            </m:naryPr>
-            <m:sub/>
-            <m:sup/>
-            <m:e>
-              <m:sSup>
-                <m:sSupPr>
-                  <m:ctrlPr>
-                    <w:rPr>
-                      <w:rFonts w:ascii="Cambria Math" w:hAnsi="Cambria Math"/>
-                      <w:i/>
-                    </w:rPr>
-                  </m:ctrlPr>
-                </m:sSupPr>
-                <m:e>
-                  <m:r>
-                    <w:rPr>
-                      <w:rFonts w:ascii="Cambria Math" w:hAnsi="Cambria Math"/>
-                    </w:rPr>
-                    <m:t>(</m:t>
-                  </m:r>
-                  <m:sSub>
-                    <m:sSubPr>
-                      <m:ctrlPr>
-                        <w:rPr>
-                          <w:rFonts w:ascii="Cambria Math" w:hAnsi="Cambria Math"/>
-                          <w:i/>
-                        </w:rPr>
-                      </m:ctrlPr>
-                    </m:sSubPr>
-                    <m:e>
-                      <m:r>
-                        <w:rPr>
-                          <w:rFonts w:ascii="Cambria Math" w:hAnsi="Cambria Math"/>
-                        </w:rPr>
-                        <m:t>Y</m:t>
-                      </m:r>
-                    </m:e>
-                    <m:sub>
-                      <m:r>
-                        <w:rPr>
-                          <w:rFonts w:ascii="Cambria Math" w:hAnsi="Cambria Math"/>
-                        </w:rPr>
-                        <m:t>t</m:t>
-                      </m:r>
-                    </m:sub>
-                  </m:sSub>
-                  <m:r>
-                    <w:rPr>
-                      <w:rFonts w:ascii="Cambria Math" w:hAnsi="Cambria Math"/>
-                    </w:rPr>
-                    <m:t>-</m:t>
-                  </m:r>
-                  <m:sSub>
-                    <m:sSubPr>
-                      <m:ctrlPr>
-                        <w:rPr>
-                          <w:rFonts w:ascii="Cambria Math" w:hAnsi="Cambria Math"/>
-                          <w:i/>
-                        </w:rPr>
-                      </m:ctrlPr>
-                    </m:sSubPr>
-                    <m:e>
-                      <m:acc>
-                        <m:accPr>
-                          <m:ctrlPr>
-                            <w:rPr>
-                              <w:rFonts w:ascii="Cambria Math" w:hAnsi="Cambria Math"/>
-                              <w:i/>
-                            </w:rPr>
-                          </m:ctrlPr>
-                        </m:accPr>
-                        <m:e>
-                          <m:r>
-                            <w:rPr>
-                              <w:rFonts w:ascii="Cambria Math" w:hAnsi="Cambria Math"/>
-                            </w:rPr>
-                            <m:t>Y</m:t>
-                          </m:r>
-                        </m:e>
-                      </m:acc>
-                    </m:e>
-                    <m:sub>
-                      <m:r>
-                        <w:rPr>
-                          <w:rFonts w:ascii="Cambria Math" w:hAnsi="Cambria Math"/>
-                        </w:rPr>
-                        <m:t>t</m:t>
-                      </m:r>
-                    </m:sub>
-                  </m:sSub>
-                  <m:r>
-                    <w:rPr>
-                      <w:rFonts w:ascii="Cambria Math" w:hAnsi="Cambria Math"/>
-                    </w:rPr>
-                    <m:t>)</m:t>
-                  </m:r>
-                </m:e>
-                <m:sup>
-                  <m:r>
-                    <w:rPr>
-                      <w:rFonts w:ascii="Cambria Math" w:hAnsi="Cambria Math"/>
-                    </w:rPr>
-                    <m:t>2</m:t>
-                  </m:r>
-                </m:sup>
-              </m:sSup>
-            </m:e>
-          </m:nary>
-        </m:oMath>
-      </m:oMathPara>
-      <w:bookmarkEnd w:id="85"/>
-    </w:p>
-    <w:p>
-      <w:pPr>
-        <w:ind w:left="420"/>
+    <w:tbl>
+      <w:tblPr>
+        <w:tblStyle w:val="af6"/>
+        <w:tblW w:w="0" w:type="auto"/>
+        <w:tblBorders>
+          <w:top w:val="none" w:sz="0" w:space="0" w:color="auto"/>
+          <w:left w:val="none" w:sz="0" w:space="0" w:color="auto"/>
+          <w:bottom w:val="none" w:sz="0" w:space="0" w:color="auto"/>
+          <w:right w:val="none" w:sz="0" w:space="0" w:color="auto"/>
+          <w:insideH w:val="none" w:sz="0" w:space="0" w:color="auto"/>
+          <w:insideV w:val="none" w:sz="0" w:space="0" w:color="auto"/>
+        </w:tblBorders>
+        <w:tblLayout w:type="fixed"/>
+        <w:tblLook w:val="04A0" w:firstRow="1" w:lastRow="0" w:firstColumn="1" w:lastColumn="0" w:noHBand="0" w:noVBand="1"/>
+      </w:tblPr>
+      <w:tblGrid>
+        <w:gridCol w:w="851"/>
+        <w:gridCol w:w="6804"/>
+        <w:gridCol w:w="851"/>
+      </w:tblGrid>
+      <w:tr>
+        <w:tc>
+          <w:tcPr>
+            <w:tcW w:w="851" w:type="dxa"/>
+            <w:vAlign w:val="center"/>
+          </w:tcPr>
+          <w:p>
+            <w:pPr>
+              <w:rPr>
+                <w:rFonts w:ascii="Times New Roman" w:hAnsi="Times New Roman"/>
+              </w:rPr>
+            </w:pPr>
+          </w:p>
+        </w:tc>
+        <w:tc>
+          <w:tcPr>
+            <w:tcW w:w="6804" w:type="dxa"/>
+          </w:tcPr>
+          <w:p>
+            <w:pPr>
+              <w:ind w:left="420"/>
+              <w:rPr>
+                <w:rFonts w:ascii="Times New Roman" w:hAnsi="Times New Roman"/>
+                <w:b/>
+                <w:bCs/>
+              </w:rPr>
+            </w:pPr>
+            <m:oMathPara>
+              <m:oMath>
+                <m:r>
+                  <w:rPr>
+                    <w:rFonts w:ascii="Cambria Math" w:hAnsi="Cambria Math"/>
+                  </w:rPr>
+                  <m:t>MSE=</m:t>
+                </m:r>
+                <m:f>
+                  <m:fPr>
+                    <m:ctrlPr>
+                      <w:rPr>
+                        <w:rFonts w:ascii="Cambria Math" w:hAnsi="Cambria Math"/>
+                        <w:i/>
+                      </w:rPr>
+                    </m:ctrlPr>
+                  </m:fPr>
+                  <m:num>
+                    <m:r>
+                      <w:rPr>
+                        <w:rFonts w:ascii="Cambria Math" w:hAnsi="Cambria Math"/>
+                      </w:rPr>
+                      <m:t>1</m:t>
+                    </m:r>
+                  </m:num>
+                  <m:den>
+                    <m:r>
+                      <w:rPr>
+                        <w:rFonts w:ascii="Cambria Math" w:hAnsi="Cambria Math" w:hint="eastAsia"/>
+                      </w:rPr>
+                      <m:t>n</m:t>
+                    </m:r>
+                  </m:den>
+                </m:f>
+                <m:nary>
+                  <m:naryPr>
+                    <m:chr m:val="∑"/>
+                    <m:limLoc m:val="undOvr"/>
+                    <m:subHide m:val="1"/>
+                    <m:supHide m:val="1"/>
+                    <m:ctrlPr>
+                      <w:rPr>
+                        <w:rFonts w:ascii="Cambria Math" w:hAnsi="Cambria Math"/>
+                        <w:i/>
+                      </w:rPr>
+                    </m:ctrlPr>
+                  </m:naryPr>
+                  <m:sub/>
+                  <m:sup/>
+                  <m:e>
+                    <m:sSup>
+                      <m:sSupPr>
+                        <m:ctrlPr>
+                          <w:rPr>
+                            <w:rFonts w:ascii="Cambria Math" w:hAnsi="Cambria Math"/>
+                            <w:i/>
+                          </w:rPr>
+                        </m:ctrlPr>
+                      </m:sSupPr>
+                      <m:e>
+                        <m:r>
+                          <w:rPr>
+                            <w:rFonts w:ascii="Cambria Math" w:hAnsi="Cambria Math"/>
+                          </w:rPr>
+                          <m:t>(</m:t>
+                        </m:r>
+                        <m:sSub>
+                          <m:sSubPr>
+                            <m:ctrlPr>
+                              <w:rPr>
+                                <w:rFonts w:ascii="Cambria Math" w:hAnsi="Cambria Math"/>
+                                <w:i/>
+                              </w:rPr>
+                            </m:ctrlPr>
+                          </m:sSubPr>
+                          <m:e>
+                            <m:r>
+                              <w:rPr>
+                                <w:rFonts w:ascii="Cambria Math" w:hAnsi="Cambria Math"/>
+                              </w:rPr>
+                              <m:t>Y</m:t>
+                            </m:r>
+                          </m:e>
+                          <m:sub>
+                            <m:r>
+                              <w:rPr>
+                                <w:rFonts w:ascii="Cambria Math" w:hAnsi="Cambria Math"/>
+                              </w:rPr>
+                              <m:t>t</m:t>
+                            </m:r>
+                          </m:sub>
+                        </m:sSub>
+                        <m:r>
+                          <w:rPr>
+                            <w:rFonts w:ascii="Cambria Math" w:hAnsi="Cambria Math"/>
+                          </w:rPr>
+                          <m:t>-</m:t>
+                        </m:r>
+                        <m:sSub>
+                          <m:sSubPr>
+                            <m:ctrlPr>
+                              <w:rPr>
+                                <w:rFonts w:ascii="Cambria Math" w:hAnsi="Cambria Math"/>
+                                <w:i/>
+                              </w:rPr>
+                            </m:ctrlPr>
+                          </m:sSubPr>
+                          <m:e>
+                            <m:acc>
+                              <m:accPr>
+                                <m:ctrlPr>
+                                  <w:rPr>
+                                    <w:rFonts w:ascii="Cambria Math" w:hAnsi="Cambria Math"/>
+                                    <w:i/>
+                                  </w:rPr>
+                                </m:ctrlPr>
+                              </m:accPr>
+                              <m:e>
+                                <m:r>
+                                  <w:rPr>
+                                    <w:rFonts w:ascii="Cambria Math" w:hAnsi="Cambria Math"/>
+                                  </w:rPr>
+                                  <m:t>Y</m:t>
+                                </m:r>
+                              </m:e>
+                            </m:acc>
+                          </m:e>
+                          <m:sub>
+                            <m:r>
+                              <w:rPr>
+                                <w:rFonts w:ascii="Cambria Math" w:hAnsi="Cambria Math"/>
+                              </w:rPr>
+                              <m:t>t</m:t>
+                            </m:r>
+                          </m:sub>
+                        </m:sSub>
+                        <m:r>
+                          <w:rPr>
+                            <w:rFonts w:ascii="Cambria Math" w:hAnsi="Cambria Math"/>
+                          </w:rPr>
+                          <m:t>)</m:t>
+                        </m:r>
+                      </m:e>
+                      <m:sup>
+                        <m:r>
+                          <w:rPr>
+                            <w:rFonts w:ascii="Cambria Math" w:hAnsi="Cambria Math"/>
+                          </w:rPr>
+                          <m:t>2</m:t>
+                        </m:r>
+                      </m:sup>
+                    </m:sSup>
+                  </m:e>
+                </m:nary>
+              </m:oMath>
+            </m:oMathPara>
+          </w:p>
+        </w:tc>
+        <w:tc>
+          <w:tcPr>
+            <w:tcW w:w="851" w:type="dxa"/>
+          </w:tcPr>
+          <w:p>
+            <w:pPr>
+              <w:jc w:val="right"/>
+              <w:rPr>
+                <w:rFonts w:ascii="Times New Roman" w:hAnsi="Times New Roman"/>
+              </w:rPr>
+            </w:pPr>
+            <w:r>
+              <w:rPr>
+                <w:rFonts w:ascii="Times New Roman" w:hAnsi="Times New Roman" w:hint="eastAsia"/>
+              </w:rPr>
+              <w:t>(6-3)</w:t>
+            </w:r>
+          </w:p>
+        </w:tc>
+      </w:tr>
+    </w:tbl>
+    <w:p>
+      <w:pPr>
+        <w:ind w:firstLine="420"/>
         <w:rPr>
           <w:rFonts w:ascii="Times New Roman" w:hAnsi="Times New Roman"/>
         </w:rPr>
@@ -29181,162 +32205,371 @@
         <w:t>）</w:t>
       </w:r>
     </w:p>
-    <w:p>
-      <w:pPr>
-        <w:ind w:left="420"/>
-        <w:rPr>
-          <w:rFonts w:ascii="Times New Roman" w:hAnsi="Times New Roman"/>
-        </w:rPr>
-      </w:pPr>
-      <m:oMathPara>
-        <m:oMath>
-          <m:r>
-            <w:rPr>
-              <w:rFonts w:ascii="Cambria Math" w:hAnsi="Cambria Math"/>
-            </w:rPr>
-            <m:t>MAE=</m:t>
-          </m:r>
-          <m:f>
-            <m:fPr>
-              <m:ctrlPr>
-                <w:rPr>
-                  <w:rFonts w:ascii="Cambria Math" w:hAnsi="Cambria Math"/>
-                  <w:i/>
-                </w:rPr>
-              </m:ctrlPr>
-            </m:fPr>
-            <m:num>
-              <m:r>
-                <w:rPr>
-                  <w:rFonts w:ascii="Cambria Math" w:hAnsi="Cambria Math"/>
-                </w:rPr>
-                <m:t>1</m:t>
-              </m:r>
-            </m:num>
-            <m:den>
-              <m:r>
-                <w:rPr>
-                  <w:rFonts w:ascii="Cambria Math" w:hAnsi="Cambria Math" w:hint="eastAsia"/>
-                </w:rPr>
-                <m:t>n</m:t>
-              </m:r>
-            </m:den>
-          </m:f>
-          <m:nary>
-            <m:naryPr>
-              <m:chr m:val="∑"/>
-              <m:limLoc m:val="undOvr"/>
-              <m:subHide m:val="1"/>
-              <m:supHide m:val="1"/>
-              <m:ctrlPr>
-                <w:rPr>
-                  <w:rFonts w:ascii="Cambria Math" w:hAnsi="Cambria Math"/>
-                  <w:i/>
-                </w:rPr>
-              </m:ctrlPr>
-            </m:naryPr>
-            <m:sub/>
-            <m:sup/>
-            <m:e>
-              <m:r>
-                <w:rPr>
-                  <w:rFonts w:ascii="Cambria Math" w:hAnsi="Cambria Math"/>
-                </w:rPr>
-                <m:t>|</m:t>
-              </m:r>
-              <m:sSub>
-                <m:sSubPr>
-                  <m:ctrlPr>
-                    <w:rPr>
-                      <w:rFonts w:ascii="Cambria Math" w:hAnsi="Cambria Math"/>
-                      <w:i/>
-                    </w:rPr>
-                  </m:ctrlPr>
-                </m:sSubPr>
-                <m:e>
-                  <m:r>
-                    <w:rPr>
-                      <w:rFonts w:ascii="Cambria Math" w:hAnsi="Cambria Math"/>
-                    </w:rPr>
-                    <m:t>Y</m:t>
-                  </m:r>
-                </m:e>
-                <m:sub>
-                  <m:r>
-                    <w:rPr>
-                      <w:rFonts w:ascii="Cambria Math" w:hAnsi="Cambria Math"/>
-                    </w:rPr>
-                    <m:t>t</m:t>
-                  </m:r>
-                </m:sub>
-              </m:sSub>
-              <m:r>
-                <w:rPr>
-                  <w:rFonts w:ascii="Cambria Math" w:hAnsi="Cambria Math"/>
-                </w:rPr>
-                <m:t>-</m:t>
-              </m:r>
-              <m:sSub>
-                <m:sSubPr>
-                  <m:ctrlPr>
-                    <w:rPr>
-                      <w:rFonts w:ascii="Cambria Math" w:hAnsi="Cambria Math"/>
-                      <w:i/>
-                    </w:rPr>
-                  </m:ctrlPr>
-                </m:sSubPr>
-                <m:e>
-                  <m:acc>
-                    <m:accPr>
-                      <m:ctrlPr>
-                        <w:rPr>
-                          <w:rFonts w:ascii="Cambria Math" w:hAnsi="Cambria Math"/>
-                          <w:i/>
-                        </w:rPr>
-                      </m:ctrlPr>
-                    </m:accPr>
-                    <m:e>
-                      <m:r>
-                        <w:rPr>
-                          <w:rFonts w:ascii="Cambria Math" w:hAnsi="Cambria Math"/>
-                        </w:rPr>
-                        <m:t>Y</m:t>
-                      </m:r>
-                    </m:e>
-                  </m:acc>
-                </m:e>
-                <m:sub>
-                  <m:r>
-                    <w:rPr>
-                      <w:rFonts w:ascii="Cambria Math" w:hAnsi="Cambria Math"/>
-                    </w:rPr>
-                    <m:t>t</m:t>
-                  </m:r>
-                </m:sub>
-              </m:sSub>
-              <m:r>
-                <w:rPr>
-                  <w:rFonts w:ascii="Cambria Math" w:hAnsi="Cambria Math"/>
-                </w:rPr>
-                <m:t>|</m:t>
-              </m:r>
-            </m:e>
-          </m:nary>
-        </m:oMath>
-      </m:oMathPara>
-    </w:p>
-    <w:p>
-      <w:pPr>
-        <w:ind w:left="420"/>
-        <w:rPr>
-          <w:rFonts w:ascii="Times New Roman" w:hAnsi="Times New Roman"/>
-        </w:rPr>
-      </w:pPr>
-      <w:r>
-        <w:rPr>
-          <w:rFonts w:ascii="Times New Roman" w:hAnsi="Times New Roman"/>
-        </w:rPr>
-        <w:t>计算结果如下：</w:t>
+    <w:tbl>
+      <w:tblPr>
+        <w:tblStyle w:val="af6"/>
+        <w:tblW w:w="0" w:type="auto"/>
+        <w:tblBorders>
+          <w:top w:val="none" w:sz="0" w:space="0" w:color="auto"/>
+          <w:left w:val="none" w:sz="0" w:space="0" w:color="auto"/>
+          <w:bottom w:val="none" w:sz="0" w:space="0" w:color="auto"/>
+          <w:right w:val="none" w:sz="0" w:space="0" w:color="auto"/>
+          <w:insideH w:val="none" w:sz="0" w:space="0" w:color="auto"/>
+          <w:insideV w:val="none" w:sz="0" w:space="0" w:color="auto"/>
+        </w:tblBorders>
+        <w:tblLayout w:type="fixed"/>
+        <w:tblLook w:val="04A0" w:firstRow="1" w:lastRow="0" w:firstColumn="1" w:lastColumn="0" w:noHBand="0" w:noVBand="1"/>
+      </w:tblPr>
+      <w:tblGrid>
+        <w:gridCol w:w="851"/>
+        <w:gridCol w:w="6804"/>
+        <w:gridCol w:w="851"/>
+      </w:tblGrid>
+      <w:tr>
+        <w:tc>
+          <w:tcPr>
+            <w:tcW w:w="851" w:type="dxa"/>
+            <w:vAlign w:val="center"/>
+          </w:tcPr>
+          <w:p>
+            <w:pPr>
+              <w:rPr>
+                <w:rFonts w:ascii="Times New Roman" w:hAnsi="Times New Roman"/>
+              </w:rPr>
+            </w:pPr>
+          </w:p>
+        </w:tc>
+        <w:tc>
+          <w:tcPr>
+            <w:tcW w:w="6804" w:type="dxa"/>
+          </w:tcPr>
+          <w:p>
+            <w:pPr>
+              <w:ind w:left="420"/>
+              <w:rPr>
+                <w:rFonts w:ascii="Times New Roman" w:hAnsi="Times New Roman"/>
+              </w:rPr>
+            </w:pPr>
+            <m:oMathPara>
+              <m:oMath>
+                <m:r>
+                  <w:rPr>
+                    <w:rFonts w:ascii="Cambria Math" w:hAnsi="Cambria Math"/>
+                  </w:rPr>
+                  <m:t>MAE=</m:t>
+                </m:r>
+                <m:f>
+                  <m:fPr>
+                    <m:ctrlPr>
+                      <w:rPr>
+                        <w:rFonts w:ascii="Cambria Math" w:hAnsi="Cambria Math"/>
+                        <w:i/>
+                      </w:rPr>
+                    </m:ctrlPr>
+                  </m:fPr>
+                  <m:num>
+                    <m:r>
+                      <w:rPr>
+                        <w:rFonts w:ascii="Cambria Math" w:hAnsi="Cambria Math"/>
+                      </w:rPr>
+                      <m:t>1</m:t>
+                    </m:r>
+                  </m:num>
+                  <m:den>
+                    <m:r>
+                      <w:rPr>
+                        <w:rFonts w:ascii="Cambria Math" w:hAnsi="Cambria Math" w:hint="eastAsia"/>
+                      </w:rPr>
+                      <m:t>n</m:t>
+                    </m:r>
+                  </m:den>
+                </m:f>
+                <m:nary>
+                  <m:naryPr>
+                    <m:chr m:val="∑"/>
+                    <m:limLoc m:val="undOvr"/>
+                    <m:subHide m:val="1"/>
+                    <m:supHide m:val="1"/>
+                    <m:ctrlPr>
+                      <w:rPr>
+                        <w:rFonts w:ascii="Cambria Math" w:hAnsi="Cambria Math"/>
+                        <w:i/>
+                      </w:rPr>
+                    </m:ctrlPr>
+                  </m:naryPr>
+                  <m:sub/>
+                  <m:sup/>
+                  <m:e>
+                    <m:r>
+                      <w:rPr>
+                        <w:rFonts w:ascii="Cambria Math" w:hAnsi="Cambria Math"/>
+                      </w:rPr>
+                      <m:t>|</m:t>
+                    </m:r>
+                    <m:sSub>
+                      <m:sSubPr>
+                        <m:ctrlPr>
+                          <w:rPr>
+                            <w:rFonts w:ascii="Cambria Math" w:hAnsi="Cambria Math"/>
+                            <w:i/>
+                          </w:rPr>
+                        </m:ctrlPr>
+                      </m:sSubPr>
+                      <m:e>
+                        <m:r>
+                          <w:rPr>
+                            <w:rFonts w:ascii="Cambria Math" w:hAnsi="Cambria Math"/>
+                          </w:rPr>
+                          <m:t>Y</m:t>
+                        </m:r>
+                      </m:e>
+                      <m:sub>
+                        <m:r>
+                          <w:rPr>
+                            <w:rFonts w:ascii="Cambria Math" w:hAnsi="Cambria Math"/>
+                          </w:rPr>
+                          <m:t>t</m:t>
+                        </m:r>
+                      </m:sub>
+                    </m:sSub>
+                    <m:r>
+                      <w:rPr>
+                        <w:rFonts w:ascii="Cambria Math" w:hAnsi="Cambria Math"/>
+                      </w:rPr>
+                      <m:t>-</m:t>
+                    </m:r>
+                    <m:sSub>
+                      <m:sSubPr>
+                        <m:ctrlPr>
+                          <w:rPr>
+                            <w:rFonts w:ascii="Cambria Math" w:hAnsi="Cambria Math"/>
+                            <w:i/>
+                          </w:rPr>
+                        </m:ctrlPr>
+                      </m:sSubPr>
+                      <m:e>
+                        <m:acc>
+                          <m:accPr>
+                            <m:ctrlPr>
+                              <w:rPr>
+                                <w:rFonts w:ascii="Cambria Math" w:hAnsi="Cambria Math"/>
+                                <w:i/>
+                              </w:rPr>
+                            </m:ctrlPr>
+                          </m:accPr>
+                          <m:e>
+                            <m:r>
+                              <w:rPr>
+                                <w:rFonts w:ascii="Cambria Math" w:hAnsi="Cambria Math"/>
+                              </w:rPr>
+                              <m:t>Y</m:t>
+                            </m:r>
+                          </m:e>
+                        </m:acc>
+                      </m:e>
+                      <m:sub>
+                        <m:r>
+                          <w:rPr>
+                            <w:rFonts w:ascii="Cambria Math" w:hAnsi="Cambria Math"/>
+                          </w:rPr>
+                          <m:t>t</m:t>
+                        </m:r>
+                      </m:sub>
+                    </m:sSub>
+                    <m:r>
+                      <w:rPr>
+                        <w:rFonts w:ascii="Cambria Math" w:hAnsi="Cambria Math"/>
+                      </w:rPr>
+                      <m:t>|</m:t>
+                    </m:r>
+                  </m:e>
+                </m:nary>
+              </m:oMath>
+            </m:oMathPara>
+          </w:p>
+        </w:tc>
+        <w:tc>
+          <w:tcPr>
+            <w:tcW w:w="851" w:type="dxa"/>
+          </w:tcPr>
+          <w:p>
+            <w:pPr>
+              <w:jc w:val="right"/>
+              <w:rPr>
+                <w:rFonts w:ascii="Times New Roman" w:hAnsi="Times New Roman"/>
+              </w:rPr>
+            </w:pPr>
+            <w:r>
+              <w:rPr>
+                <w:rFonts w:ascii="Times New Roman" w:hAnsi="Times New Roman" w:hint="eastAsia"/>
+              </w:rPr>
+              <w:t>(6-4)</w:t>
+            </w:r>
+          </w:p>
+        </w:tc>
+      </w:tr>
+    </w:tbl>
+    <w:p>
+      <w:pPr>
+        <w:ind w:firstLine="420"/>
+        <w:rPr>
+          <w:rFonts w:ascii="Times New Roman" w:hAnsi="Times New Roman"/>
+        </w:rPr>
+      </w:pPr>
+      <w:r>
+        <w:rPr>
+          <w:rFonts w:ascii="Times New Roman" w:hAnsi="Times New Roman"/>
+        </w:rPr>
+        <w:t>计算结果</w:t>
+      </w:r>
+      <w:r>
+        <w:rPr>
+          <w:rFonts w:ascii="Times New Roman" w:hAnsi="Times New Roman" w:hint="eastAsia"/>
+        </w:rPr>
+        <w:t>如下（</w:t>
+      </w:r>
+      <w:r>
+        <w:rPr>
+          <w:rFonts w:ascii="Times New Roman" w:hAnsi="Times New Roman" w:hint="eastAsia"/>
+        </w:rPr>
+        <w:t>表</w:t>
+      </w:r>
+      <w:r>
+        <w:rPr>
+          <w:rFonts w:ascii="Times New Roman" w:hAnsi="Times New Roman" w:hint="eastAsia"/>
+        </w:rPr>
+        <w:t>6-1</w:t>
+      </w:r>
+      <w:r>
+        <w:rPr>
+          <w:rFonts w:ascii="Times New Roman" w:hAnsi="Times New Roman" w:hint="eastAsia"/>
+        </w:rPr>
+        <w:t>）</w:t>
+      </w:r>
+      <w:r>
+        <w:rPr>
+          <w:rFonts w:ascii="Times New Roman" w:hAnsi="Times New Roman"/>
+        </w:rPr>
+        <w:t>：</w:t>
+      </w:r>
+    </w:p>
+    <w:p>
+      <w:pPr>
+        <w:pStyle w:val="aff3"/>
+        <w:keepNext/>
+        <w:spacing w:after="0"/>
+        <w:jc w:val="center"/>
+        <w:rPr>
+          <w:rFonts w:ascii="宋体" w:eastAsia="宋体" w:hAnsi="宋体"/>
+          <w:sz w:val="21"/>
+          <w:szCs w:val="21"/>
+        </w:rPr>
+      </w:pPr>
+      <w:r>
+        <w:rPr>
+          <w:rFonts w:ascii="宋体" w:eastAsia="宋体" w:hAnsi="宋体"/>
+          <w:sz w:val="21"/>
+          <w:szCs w:val="21"/>
+        </w:rPr>
+        <w:t xml:space="preserve">表 </w:t>
+      </w:r>
+      <w:r>
+        <w:rPr>
+          <w:rFonts w:ascii="宋体" w:eastAsia="宋体" w:hAnsi="宋体"/>
+          <w:sz w:val="21"/>
+          <w:szCs w:val="21"/>
+        </w:rPr>
+        <w:fldChar w:fldCharType="begin"/>
+      </w:r>
+      <w:r>
+        <w:rPr>
+          <w:rFonts w:ascii="宋体" w:eastAsia="宋体" w:hAnsi="宋体"/>
+          <w:sz w:val="21"/>
+          <w:szCs w:val="21"/>
+        </w:rPr>
+        <w:instrText xml:space="preserve"> STYLEREF 1 \s </w:instrText>
+      </w:r>
+      <w:r>
+        <w:rPr>
+          <w:rFonts w:ascii="宋体" w:eastAsia="宋体" w:hAnsi="宋体"/>
+          <w:sz w:val="21"/>
+          <w:szCs w:val="21"/>
+        </w:rPr>
+        <w:fldChar w:fldCharType="separate"/>
+      </w:r>
+      <w:r>
+        <w:rPr>
+          <w:rFonts w:ascii="宋体" w:eastAsia="宋体" w:hAnsi="宋体"/>
+          <w:noProof/>
+          <w:sz w:val="21"/>
+          <w:szCs w:val="21"/>
+        </w:rPr>
+        <w:t>0</w:t>
+      </w:r>
+      <w:r>
+        <w:rPr>
+          <w:rFonts w:ascii="宋体" w:eastAsia="宋体" w:hAnsi="宋体"/>
+          <w:sz w:val="21"/>
+          <w:szCs w:val="21"/>
+        </w:rPr>
+        <w:fldChar w:fldCharType="end"/>
+      </w:r>
+      <w:r>
+        <w:rPr>
+          <w:rFonts w:ascii="宋体" w:eastAsia="宋体" w:hAnsi="宋体"/>
+          <w:sz w:val="21"/>
+          <w:szCs w:val="21"/>
+        </w:rPr>
+        <w:noBreakHyphen/>
+      </w:r>
+      <w:r>
+        <w:rPr>
+          <w:rFonts w:ascii="宋体" w:eastAsia="宋体" w:hAnsi="宋体"/>
+          <w:sz w:val="21"/>
+          <w:szCs w:val="21"/>
+        </w:rPr>
+        <w:fldChar w:fldCharType="begin"/>
+      </w:r>
+      <w:r>
+        <w:rPr>
+          <w:rFonts w:ascii="宋体" w:eastAsia="宋体" w:hAnsi="宋体"/>
+          <w:sz w:val="21"/>
+          <w:szCs w:val="21"/>
+        </w:rPr>
+        <w:instrText xml:space="preserve"> SEQ 表 \* ARABIC \s 1 </w:instrText>
+      </w:r>
+      <w:r>
+        <w:rPr>
+          <w:rFonts w:ascii="宋体" w:eastAsia="宋体" w:hAnsi="宋体"/>
+          <w:sz w:val="21"/>
+          <w:szCs w:val="21"/>
+        </w:rPr>
+        <w:fldChar w:fldCharType="separate"/>
+      </w:r>
+      <w:r>
+        <w:rPr>
+          <w:rFonts w:ascii="宋体" w:eastAsia="宋体" w:hAnsi="宋体"/>
+          <w:noProof/>
+          <w:sz w:val="21"/>
+          <w:szCs w:val="21"/>
+        </w:rPr>
+        <w:t>1</w:t>
+      </w:r>
+      <w:r>
+        <w:rPr>
+          <w:rFonts w:ascii="宋体" w:eastAsia="宋体" w:hAnsi="宋体"/>
+          <w:sz w:val="21"/>
+          <w:szCs w:val="21"/>
+        </w:rPr>
+        <w:fldChar w:fldCharType="end"/>
+      </w:r>
+      <w:r>
+        <w:rPr>
+          <w:rFonts w:ascii="宋体" w:eastAsia="宋体" w:hAnsi="宋体" w:hint="eastAsia"/>
+          <w:sz w:val="21"/>
+          <w:szCs w:val="21"/>
+        </w:rPr>
+        <w:t xml:space="preserve"> MSE/MAE计算结果</w:t>
       </w:r>
     </w:p>
     <w:tbl>
@@ -29420,7 +32653,7 @@
             <w:tcW w:w="4148" w:type="dxa"/>
           </w:tcPr>
           <w:p>
-            <w:commentRangeStart w:id="86"/>
+            <w:commentRangeStart w:id="84"/>
             <w:r>
               <w:t>MAE</w:t>
             </w:r>
@@ -29437,13 +32670,13 @@
             <w:r>
               <w:t>3.74</w:t>
             </w:r>
-            <w:commentRangeEnd w:id="86"/>
+            <w:commentRangeEnd w:id="84"/>
             <w:r>
               <w:rPr>
                 <w:rStyle w:val="afe"/>
                 <w:szCs w:val="24"/>
               </w:rPr>
-              <w:commentReference w:id="86"/>
+              <w:commentReference w:id="84"/>
             </w:r>
           </w:p>
         </w:tc>
@@ -29681,7 +32914,7 @@
           <w:rFonts w:ascii="Times New Roman" w:hAnsi="Times New Roman"/>
         </w:rPr>
       </w:pPr>
-      <w:commentRangeStart w:id="87"/>
+      <w:commentRangeStart w:id="85"/>
       <w:r>
         <w:rPr>
           <w:rFonts w:ascii="Times New Roman" w:hAnsi="Times New Roman"/>
@@ -29730,14 +32963,14 @@
         </w:rPr>
         <w:t>0.05</w:t>
       </w:r>
-      <w:commentRangeEnd w:id="87"/>
+      <w:commentRangeEnd w:id="85"/>
       <w:r>
         <w:rPr>
           <w:rStyle w:val="afe"/>
           <w:rFonts w:ascii="Times New Roman" w:hAnsi="Times New Roman"/>
           <w:szCs w:val="24"/>
         </w:rPr>
-        <w:commentReference w:id="87"/>
+        <w:commentReference w:id="85"/>
       </w:r>
       <w:r>
         <w:rPr>
@@ -29753,6 +32986,9 @@
         <w:jc w:val="center"/>
       </w:pPr>
       <w:r>
+        <w:rPr>
+          <w:noProof/>
+        </w:rPr>
         <w:lastRenderedPageBreak/>
         <w:drawing>
           <wp:inline distT="0" distB="0" distL="0" distR="0" wp14:anchorId="50158BB0" wp14:editId="7A8525B8">
@@ -29865,6 +33101,9 @@
         <w:jc w:val="center"/>
       </w:pPr>
       <w:r>
+        <w:rPr>
+          <w:noProof/>
+        </w:rPr>
         <w:lastRenderedPageBreak/>
         <w:drawing>
           <wp:inline distT="0" distB="0" distL="0" distR="0" wp14:anchorId="33349925" wp14:editId="3FA51C9C">
@@ -30039,7 +33278,7 @@
           <w:rFonts w:ascii="Times New Roman" w:hAnsi="Times New Roman"/>
         </w:rPr>
       </w:pPr>
-      <w:commentRangeStart w:id="88"/>
+      <w:commentRangeStart w:id="86"/>
       <w:r>
         <w:rPr>
           <w:rFonts w:ascii="Times New Roman" w:hAnsi="Times New Roman" w:hint="eastAsia"/>
@@ -30070,7 +33309,147 @@
         <w:ind w:firstLine="420"/>
       </w:pPr>
       <w:r>
-        <w:t>根据预测结果，将挂号量划分为三种等级：</w:t>
+        <w:t>根据预测结果，将挂号量划分为三种等级</w:t>
+      </w:r>
+      <w:r>
+        <w:rPr>
+          <w:rFonts w:hint="eastAsia"/>
+        </w:rPr>
+        <w:t>（表</w:t>
+      </w:r>
+      <w:r>
+        <w:rPr>
+          <w:rFonts w:hint="eastAsia"/>
+        </w:rPr>
+        <w:t>6-2</w:t>
+      </w:r>
+      <w:r>
+        <w:rPr>
+          <w:rFonts w:hint="eastAsia"/>
+        </w:rPr>
+        <w:t>）</w:t>
+      </w:r>
+      <w:r>
+        <w:t>：</w:t>
+      </w:r>
+    </w:p>
+    <w:p>
+      <w:pPr>
+        <w:pStyle w:val="aff3"/>
+        <w:keepNext/>
+        <w:spacing w:after="0"/>
+        <w:jc w:val="center"/>
+        <w:rPr>
+          <w:rFonts w:ascii="宋体" w:eastAsia="宋体" w:hAnsi="宋体"/>
+          <w:sz w:val="21"/>
+          <w:szCs w:val="21"/>
+        </w:rPr>
+      </w:pPr>
+      <w:r>
+        <w:rPr>
+          <w:rFonts w:ascii="宋体" w:eastAsia="宋体" w:hAnsi="宋体"/>
+          <w:sz w:val="21"/>
+          <w:szCs w:val="21"/>
+        </w:rPr>
+        <w:t xml:space="preserve">表 </w:t>
+      </w:r>
+      <w:r>
+        <w:rPr>
+          <w:rFonts w:ascii="宋体" w:eastAsia="宋体" w:hAnsi="宋体"/>
+          <w:sz w:val="21"/>
+          <w:szCs w:val="21"/>
+        </w:rPr>
+        <w:fldChar w:fldCharType="begin"/>
+      </w:r>
+      <w:r>
+        <w:rPr>
+          <w:rFonts w:ascii="宋体" w:eastAsia="宋体" w:hAnsi="宋体"/>
+          <w:sz w:val="21"/>
+          <w:szCs w:val="21"/>
+        </w:rPr>
+        <w:instrText xml:space="preserve"> STYLEREF 1 \s </w:instrText>
+      </w:r>
+      <w:r>
+        <w:rPr>
+          <w:rFonts w:ascii="宋体" w:eastAsia="宋体" w:hAnsi="宋体"/>
+          <w:sz w:val="21"/>
+          <w:szCs w:val="21"/>
+        </w:rPr>
+        <w:fldChar w:fldCharType="separate"/>
+      </w:r>
+      <w:r>
+        <w:rPr>
+          <w:rFonts w:ascii="宋体" w:eastAsia="宋体" w:hAnsi="宋体"/>
+          <w:noProof/>
+          <w:sz w:val="21"/>
+          <w:szCs w:val="21"/>
+        </w:rPr>
+        <w:t>0</w:t>
+      </w:r>
+      <w:r>
+        <w:rPr>
+          <w:rFonts w:ascii="宋体" w:eastAsia="宋体" w:hAnsi="宋体"/>
+          <w:sz w:val="21"/>
+          <w:szCs w:val="21"/>
+        </w:rPr>
+        <w:fldChar w:fldCharType="end"/>
+      </w:r>
+      <w:r>
+        <w:rPr>
+          <w:rFonts w:ascii="宋体" w:eastAsia="宋体" w:hAnsi="宋体"/>
+          <w:sz w:val="21"/>
+          <w:szCs w:val="21"/>
+        </w:rPr>
+        <w:noBreakHyphen/>
+      </w:r>
+      <w:r>
+        <w:rPr>
+          <w:rFonts w:ascii="宋体" w:eastAsia="宋体" w:hAnsi="宋体"/>
+          <w:sz w:val="21"/>
+          <w:szCs w:val="21"/>
+        </w:rPr>
+        <w:fldChar w:fldCharType="begin"/>
+      </w:r>
+      <w:r>
+        <w:rPr>
+          <w:rFonts w:ascii="宋体" w:eastAsia="宋体" w:hAnsi="宋体"/>
+          <w:sz w:val="21"/>
+          <w:szCs w:val="21"/>
+        </w:rPr>
+        <w:instrText xml:space="preserve"> SEQ 表 \* ARABIC \s 1 </w:instrText>
+      </w:r>
+      <w:r>
+        <w:rPr>
+          <w:rFonts w:ascii="宋体" w:eastAsia="宋体" w:hAnsi="宋体"/>
+          <w:sz w:val="21"/>
+          <w:szCs w:val="21"/>
+        </w:rPr>
+        <w:fldChar w:fldCharType="separate"/>
+      </w:r>
+      <w:r>
+        <w:rPr>
+          <w:rFonts w:ascii="宋体" w:eastAsia="宋体" w:hAnsi="宋体"/>
+          <w:noProof/>
+          <w:sz w:val="21"/>
+          <w:szCs w:val="21"/>
+        </w:rPr>
+        <w:t>2</w:t>
+      </w:r>
+      <w:r>
+        <w:rPr>
+          <w:rFonts w:ascii="宋体" w:eastAsia="宋体" w:hAnsi="宋体"/>
+          <w:sz w:val="21"/>
+          <w:szCs w:val="21"/>
+        </w:rPr>
+        <w:fldChar w:fldCharType="end"/>
+      </w:r>
+      <w:r>
+        <w:rPr>
+          <w:rFonts w:ascii="宋体" w:eastAsia="宋体" w:hAnsi="宋体" w:hint="eastAsia"/>
+          <w:sz w:val="21"/>
+          <w:szCs w:val="21"/>
+        </w:rPr>
+        <w:t xml:space="preserve"> 预测结果等级划分</w:t>
       </w:r>
     </w:p>
     <w:tbl>
@@ -30348,6 +33727,7 @@
         <w:rPr>
           <w:rFonts w:ascii="Times New Roman" w:hAnsi="Times New Roman"/>
         </w:rPr>
+        <w:lastRenderedPageBreak/>
         <w:t>延长门诊时间</w:t>
       </w:r>
       <w:r>
@@ -30372,7 +33752,6 @@
         <w:rPr>
           <w:rFonts w:ascii="Times New Roman" w:hAnsi="Times New Roman"/>
         </w:rPr>
-        <w:lastRenderedPageBreak/>
         <w:t>开放临时门诊</w:t>
       </w:r>
       <w:r>
@@ -30632,13 +34011,37 @@
         <w:rPr>
           <w:rFonts w:ascii="Times New Roman" w:hAnsi="Times New Roman"/>
         </w:rPr>
-        <w:t>最终排班结果示例如表</w:t>
-      </w:r>
-      <w:r>
-        <w:rPr>
-          <w:rFonts w:ascii="Times New Roman" w:hAnsi="Times New Roman"/>
-        </w:rPr>
-        <w:t>6-6</w:t>
+        <w:t>最终排班结果示例如</w:t>
+      </w:r>
+      <w:r>
+        <w:rPr>
+          <w:rFonts w:ascii="Times New Roman" w:hAnsi="Times New Roman" w:hint="eastAsia"/>
+        </w:rPr>
+        <w:t>（</w:t>
+      </w:r>
+      <w:r>
+        <w:rPr>
+          <w:rFonts w:ascii="Times New Roman" w:hAnsi="Times New Roman"/>
+        </w:rPr>
+        <w:t>表</w:t>
+      </w:r>
+      <w:r>
+        <w:rPr>
+          <w:rFonts w:ascii="Times New Roman" w:hAnsi="Times New Roman"/>
+        </w:rPr>
+        <w:t>6-</w:t>
+      </w:r>
+      <w:r>
+        <w:rPr>
+          <w:rFonts w:ascii="Times New Roman" w:hAnsi="Times New Roman" w:hint="eastAsia"/>
+        </w:rPr>
+        <w:t>3</w:t>
+      </w:r>
+      <w:r>
+        <w:rPr>
+          <w:rFonts w:ascii="Times New Roman" w:hAnsi="Times New Roman" w:hint="eastAsia"/>
+        </w:rPr>
+        <w:t>）</w:t>
       </w:r>
       <w:r>
         <w:rPr>
@@ -30651,6 +34054,125 @@
           <w:rFonts w:ascii="Times New Roman" w:hAnsi="Times New Roman" w:hint="eastAsia"/>
         </w:rPr>
         <w:t>：</w:t>
+      </w:r>
+    </w:p>
+    <w:p>
+      <w:pPr>
+        <w:pStyle w:val="aff3"/>
+        <w:keepNext/>
+        <w:spacing w:after="0"/>
+        <w:jc w:val="center"/>
+        <w:rPr>
+          <w:rFonts w:ascii="宋体" w:eastAsia="宋体" w:hAnsi="宋体"/>
+          <w:sz w:val="21"/>
+          <w:szCs w:val="21"/>
+        </w:rPr>
+      </w:pPr>
+      <w:r>
+        <w:rPr>
+          <w:rFonts w:ascii="宋体" w:eastAsia="宋体" w:hAnsi="宋体"/>
+          <w:sz w:val="21"/>
+          <w:szCs w:val="21"/>
+        </w:rPr>
+        <w:t xml:space="preserve">表 </w:t>
+      </w:r>
+      <w:r>
+        <w:rPr>
+          <w:rFonts w:ascii="宋体" w:eastAsia="宋体" w:hAnsi="宋体"/>
+          <w:sz w:val="21"/>
+          <w:szCs w:val="21"/>
+        </w:rPr>
+        <w:fldChar w:fldCharType="begin"/>
+      </w:r>
+      <w:r>
+        <w:rPr>
+          <w:rFonts w:ascii="宋体" w:eastAsia="宋体" w:hAnsi="宋体"/>
+          <w:sz w:val="21"/>
+          <w:szCs w:val="21"/>
+        </w:rPr>
+        <w:instrText xml:space="preserve"> STYLEREF 1 \s </w:instrText>
+      </w:r>
+      <w:r>
+        <w:rPr>
+          <w:rFonts w:ascii="宋体" w:eastAsia="宋体" w:hAnsi="宋体"/>
+          <w:sz w:val="21"/>
+          <w:szCs w:val="21"/>
+        </w:rPr>
+        <w:fldChar w:fldCharType="separate"/>
+      </w:r>
+      <w:r>
+        <w:rPr>
+          <w:rFonts w:ascii="宋体" w:eastAsia="宋体" w:hAnsi="宋体"/>
+          <w:noProof/>
+          <w:sz w:val="21"/>
+          <w:szCs w:val="21"/>
+        </w:rPr>
+        <w:t>0</w:t>
+      </w:r>
+      <w:r>
+        <w:rPr>
+          <w:rFonts w:ascii="宋体" w:eastAsia="宋体" w:hAnsi="宋体"/>
+          <w:sz w:val="21"/>
+          <w:szCs w:val="21"/>
+        </w:rPr>
+        <w:fldChar w:fldCharType="end"/>
+      </w:r>
+      <w:r>
+        <w:rPr>
+          <w:rFonts w:ascii="宋体" w:eastAsia="宋体" w:hAnsi="宋体"/>
+          <w:sz w:val="21"/>
+          <w:szCs w:val="21"/>
+        </w:rPr>
+        <w:noBreakHyphen/>
+      </w:r>
+      <w:r>
+        <w:rPr>
+          <w:rFonts w:ascii="宋体" w:eastAsia="宋体" w:hAnsi="宋体"/>
+          <w:sz w:val="21"/>
+          <w:szCs w:val="21"/>
+        </w:rPr>
+        <w:fldChar w:fldCharType="begin"/>
+      </w:r>
+      <w:r>
+        <w:rPr>
+          <w:rFonts w:ascii="宋体" w:eastAsia="宋体" w:hAnsi="宋体"/>
+          <w:sz w:val="21"/>
+          <w:szCs w:val="21"/>
+        </w:rPr>
+        <w:instrText xml:space="preserve"> SEQ 表 \* ARABIC \s 1 </w:instrText>
+      </w:r>
+      <w:r>
+        <w:rPr>
+          <w:rFonts w:ascii="宋体" w:eastAsia="宋体" w:hAnsi="宋体"/>
+          <w:sz w:val="21"/>
+          <w:szCs w:val="21"/>
+        </w:rPr>
+        <w:fldChar w:fldCharType="separate"/>
+      </w:r>
+      <w:r>
+        <w:rPr>
+          <w:rFonts w:ascii="宋体" w:eastAsia="宋体" w:hAnsi="宋体"/>
+          <w:noProof/>
+          <w:sz w:val="21"/>
+          <w:szCs w:val="21"/>
+        </w:rPr>
+        <w:t>3</w:t>
+      </w:r>
+      <w:r>
+        <w:rPr>
+          <w:rFonts w:ascii="宋体" w:eastAsia="宋体" w:hAnsi="宋体"/>
+          <w:sz w:val="21"/>
+          <w:szCs w:val="21"/>
+        </w:rPr>
+        <w:fldChar w:fldCharType="end"/>
+      </w:r>
+      <w:r>
+        <w:rPr>
+          <w:rFonts w:ascii="宋体" w:eastAsia="宋体" w:hAnsi="宋体" w:hint="eastAsia"/>
+          <w:sz w:val="21"/>
+          <w:szCs w:val="21"/>
+        </w:rPr>
+        <w:t xml:space="preserve"> 排班预测结果</w:t>
       </w:r>
     </w:p>
     <w:tbl>
@@ -31065,14 +34587,32 @@
         </w:rPr>
         <w:t>通过该方法，实现了从经验排班向数据驱动排班的转变，提高了门诊运行效率与患者就诊体验。</w:t>
       </w:r>
-      <w:commentRangeEnd w:id="88"/>
+      <w:commentRangeEnd w:id="86"/>
       <w:r>
         <w:rPr>
           <w:rStyle w:val="afe"/>
           <w:rFonts w:ascii="Times New Roman" w:hAnsi="Times New Roman"/>
           <w:szCs w:val="24"/>
         </w:rPr>
-        <w:commentReference w:id="88"/>
+        <w:commentReference w:id="86"/>
+      </w:r>
+    </w:p>
+    <w:p>
+      <w:pPr>
+        <w:widowControl/>
+        <w:spacing w:line="278" w:lineRule="auto"/>
+        <w:contextualSpacing w:val="0"/>
+        <w:rPr>
+          <w:rFonts w:asciiTheme="majorHAnsi" w:hAnsiTheme="majorHAnsi" w:cstheme="majorBidi"/>
+          <w:b/>
+          <w:sz w:val="28"/>
+          <w:szCs w:val="48"/>
+        </w:rPr>
+      </w:pPr>
+      <w:bookmarkStart w:id="87" w:name="OLE_LINK7"/>
+      <w:bookmarkEnd w:id="65"/>
+      <w:r>
+        <w:br w:type="page"/>
       </w:r>
     </w:p>
     <w:p>
@@ -31083,9 +34623,8 @@
           <w:numId w:val="0"/>
         </w:numPr>
       </w:pPr>
-      <w:bookmarkStart w:id="89" w:name="OLE_LINK7"/>
-      <w:bookmarkEnd w:id="66"/>
-      <w:r>
+      <w:r>
+        <w:lastRenderedPageBreak/>
         <w:t>第</w:t>
       </w:r>
       <w:r>
@@ -31124,10 +34663,10 @@
           <w:szCs w:val="40"/>
         </w:rPr>
       </w:pPr>
-      <w:bookmarkStart w:id="90" w:name="_Toc224493090"/>
-      <w:bookmarkStart w:id="91" w:name="_Toc224848520"/>
-      <w:bookmarkEnd w:id="90"/>
-      <w:bookmarkEnd w:id="91"/>
+      <w:bookmarkStart w:id="88" w:name="_Toc224493090"/>
+      <w:bookmarkStart w:id="89" w:name="_Toc224848520"/>
+      <w:bookmarkEnd w:id="88"/>
+      <w:bookmarkEnd w:id="89"/>
     </w:p>
     <w:p>
       <w:pPr>
@@ -31149,10 +34688,10 @@
           <w:szCs w:val="40"/>
         </w:rPr>
       </w:pPr>
-      <w:bookmarkStart w:id="92" w:name="_Toc224493091"/>
-      <w:bookmarkStart w:id="93" w:name="_Toc224848521"/>
-      <w:bookmarkEnd w:id="92"/>
-      <w:bookmarkEnd w:id="93"/>
+      <w:bookmarkStart w:id="90" w:name="_Toc224493091"/>
+      <w:bookmarkStart w:id="91" w:name="_Toc224848521"/>
+      <w:bookmarkEnd w:id="90"/>
+      <w:bookmarkEnd w:id="91"/>
     </w:p>
     <w:p>
       <w:pPr>
@@ -31174,10 +34713,10 @@
           <w:szCs w:val="40"/>
         </w:rPr>
       </w:pPr>
-      <w:bookmarkStart w:id="94" w:name="_Toc224493092"/>
-      <w:bookmarkStart w:id="95" w:name="_Toc224848522"/>
-      <w:bookmarkEnd w:id="94"/>
-      <w:bookmarkEnd w:id="95"/>
+      <w:bookmarkStart w:id="92" w:name="_Toc224493092"/>
+      <w:bookmarkStart w:id="93" w:name="_Toc224848522"/>
+      <w:bookmarkEnd w:id="92"/>
+      <w:bookmarkEnd w:id="93"/>
     </w:p>
     <w:p>
       <w:pPr>
@@ -31199,10 +34738,10 @@
           <w:szCs w:val="40"/>
         </w:rPr>
       </w:pPr>
-      <w:bookmarkStart w:id="96" w:name="_Toc224493093"/>
-      <w:bookmarkStart w:id="97" w:name="_Toc224848523"/>
-      <w:bookmarkEnd w:id="96"/>
-      <w:bookmarkEnd w:id="97"/>
+      <w:bookmarkStart w:id="94" w:name="_Toc224493093"/>
+      <w:bookmarkStart w:id="95" w:name="_Toc224848523"/>
+      <w:bookmarkEnd w:id="94"/>
+      <w:bookmarkEnd w:id="95"/>
     </w:p>
     <w:p>
       <w:pPr>
@@ -31224,10 +34763,10 @@
           <w:szCs w:val="40"/>
         </w:rPr>
       </w:pPr>
-      <w:bookmarkStart w:id="98" w:name="_Toc224493094"/>
-      <w:bookmarkStart w:id="99" w:name="_Toc224848524"/>
-      <w:bookmarkEnd w:id="98"/>
-      <w:bookmarkEnd w:id="99"/>
+      <w:bookmarkStart w:id="96" w:name="_Toc224493094"/>
+      <w:bookmarkStart w:id="97" w:name="_Toc224848524"/>
+      <w:bookmarkEnd w:id="96"/>
+      <w:bookmarkEnd w:id="97"/>
     </w:p>
     <w:p>
       <w:pPr>
@@ -31249,10 +34788,10 @@
           <w:szCs w:val="40"/>
         </w:rPr>
       </w:pPr>
-      <w:bookmarkStart w:id="100" w:name="_Toc224493095"/>
-      <w:bookmarkStart w:id="101" w:name="_Toc224848525"/>
-      <w:bookmarkEnd w:id="100"/>
-      <w:bookmarkEnd w:id="101"/>
+      <w:bookmarkStart w:id="98" w:name="_Toc224493095"/>
+      <w:bookmarkStart w:id="99" w:name="_Toc224848525"/>
+      <w:bookmarkEnd w:id="98"/>
+      <w:bookmarkEnd w:id="99"/>
     </w:p>
     <w:p>
       <w:pPr>
@@ -31274,8 +34813,8 @@
           <w:szCs w:val="40"/>
         </w:rPr>
       </w:pPr>
-      <w:bookmarkStart w:id="102" w:name="_Toc224848526"/>
-      <w:bookmarkEnd w:id="102"/>
+      <w:bookmarkStart w:id="100" w:name="_Toc224848526"/>
+      <w:bookmarkEnd w:id="100"/>
     </w:p>
     <w:p>
       <w:pPr>
@@ -31297,8 +34836,8 @@
           <w:szCs w:val="40"/>
         </w:rPr>
       </w:pPr>
-      <w:bookmarkStart w:id="103" w:name="_Toc224848527"/>
-      <w:bookmarkEnd w:id="103"/>
+      <w:bookmarkStart w:id="101" w:name="_Toc224848527"/>
+      <w:bookmarkEnd w:id="101"/>
     </w:p>
     <w:p>
       <w:pPr>
@@ -31320,8 +34859,8 @@
           <w:szCs w:val="40"/>
         </w:rPr>
       </w:pPr>
-      <w:bookmarkStart w:id="104" w:name="_Toc224848528"/>
-      <w:bookmarkEnd w:id="104"/>
+      <w:bookmarkStart w:id="102" w:name="_Toc224848528"/>
+      <w:bookmarkEnd w:id="102"/>
     </w:p>
     <w:p>
       <w:pPr>
@@ -31343,8 +34882,8 @@
           <w:szCs w:val="40"/>
         </w:rPr>
       </w:pPr>
-      <w:bookmarkStart w:id="105" w:name="_Toc224848529"/>
-      <w:bookmarkEnd w:id="105"/>
+      <w:bookmarkStart w:id="103" w:name="_Toc224848529"/>
+      <w:bookmarkEnd w:id="103"/>
     </w:p>
     <w:p>
       <w:pPr>
@@ -31366,8 +34905,8 @@
           <w:szCs w:val="40"/>
         </w:rPr>
       </w:pPr>
-      <w:bookmarkStart w:id="106" w:name="_Toc224848530"/>
-      <w:bookmarkEnd w:id="106"/>
+      <w:bookmarkStart w:id="104" w:name="_Toc224848530"/>
+      <w:bookmarkEnd w:id="104"/>
     </w:p>
     <w:p>
       <w:pPr>
@@ -31389,8 +34928,8 @@
           <w:szCs w:val="40"/>
         </w:rPr>
       </w:pPr>
-      <w:bookmarkStart w:id="107" w:name="_Toc224848531"/>
-      <w:bookmarkEnd w:id="107"/>
+      <w:bookmarkStart w:id="105" w:name="_Toc224848531"/>
+      <w:bookmarkEnd w:id="105"/>
     </w:p>
     <w:p>
       <w:pPr>
@@ -31412,8 +34951,8 @@
           <w:szCs w:val="40"/>
         </w:rPr>
       </w:pPr>
-      <w:bookmarkStart w:id="108" w:name="_Toc224848532"/>
-      <w:bookmarkEnd w:id="108"/>
+      <w:bookmarkStart w:id="106" w:name="_Toc224848532"/>
+      <w:bookmarkEnd w:id="106"/>
     </w:p>
     <w:p>
       <w:pPr>
@@ -31483,7 +35022,6 @@
         <w:rPr>
           <w:rFonts w:ascii="Times New Roman" w:hAnsi="Times New Roman" w:hint="eastAsia"/>
         </w:rPr>
-        <w:lastRenderedPageBreak/>
         <w:t>在该环境下，对系统主要功能模块进行逐项测试，确保系统能够稳定运行。</w:t>
       </w:r>
     </w:p>
@@ -31872,6 +35410,7 @@
         <w:rPr>
           <w:rFonts w:ascii="Times New Roman" w:hAnsi="Times New Roman" w:hint="eastAsia"/>
         </w:rPr>
+        <w:lastRenderedPageBreak/>
         <w:t>对医生排班的新增、修改及查询功能进行测试：</w:t>
       </w:r>
     </w:p>
@@ -31992,7 +35531,6 @@
         <w:rPr>
           <w:rFonts w:ascii="Times New Roman" w:hAnsi="Times New Roman" w:hint="eastAsia"/>
         </w:rPr>
-        <w:lastRenderedPageBreak/>
         <w:t>（</w:t>
       </w:r>
       <w:r>
@@ -32330,6 +35868,7 @@
         <w:rPr>
           <w:rFonts w:ascii="Times New Roman" w:hAnsi="Times New Roman" w:hint="eastAsia"/>
         </w:rPr>
+        <w:lastRenderedPageBreak/>
         <w:t>安全性测试</w:t>
       </w:r>
     </w:p>
@@ -32458,7 +35997,6 @@
         <w:rPr>
           <w:rFonts w:ascii="Times New Roman" w:hAnsi="Times New Roman"/>
         </w:rPr>
-        <w:lastRenderedPageBreak/>
         <w:t>测试结果符合系统安全设计要求</w:t>
       </w:r>
       <w:r>
@@ -32859,6 +36397,7 @@
         <w:rPr>
           <w:rFonts w:ascii="Times New Roman" w:hAnsi="Times New Roman" w:hint="eastAsia"/>
         </w:rPr>
+        <w:lastRenderedPageBreak/>
         <w:t>【图</w:t>
       </w:r>
       <w:r>
@@ -32979,7 +36518,6 @@
         <w:rPr>
           <w:rFonts w:ascii="Times New Roman" w:hAnsi="Times New Roman" w:hint="eastAsia"/>
         </w:rPr>
-        <w:lastRenderedPageBreak/>
         <w:t>排班建议能够正常生成</w:t>
       </w:r>
     </w:p>
@@ -33087,10 +36625,10 @@
           <w:szCs w:val="40"/>
         </w:rPr>
       </w:pPr>
-      <w:bookmarkStart w:id="109" w:name="_Toc224493106"/>
-      <w:bookmarkStart w:id="110" w:name="_Toc224848538"/>
-      <w:bookmarkEnd w:id="109"/>
-      <w:bookmarkEnd w:id="110"/>
+      <w:bookmarkStart w:id="107" w:name="_Toc224493106"/>
+      <w:bookmarkStart w:id="108" w:name="_Toc224848538"/>
+      <w:bookmarkEnd w:id="107"/>
+      <w:bookmarkEnd w:id="108"/>
     </w:p>
     <w:p>
       <w:pPr>
@@ -33112,10 +36650,10 @@
           <w:szCs w:val="40"/>
         </w:rPr>
       </w:pPr>
-      <w:bookmarkStart w:id="111" w:name="_Toc224493107"/>
-      <w:bookmarkStart w:id="112" w:name="_Toc224848539"/>
-      <w:bookmarkEnd w:id="111"/>
-      <w:bookmarkEnd w:id="112"/>
+      <w:bookmarkStart w:id="109" w:name="_Toc224493107"/>
+      <w:bookmarkStart w:id="110" w:name="_Toc224848539"/>
+      <w:bookmarkEnd w:id="109"/>
+      <w:bookmarkEnd w:id="110"/>
     </w:p>
     <w:p>
       <w:pPr>
@@ -33137,10 +36675,10 @@
           <w:szCs w:val="40"/>
         </w:rPr>
       </w:pPr>
-      <w:bookmarkStart w:id="113" w:name="_Toc224493108"/>
-      <w:bookmarkStart w:id="114" w:name="_Toc224848540"/>
-      <w:bookmarkEnd w:id="113"/>
-      <w:bookmarkEnd w:id="114"/>
+      <w:bookmarkStart w:id="111" w:name="_Toc224493108"/>
+      <w:bookmarkStart w:id="112" w:name="_Toc224848540"/>
+      <w:bookmarkEnd w:id="111"/>
+      <w:bookmarkEnd w:id="112"/>
     </w:p>
     <w:p>
       <w:pPr>
@@ -33162,10 +36700,10 @@
           <w:szCs w:val="40"/>
         </w:rPr>
       </w:pPr>
-      <w:bookmarkStart w:id="115" w:name="_Toc224493109"/>
-      <w:bookmarkStart w:id="116" w:name="_Toc224848541"/>
-      <w:bookmarkEnd w:id="115"/>
-      <w:bookmarkEnd w:id="116"/>
+      <w:bookmarkStart w:id="113" w:name="_Toc224493109"/>
+      <w:bookmarkStart w:id="114" w:name="_Toc224848541"/>
+      <w:bookmarkEnd w:id="113"/>
+      <w:bookmarkEnd w:id="114"/>
     </w:p>
     <w:p>
       <w:pPr>
@@ -33187,10 +36725,10 @@
           <w:szCs w:val="40"/>
         </w:rPr>
       </w:pPr>
-      <w:bookmarkStart w:id="117" w:name="_Toc224493110"/>
-      <w:bookmarkStart w:id="118" w:name="_Toc224848542"/>
-      <w:bookmarkEnd w:id="117"/>
-      <w:bookmarkEnd w:id="118"/>
+      <w:bookmarkStart w:id="115" w:name="_Toc224493110"/>
+      <w:bookmarkStart w:id="116" w:name="_Toc224848542"/>
+      <w:bookmarkEnd w:id="115"/>
+      <w:bookmarkEnd w:id="116"/>
     </w:p>
     <w:p>
       <w:pPr>
@@ -33212,10 +36750,10 @@
           <w:szCs w:val="40"/>
         </w:rPr>
       </w:pPr>
-      <w:bookmarkStart w:id="119" w:name="_Toc224493111"/>
-      <w:bookmarkStart w:id="120" w:name="_Toc224848543"/>
-      <w:bookmarkEnd w:id="119"/>
-      <w:bookmarkEnd w:id="120"/>
+      <w:bookmarkStart w:id="117" w:name="_Toc224493111"/>
+      <w:bookmarkStart w:id="118" w:name="_Toc224848543"/>
+      <w:bookmarkEnd w:id="117"/>
+      <w:bookmarkEnd w:id="118"/>
     </w:p>
     <w:p>
       <w:pPr>
@@ -33237,10 +36775,10 @@
           <w:szCs w:val="40"/>
         </w:rPr>
       </w:pPr>
-      <w:bookmarkStart w:id="121" w:name="_Toc224493112"/>
-      <w:bookmarkStart w:id="122" w:name="_Toc224848544"/>
-      <w:bookmarkEnd w:id="121"/>
-      <w:bookmarkEnd w:id="122"/>
+      <w:bookmarkStart w:id="119" w:name="_Toc224493112"/>
+      <w:bookmarkStart w:id="120" w:name="_Toc224848544"/>
+      <w:bookmarkEnd w:id="119"/>
+      <w:bookmarkEnd w:id="120"/>
     </w:p>
     <w:p>
       <w:pPr>
@@ -33262,8 +36800,8 @@
           <w:szCs w:val="40"/>
         </w:rPr>
       </w:pPr>
-      <w:bookmarkStart w:id="123" w:name="_Toc224848545"/>
-      <w:bookmarkEnd w:id="123"/>
+      <w:bookmarkStart w:id="121" w:name="_Toc224848545"/>
+      <w:bookmarkEnd w:id="121"/>
     </w:p>
     <w:p>
       <w:pPr>
@@ -33285,8 +36823,8 @@
           <w:szCs w:val="40"/>
         </w:rPr>
       </w:pPr>
-      <w:bookmarkStart w:id="124" w:name="_Toc224848546"/>
-      <w:bookmarkEnd w:id="124"/>
+      <w:bookmarkStart w:id="122" w:name="_Toc224848546"/>
+      <w:bookmarkEnd w:id="122"/>
     </w:p>
     <w:p>
       <w:pPr>
@@ -33308,8 +36846,8 @@
           <w:szCs w:val="40"/>
         </w:rPr>
       </w:pPr>
-      <w:bookmarkStart w:id="125" w:name="_Toc224848547"/>
-      <w:bookmarkEnd w:id="125"/>
+      <w:bookmarkStart w:id="123" w:name="_Toc224848547"/>
+      <w:bookmarkEnd w:id="123"/>
     </w:p>
     <w:p>
       <w:pPr>
@@ -33331,8 +36869,8 @@
           <w:szCs w:val="40"/>
         </w:rPr>
       </w:pPr>
-      <w:bookmarkStart w:id="126" w:name="_Toc224848548"/>
-      <w:bookmarkEnd w:id="126"/>
+      <w:bookmarkStart w:id="124" w:name="_Toc224848548"/>
+      <w:bookmarkEnd w:id="124"/>
     </w:p>
     <w:p>
       <w:pPr>
@@ -33354,8 +36892,8 @@
           <w:szCs w:val="40"/>
         </w:rPr>
       </w:pPr>
-      <w:bookmarkStart w:id="127" w:name="_Toc224848549"/>
-      <w:bookmarkEnd w:id="127"/>
+      <w:bookmarkStart w:id="125" w:name="_Toc224848549"/>
+      <w:bookmarkEnd w:id="125"/>
     </w:p>
     <w:p>
       <w:pPr>
@@ -33377,8 +36915,8 @@
           <w:szCs w:val="40"/>
         </w:rPr>
       </w:pPr>
-      <w:bookmarkStart w:id="128" w:name="_Toc224848550"/>
-      <w:bookmarkEnd w:id="128"/>
+      <w:bookmarkStart w:id="126" w:name="_Toc224848550"/>
+      <w:bookmarkEnd w:id="126"/>
     </w:p>
     <w:p>
       <w:pPr>
@@ -33400,8 +36938,8 @@
           <w:szCs w:val="40"/>
         </w:rPr>
       </w:pPr>
-      <w:bookmarkStart w:id="129" w:name="_Toc224848551"/>
-      <w:bookmarkEnd w:id="129"/>
+      <w:bookmarkStart w:id="127" w:name="_Toc224848551"/>
+      <w:bookmarkEnd w:id="127"/>
     </w:p>
     <w:p>
       <w:pPr>
@@ -33423,8 +36961,8 @@
           <w:szCs w:val="40"/>
         </w:rPr>
       </w:pPr>
-      <w:bookmarkStart w:id="130" w:name="_Toc224848552"/>
-      <w:bookmarkEnd w:id="130"/>
+      <w:bookmarkStart w:id="128" w:name="_Toc224848552"/>
+      <w:bookmarkEnd w:id="128"/>
     </w:p>
     <w:p>
       <w:pPr>
@@ -34008,7 +37546,7 @@
       </w:r>
     </w:p>
     <w:bookmarkEnd w:id="3"/>
-    <w:bookmarkEnd w:id="89"/>
+    <w:bookmarkEnd w:id="87"/>
     <w:p>
       <w:pPr>
         <w:pStyle w:val="af7"/>
@@ -34036,7 +37574,7 @@
           <w:rFonts w:ascii="Times New Roman" w:hAnsi="Times New Roman"/>
         </w:rPr>
       </w:pPr>
-      <w:bookmarkStart w:id="131" w:name="_Ref226999316"/>
+      <w:bookmarkStart w:id="129" w:name="_Ref226999316"/>
       <w:r>
         <w:rPr>
           <w:rFonts w:ascii="Times New Roman" w:hAnsi="Times New Roman" w:hint="eastAsia"/>
@@ -34109,7 +37647,7 @@
         </w:rPr>
         <w:t>,2025,22(05):695-701.</w:t>
       </w:r>
-      <w:bookmarkEnd w:id="131"/>
+      <w:bookmarkEnd w:id="129"/>
     </w:p>
     <w:p>
       <w:pPr>
@@ -34170,7 +37708,7 @@
           <w:rFonts w:ascii="Times New Roman" w:hAnsi="Times New Roman"/>
         </w:rPr>
       </w:pPr>
-      <w:bookmarkStart w:id="132" w:name="_Ref226997222"/>
+      <w:bookmarkStart w:id="130" w:name="_Ref226997222"/>
       <w:r>
         <w:rPr>
           <w:rFonts w:ascii="Times New Roman" w:hAnsi="Times New Roman" w:hint="eastAsia"/>
@@ -34231,7 +37769,7 @@
         </w:rPr>
         <w:t>,2024,28(11):85-89.DOI:10.19660/j.issn.1671-0592.2024.11.19.</w:t>
       </w:r>
-      <w:bookmarkEnd w:id="132"/>
+      <w:bookmarkEnd w:id="130"/>
     </w:p>
     <w:p>
       <w:pPr>
@@ -34328,14 +37866,14 @@
           <w:rFonts w:ascii="Times New Roman" w:hAnsi="Times New Roman"/>
         </w:rPr>
       </w:pPr>
-      <w:bookmarkStart w:id="133" w:name="_Ref226999361"/>
+      <w:bookmarkStart w:id="131" w:name="_Ref226999361"/>
       <w:r>
         <w:rPr>
           <w:rFonts w:ascii="Times New Roman" w:hAnsi="Times New Roman" w:hint="eastAsia"/>
         </w:rPr>
         <w:t>Bindu S , Ashok K , Krishnamurthy K ,et al.ClinicCare Manager: An Efficient Electronic Health Record (EHR) and Healthcare Management System Using Spring Boot and React[J].2024 International Conference on IoT Based Control Networks and Intelligent Systems (ICICNIS), 2024:1464-1470.DOI:10.1109/icicnis64247.2024.10823253.</w:t>
       </w:r>
-      <w:bookmarkEnd w:id="133"/>
+      <w:bookmarkEnd w:id="131"/>
     </w:p>
     <w:p>
       <w:pPr>
@@ -34348,7 +37886,7 @@
           <w:rFonts w:ascii="Times New Roman" w:hAnsi="Times New Roman"/>
         </w:rPr>
       </w:pPr>
-      <w:bookmarkStart w:id="134" w:name="_Ref227002174"/>
+      <w:bookmarkStart w:id="132" w:name="_Ref227002174"/>
       <w:r>
         <w:rPr>
           <w:rFonts w:ascii="Times New Roman" w:hAnsi="Times New Roman" w:hint="eastAsia"/>
@@ -34409,7 +37947,7 @@
         </w:rPr>
         <w:t>,2020,15(02):13-14+17.</w:t>
       </w:r>
-      <w:bookmarkEnd w:id="134"/>
+      <w:bookmarkEnd w:id="132"/>
     </w:p>
     <w:p>
       <w:pPr>
@@ -34422,7 +37960,7 @@
           <w:rFonts w:ascii="Times New Roman" w:hAnsi="Times New Roman"/>
         </w:rPr>
       </w:pPr>
-      <w:bookmarkStart w:id="135" w:name="_Ref226997931"/>
+      <w:bookmarkStart w:id="133" w:name="_Ref226997931"/>
       <w:r>
         <w:rPr>
           <w:rFonts w:ascii="Times New Roman" w:hAnsi="Times New Roman" w:hint="eastAsia"/>
@@ -34495,7 +38033,7 @@
         </w:rPr>
         <w:t>),2021,43(06):706-712.</w:t>
       </w:r>
-      <w:bookmarkEnd w:id="135"/>
+      <w:bookmarkEnd w:id="133"/>
     </w:p>
     <w:p>
       <w:pPr>
@@ -34508,7 +38046,7 @@
           <w:rFonts w:ascii="Times New Roman" w:hAnsi="Times New Roman"/>
         </w:rPr>
       </w:pPr>
-      <w:bookmarkStart w:id="136" w:name="_Ref227002111"/>
+      <w:bookmarkStart w:id="134" w:name="_Ref227002111"/>
       <w:r>
         <w:rPr>
           <w:rFonts w:ascii="Times New Roman" w:hAnsi="Times New Roman" w:hint="eastAsia"/>
@@ -34557,7 +38095,7 @@
         </w:rPr>
         <w:t>,2021.DOI:10.27157/d.cnki.ghzku.2021.001118.</w:t>
       </w:r>
-      <w:bookmarkEnd w:id="136"/>
+      <w:bookmarkEnd w:id="134"/>
     </w:p>
     <w:p>
       <w:pPr>
@@ -34570,7 +38108,7 @@
           <w:rFonts w:ascii="Times New Roman" w:hAnsi="Times New Roman"/>
         </w:rPr>
       </w:pPr>
-      <w:bookmarkStart w:id="137" w:name="_Ref226997278"/>
+      <w:bookmarkStart w:id="135" w:name="_Ref226997278"/>
       <w:r>
         <w:rPr>
           <w:rFonts w:ascii="Times New Roman" w:hAnsi="Times New Roman" w:hint="eastAsia"/>
@@ -34643,7 +38181,7 @@
         </w:rPr>
         <w:t>,2021,31(03):265-268.</w:t>
       </w:r>
-      <w:bookmarkEnd w:id="137"/>
+      <w:bookmarkEnd w:id="135"/>
     </w:p>
     <w:p>
       <w:pPr>
@@ -34656,7 +38194,7 @@
           <w:rFonts w:ascii="Times New Roman" w:hAnsi="Times New Roman"/>
         </w:rPr>
       </w:pPr>
-      <w:bookmarkStart w:id="138" w:name="_Ref226997161"/>
+      <w:bookmarkStart w:id="136" w:name="_Ref226997161"/>
       <w:r>
         <w:rPr>
           <w:rFonts w:ascii="Times New Roman" w:hAnsi="Times New Roman" w:hint="eastAsia"/>
@@ -34693,7 +38231,7 @@
         </w:rPr>
         <w:t>,2022,23(08):50-54.</w:t>
       </w:r>
-      <w:bookmarkEnd w:id="138"/>
+      <w:bookmarkEnd w:id="136"/>
     </w:p>
     <w:p>
       <w:pPr>
@@ -34706,7 +38244,7 @@
           <w:rFonts w:ascii="Times New Roman" w:hAnsi="Times New Roman"/>
         </w:rPr>
       </w:pPr>
-      <w:bookmarkStart w:id="139" w:name="_Ref226999271"/>
+      <w:bookmarkStart w:id="137" w:name="_Ref226999271"/>
       <w:r>
         <w:rPr>
           <w:rFonts w:ascii="Times New Roman" w:hAnsi="Times New Roman" w:hint="eastAsia"/>
@@ -34755,7 +38293,7 @@
         </w:rPr>
         <w:t>,2024,32(18):32-36.DOI:10.14022/j.issn1674-6236.2024.18.007.</w:t>
       </w:r>
-      <w:bookmarkEnd w:id="139"/>
+      <w:bookmarkEnd w:id="137"/>
     </w:p>
     <w:p>
       <w:pPr>
@@ -34768,7 +38306,7 @@
           <w:rFonts w:ascii="Times New Roman" w:hAnsi="Times New Roman"/>
         </w:rPr>
       </w:pPr>
-      <w:bookmarkStart w:id="140" w:name="_Ref226997871"/>
+      <w:bookmarkStart w:id="138" w:name="_Ref226997871"/>
       <w:r>
         <w:rPr>
           <w:rFonts w:ascii="Times New Roman" w:hAnsi="Times New Roman" w:hint="eastAsia"/>
@@ -34829,7 +38367,7 @@
         </w:rPr>
         <w:t>,2024,31(03):185-188.</w:t>
       </w:r>
-      <w:bookmarkEnd w:id="140"/>
+      <w:bookmarkEnd w:id="138"/>
     </w:p>
     <w:p>
       <w:pPr>
@@ -34842,7 +38380,7 @@
           <w:rFonts w:ascii="Times New Roman" w:hAnsi="Times New Roman"/>
         </w:rPr>
       </w:pPr>
-      <w:bookmarkStart w:id="141" w:name="_Ref226997355"/>
+      <w:bookmarkStart w:id="139" w:name="_Ref226997355"/>
       <w:r>
         <w:rPr>
           <w:rFonts w:ascii="Times New Roman" w:hAnsi="Times New Roman" w:hint="eastAsia"/>
@@ -34915,7 +38453,7 @@
         </w:rPr>
         <w:t>,2023,20(22):162-166.DOI:10.20047/j.issn1673-7210.2023.22.36.</w:t>
       </w:r>
-      <w:bookmarkEnd w:id="141"/>
+      <w:bookmarkEnd w:id="139"/>
     </w:p>
     <w:p>
       <w:pPr>
@@ -34928,7 +38466,7 @@
           <w:rFonts w:ascii="Times New Roman" w:hAnsi="Times New Roman"/>
         </w:rPr>
       </w:pPr>
-      <w:bookmarkStart w:id="142" w:name="_Ref226998015"/>
+      <w:bookmarkStart w:id="140" w:name="_Ref226998015"/>
       <w:r>
         <w:rPr>
           <w:rFonts w:ascii="Times New Roman" w:hAnsi="Times New Roman" w:hint="eastAsia"/>
@@ -34942,7 +38480,7 @@
         <w:lastRenderedPageBreak/>
         <w:t>seamless and comprehensive integrated medical device interface system for outpatient electronic medical records in a general hospital[J]. International Journal of Medical Informatics, 2011, 80(4): 274-285. DOI: 10.1016/j.ijmedinf.2010.11.007.</w:t>
       </w:r>
-      <w:bookmarkEnd w:id="142"/>
+      <w:bookmarkEnd w:id="140"/>
     </w:p>
     <w:p>
       <w:pPr>
@@ -34955,14 +38493,14 @@
           <w:rFonts w:ascii="Times New Roman" w:hAnsi="Times New Roman"/>
         </w:rPr>
       </w:pPr>
-      <w:bookmarkStart w:id="143" w:name="_Ref227002422"/>
+      <w:bookmarkStart w:id="141" w:name="_Ref227002422"/>
       <w:r>
         <w:rPr>
           <w:rFonts w:ascii="Times New Roman" w:hAnsi="Times New Roman" w:hint="eastAsia"/>
         </w:rPr>
         <w:t>Zhang Y, Li X, Wang J, et al. Predicting monthly hospital outpatient visits based on meteorological environmental factors using the ARIMA model[J]. Scientific Reports, 2023, 13: 29897. DOI:10.1038/s41598-023-29897-y.</w:t>
       </w:r>
-      <w:bookmarkEnd w:id="143"/>
+      <w:bookmarkEnd w:id="141"/>
     </w:p>
     <w:sectPr>
       <w:footerReference w:type="default" r:id="rId40"/>
@@ -34994,7 +38532,7 @@
       </w:r>
     </w:p>
   </w:comment>
-  <w:comment w:id="64" w:author="Tesla Albert" w:date="2026-05-06T22:25:00Z" w:initials="TA">
+  <w:comment w:id="64" w:author="Tesla Albert" w:date="2026-05-06T22:03:00Z" w:initials="TA">
     <w:p>
       <w:pPr>
         <w:pStyle w:val="aff"/>
@@ -35008,12 +38546,9 @@
       <w:r>
         <w:t>补充</w:t>
       </w:r>
-      <w:r>
-        <w:t>flask</w:t>
-      </w:r>
     </w:p>
   </w:comment>
-  <w:comment w:id="65" w:author="Tesla Albert" w:date="2026-05-06T22:03:00Z" w:initials="TA">
+  <w:comment w:id="82" w:author="Tesla Albert" w:date="2026-05-06T19:40:00Z" w:initials="TA">
     <w:p>
       <w:pPr>
         <w:pStyle w:val="aff"/>
@@ -35025,7 +38560,7 @@
         <w:annotationRef/>
       </w:r>
       <w:r>
-        <w:t>补充</w:t>
+        <w:t>数据描述</w:t>
       </w:r>
     </w:p>
   </w:comment>
@@ -35041,11 +38576,11 @@
         <w:annotationRef/>
       </w:r>
       <w:r>
-        <w:t>数据描述</w:t>
+        <w:t>实际情况</w:t>
       </w:r>
     </w:p>
   </w:comment>
-  <w:comment w:id="84" w:author="Tesla Albert" w:date="2026-05-06T19:40:00Z" w:initials="TA">
+  <w:comment w:id="84" w:author="Tesla Albert" w:date="2026-05-06T19:43:00Z" w:initials="TA">
     <w:p>
       <w:pPr>
         <w:pStyle w:val="aff"/>
@@ -35057,11 +38592,11 @@
         <w:annotationRef/>
       </w:r>
       <w:r>
-        <w:t>实际情况</w:t>
+        <w:t>实际值</w:t>
       </w:r>
     </w:p>
   </w:comment>
-  <w:comment w:id="86" w:author="Tesla Albert" w:date="2026-05-06T19:43:00Z" w:initials="TA">
+  <w:comment w:id="85" w:author="Tesla Albert" w:date="2026-05-06T19:44:00Z" w:initials="TA">
     <w:p>
       <w:pPr>
         <w:pStyle w:val="aff"/>
@@ -35077,23 +38612,7 @@
       </w:r>
     </w:p>
   </w:comment>
-  <w:comment w:id="87" w:author="Tesla Albert" w:date="2026-05-06T19:44:00Z" w:initials="TA">
-    <w:p>
-      <w:pPr>
-        <w:pStyle w:val="aff"/>
-      </w:pPr>
-      <w:r>
-        <w:rPr>
-          <w:rStyle w:val="afe"/>
-        </w:rPr>
-        <w:annotationRef/>
-      </w:r>
-      <w:r>
-        <w:t>实际值</w:t>
-      </w:r>
-    </w:p>
-  </w:comment>
-  <w:comment w:id="88" w:author="Tesla Albert" w:date="2026-05-06T19:45:00Z" w:initials="TA">
+  <w:comment w:id="86" w:author="Tesla Albert" w:date="2026-05-06T19:45:00Z" w:initials="TA">
     <w:p>
       <w:pPr>
         <w:pStyle w:val="aff"/>
@@ -35115,7 +38634,6 @@
 <file path=word/commentsExtended.xml><?xml version="1.0" encoding="utf-8"?>
 <w15:commentsEx xmlns:wpc="http://schemas.microsoft.com/office/word/2010/wordprocessingCanvas" xmlns:cx="http://schemas.microsoft.com/office/drawing/2014/chartex" xmlns:cx1="http://schemas.microsoft.com/office/drawing/2015/9/8/chartex" xmlns:cx2="http://schemas.microsoft.com/office/drawing/2015/10/21/chartex" xmlns:cx3="http://schemas.microsoft.com/office/drawing/2016/5/9/chartex" xmlns:cx4="http://schemas.microsoft.com/office/drawing/2016/5/10/chartex" xmlns:cx5="http://schemas.microsoft.com/office/drawing/2016/5/11/chartex" xmlns:cx6="http://schemas.microsoft.com/office/drawing/2016/5/12/chartex" xmlns:cx7="http://schemas.microsoft.com/office/drawing/2016/5/13/chartex" xmlns:cx8="http://schemas.microsoft.com/office/drawing/2016/5/14/chartex" xmlns:mc="http://schemas.openxmlformats.org/markup-compatibility/2006" xmlns:aink="http://schemas.microsoft.com/office/drawing/2016/ink" xmlns:am3d="http://schemas.microsoft.com/office/drawing/2017/model3d" xmlns:o="urn:schemas-microsoft-com:office:office" xmlns:oel="http://schemas.microsoft.com/office/2019/extlst" xmlns:r="http://schemas.openxmlformats.org/officeDocument/2006/relationships" xmlns:m="http://schemas.openxmlformats.org/officeDocument/2006/math" xmlns:v="urn:schemas-microsoft-com:vml" xmlns:wp14="http://schemas.microsoft.com/office/word/2010/wordprocessingDrawing" xmlns:wp="http://schemas.openxmlformats.org/drawingml/2006/wordprocessingDrawing" xmlns:w10="urn:schemas-microsoft-com:office:word" xmlns:w="http://schemas.openxmlformats.org/wordprocessingml/2006/main" xmlns:w14="http://schemas.microsoft.com/office/word/2010/wordml" xmlns:w15="http://schemas.microsoft.com/office/word/2012/wordml" xmlns:w16cex="http://schemas.microsoft.com/office/word/2018/wordml/cex" xmlns:w16cid="http://schemas.microsoft.com/office/word/2016/wordml/cid" xmlns:w16="http://schemas.microsoft.com/office/word/2018/wordml" xmlns:w16du="http://schemas.microsoft.com/office/word/2023/wordml/word16du" xmlns:w16sdtdh="http://schemas.microsoft.com/office/word/2020/wordml/sdtdatahash" xmlns:w16sdtfl="http://schemas.microsoft.com/office/word/2024/wordml/sdtformatlock" xmlns:w16se="http://schemas.microsoft.com/office/word/2015/wordml/symex" xmlns:wpg="http://schemas.microsoft.com/office/word/2010/wordprocessingGroup" xmlns:wpi="http://schemas.microsoft.com/office/word/2010/wordprocessingInk" xmlns:wne="http://schemas.microsoft.com/office/word/2006/wordml" xmlns:wps="http://schemas.microsoft.com/office/word/2010/wordprocessingShape" mc:Ignorable="w14 w15 w16se w16cid w16 w16cex w16sdtdh w16sdtfl w16du wp14">
   <w15:commentEx w15:paraId="1F984C97" w15:done="0"/>
-  <w15:commentEx w15:paraId="507E46A4" w15:done="0"/>
   <w15:commentEx w15:paraId="6088C49F" w15:done="0"/>
   <w15:commentEx w15:paraId="42E57D82" w15:done="0"/>
   <w15:commentEx w15:paraId="43A243E8" w15:done="0"/>
@@ -35128,7 +38646,6 @@
 <file path=word/commentsExtensible.xml><?xml version="1.0" encoding="utf-8"?>
 <w16cex:commentsExtensible xmlns:wpc="http://schemas.microsoft.com/office/word/2010/wordprocessingCanvas" xmlns:cx="http://schemas.microsoft.com/office/drawing/2014/chartex" xmlns:cx1="http://schemas.microsoft.com/office/drawing/2015/9/8/chartex" xmlns:cx2="http://schemas.microsoft.com/office/drawing/2015/10/21/chartex" xmlns:cx3="http://schemas.microsoft.com/office/drawing/2016/5/9/chartex" xmlns:cx4="http://schemas.microsoft.com/office/drawing/2016/5/10/chartex" xmlns:cx5="http://schemas.microsoft.com/office/drawing/2016/5/11/chartex" xmlns:cx6="http://schemas.microsoft.com/office/drawing/2016/5/12/chartex" xmlns:cx7="http://schemas.microsoft.com/office/drawing/2016/5/13/chartex" xmlns:cx8="http://schemas.microsoft.com/office/drawing/2016/5/14/chartex" xmlns:cr="http://schemas.microsoft.com/office/comments/2020/reactions" xmlns:mc="http://schemas.openxmlformats.org/markup-compatibility/2006" xmlns:aink="http://schemas.microsoft.com/office/drawing/2016/ink" xmlns:am3d="http://schemas.microsoft.com/office/drawing/2017/model3d" xmlns:o="urn:schemas-microsoft-com:office:office" xmlns:oel="http://schemas.microsoft.com/office/2019/extlst" xmlns:r="http://schemas.openxmlformats.org/officeDocument/2006/relationships" xmlns:m="http://schemas.openxmlformats.org/officeDocument/2006/math" xmlns:v="urn:schemas-microsoft-com:vml" xmlns:wp14="http://schemas.microsoft.com/office/word/2010/wordprocessingDrawing" xmlns:wp="http://schemas.openxmlformats.org/drawingml/2006/wordprocessingDrawing" xmlns:w10="urn:schemas-microsoft-com:office:word" xmlns:w="http://schemas.openxmlformats.org/wordprocessingml/2006/main" xmlns:w14="http://schemas.microsoft.com/office/word/2010/wordml" xmlns:w15="http://schemas.microsoft.com/office/word/2012/wordml" xmlns:w16cex="http://schemas.microsoft.com/office/word/2018/wordml/cex" xmlns:w16cid="http://schemas.microsoft.com/office/word/2016/wordml/cid" xmlns:w16="http://schemas.microsoft.com/office/word/2018/wordml" xmlns:w16du="http://schemas.microsoft.com/office/word/2023/wordml/word16du" xmlns:w16sdtdh="http://schemas.microsoft.com/office/word/2020/wordml/sdtdatahash" xmlns:w16sdtfl="http://schemas.microsoft.com/office/word/2024/wordml/sdtformatlock" xmlns:w16se="http://schemas.microsoft.com/office/word/2015/wordml/symex" xmlns:wpg="http://schemas.microsoft.com/office/word/2010/wordprocessingGroup" xmlns:wpi="http://schemas.microsoft.com/office/word/2010/wordprocessingInk" xmlns:wne="http://schemas.microsoft.com/office/word/2006/wordml" xmlns:wps="http://schemas.microsoft.com/office/word/2010/wordprocessingShape" mc:Ignorable="w14 w15 w16se w16cid w16 w16cex w16sdtdh w16sdtfl cr w16du wp14">
   <w16cex:commentExtensible w16cex:durableId="1BFCB960" w16cex:dateUtc="2026-05-06T14:24:00Z"/>
-  <w16cex:commentExtensible w16cex:durableId="46E29CBA" w16cex:dateUtc="2026-05-06T14:25:00Z"/>
   <w16cex:commentExtensible w16cex:durableId="278D43EF" w16cex:dateUtc="2026-05-06T14:03:00Z"/>
   <w16cex:commentExtensible w16cex:durableId="7E45A344" w16cex:dateUtc="2026-05-06T11:40:00Z"/>
   <w16cex:commentExtensible w16cex:durableId="4AF020E2" w16cex:dateUtc="2026-05-06T11:40:00Z"/>
@@ -35141,7 +38658,6 @@
 <file path=word/commentsIds.xml><?xml version="1.0" encoding="utf-8"?>
 <w16cid:commentsIds xmlns:wpc="http://schemas.microsoft.com/office/word/2010/wordprocessingCanvas" xmlns:cx="http://schemas.microsoft.com/office/drawing/2014/chartex" xmlns:cx1="http://schemas.microsoft.com/office/drawing/2015/9/8/chartex" xmlns:cx2="http://schemas.microsoft.com/office/drawing/2015/10/21/chartex" xmlns:cx3="http://schemas.microsoft.com/office/drawing/2016/5/9/chartex" xmlns:cx4="http://schemas.microsoft.com/office/drawing/2016/5/10/chartex" xmlns:cx5="http://schemas.microsoft.com/office/drawing/2016/5/11/chartex" xmlns:cx6="http://schemas.microsoft.com/office/drawing/2016/5/12/chartex" xmlns:cx7="http://schemas.microsoft.com/office/drawing/2016/5/13/chartex" xmlns:cx8="http://schemas.microsoft.com/office/drawing/2016/5/14/chartex" xmlns:mc="http://schemas.openxmlformats.org/markup-compatibility/2006" xmlns:aink="http://schemas.microsoft.com/office/drawing/2016/ink" xmlns:am3d="http://schemas.microsoft.com/office/drawing/2017/model3d" xmlns:o="urn:schemas-microsoft-com:office:office" xmlns:oel="http://schemas.microsoft.com/office/2019/extlst" xmlns:r="http://schemas.openxmlformats.org/officeDocument/2006/relationships" xmlns:m="http://schemas.openxmlformats.org/officeDocument/2006/math" xmlns:v="urn:schemas-microsoft-com:vml" xmlns:wp14="http://schemas.microsoft.com/office/word/2010/wordprocessingDrawing" xmlns:wp="http://schemas.openxmlformats.org/drawingml/2006/wordprocessingDrawing" xmlns:w10="urn:schemas-microsoft-com:office:word" xmlns:w="http://schemas.openxmlformats.org/wordprocessingml/2006/main" xmlns:w14="http://schemas.microsoft.com/office/word/2010/wordml" xmlns:w15="http://schemas.microsoft.com/office/word/2012/wordml" xmlns:w16cex="http://schemas.microsoft.com/office/word/2018/wordml/cex" xmlns:w16cid="http://schemas.microsoft.com/office/word/2016/wordml/cid" xmlns:w16="http://schemas.microsoft.com/office/word/2018/wordml" xmlns:w16du="http://schemas.microsoft.com/office/word/2023/wordml/word16du" xmlns:w16sdtdh="http://schemas.microsoft.com/office/word/2020/wordml/sdtdatahash" xmlns:w16sdtfl="http://schemas.microsoft.com/office/word/2024/wordml/sdtformatlock" xmlns:w16se="http://schemas.microsoft.com/office/word/2015/wordml/symex" xmlns:wpg="http://schemas.microsoft.com/office/word/2010/wordprocessingGroup" xmlns:wpi="http://schemas.microsoft.com/office/word/2010/wordprocessingInk" xmlns:wne="http://schemas.microsoft.com/office/word/2006/wordml" xmlns:wps="http://schemas.microsoft.com/office/word/2010/wordprocessingShape" mc:Ignorable="w14 w15 w16se w16cid w16 w16cex w16sdtdh w16sdtfl w16du wp14">
   <w16cid:commentId w16cid:paraId="1F984C97" w16cid:durableId="1BFCB960"/>
-  <w16cid:commentId w16cid:paraId="507E46A4" w16cid:durableId="46E29CBA"/>
   <w16cid:commentId w16cid:paraId="6088C49F" w16cid:durableId="278D43EF"/>
   <w16cid:commentId w16cid:paraId="42E57D82" w16cid:durableId="7E45A344"/>
   <w16cid:commentId w16cid:paraId="43A243E8" w16cid:durableId="4AF020E2"/>
@@ -41060,15 +44576,6 @@
   </w:num>
   <w:num w:numId="50" w16cid:durableId="684867196">
     <w:abstractNumId w:val="3"/>
-    <w:lvlOverride w:ilvl="0"/>
-    <w:lvlOverride w:ilvl="1"/>
-    <w:lvlOverride w:ilvl="2"/>
-    <w:lvlOverride w:ilvl="3"/>
-    <w:lvlOverride w:ilvl="4"/>
-    <w:lvlOverride w:ilvl="5"/>
-    <w:lvlOverride w:ilvl="6"/>
-    <w:lvlOverride w:ilvl="7"/>
-    <w:lvlOverride w:ilvl="8"/>
   </w:num>
   <w:numIdMacAtCleanup w:val="49"/>
 </w:numbering>

--- a/3.初稿/基于时序预测的门诊挂号与电子病历一体化管理系统的设计与实现.docx
+++ b/3.初稿/基于时序预测的门诊挂号与电子病历一体化管理系统的设计与实现.docx
@@ -417,7 +417,19 @@
         <w:rPr>
           <w:rFonts w:ascii="Times New Roman" w:hAnsi="Times New Roman" w:hint="eastAsia"/>
         </w:rPr>
-        <w:t>，不仅处理效率受限，还容易因人为因素导致信息遗漏或错误。尤其是在大型医院，</w:t>
+        <w:t>，</w:t>
+      </w:r>
+      <w:r>
+        <w:rPr>
+          <w:rFonts w:ascii="Times New Roman" w:hAnsi="Times New Roman"/>
+        </w:rPr>
+        <w:t>不仅会降低整体业务处理效率，还可能因人工操作失误引发信息缺失或数据错误</w:t>
+      </w:r>
+      <w:r>
+        <w:rPr>
+          <w:rFonts w:ascii="Times New Roman" w:hAnsi="Times New Roman" w:hint="eastAsia"/>
+        </w:rPr>
+        <w:t>。尤其是在大型医院，</w:t>
       </w:r>
       <w:r>
         <w:rPr>
@@ -443,7 +455,13 @@
         <w:rPr>
           <w:rFonts w:ascii="Times New Roman" w:hAnsi="Times New Roman"/>
         </w:rPr>
-        <w:t>与此同时，门诊流程复杂性对患者就医体验也产生直接影响。排队时间较长、流程透明度不足以及重复操作频繁等问题，在就诊高峰时段尤为突出。相关研究表明</w:t>
+        <w:t>此外，门诊流程本身的复杂程度也会在一定程度上影响患者的就诊体验。</w:t>
+      </w:r>
+      <w:r>
+        <w:rPr>
+          <w:rFonts w:ascii="Times New Roman" w:hAnsi="Times New Roman"/>
+        </w:rPr>
+        <w:t>排队时间较长、流程透明度不足以及重复操作频繁等问题，在就诊高峰时段尤为突出。相关研究表明</w:t>
       </w:r>
       <w:r>
         <w:rPr>
@@ -710,9 +728,9 @@
       </w:pPr>
       <w:r>
         <w:rPr>
-          <w:rFonts w:ascii="Times New Roman" w:hAnsi="Times New Roman" w:hint="eastAsia"/>
-        </w:rPr>
-        <w:t>围绕门诊管理系统的优化问题，本文的研究意义主要体现在三个层面。</w:t>
+          <w:rFonts w:ascii="Times New Roman" w:hAnsi="Times New Roman"/>
+        </w:rPr>
+        <w:t>针对门诊管理系统优化这一问题，本文的研究价值主要体现在以下几个方面。</w:t>
       </w:r>
     </w:p>
     <w:p>
@@ -724,16 +742,28 @@
       </w:pPr>
       <w:r>
         <w:rPr>
-          <w:rFonts w:ascii="Times New Roman" w:hAnsi="Times New Roman" w:hint="eastAsia"/>
-        </w:rPr>
-        <w:t>从患者体验出发，信息化手段带来的改变更为直观。在线预约、分时就诊以及提醒机</w:t>
+          <w:rFonts w:ascii="Times New Roman" w:hAnsi="Times New Roman"/>
+        </w:rPr>
+        <w:t>从患者使用角度来看，信息化技术的应用能够更加直观地改善就诊流程</w:t>
+      </w:r>
+      <w:r>
+        <w:rPr>
+          <w:rFonts w:ascii="Times New Roman" w:hAnsi="Times New Roman" w:hint="eastAsia"/>
+        </w:rPr>
+        <w:t>。在线预约、</w:t>
       </w:r>
       <w:r>
         <w:rPr>
           <w:rFonts w:ascii="Times New Roman" w:hAnsi="Times New Roman" w:hint="eastAsia"/>
         </w:rPr>
         <w:lastRenderedPageBreak/>
-        <w:t>制，使患者能够提前规划就诊时间，避免无效等待。相比传统模式，这种方式减少了就医过程中的不确定性，在一定程度上改善了整体就诊体验。</w:t>
+        <w:t>分时就诊以及提醒机制，使患者能够提前规划就诊时间，避免无效等待。</w:t>
+      </w:r>
+      <w:r>
+        <w:rPr>
+          <w:rFonts w:ascii="Times New Roman" w:hAnsi="Times New Roman"/>
+        </w:rPr>
+        <w:t>与传统线下流程相比，该模式能够降低患者就诊过程中的不确定因素，并对整体医疗服务体验起到一定优化作用。</w:t>
       </w:r>
     </w:p>
     <w:p>
@@ -857,9 +887,15 @@
       </w:pPr>
       <w:r>
         <w:rPr>
-          <w:rFonts w:ascii="Times New Roman" w:hAnsi="Times New Roman" w:hint="eastAsia"/>
-        </w:rPr>
-        <w:t>在国内，医疗信息化建设起步虽晚，但发展速度较快。近年来，“互联网</w:t>
+          <w:rFonts w:ascii="Times New Roman" w:hAnsi="Times New Roman"/>
+        </w:rPr>
+        <w:t>我国医疗信息化建设虽然起步时间相对较晚，但近年来整体发展较为迅速</w:t>
+      </w:r>
+      <w:r>
+        <w:rPr>
+          <w:rFonts w:ascii="Times New Roman" w:hAnsi="Times New Roman" w:hint="eastAsia"/>
+        </w:rPr>
+        <w:t>。近年来，“互联网</w:t>
       </w:r>
       <w:r>
         <w:rPr>
@@ -1068,9 +1104,15 @@
       </w:pPr>
       <w:r>
         <w:rPr>
-          <w:rFonts w:ascii="Times New Roman" w:hAnsi="Times New Roman" w:hint="eastAsia"/>
-        </w:rPr>
-        <w:t>相比之下，国外在医疗信息系统方面起步较早，整体发展更为成熟。早在上世纪中后期，部分国家已开始探索医院信息系统的应用，并逐步实现从财务管理向临床业务扩展。进入信息化深度发展阶段后，国外研究更加注重系统集成与智能化应用。例如，通过将临床设备直接接入电子病历系统，实现检查数据的自动采集与同步更新，从而减少人工录入环节，提高数据准确性</w:t>
+          <w:rFonts w:ascii="Times New Roman" w:hAnsi="Times New Roman"/>
+        </w:rPr>
+        <w:t>相较于国内，国外医疗信息系统研究开展时间更早，其技术体系与应用模式也更加成熟</w:t>
+      </w:r>
+      <w:r>
+        <w:rPr>
+          <w:rFonts w:ascii="Times New Roman" w:hAnsi="Times New Roman" w:hint="eastAsia"/>
+        </w:rPr>
+        <w:t>。早在上世纪中后期，部分国家已开始探索医院信息系统的应用，并逐步实现从财务管理向临床业务扩展。进入信息化深度发展阶段后，国外研究更加注重系统集成与智能化应用。例如，通过将临床设备直接接入电子病历系统，实现检查数据的自动采集与同步更新，从而减少人工录入环节，提高数据准确性</w:t>
       </w:r>
       <w:r>
         <w:rPr>
@@ -1200,7 +1242,14 @@
         <w:rPr>
           <w:rFonts w:ascii="Times New Roman" w:hAnsi="Times New Roman" w:hint="eastAsia"/>
         </w:rPr>
-        <w:t>在数据分析方面，国外研究也走在前列。一些研究尝试将时间序列模型与外部因素（如气候、节假日）结合，对门诊量进行预测，并取得较高精度</w:t>
+        <w:t>在数据分析方面，国外研究也走在前列。一些研究尝试将时间序列模型与外部因素</w:t>
+      </w:r>
+      <w:r>
+        <w:rPr>
+          <w:rFonts w:ascii="Times New Roman" w:hAnsi="Times New Roman" w:hint="eastAsia"/>
+        </w:rPr>
+        <w:lastRenderedPageBreak/>
+        <w:t>（如气候、节假日）结合，对门诊量进行预测，并取得较高精度</w:t>
       </w:r>
       <w:r>
         <w:rPr>
@@ -1273,10 +1322,15 @@
       </w:pPr>
       <w:r>
         <w:rPr>
-          <w:rFonts w:ascii="Times New Roman" w:hAnsi="Times New Roman" w:hint="eastAsia"/>
-        </w:rPr>
-        <w:lastRenderedPageBreak/>
-        <w:t>将国内外研究进行对比可以发现，两者的关注重点存在差异：国外更强调系统集成与智能分析，而国内则侧重于业务流程优化与系统建设本身。尤其是在数据驱动决策方面，国内相关研究仍有较大提升空间。</w:t>
+          <w:rFonts w:ascii="Times New Roman" w:hAnsi="Times New Roman"/>
+        </w:rPr>
+        <w:t>通过对国内外相关研究进行分析可以看出，两者在研究重点方面仍存在一定差异：</w:t>
+      </w:r>
+      <w:r>
+        <w:rPr>
+          <w:rFonts w:ascii="Times New Roman" w:hAnsi="Times New Roman" w:hint="eastAsia"/>
+        </w:rPr>
+        <w:t>国外更强调系统集成与智能分析，而国内则侧重于业务流程优化与系统建设本身。尤其是在数据驱动决策方面，国内相关研究仍有较大提升空间。</w:t>
       </w:r>
       <w:r>
         <w:rPr>
@@ -1336,9 +1390,9 @@
       </w:pPr>
       <w:r>
         <w:rPr>
-          <w:rFonts w:ascii="Times New Roman" w:hAnsi="Times New Roman" w:hint="eastAsia"/>
-        </w:rPr>
-        <w:t>本文围绕门诊管理信息系统展开，从系统实现与数据分析两个层面进行研究。</w:t>
+          <w:rFonts w:ascii="Times New Roman" w:hAnsi="Times New Roman"/>
+        </w:rPr>
+        <w:t>本文以门诊管理信息系统为研究对象，分别从系统功能实现与数据分析应用两个方面展开研究。</w:t>
       </w:r>
     </w:p>
     <w:p>
@@ -1378,7 +1432,13 @@
         <w:rPr>
           <w:rFonts w:ascii="Times New Roman" w:hAnsi="Times New Roman"/>
         </w:rPr>
-        <w:t>开发技术完成系统构建，并结合认证机制与缓存技术，提高系统的安全性与响应效率。数据库设计方面，通过合理的实体关系建模，确保数据结构清晰、可扩展。</w:t>
+        <w:t>开发技术完成系统构建，并结合认证机制与缓存技术，提高系统的安全性与响应效率。</w:t>
+      </w:r>
+      <w:r>
+        <w:rPr>
+          <w:rFonts w:ascii="Times New Roman" w:hAnsi="Times New Roman"/>
+        </w:rPr>
+        <w:t>在数据库设计过程中，通过构建合理的实体关系模型，提高数据结构的规范性与可扩展性。</w:t>
       </w:r>
     </w:p>
     <w:p>
@@ -1390,9 +1450,15 @@
       </w:pPr>
       <w:r>
         <w:rPr>
-          <w:rFonts w:ascii="Times New Roman" w:hAnsi="Times New Roman" w:hint="eastAsia"/>
-        </w:rPr>
-        <w:t>在此基础上，进一步引入数据分析模块。针对历史挂号数据，采用时间序列方法进行建模，对未来门诊量进行预测。结合预测结果，设计简单的排班优化策略，用于辅助管理人员进行资源配置。</w:t>
+          <w:rFonts w:ascii="Times New Roman" w:hAnsi="Times New Roman"/>
+        </w:rPr>
+        <w:t>在完成基础业务功能后，系统进一步融合数据分析相关功能。通过对历史挂号数据进行时间序列建模，实现对未来门诊量变化趋势的预测分析。</w:t>
+      </w:r>
+      <w:r>
+        <w:rPr>
+          <w:rFonts w:ascii="Times New Roman" w:hAnsi="Times New Roman" w:hint="eastAsia"/>
+        </w:rPr>
+        <w:t>结合预测结果，设计简单的排班优化策略，用于辅助管理人员进行资源配置。</w:t>
       </w:r>
     </w:p>
     <w:p>
@@ -1437,20 +1503,14 @@
       <w:pPr>
         <w:ind w:firstLine="420"/>
         <w:rPr>
-          <w:rFonts w:ascii="Times New Roman" w:hAnsi="Times New Roman"/>
-        </w:rPr>
-      </w:pPr>
-      <w:r>
-        <w:rPr>
-          <w:rFonts w:ascii="Times New Roman" w:hAnsi="Times New Roman"/>
-        </w:rPr>
-        <w:t>本系统的设计目标主要包括以下三个方面</w:t>
-      </w:r>
-      <w:r>
-        <w:rPr>
-          <w:rFonts w:ascii="Times New Roman" w:hAnsi="Times New Roman" w:hint="eastAsia"/>
-        </w:rPr>
-        <w:t>。</w:t>
+          <w:rFonts w:ascii="Times New Roman" w:hAnsi="Times New Roman" w:hint="eastAsia"/>
+        </w:rPr>
+      </w:pPr>
+      <w:r>
+        <w:rPr>
+          <w:rFonts w:ascii="Times New Roman" w:hAnsi="Times New Roman"/>
+        </w:rPr>
+        <w:t>本系统在设计过程中主要围绕以下三个目标展开。</w:t>
       </w:r>
     </w:p>
     <w:p>
@@ -1462,9 +1522,15 @@
       </w:pPr>
       <w:r>
         <w:rPr>
-          <w:rFonts w:ascii="Times New Roman" w:hAnsi="Times New Roman" w:hint="eastAsia"/>
-        </w:rPr>
-        <w:t>其一，实现门诊业务流程的信息化管理。通过整合挂号、排班与电子病历等功能，减少人工操作环节，使业务流程更加顺畅。</w:t>
+          <w:rFonts w:ascii="Times New Roman" w:hAnsi="Times New Roman"/>
+        </w:rPr>
+        <w:t>首先，实现门诊业务流程的数字化与信息化管理。</w:t>
+      </w:r>
+      <w:r>
+        <w:rPr>
+          <w:rFonts w:ascii="Times New Roman" w:hAnsi="Times New Roman" w:hint="eastAsia"/>
+        </w:rPr>
+        <w:t>通过整合挂号、排班与电子病历等功能，减少人工操作环节，使业务流程更加顺畅。</w:t>
       </w:r>
     </w:p>
     <w:p>
@@ -1476,9 +1542,15 @@
       </w:pPr>
       <w:r>
         <w:rPr>
-          <w:rFonts w:ascii="Times New Roman" w:hAnsi="Times New Roman" w:hint="eastAsia"/>
-        </w:rPr>
-        <w:t>其二，提升系统的可用性与安全性。在保证功能完整的前提下，通过合理的认证机制与数据保护措施，确保系统运行稳定可靠。</w:t>
+          <w:rFonts w:ascii="Times New Roman" w:hAnsi="Times New Roman"/>
+        </w:rPr>
+        <w:t>其次，提高系统整体的可用性以及运行安全性。</w:t>
+      </w:r>
+      <w:r>
+        <w:rPr>
+          <w:rFonts w:ascii="Times New Roman" w:hAnsi="Times New Roman" w:hint="eastAsia"/>
+        </w:rPr>
+        <w:t>在保证功能完整的前提下，通过合理的认证机制与数据保护措施，确保系统运行稳定可靠。</w:t>
       </w:r>
     </w:p>
     <w:p>
@@ -1498,7 +1570,14 @@
         <w:rPr>
           <w:rFonts w:ascii="Times New Roman" w:hAnsi="Times New Roman"/>
         </w:rPr>
-        <w:t>并基于预测结果提供排班参考方案</w:t>
+        <w:t>并基于预测结果提供排班参考方</w:t>
+      </w:r>
+      <w:r>
+        <w:rPr>
+          <w:rFonts w:ascii="Times New Roman" w:hAnsi="Times New Roman"/>
+        </w:rPr>
+        <w:lastRenderedPageBreak/>
+        <w:t>案</w:t>
       </w:r>
       <w:r>
         <w:rPr>
@@ -1522,7 +1601,6 @@
         <w:rPr>
           <w:rFonts w:ascii="Times New Roman" w:hAnsi="Times New Roman"/>
         </w:rPr>
-        <w:lastRenderedPageBreak/>
         <w:t>技术路线</w:t>
       </w:r>
     </w:p>
@@ -1535,9 +1613,9 @@
       </w:pPr>
       <w:r>
         <w:rPr>
-          <w:rFonts w:ascii="Times New Roman" w:hAnsi="Times New Roman" w:hint="eastAsia"/>
-        </w:rPr>
-        <w:t>本研究的实施过程大致分为几个阶段。</w:t>
+          <w:rFonts w:ascii="Times New Roman" w:hAnsi="Times New Roman"/>
+        </w:rPr>
+        <w:t>本课题的研究与实现过程可划分为若干阶段。</w:t>
       </w:r>
     </w:p>
     <w:p>
@@ -1549,9 +1627,15 @@
       </w:pPr>
       <w:r>
         <w:rPr>
-          <w:rFonts w:ascii="Times New Roman" w:hAnsi="Times New Roman" w:hint="eastAsia"/>
-        </w:rPr>
-        <w:t>首先，通过文献调研与需求分析，明确系统的功能范围与设计目标。在此基础上完成总体架构设计，并确定各模块的划分方式。</w:t>
+          <w:rFonts w:ascii="Times New Roman" w:hAnsi="Times New Roman"/>
+        </w:rPr>
+        <w:t>首先，通过查阅相关文献并结合需求分析，确定系统功能范围及整体设计目标。</w:t>
+      </w:r>
+      <w:r>
+        <w:rPr>
+          <w:rFonts w:ascii="Times New Roman" w:hAnsi="Times New Roman" w:hint="eastAsia"/>
+        </w:rPr>
+        <w:t>在此基础上完成总体架构设计，并确定各模块的划分方式。</w:t>
       </w:r>
     </w:p>
     <w:p>
@@ -1565,7 +1649,13 @@
         <w:rPr>
           <w:rFonts w:ascii="Times New Roman" w:hAnsi="Times New Roman" w:hint="eastAsia"/>
         </w:rPr>
-        <w:t>随后进入系统开发阶段，按照模块逐步实现各项功能，同时完成数据库设计与接口开发。在实现过程中，重点关注系统的稳定性与可扩展性。</w:t>
+        <w:t>随后进入系统开发阶段，按照模块逐步实现各项功能，同时完成数据库设计与接口开发。</w:t>
+      </w:r>
+      <w:r>
+        <w:rPr>
+          <w:rFonts w:ascii="Times New Roman" w:hAnsi="Times New Roman"/>
+        </w:rPr>
+        <w:t>在系统开发阶段，重点保证系统运行稳定，并兼顾后续功能扩展需求。</w:t>
       </w:r>
     </w:p>
     <w:p>
@@ -1644,6 +1734,7 @@
         <w:rPr>
           <w:noProof/>
         </w:rPr>
+        <w:lastRenderedPageBreak/>
         <w:drawing>
           <wp:inline distT="0" distB="0" distL="0" distR="0" wp14:anchorId="40D8DD4A" wp14:editId="10A7C498">
             <wp:extent cx="1420508" cy="3999889"/>
@@ -1784,7 +1875,6 @@
         <w:rPr>
           <w:rFonts w:ascii="Times New Roman" w:hAnsi="Times New Roman" w:hint="eastAsia"/>
         </w:rPr>
-        <w:lastRenderedPageBreak/>
         <w:t>论文结构安排</w:t>
       </w:r>
     </w:p>
@@ -1811,9 +1901,33 @@
       </w:pPr>
       <w:r>
         <w:rPr>
-          <w:rFonts w:ascii="Times New Roman" w:hAnsi="Times New Roman" w:hint="eastAsia"/>
-        </w:rPr>
-        <w:t>第一章为绪论，介绍研究背景、意义及相关研究现状，并说明论文的研究内容与技术路线。第二章对系统开发涉及的关键技术及时间序列预测方法进行阐述。第三章为需求分析，明确系统功能与非功能需求。第四章进行系统设计，包括架构与数据库设计。第五章详细描述系统实现过程。第六章重点介绍基于时间序列的预测与排班优化方法。第七章对系统进行测试与性能分析。第八章总结全文并对后续研究进行展望。</w:t>
+          <w:rFonts w:ascii="Times New Roman" w:hAnsi="Times New Roman"/>
+        </w:rPr>
+        <w:t>第一章为绪论部分，主要介绍课题研究背景、研究意义、国内外研究现状以及论文的研究内容与技术路线。</w:t>
+      </w:r>
+      <w:r>
+        <w:rPr>
+          <w:rFonts w:ascii="Times New Roman" w:hAnsi="Times New Roman" w:hint="eastAsia"/>
+        </w:rPr>
+        <w:t>第二章对系统开发涉及的关键技术及时间序列预测方法进行阐述。</w:t>
+      </w:r>
+      <w:r>
+        <w:rPr>
+          <w:rFonts w:ascii="Times New Roman" w:hAnsi="Times New Roman"/>
+        </w:rPr>
+        <w:t>第三章主要对系统需求进行分析，包括功能需求与非功能需求。第四章对系统整体方案进行设计，内容涵盖系统架构与数据库结构设计；第五章重点介绍系统各模块的具体实现过程。</w:t>
+      </w:r>
+      <w:r>
+        <w:rPr>
+          <w:rFonts w:ascii="Times New Roman" w:hAnsi="Times New Roman" w:hint="eastAsia"/>
+        </w:rPr>
+        <w:t>第六章重点介绍基于时间序列的预测与排班优化方法。</w:t>
+      </w:r>
+      <w:r>
+        <w:rPr>
+          <w:rFonts w:ascii="Times New Roman" w:hAnsi="Times New Roman"/>
+        </w:rPr>
+        <w:t>第七章主要完成系统测试及性能验证；第八章对全文研究工作进行总结，并对未来研究方向进行展望。</w:t>
       </w:r>
     </w:p>
     <w:p>
@@ -2055,7 +2169,7 @@
         <w:rPr>
           <w:rFonts w:ascii="Times New Roman" w:hAnsi="Times New Roman"/>
         </w:rPr>
-        <w:t>医疗信息化与门诊管理系统概述</w:t>
+        <w:t>医疗信息化及门诊管理系统相关概述</w:t>
       </w:r>
     </w:p>
     <w:p>
@@ -2085,9 +2199,15 @@
       </w:pPr>
       <w:r>
         <w:rPr>
-          <w:rFonts w:ascii="Times New Roman" w:hAnsi="Times New Roman" w:hint="eastAsia"/>
-        </w:rPr>
-        <w:t>医疗信息化是指利用计算机、网络和数据库等技术，对医疗服务过程中的信息进行采集、处理、传输和存储，实现医疗服务数字化管理</w:t>
+          <w:rFonts w:ascii="Times New Roman" w:hAnsi="Times New Roman"/>
+        </w:rPr>
+        <w:t>医疗信息化主要是利用计算机技术、网络通信技术以及数据库技术，对医疗服务过程中产生的信息进行采集、处理、传递与存储，</w:t>
+      </w:r>
+      <w:r>
+        <w:rPr>
+          <w:rFonts w:ascii="Times New Roman" w:hAnsi="Times New Roman" w:hint="eastAsia"/>
+        </w:rPr>
+        <w:t>实现医疗服务数字化管理</w:t>
       </w:r>
       <w:r>
         <w:rPr>
@@ -2160,43 +2280,79 @@
         <w:rPr>
           <w:rFonts w:ascii="Times New Roman" w:hAnsi="Times New Roman" w:hint="eastAsia"/>
         </w:rPr>
-        <w:t>”等技术成熟，中国医疗信息化进入快速发展阶段。医院信息化覆盖门诊、住院、检验检查、药品管理等各个环节，逐步形成了完整的</w:t>
-      </w:r>
-      <w:r>
-        <w:rPr>
-          <w:rFonts w:ascii="Times New Roman" w:hAnsi="Times New Roman" w:hint="eastAsia"/>
+        <w:t>”等技术成熟，中国医疗信息化进入快速发展阶段。</w:t>
+      </w:r>
+      <w:r>
+        <w:rPr>
+          <w:rFonts w:ascii="Times New Roman" w:hAnsi="Times New Roman"/>
+        </w:rPr>
+        <w:t>医院信息化已逐渐覆盖门诊、住院、检验检查及药品管理等多个业务环节，并形成了包括</w:t>
+      </w:r>
+      <w:r>
+        <w:rPr>
+          <w:rFonts w:ascii="Times New Roman" w:hAnsi="Times New Roman"/>
         </w:rPr>
         <w:t>HIS</w:t>
       </w:r>
       <w:r>
         <w:rPr>
-          <w:rFonts w:ascii="Times New Roman" w:hAnsi="Times New Roman" w:hint="eastAsia"/>
-        </w:rPr>
-        <w:t>（医院信息系统）、</w:t>
-      </w:r>
-      <w:r>
-        <w:rPr>
-          <w:rFonts w:ascii="Times New Roman" w:hAnsi="Times New Roman" w:hint="eastAsia"/>
+          <w:rFonts w:ascii="Times New Roman" w:hAnsi="Times New Roman"/>
+        </w:rPr>
+        <w:t>、</w:t>
+      </w:r>
+      <w:r>
+        <w:rPr>
+          <w:rFonts w:ascii="Times New Roman" w:hAnsi="Times New Roman"/>
         </w:rPr>
         <w:t>LIS</w:t>
       </w:r>
       <w:r>
         <w:rPr>
-          <w:rFonts w:ascii="Times New Roman" w:hAnsi="Times New Roman" w:hint="eastAsia"/>
-        </w:rPr>
-        <w:t>（检验系统）、</w:t>
-      </w:r>
-      <w:r>
-        <w:rPr>
-          <w:rFonts w:ascii="Times New Roman" w:hAnsi="Times New Roman" w:hint="eastAsia"/>
+          <w:rFonts w:ascii="Times New Roman" w:hAnsi="Times New Roman"/>
+        </w:rPr>
+        <w:t>、</w:t>
+      </w:r>
+      <w:r>
+        <w:rPr>
+          <w:rFonts w:ascii="Times New Roman" w:hAnsi="Times New Roman"/>
         </w:rPr>
         <w:t>PACS</w:t>
       </w:r>
       <w:r>
         <w:rPr>
-          <w:rFonts w:ascii="Times New Roman" w:hAnsi="Times New Roman" w:hint="eastAsia"/>
-        </w:rPr>
-        <w:t>（影像系统）等生态。智慧医院概念应运而生：许多医院在年度规划中提出建设智慧服务和智能管理平台，提高资源利用率、优化患者体验</w:t>
+          <w:rFonts w:ascii="Times New Roman" w:hAnsi="Times New Roman"/>
+        </w:rPr>
+        <w:t>在内的较完整信息系统体系。在此背景下，</w:t>
+      </w:r>
+      <w:r>
+        <w:rPr>
+          <w:rFonts w:ascii="Times New Roman" w:hAnsi="Times New Roman"/>
+        </w:rPr>
+        <w:t>“</w:t>
+      </w:r>
+      <w:r>
+        <w:rPr>
+          <w:rFonts w:ascii="Times New Roman" w:hAnsi="Times New Roman"/>
+        </w:rPr>
+        <w:t>智慧医院</w:t>
+      </w:r>
+      <w:r>
+        <w:rPr>
+          <w:rFonts w:ascii="Times New Roman" w:hAnsi="Times New Roman"/>
+        </w:rPr>
+        <w:t>”</w:t>
+      </w:r>
+      <w:r>
+        <w:rPr>
+          <w:rFonts w:ascii="Times New Roman" w:hAnsi="Times New Roman"/>
+        </w:rPr>
+        <w:t>理念也逐步被提出：</w:t>
+      </w:r>
+      <w:r>
+        <w:rPr>
+          <w:rFonts w:ascii="Times New Roman" w:hAnsi="Times New Roman" w:hint="eastAsia"/>
+        </w:rPr>
+        <w:t>许多医院在年度规划中提出建设智慧服务和智能管理平台，提高资源利用率、优化患者体验</w:t>
       </w:r>
       <w:r>
         <w:rPr>
@@ -2313,19 +2469,19 @@
         <w:rPr>
           <w:rFonts w:ascii="Times New Roman" w:hAnsi="Times New Roman" w:hint="eastAsia"/>
         </w:rPr>
-        <w:t>或网页），医生端的排班信息展示，以及后台管理模块。通过预约系统，患者可在不同科室和医生之间自主选择就诊时间，系统则根据医生排班表分配号源并生成挂号凭证。挂号成功后，系统可自动发送短信或</w:t>
-      </w:r>
-      <w:r>
-        <w:rPr>
-          <w:rFonts w:ascii="Times New Roman" w:hAnsi="Times New Roman" w:hint="eastAsia"/>
-        </w:rPr>
-        <w:t>App</w:t>
-      </w:r>
-      <w:r>
-        <w:rPr>
-          <w:rFonts w:ascii="Times New Roman" w:hAnsi="Times New Roman" w:hint="eastAsia"/>
-        </w:rPr>
-        <w:t>通知提醒患者就诊，进一步简化流程。在实现上，预约系统通常采用</w:t>
+        <w:t>或网页），医生端的排班信息展示，以及后台管理模块。通过预约系统，患者可在不同科室和医生之间自主选择就诊时间，系统则根据医生排班表分配号源并生成挂号凭证。</w:t>
+      </w:r>
+      <w:r>
+        <w:rPr>
+          <w:rFonts w:ascii="Times New Roman" w:hAnsi="Times New Roman"/>
+        </w:rPr>
+        <w:t>患者完成挂号后，系统还能够通过短信或移动端消息自动提醒就诊，从而进一步优化就医流程。</w:t>
+      </w:r>
+      <w:r>
+        <w:rPr>
+          <w:rFonts w:ascii="Times New Roman" w:hAnsi="Times New Roman" w:hint="eastAsia"/>
+        </w:rPr>
+        <w:t>在实现上，预约系统通常采用</w:t>
       </w:r>
       <w:r>
         <w:rPr>
@@ -2514,19 +2670,38 @@
         <w:rPr>
           <w:rFonts w:ascii="Times New Roman" w:hAnsi="Times New Roman" w:hint="eastAsia"/>
         </w:rPr>
-        <w:t>）系统是医疗信息化的核心模块，用于记录患者的诊疗过程和健康档案。与传统纸质病历相比，</w:t>
-      </w:r>
-      <w:r>
-        <w:rPr>
-          <w:rFonts w:ascii="Times New Roman" w:hAnsi="Times New Roman" w:hint="eastAsia"/>
+        <w:t>）系统是医疗信息化的核心模块，用于记录患者的诊疗过程和健康档案。</w:t>
+      </w:r>
+      <w:r>
+        <w:rPr>
+          <w:rFonts w:ascii="Times New Roman" w:hAnsi="Times New Roman"/>
+        </w:rPr>
+        <w:t>相较于传统纸质病历，</w:t>
+      </w:r>
+      <w:r>
+        <w:rPr>
+          <w:rFonts w:ascii="Times New Roman" w:hAnsi="Times New Roman"/>
         </w:rPr>
         <w:t>EMR</w:t>
       </w:r>
       <w:r>
         <w:rPr>
-          <w:rFonts w:ascii="Times New Roman" w:hAnsi="Times New Roman" w:hint="eastAsia"/>
-        </w:rPr>
-        <w:t>具有易检索、可复用、可共享等显著优势。电子病历是医院临床诊疗活动中形成的结构化和非结构化数据的电子集合，涵盖病史、体检、医嘱、检验检查结果等信息。当前，国内外医院已广泛建设</w:t>
+          <w:rFonts w:ascii="Times New Roman" w:hAnsi="Times New Roman"/>
+        </w:rPr>
+        <w:t>在信息检索、数据复用以及资源共享等方面具有更加明显的优势。</w:t>
+      </w:r>
+      <w:r>
+        <w:rPr>
+          <w:rFonts w:ascii="Times New Roman" w:hAnsi="Times New Roman" w:hint="eastAsia"/>
+        </w:rPr>
+        <w:t>电子病历是医院临床诊疗活动中形成的结构化和非结构化数据的电子集合，涵盖</w:t>
+      </w:r>
+      <w:r>
+        <w:rPr>
+          <w:rFonts w:ascii="Times New Roman" w:hAnsi="Times New Roman" w:hint="eastAsia"/>
+        </w:rPr>
+        <w:lastRenderedPageBreak/>
+        <w:t>病史、体检、医嘱、检验检查结果等信息。当前，国内外医院已广泛建设</w:t>
       </w:r>
       <w:r>
         <w:rPr>
@@ -2538,14 +2713,19 @@
         <w:rPr>
           <w:rFonts w:ascii="Times New Roman" w:hAnsi="Times New Roman" w:hint="eastAsia"/>
         </w:rPr>
-        <w:t>，尤其是住院病历，政府政策也给</w:t>
-      </w:r>
-      <w:r>
-        <w:rPr>
-          <w:rFonts w:ascii="Times New Roman" w:hAnsi="Times New Roman" w:hint="eastAsia"/>
-        </w:rPr>
-        <w:lastRenderedPageBreak/>
-        <w:t>予支持；然而门诊电子病历的普及程度相对较低。许多医院仍沿用部分纸质记录，或者仅采用简易的门诊系统，导致信息孤岛。现代</w:t>
+        <w:t>，尤其是住院病历，政府政策也给予支持；</w:t>
+      </w:r>
+      <w:r>
+        <w:rPr>
+          <w:rFonts w:ascii="Times New Roman" w:hAnsi="Times New Roman"/>
+        </w:rPr>
+        <w:t>但当前门诊电子病历系统的推广和普及仍相对有限。</w:t>
+      </w:r>
+      <w:r>
+        <w:rPr>
+          <w:rFonts w:ascii="Times New Roman" w:hAnsi="Times New Roman" w:hint="eastAsia"/>
+        </w:rPr>
+        <w:t>许多医院仍沿用部分纸质记录，或者仅采用简易的门诊系统，导致信息孤岛。现代</w:t>
       </w:r>
       <w:r>
         <w:rPr>
@@ -2781,33 +2961,39 @@
       </w:pPr>
       <w:r>
         <w:rPr>
-          <w:rFonts w:ascii="Times New Roman" w:hAnsi="Times New Roman" w:hint="eastAsia"/>
-        </w:rPr>
-        <w:t>本系统采用前后端分离架构，以</w:t>
-      </w:r>
-      <w:r>
-        <w:rPr>
-          <w:rFonts w:ascii="Times New Roman" w:hAnsi="Times New Roman" w:hint="eastAsia"/>
+          <w:rFonts w:ascii="Times New Roman" w:hAnsi="Times New Roman"/>
+        </w:rPr>
+        <w:t>系统整体采用前后端分离设计模式，其中后端基于</w:t>
+      </w:r>
+      <w:r>
+        <w:rPr>
+          <w:rFonts w:ascii="Times New Roman" w:hAnsi="Times New Roman"/>
         </w:rPr>
         <w:t>Spring Boot</w:t>
       </w:r>
       <w:r>
         <w:rPr>
-          <w:rFonts w:ascii="Times New Roman" w:hAnsi="Times New Roman" w:hint="eastAsia"/>
-        </w:rPr>
-        <w:t>为后端框架，</w:t>
-      </w:r>
-      <w:r>
-        <w:rPr>
-          <w:rFonts w:ascii="Times New Roman" w:hAnsi="Times New Roman" w:hint="eastAsia"/>
+          <w:rFonts w:ascii="Times New Roman" w:hAnsi="Times New Roman"/>
+        </w:rPr>
+        <w:t>框架实现，前端采用</w:t>
+      </w:r>
+      <w:r>
+        <w:rPr>
+          <w:rFonts w:ascii="Times New Roman" w:hAnsi="Times New Roman"/>
         </w:rPr>
         <w:t>Vue.js</w:t>
       </w:r>
       <w:r>
         <w:rPr>
-          <w:rFonts w:ascii="Times New Roman" w:hAnsi="Times New Roman" w:hint="eastAsia"/>
-        </w:rPr>
-        <w:t>为前端框架，并借助</w:t>
+          <w:rFonts w:ascii="Times New Roman" w:hAnsi="Times New Roman"/>
+        </w:rPr>
+        <w:t>进行开发，</w:t>
+      </w:r>
+      <w:r>
+        <w:rPr>
+          <w:rFonts w:ascii="Times New Roman" w:hAnsi="Times New Roman" w:hint="eastAsia"/>
+        </w:rPr>
+        <w:t>并借助</w:t>
       </w:r>
       <w:r>
         <w:rPr>
@@ -2888,7 +3074,7 @@
         <w:rPr>
           <w:rFonts w:ascii="Times New Roman" w:hAnsi="Times New Roman"/>
         </w:rPr>
-        <w:t>是</w:t>
+        <w:t>属于</w:t>
       </w:r>
       <w:r>
         <w:rPr>
@@ -2900,31 +3086,19 @@
         <w:rPr>
           <w:rFonts w:ascii="Times New Roman" w:hAnsi="Times New Roman"/>
         </w:rPr>
-        <w:t>框架体系中的重要组成部分</w:t>
-      </w:r>
-      <w:r>
-        <w:rPr>
-          <w:rFonts w:ascii="Times New Roman" w:hAnsi="Times New Roman" w:hint="eastAsia"/>
-        </w:rPr>
-        <w:t>，旨在简化企业级</w:t>
-      </w:r>
-      <w:r>
-        <w:rPr>
-          <w:rFonts w:ascii="Times New Roman" w:hAnsi="Times New Roman" w:hint="eastAsia"/>
+        <w:t>生态中的核心框架之一，其主要目标是简化企业级</w:t>
+      </w:r>
+      <w:r>
+        <w:rPr>
+          <w:rFonts w:ascii="Times New Roman" w:hAnsi="Times New Roman"/>
         </w:rPr>
         <w:t>Java</w:t>
       </w:r>
       <w:r>
         <w:rPr>
-          <w:rFonts w:ascii="Times New Roman" w:hAnsi="Times New Roman" w:hint="eastAsia"/>
-        </w:rPr>
-        <w:t>应用的开发和部署。</w:t>
-      </w:r>
-      <w:r>
-        <w:rPr>
-          <w:rFonts w:ascii="Times New Roman" w:hAnsi="Times New Roman"/>
-        </w:rPr>
-        <w:t>该框架通过自动配置机制以及</w:t>
+          <w:rFonts w:ascii="Times New Roman" w:hAnsi="Times New Roman"/>
+        </w:rPr>
+        <w:t>项目的开发与部署流程。该框架通过自动化配置及</w:t>
       </w:r>
       <w:r>
         <w:rPr>
@@ -2936,7 +3110,55 @@
         <w:rPr>
           <w:rFonts w:ascii="Times New Roman" w:hAnsi="Times New Roman"/>
         </w:rPr>
-        <w:t>依赖管理，使开发人员能够快速构建独立运行的应用程序</w:t>
+        <w:t>依赖机制，帮助开发人员快速搭建可独立运行的应用。同时，</w:t>
+      </w:r>
+      <w:r>
+        <w:rPr>
+          <w:rFonts w:ascii="Times New Roman" w:hAnsi="Times New Roman"/>
+        </w:rPr>
+        <w:t>Spring Boot</w:t>
+      </w:r>
+      <w:r>
+        <w:rPr>
+          <w:rFonts w:ascii="Times New Roman" w:hAnsi="Times New Roman"/>
+        </w:rPr>
+        <w:t>内置</w:t>
+      </w:r>
+      <w:r>
+        <w:rPr>
+          <w:rFonts w:ascii="Times New Roman" w:hAnsi="Times New Roman"/>
+        </w:rPr>
+        <w:t>Tomcat</w:t>
+      </w:r>
+      <w:r>
+        <w:rPr>
+          <w:rFonts w:ascii="Times New Roman" w:hAnsi="Times New Roman"/>
+        </w:rPr>
+        <w:t>服务器，可将项目直接打包为可执行</w:t>
+      </w:r>
+      <w:r>
+        <w:rPr>
+          <w:rFonts w:ascii="Times New Roman" w:hAnsi="Times New Roman"/>
+        </w:rPr>
+        <w:t>JAR</w:t>
+      </w:r>
+      <w:r>
+        <w:rPr>
+          <w:rFonts w:ascii="Times New Roman" w:hAnsi="Times New Roman"/>
+        </w:rPr>
+        <w:t>程序运行。</w:t>
+      </w:r>
+      <w:r>
+        <w:rPr>
+          <w:rFonts w:ascii="Times New Roman" w:hAnsi="Times New Roman"/>
+        </w:rPr>
+        <w:t>Spring Boot</w:t>
+      </w:r>
+      <w:r>
+        <w:rPr>
+          <w:rFonts w:ascii="Times New Roman" w:hAnsi="Times New Roman"/>
+        </w:rPr>
+        <w:t>的主要特点包括自动配置机制、快速集成微服务架构以及完善的监控与管理功能</w:t>
       </w:r>
       <w:r>
         <w:rPr>
@@ -2948,37 +3170,31 @@
         <w:rPr>
           <w:rFonts w:ascii="Times New Roman" w:hAnsi="Times New Roman"/>
         </w:rPr>
+        <w:t>在门诊管理系统开发过程中，</w:t>
+      </w:r>
+      <w:r>
+        <w:rPr>
+          <w:rFonts w:ascii="Times New Roman" w:hAnsi="Times New Roman"/>
+        </w:rPr>
         <w:t>Spring Boot</w:t>
       </w:r>
       <w:r>
         <w:rPr>
           <w:rFonts w:ascii="Times New Roman" w:hAnsi="Times New Roman"/>
         </w:rPr>
-        <w:t>支持内嵌</w:t>
-      </w:r>
-      <w:r>
-        <w:rPr>
-          <w:rFonts w:ascii="Times New Roman" w:hAnsi="Times New Roman"/>
-        </w:rPr>
-        <w:t>Tomcat</w:t>
-      </w:r>
-      <w:r>
-        <w:rPr>
-          <w:rFonts w:ascii="Times New Roman" w:hAnsi="Times New Roman"/>
-        </w:rPr>
-        <w:t>服务器，使应用程序可以打包为可执行</w:t>
-      </w:r>
-      <w:r>
-        <w:rPr>
-          <w:rFonts w:ascii="Times New Roman" w:hAnsi="Times New Roman"/>
-        </w:rPr>
-        <w:t>JAR</w:t>
-      </w:r>
-      <w:r>
-        <w:rPr>
-          <w:rFonts w:ascii="Times New Roman" w:hAnsi="Times New Roman"/>
-        </w:rPr>
-        <w:t>文件并直接运行</w:t>
+        <w:t>可用于快速构建</w:t>
+      </w:r>
+      <w:r>
+        <w:rPr>
+          <w:rFonts w:ascii="Times New Roman" w:hAnsi="Times New Roman"/>
+        </w:rPr>
+        <w:t>RESTful API</w:t>
+      </w:r>
+      <w:r>
+        <w:rPr>
+          <w:rFonts w:ascii="Times New Roman" w:hAnsi="Times New Roman"/>
+        </w:rPr>
+        <w:t>，并实现与数据库及安全模块的集成</w:t>
       </w:r>
       <w:r>
         <w:rPr>
@@ -2990,61 +3206,13 @@
         <w:rPr>
           <w:rFonts w:ascii="Times New Roman" w:hAnsi="Times New Roman"/>
         </w:rPr>
-        <w:t>Spring Boot</w:t>
-      </w:r>
-      <w:r>
-        <w:rPr>
-          <w:rFonts w:ascii="Times New Roman" w:hAnsi="Times New Roman"/>
-        </w:rPr>
-        <w:t>的主要特点包括自动配置机制、快速集成微服务架构以及完善的监控与管理功能</w:t>
-      </w:r>
-      <w:r>
-        <w:rPr>
-          <w:rFonts w:ascii="Times New Roman" w:hAnsi="Times New Roman" w:hint="eastAsia"/>
-        </w:rPr>
-        <w:t>。</w:t>
-      </w:r>
-      <w:r>
-        <w:rPr>
-          <w:rFonts w:ascii="Times New Roman" w:hAnsi="Times New Roman"/>
-        </w:rPr>
-        <w:t>在门诊管理系统开发过程中，</w:t>
-      </w:r>
-      <w:r>
-        <w:rPr>
-          <w:rFonts w:ascii="Times New Roman" w:hAnsi="Times New Roman"/>
-        </w:rPr>
-        <w:t>Spring Boot</w:t>
-      </w:r>
-      <w:r>
-        <w:rPr>
-          <w:rFonts w:ascii="Times New Roman" w:hAnsi="Times New Roman"/>
-        </w:rPr>
-        <w:t>可用于快速构建</w:t>
-      </w:r>
-      <w:r>
-        <w:rPr>
-          <w:rFonts w:ascii="Times New Roman" w:hAnsi="Times New Roman"/>
-        </w:rPr>
-        <w:t>RESTful API</w:t>
-      </w:r>
-      <w:r>
-        <w:rPr>
-          <w:rFonts w:ascii="Times New Roman" w:hAnsi="Times New Roman"/>
-        </w:rPr>
-        <w:t>，并实现与数据库及安全模块的集成</w:t>
-      </w:r>
-      <w:r>
-        <w:rPr>
-          <w:rFonts w:ascii="Times New Roman" w:hAnsi="Times New Roman" w:hint="eastAsia"/>
-        </w:rPr>
-        <w:t>。</w:t>
-      </w:r>
-      <w:r>
-        <w:rPr>
-          <w:rFonts w:ascii="Times New Roman" w:hAnsi="Times New Roman"/>
-        </w:rPr>
-        <w:t>该框架具有开发效率高、配置简便以及易于扩展等优势。然而，由于默认依赖较多，系统打包体积可能较大，同时自动配置机制在一定程度上降低了系统配置的灵活性</w:t>
+        <w:t>该框架具备开发效率较高、配置过程简单以及后续扩展方便等特点。</w:t>
+      </w:r>
+      <w:r>
+        <w:rPr>
+          <w:rFonts w:ascii="Times New Roman" w:hAnsi="Times New Roman"/>
+        </w:rPr>
+        <w:t>然而，由于默认依赖较多，系统打包体积可能较大，同时自动配置机制在一定程度上降低了系统配置的灵活性</w:t>
       </w:r>
       <w:r>
         <w:rPr>
@@ -3145,6 +3313,7 @@
         <w:rPr>
           <w:rFonts w:ascii="Times New Roman" w:hAnsi="Times New Roman" w:hint="eastAsia"/>
         </w:rPr>
+        <w:lastRenderedPageBreak/>
         <w:t xml:space="preserve">MyBatis </w:t>
       </w:r>
       <w:r>
@@ -3171,7 +3340,7 @@
         <w:rPr>
           <w:rFonts w:ascii="Times New Roman" w:hAnsi="Times New Roman"/>
         </w:rPr>
-        <w:t>是一种半自动对象关系映射（</w:t>
+        <w:t>是一种半自动化的</w:t>
       </w:r>
       <w:r>
         <w:rPr>
@@ -3183,7 +3352,7 @@
         <w:rPr>
           <w:rFonts w:ascii="Times New Roman" w:hAnsi="Times New Roman"/>
         </w:rPr>
-        <w:t>）框架，用于简化</w:t>
+        <w:t>框架，主要用于实现</w:t>
       </w:r>
       <w:r>
         <w:rPr>
@@ -3195,249 +3364,187 @@
         <w:rPr>
           <w:rFonts w:ascii="Times New Roman" w:hAnsi="Times New Roman"/>
         </w:rPr>
-        <w:t>应用与数据库之间</w:t>
-      </w:r>
-      <w:r>
-        <w:rPr>
-          <w:rFonts w:ascii="Times New Roman" w:hAnsi="Times New Roman"/>
-        </w:rPr>
-        <w:lastRenderedPageBreak/>
-        <w:t>的交互</w:t>
-      </w:r>
-      <w:r>
-        <w:rPr>
-          <w:rFonts w:ascii="Times New Roman" w:hAnsi="Times New Roman" w:hint="eastAsia"/>
-        </w:rPr>
-        <w:t>。与</w:t>
-      </w:r>
-      <w:r>
-        <w:rPr>
-          <w:rFonts w:ascii="Times New Roman" w:hAnsi="Times New Roman" w:hint="eastAsia"/>
+        <w:t>程序与数据库之间的数据交互。相比</w:t>
+      </w:r>
+      <w:r>
+        <w:rPr>
+          <w:rFonts w:ascii="Times New Roman" w:hAnsi="Times New Roman"/>
         </w:rPr>
         <w:t>Hibernate</w:t>
       </w:r>
       <w:r>
         <w:rPr>
-          <w:rFonts w:ascii="Times New Roman" w:hAnsi="Times New Roman" w:hint="eastAsia"/>
+          <w:rFonts w:ascii="Times New Roman" w:hAnsi="Times New Roman"/>
         </w:rPr>
         <w:t>等全自动</w:t>
       </w:r>
       <w:r>
         <w:rPr>
-          <w:rFonts w:ascii="Times New Roman" w:hAnsi="Times New Roman" w:hint="eastAsia"/>
+          <w:rFonts w:ascii="Times New Roman" w:hAnsi="Times New Roman"/>
         </w:rPr>
         <w:t>ORM</w:t>
       </w:r>
       <w:r>
         <w:rPr>
-          <w:rFonts w:ascii="Times New Roman" w:hAnsi="Times New Roman" w:hint="eastAsia"/>
-        </w:rPr>
-        <w:t>不同，</w:t>
-      </w:r>
-      <w:r>
-        <w:rPr>
-          <w:rFonts w:ascii="Times New Roman" w:hAnsi="Times New Roman" w:hint="eastAsia"/>
-        </w:rPr>
-        <w:t xml:space="preserve">MyBatis </w:t>
-      </w:r>
-      <w:r>
-        <w:rPr>
-          <w:rFonts w:ascii="Times New Roman" w:hAnsi="Times New Roman" w:hint="eastAsia"/>
-        </w:rPr>
-        <w:t>保留了对原生</w:t>
-      </w:r>
-      <w:r>
-        <w:rPr>
-          <w:rFonts w:ascii="Times New Roman" w:hAnsi="Times New Roman" w:hint="eastAsia"/>
+          <w:rFonts w:ascii="Times New Roman" w:hAnsi="Times New Roman"/>
+        </w:rPr>
+        <w:t>框架，</w:t>
+      </w:r>
+      <w:r>
+        <w:rPr>
+          <w:rFonts w:ascii="Times New Roman" w:hAnsi="Times New Roman"/>
+        </w:rPr>
+        <w:t>MyBatis</w:t>
+      </w:r>
+      <w:r>
+        <w:rPr>
+          <w:rFonts w:ascii="Times New Roman" w:hAnsi="Times New Roman"/>
+        </w:rPr>
+        <w:t>能够更灵活地控制原生</w:t>
+      </w:r>
+      <w:r>
+        <w:rPr>
+          <w:rFonts w:ascii="Times New Roman" w:hAnsi="Times New Roman"/>
         </w:rPr>
         <w:t>SQL</w:t>
       </w:r>
       <w:r>
         <w:rPr>
-          <w:rFonts w:ascii="Times New Roman" w:hAnsi="Times New Roman" w:hint="eastAsia"/>
-        </w:rPr>
-        <w:t>的掌控。开发者可以通过</w:t>
-      </w:r>
-      <w:r>
-        <w:rPr>
-          <w:rFonts w:ascii="Times New Roman" w:hAnsi="Times New Roman" w:hint="eastAsia"/>
+          <w:rFonts w:ascii="Times New Roman" w:hAnsi="Times New Roman"/>
+        </w:rPr>
+        <w:t>语句。开发人员可通过</w:t>
+      </w:r>
+      <w:r>
+        <w:rPr>
+          <w:rFonts w:ascii="Times New Roman" w:hAnsi="Times New Roman"/>
         </w:rPr>
         <w:t>XML</w:t>
       </w:r>
       <w:r>
         <w:rPr>
-          <w:rFonts w:ascii="Times New Roman" w:hAnsi="Times New Roman" w:hint="eastAsia"/>
-        </w:rPr>
-        <w:t>或注解方式，手动编写</w:t>
-      </w:r>
-      <w:r>
-        <w:rPr>
-          <w:rFonts w:ascii="Times New Roman" w:hAnsi="Times New Roman" w:hint="eastAsia"/>
+          <w:rFonts w:ascii="Times New Roman" w:hAnsi="Times New Roman"/>
+        </w:rPr>
+        <w:t>配置或注解方式编写</w:t>
+      </w:r>
+      <w:r>
+        <w:rPr>
+          <w:rFonts w:ascii="Times New Roman" w:hAnsi="Times New Roman"/>
         </w:rPr>
         <w:t>SQL</w:t>
       </w:r>
       <w:r>
         <w:rPr>
-          <w:rFonts w:ascii="Times New Roman" w:hAnsi="Times New Roman" w:hint="eastAsia"/>
-        </w:rPr>
-        <w:t>语句并映射到</w:t>
-      </w:r>
-      <w:r>
-        <w:rPr>
-          <w:rFonts w:ascii="Times New Roman" w:hAnsi="Times New Roman" w:hint="eastAsia"/>
+          <w:rFonts w:ascii="Times New Roman" w:hAnsi="Times New Roman"/>
+        </w:rPr>
+        <w:t>语句，并映射至对应的</w:t>
+      </w:r>
+      <w:r>
+        <w:rPr>
+          <w:rFonts w:ascii="Times New Roman" w:hAnsi="Times New Roman"/>
         </w:rPr>
         <w:t>Java</w:t>
       </w:r>
       <w:r>
         <w:rPr>
-          <w:rFonts w:ascii="Times New Roman" w:hAnsi="Times New Roman" w:hint="eastAsia"/>
-        </w:rPr>
-        <w:t>接口方法，从而实现数据库操作</w:t>
-      </w:r>
-      <w:r>
-        <w:rPr>
-          <w:rFonts w:ascii="Times New Roman" w:hAnsi="Times New Roman"/>
-          <w:vertAlign w:val="superscript"/>
-        </w:rPr>
-        <w:fldChar w:fldCharType="begin"/>
-      </w:r>
-      <w:r>
-        <w:rPr>
-          <w:rFonts w:ascii="Times New Roman" w:hAnsi="Times New Roman"/>
-          <w:vertAlign w:val="superscript"/>
-        </w:rPr>
-        <w:instrText xml:space="preserve"> </w:instrText>
-      </w:r>
-      <w:r>
-        <w:rPr>
-          <w:rFonts w:ascii="Times New Roman" w:hAnsi="Times New Roman" w:hint="eastAsia"/>
-          <w:vertAlign w:val="superscript"/>
-        </w:rPr>
-        <w:instrText>REF _Ref227002174 \r \h</w:instrText>
-      </w:r>
-      <w:r>
-        <w:rPr>
-          <w:rFonts w:ascii="Times New Roman" w:hAnsi="Times New Roman"/>
-          <w:vertAlign w:val="superscript"/>
-        </w:rPr>
-        <w:instrText xml:space="preserve">  \* MERGEFORMAT </w:instrText>
-      </w:r>
-      <w:r>
-        <w:rPr>
-          <w:rFonts w:ascii="Times New Roman" w:hAnsi="Times New Roman"/>
-          <w:vertAlign w:val="superscript"/>
-        </w:rPr>
-      </w:r>
-      <w:r>
-        <w:rPr>
-          <w:rFonts w:ascii="Times New Roman" w:hAnsi="Times New Roman"/>
-          <w:vertAlign w:val="superscript"/>
-        </w:rPr>
-        <w:fldChar w:fldCharType="separate"/>
-      </w:r>
-      <w:r>
-        <w:rPr>
-          <w:rFonts w:ascii="Times New Roman" w:hAnsi="Times New Roman"/>
-          <w:vertAlign w:val="superscript"/>
+          <w:rFonts w:ascii="Times New Roman" w:hAnsi="Times New Roman"/>
+        </w:rPr>
+        <w:t>接口方法以完成数据库操作</w:t>
+      </w:r>
+      <w:r>
+        <w:rPr>
+          <w:rFonts w:ascii="Times New Roman" w:hAnsi="Times New Roman"/>
         </w:rPr>
         <w:t>[6]</w:t>
       </w:r>
       <w:r>
         <w:rPr>
           <w:rFonts w:ascii="Times New Roman" w:hAnsi="Times New Roman"/>
-          <w:vertAlign w:val="superscript"/>
-        </w:rPr>
-        <w:fldChar w:fldCharType="end"/>
-      </w:r>
-      <w:r>
-        <w:rPr>
-          <w:rFonts w:ascii="Times New Roman" w:hAnsi="Times New Roman" w:hint="eastAsia"/>
-        </w:rPr>
-        <w:t>。核心原理：使用</w:t>
-      </w:r>
-      <w:r>
-        <w:rPr>
-          <w:rFonts w:ascii="Times New Roman" w:hAnsi="Times New Roman" w:hint="eastAsia"/>
+        </w:rPr>
+        <w:t>。其核心机制是通过</w:t>
+      </w:r>
+      <w:r>
+        <w:rPr>
+          <w:rFonts w:ascii="Times New Roman" w:hAnsi="Times New Roman"/>
         </w:rPr>
         <w:t>SqlSessionFactory</w:t>
       </w:r>
       <w:r>
         <w:rPr>
-          <w:rFonts w:ascii="Times New Roman" w:hAnsi="Times New Roman" w:hint="eastAsia"/>
-        </w:rPr>
-        <w:t>创建会话，每个</w:t>
-      </w:r>
-      <w:r>
-        <w:rPr>
-          <w:rFonts w:ascii="Times New Roman" w:hAnsi="Times New Roman" w:hint="eastAsia"/>
+          <w:rFonts w:ascii="Times New Roman" w:hAnsi="Times New Roman"/>
+        </w:rPr>
+        <w:t>创建数据库会话，每个</w:t>
+      </w:r>
+      <w:r>
+        <w:rPr>
+          <w:rFonts w:ascii="Times New Roman" w:hAnsi="Times New Roman"/>
         </w:rPr>
         <w:t>Mapper</w:t>
       </w:r>
       <w:r>
         <w:rPr>
-          <w:rFonts w:ascii="Times New Roman" w:hAnsi="Times New Roman" w:hint="eastAsia"/>
+          <w:rFonts w:ascii="Times New Roman" w:hAnsi="Times New Roman"/>
         </w:rPr>
         <w:t>接口对应一组</w:t>
       </w:r>
       <w:r>
         <w:rPr>
-          <w:rFonts w:ascii="Times New Roman" w:hAnsi="Times New Roman" w:hint="eastAsia"/>
+          <w:rFonts w:ascii="Times New Roman" w:hAnsi="Times New Roman"/>
         </w:rPr>
         <w:t>SQL</w:t>
       </w:r>
       <w:r>
         <w:rPr>
-          <w:rFonts w:ascii="Times New Roman" w:hAnsi="Times New Roman" w:hint="eastAsia"/>
-        </w:rPr>
-        <w:t>映射。</w:t>
-      </w:r>
-      <w:r>
-        <w:rPr>
-          <w:rFonts w:ascii="Times New Roman" w:hAnsi="Times New Roman" w:hint="eastAsia"/>
+          <w:rFonts w:ascii="Times New Roman" w:hAnsi="Times New Roman"/>
+        </w:rPr>
+        <w:t>映射关系。同时，</w:t>
+      </w:r>
+      <w:r>
+        <w:rPr>
+          <w:rFonts w:ascii="Times New Roman" w:hAnsi="Times New Roman"/>
         </w:rPr>
         <w:t>MyBatis</w:t>
       </w:r>
       <w:r>
         <w:rPr>
-          <w:rFonts w:ascii="Times New Roman" w:hAnsi="Times New Roman" w:hint="eastAsia"/>
-        </w:rPr>
-        <w:t>支持动态</w:t>
-      </w:r>
-      <w:r>
-        <w:rPr>
-          <w:rFonts w:ascii="Times New Roman" w:hAnsi="Times New Roman" w:hint="eastAsia"/>
+          <w:rFonts w:ascii="Times New Roman" w:hAnsi="Times New Roman"/>
+        </w:rPr>
+        <w:t>还支持动态</w:t>
+      </w:r>
+      <w:r>
+        <w:rPr>
+          <w:rFonts w:ascii="Times New Roman" w:hAnsi="Times New Roman"/>
         </w:rPr>
         <w:t>SQL</w:t>
       </w:r>
       <w:r>
         <w:rPr>
-          <w:rFonts w:ascii="Times New Roman" w:hAnsi="Times New Roman" w:hint="eastAsia"/>
-        </w:rPr>
-        <w:t>（如</w:t>
-      </w:r>
-      <w:r>
-        <w:rPr>
-          <w:rFonts w:ascii="Times New Roman" w:hAnsi="Times New Roman" w:hint="eastAsia"/>
+          <w:rFonts w:ascii="Times New Roman" w:hAnsi="Times New Roman"/>
+        </w:rPr>
+        <w:t>功能，例如</w:t>
+      </w:r>
+      <w:r>
+        <w:rPr>
+          <w:rFonts w:ascii="Times New Roman" w:hAnsi="Times New Roman"/>
         </w:rPr>
         <w:t>&lt;if&gt;</w:t>
       </w:r>
       <w:r>
         <w:rPr>
-          <w:rFonts w:ascii="Times New Roman" w:hAnsi="Times New Roman" w:hint="eastAsia"/>
+          <w:rFonts w:ascii="Times New Roman" w:hAnsi="Times New Roman"/>
         </w:rPr>
         <w:t>、</w:t>
       </w:r>
       <w:r>
         <w:rPr>
-          <w:rFonts w:ascii="Times New Roman" w:hAnsi="Times New Roman" w:hint="eastAsia"/>
+          <w:rFonts w:ascii="Times New Roman" w:hAnsi="Times New Roman"/>
         </w:rPr>
         <w:t>&lt;choose&gt;</w:t>
       </w:r>
       <w:r>
         <w:rPr>
-          <w:rFonts w:ascii="Times New Roman" w:hAnsi="Times New Roman" w:hint="eastAsia"/>
-        </w:rPr>
-        <w:t>标签），方便拼接复杂查询。</w:t>
+          <w:rFonts w:ascii="Times New Roman" w:hAnsi="Times New Roman"/>
+        </w:rPr>
+        <w:t>等标签，可用于构建复杂查询语句。</w:t>
       </w:r>
       <w:r>
         <w:rPr>
@@ -3515,7 +3622,7 @@
         <w:rPr>
           <w:rFonts w:ascii="Times New Roman" w:hAnsi="Times New Roman"/>
         </w:rPr>
-        <w:t>在门诊管理系统中，</w:t>
+        <w:t>在门诊管理系统开发过程中，</w:t>
       </w:r>
       <w:r>
         <w:rPr>
@@ -3527,13 +3634,7 @@
         <w:rPr>
           <w:rFonts w:ascii="Times New Roman" w:hAnsi="Times New Roman"/>
         </w:rPr>
-        <w:t>可用于实现用户管理、挂号管理以及电子病历管理等功能模块的数据访问操作</w:t>
-      </w:r>
-      <w:r>
-        <w:rPr>
-          <w:rFonts w:ascii="Times New Roman" w:hAnsi="Times New Roman" w:hint="eastAsia"/>
-        </w:rPr>
-        <w:t>。</w:t>
+        <w:t>主要用于完成用户、挂号以及电子病历等模块的数据持久化操作。</w:t>
       </w:r>
     </w:p>
     <w:p>
@@ -3578,7 +3679,206 @@
         <w:rPr>
           <w:rFonts w:ascii="Times New Roman" w:hAnsi="Times New Roman"/>
         </w:rPr>
-        <w:t>是一种渐进式前端开发框架，具有组件化与响应式数据绑定等特点</w:t>
+        <w:t>是一种渐进式</w:t>
+      </w:r>
+      <w:r>
+        <w:rPr>
+          <w:rFonts w:ascii="Times New Roman" w:hAnsi="Times New Roman"/>
+        </w:rPr>
+        <w:t>Web</w:t>
+      </w:r>
+      <w:r>
+        <w:rPr>
+          <w:rFonts w:ascii="Times New Roman" w:hAnsi="Times New Roman"/>
+        </w:rPr>
+        <w:t>前端框架，其主要特点包括组件化开发和响应式数据绑定机制。</w:t>
+      </w:r>
+      <w:r>
+        <w:rPr>
+          <w:rFonts w:ascii="Times New Roman" w:hAnsi="Times New Roman" w:hint="eastAsia"/>
+        </w:rPr>
+        <w:t>Vue</w:t>
+      </w:r>
+      <w:r>
+        <w:rPr>
+          <w:rFonts w:ascii="Times New Roman" w:hAnsi="Times New Roman" w:hint="eastAsia"/>
+        </w:rPr>
+        <w:t>采用组件化开发模式，每个组件由模板（</w:t>
+      </w:r>
+      <w:r>
+        <w:rPr>
+          <w:rFonts w:ascii="Times New Roman" w:hAnsi="Times New Roman" w:hint="eastAsia"/>
+        </w:rPr>
+        <w:t>HTML</w:t>
+      </w:r>
+      <w:r>
+        <w:rPr>
+          <w:rFonts w:ascii="Times New Roman" w:hAnsi="Times New Roman" w:hint="eastAsia"/>
+        </w:rPr>
+        <w:t>）、脚本（</w:t>
+      </w:r>
+      <w:r>
+        <w:rPr>
+          <w:rFonts w:ascii="Times New Roman" w:hAnsi="Times New Roman" w:hint="eastAsia"/>
+        </w:rPr>
+        <w:t>JavaScript</w:t>
+      </w:r>
+      <w:r>
+        <w:rPr>
+          <w:rFonts w:ascii="Times New Roman" w:hAnsi="Times New Roman" w:hint="eastAsia"/>
+        </w:rPr>
+        <w:t>）和样式（</w:t>
+      </w:r>
+      <w:r>
+        <w:rPr>
+          <w:rFonts w:ascii="Times New Roman" w:hAnsi="Times New Roman" w:hint="eastAsia"/>
+        </w:rPr>
+        <w:t>CSS</w:t>
+      </w:r>
+      <w:r>
+        <w:rPr>
+          <w:rFonts w:ascii="Times New Roman" w:hAnsi="Times New Roman" w:hint="eastAsia"/>
+        </w:rPr>
+        <w:t>）组成，组件之间可嵌套复用。主要功能包括：数据绑定（模板中使用</w:t>
+      </w:r>
+      <w:r>
+        <w:rPr>
+          <w:rFonts w:ascii="Times New Roman" w:hAnsi="Times New Roman" w:hint="eastAsia"/>
+        </w:rPr>
+        <w:t>{{}}</w:t>
+      </w:r>
+      <w:r>
+        <w:rPr>
+          <w:rFonts w:ascii="Times New Roman" w:hAnsi="Times New Roman" w:hint="eastAsia"/>
+        </w:rPr>
+        <w:t>自动更新视图）、指令系统（如</w:t>
+      </w:r>
+      <w:r>
+        <w:rPr>
+          <w:rFonts w:ascii="Times New Roman" w:hAnsi="Times New Roman" w:hint="eastAsia"/>
+        </w:rPr>
+        <w:t>v-if</w:t>
+      </w:r>
+      <w:r>
+        <w:rPr>
+          <w:rFonts w:ascii="Times New Roman" w:hAnsi="Times New Roman" w:hint="eastAsia"/>
+        </w:rPr>
+        <w:t>、</w:t>
+      </w:r>
+      <w:r>
+        <w:rPr>
+          <w:rFonts w:ascii="Times New Roman" w:hAnsi="Times New Roman" w:hint="eastAsia"/>
+        </w:rPr>
+        <w:t>v-for</w:t>
+      </w:r>
+      <w:r>
+        <w:rPr>
+          <w:rFonts w:ascii="Times New Roman" w:hAnsi="Times New Roman" w:hint="eastAsia"/>
+        </w:rPr>
+        <w:t>）、生命周期钩子以及组件通信。</w:t>
+      </w:r>
+      <w:r>
+        <w:rPr>
+          <w:rFonts w:ascii="Times New Roman" w:hAnsi="Times New Roman" w:hint="eastAsia"/>
+        </w:rPr>
+        <w:t>Vue</w:t>
+      </w:r>
+      <w:r>
+        <w:rPr>
+          <w:rFonts w:ascii="Times New Roman" w:hAnsi="Times New Roman" w:hint="eastAsia"/>
+        </w:rPr>
+        <w:t>还配套有</w:t>
+      </w:r>
+      <w:r>
+        <w:rPr>
+          <w:rFonts w:ascii="Times New Roman" w:hAnsi="Times New Roman" w:hint="eastAsia"/>
+        </w:rPr>
+        <w:t>Vue Router</w:t>
+      </w:r>
+      <w:r>
+        <w:rPr>
+          <w:rFonts w:ascii="Times New Roman" w:hAnsi="Times New Roman" w:hint="eastAsia"/>
+        </w:rPr>
+        <w:t>（路由管理）和</w:t>
+      </w:r>
+      <w:r>
+        <w:rPr>
+          <w:rFonts w:ascii="Times New Roman" w:hAnsi="Times New Roman" w:hint="eastAsia"/>
+        </w:rPr>
+        <w:t>Vuex</w:t>
+      </w:r>
+      <w:r>
+        <w:rPr>
+          <w:rFonts w:ascii="Times New Roman" w:hAnsi="Times New Roman" w:hint="eastAsia"/>
+        </w:rPr>
+        <w:t>（全局状态管理）等生态，使构建单页面应用（</w:t>
+      </w:r>
+      <w:r>
+        <w:rPr>
+          <w:rFonts w:ascii="Times New Roman" w:hAnsi="Times New Roman" w:hint="eastAsia"/>
+        </w:rPr>
+        <w:t>SPA</w:t>
+      </w:r>
+      <w:r>
+        <w:rPr>
+          <w:rFonts w:ascii="Times New Roman" w:hAnsi="Times New Roman" w:hint="eastAsia"/>
+        </w:rPr>
+        <w:t>）更加简单</w:t>
+      </w:r>
+      <w:r>
+        <w:rPr>
+          <w:rFonts w:ascii="Times New Roman" w:hAnsi="Times New Roman"/>
+          <w:vertAlign w:val="superscript"/>
+        </w:rPr>
+        <w:fldChar w:fldCharType="begin"/>
+      </w:r>
+      <w:r>
+        <w:rPr>
+          <w:rFonts w:ascii="Times New Roman" w:hAnsi="Times New Roman"/>
+          <w:vertAlign w:val="superscript"/>
+        </w:rPr>
+        <w:instrText xml:space="preserve"> </w:instrText>
+      </w:r>
+      <w:r>
+        <w:rPr>
+          <w:rFonts w:ascii="Times New Roman" w:hAnsi="Times New Roman" w:hint="eastAsia"/>
+          <w:vertAlign w:val="superscript"/>
+        </w:rPr>
+        <w:instrText>REF _Ref227002111 \r \h</w:instrText>
+      </w:r>
+      <w:r>
+        <w:rPr>
+          <w:rFonts w:ascii="Times New Roman" w:hAnsi="Times New Roman"/>
+          <w:vertAlign w:val="superscript"/>
+        </w:rPr>
+        <w:instrText xml:space="preserve">  \* MERGEFORMAT </w:instrText>
+      </w:r>
+      <w:r>
+        <w:rPr>
+          <w:rFonts w:ascii="Times New Roman" w:hAnsi="Times New Roman"/>
+          <w:vertAlign w:val="superscript"/>
+        </w:rPr>
+      </w:r>
+      <w:r>
+        <w:rPr>
+          <w:rFonts w:ascii="Times New Roman" w:hAnsi="Times New Roman"/>
+          <w:vertAlign w:val="superscript"/>
+        </w:rPr>
+        <w:fldChar w:fldCharType="separate"/>
+      </w:r>
+      <w:r>
+        <w:rPr>
+          <w:rFonts w:ascii="Times New Roman" w:hAnsi="Times New Roman"/>
+          <w:vertAlign w:val="superscript"/>
+        </w:rPr>
+        <w:t>[8]</w:t>
+      </w:r>
+      <w:r>
+        <w:rPr>
+          <w:rFonts w:ascii="Times New Roman" w:hAnsi="Times New Roman"/>
+          <w:vertAlign w:val="superscript"/>
+        </w:rPr>
+        <w:fldChar w:fldCharType="end"/>
       </w:r>
       <w:r>
         <w:rPr>
@@ -3588,208 +3888,27 @@
       </w:r>
       <w:r>
         <w:rPr>
-          <w:rFonts w:ascii="Times New Roman" w:hAnsi="Times New Roman" w:hint="eastAsia"/>
+          <w:rFonts w:ascii="Times New Roman" w:hAnsi="Times New Roman"/>
+        </w:rPr>
+        <w:t>在门诊管理系统的前端实现过程中，</w:t>
+      </w:r>
+      <w:r>
+        <w:rPr>
+          <w:rFonts w:ascii="Times New Roman" w:hAnsi="Times New Roman"/>
         </w:rPr>
         <w:t>Vue</w:t>
       </w:r>
       <w:r>
         <w:rPr>
-          <w:rFonts w:ascii="Times New Roman" w:hAnsi="Times New Roman" w:hint="eastAsia"/>
-        </w:rPr>
-        <w:t>采用组件化开发模式，每个组件由模板（</w:t>
-      </w:r>
-      <w:r>
-        <w:rPr>
-          <w:rFonts w:ascii="Times New Roman" w:hAnsi="Times New Roman" w:hint="eastAsia"/>
-        </w:rPr>
-        <w:t>HTML</w:t>
-      </w:r>
-      <w:r>
-        <w:rPr>
-          <w:rFonts w:ascii="Times New Roman" w:hAnsi="Times New Roman" w:hint="eastAsia"/>
-        </w:rPr>
-        <w:t>）、脚本（</w:t>
-      </w:r>
-      <w:r>
-        <w:rPr>
-          <w:rFonts w:ascii="Times New Roman" w:hAnsi="Times New Roman" w:hint="eastAsia"/>
-        </w:rPr>
-        <w:t>JavaScript</w:t>
-      </w:r>
-      <w:r>
-        <w:rPr>
-          <w:rFonts w:ascii="Times New Roman" w:hAnsi="Times New Roman" w:hint="eastAsia"/>
-        </w:rPr>
-        <w:t>）和样式（</w:t>
-      </w:r>
-      <w:r>
-        <w:rPr>
-          <w:rFonts w:ascii="Times New Roman" w:hAnsi="Times New Roman" w:hint="eastAsia"/>
-        </w:rPr>
-        <w:t>CSS</w:t>
-      </w:r>
-      <w:r>
-        <w:rPr>
-          <w:rFonts w:ascii="Times New Roman" w:hAnsi="Times New Roman" w:hint="eastAsia"/>
-        </w:rPr>
-        <w:t>）组成，组件之间可嵌套复用。主要功能包括：数据绑定（模板中使用</w:t>
-      </w:r>
-      <w:r>
-        <w:rPr>
-          <w:rFonts w:ascii="Times New Roman" w:hAnsi="Times New Roman" w:hint="eastAsia"/>
-        </w:rPr>
-        <w:t>{{}}</w:t>
-      </w:r>
-      <w:r>
-        <w:rPr>
-          <w:rFonts w:ascii="Times New Roman" w:hAnsi="Times New Roman" w:hint="eastAsia"/>
-        </w:rPr>
-        <w:t>自动更新视图）、指令系统（如</w:t>
-      </w:r>
-      <w:r>
-        <w:rPr>
-          <w:rFonts w:ascii="Times New Roman" w:hAnsi="Times New Roman" w:hint="eastAsia"/>
-        </w:rPr>
-        <w:t>v-if</w:t>
-      </w:r>
-      <w:r>
-        <w:rPr>
-          <w:rFonts w:ascii="Times New Roman" w:hAnsi="Times New Roman" w:hint="eastAsia"/>
-        </w:rPr>
-        <w:t>、</w:t>
-      </w:r>
-      <w:r>
-        <w:rPr>
-          <w:rFonts w:ascii="Times New Roman" w:hAnsi="Times New Roman" w:hint="eastAsia"/>
-        </w:rPr>
-        <w:t>v-for</w:t>
-      </w:r>
-      <w:r>
-        <w:rPr>
-          <w:rFonts w:ascii="Times New Roman" w:hAnsi="Times New Roman" w:hint="eastAsia"/>
-        </w:rPr>
-        <w:t>）、生命周期钩子以及组件通信。</w:t>
-      </w:r>
-      <w:r>
-        <w:rPr>
-          <w:rFonts w:ascii="Times New Roman" w:hAnsi="Times New Roman" w:hint="eastAsia"/>
-        </w:rPr>
-        <w:t>Vue</w:t>
-      </w:r>
-      <w:r>
-        <w:rPr>
-          <w:rFonts w:ascii="Times New Roman" w:hAnsi="Times New Roman" w:hint="eastAsia"/>
-        </w:rPr>
-        <w:t>还配套有</w:t>
-      </w:r>
-      <w:r>
-        <w:rPr>
-          <w:rFonts w:ascii="Times New Roman" w:hAnsi="Times New Roman" w:hint="eastAsia"/>
-        </w:rPr>
-        <w:t>Vue Router</w:t>
-      </w:r>
-      <w:r>
-        <w:rPr>
-          <w:rFonts w:ascii="Times New Roman" w:hAnsi="Times New Roman" w:hint="eastAsia"/>
-        </w:rPr>
-        <w:t>（路由管理）和</w:t>
-      </w:r>
-      <w:r>
-        <w:rPr>
-          <w:rFonts w:ascii="Times New Roman" w:hAnsi="Times New Roman" w:hint="eastAsia"/>
-        </w:rPr>
-        <w:t>Vuex</w:t>
-      </w:r>
-      <w:r>
-        <w:rPr>
-          <w:rFonts w:ascii="Times New Roman" w:hAnsi="Times New Roman" w:hint="eastAsia"/>
-        </w:rPr>
-        <w:t>（全局状态管理）等生态，使构建单页面应用（</w:t>
-      </w:r>
-      <w:r>
-        <w:rPr>
-          <w:rFonts w:ascii="Times New Roman" w:hAnsi="Times New Roman" w:hint="eastAsia"/>
-        </w:rPr>
-        <w:t>SPA</w:t>
-      </w:r>
-      <w:r>
-        <w:rPr>
-          <w:rFonts w:ascii="Times New Roman" w:hAnsi="Times New Roman" w:hint="eastAsia"/>
-        </w:rPr>
-        <w:t>）更加简单</w:t>
-      </w:r>
-      <w:r>
-        <w:rPr>
-          <w:rFonts w:ascii="Times New Roman" w:hAnsi="Times New Roman"/>
-          <w:vertAlign w:val="superscript"/>
-        </w:rPr>
-        <w:fldChar w:fldCharType="begin"/>
-      </w:r>
-      <w:r>
-        <w:rPr>
-          <w:rFonts w:ascii="Times New Roman" w:hAnsi="Times New Roman"/>
-          <w:vertAlign w:val="superscript"/>
-        </w:rPr>
-        <w:instrText xml:space="preserve"> </w:instrText>
-      </w:r>
-      <w:r>
-        <w:rPr>
-          <w:rFonts w:ascii="Times New Roman" w:hAnsi="Times New Roman" w:hint="eastAsia"/>
-          <w:vertAlign w:val="superscript"/>
-        </w:rPr>
-        <w:instrText>REF _Ref227002111 \r \h</w:instrText>
-      </w:r>
-      <w:r>
-        <w:rPr>
-          <w:rFonts w:ascii="Times New Roman" w:hAnsi="Times New Roman"/>
-          <w:vertAlign w:val="superscript"/>
-        </w:rPr>
-        <w:instrText xml:space="preserve">  \* MERGEFORMAT </w:instrText>
-      </w:r>
-      <w:r>
-        <w:rPr>
-          <w:rFonts w:ascii="Times New Roman" w:hAnsi="Times New Roman"/>
-          <w:vertAlign w:val="superscript"/>
-        </w:rPr>
-      </w:r>
-      <w:r>
-        <w:rPr>
-          <w:rFonts w:ascii="Times New Roman" w:hAnsi="Times New Roman"/>
-          <w:vertAlign w:val="superscript"/>
-        </w:rPr>
-        <w:fldChar w:fldCharType="separate"/>
-      </w:r>
-      <w:r>
-        <w:rPr>
-          <w:rFonts w:ascii="Times New Roman" w:hAnsi="Times New Roman"/>
-          <w:vertAlign w:val="superscript"/>
-        </w:rPr>
-        <w:t>[8]</w:t>
-      </w:r>
-      <w:r>
-        <w:rPr>
-          <w:rFonts w:ascii="Times New Roman" w:hAnsi="Times New Roman"/>
-          <w:vertAlign w:val="superscript"/>
-        </w:rPr>
-        <w:fldChar w:fldCharType="end"/>
-      </w:r>
-      <w:r>
-        <w:rPr>
-          <w:rFonts w:ascii="Times New Roman" w:hAnsi="Times New Roman" w:hint="eastAsia"/>
-        </w:rPr>
-        <w:t>。在门诊管理系统前端开发中，</w:t>
-      </w:r>
-      <w:r>
-        <w:rPr>
-          <w:rFonts w:ascii="Times New Roman" w:hAnsi="Times New Roman" w:hint="eastAsia"/>
-        </w:rPr>
-        <w:t>Vue</w:t>
-      </w:r>
-      <w:r>
-        <w:rPr>
-          <w:rFonts w:ascii="Times New Roman" w:hAnsi="Times New Roman" w:hint="eastAsia"/>
-        </w:rPr>
-        <w:t>可用于实现用户界面交互：如患者登录、挂号表单、医生排班日历等都可做成组件。</w:t>
+          <w:rFonts w:ascii="Times New Roman" w:hAnsi="Times New Roman"/>
+        </w:rPr>
+        <w:t>主要用于构建用户交互界面：</w:t>
+      </w:r>
+      <w:r>
+        <w:rPr>
+          <w:rFonts w:ascii="Times New Roman" w:hAnsi="Times New Roman" w:hint="eastAsia"/>
+        </w:rPr>
+        <w:t>如患者登录、挂号表单、医生排班日历等都可做成组件。</w:t>
       </w:r>
       <w:r>
         <w:rPr>
@@ -3841,21 +3960,9 @@
       </w:r>
       <w:r>
         <w:rPr>
-          <w:rFonts w:ascii="Times New Roman" w:hAnsi="Times New Roman" w:hint="eastAsia"/>
-        </w:rPr>
-        <w:t>但</w:t>
-      </w:r>
-      <w:r>
-        <w:rPr>
-          <w:rFonts w:ascii="Times New Roman" w:hAnsi="Times New Roman"/>
-        </w:rPr>
-        <w:t>在大型应用开发过程中，需要制定统一的代码规范，以保证系统可维护性</w:t>
-      </w:r>
-      <w:r>
-        <w:rPr>
-          <w:rFonts w:ascii="Times New Roman" w:hAnsi="Times New Roman" w:hint="eastAsia"/>
-        </w:rPr>
-        <w:t>。</w:t>
+          <w:rFonts w:ascii="Times New Roman" w:hAnsi="Times New Roman"/>
+        </w:rPr>
+        <w:t>但在大型项目开发场景下，需要建立统一的代码规范与组件管理机制，以提高系统后期维护性。</w:t>
       </w:r>
       <w:r>
         <w:rPr>
@@ -4005,7 +4112,7 @@
         <w:rPr>
           <w:rFonts w:ascii="Times New Roman" w:hAnsi="Times New Roman"/>
         </w:rPr>
-        <w:t xml:space="preserve">JWT </w:t>
+        <w:t>JWT</w:t>
       </w:r>
       <w:r>
         <w:rPr>
@@ -4017,19 +4124,19 @@
         <w:rPr>
           <w:rFonts w:ascii="Times New Roman" w:hAnsi="Times New Roman"/>
         </w:rPr>
-        <w:t xml:space="preserve"> JSON </w:t>
-      </w:r>
-      <w:r>
-        <w:rPr>
-          <w:rFonts w:ascii="Times New Roman" w:hAnsi="Times New Roman"/>
-        </w:rPr>
-        <w:t>的轻量级身份令牌，服务器在用户登录成功后生成令牌并返回给客户端，客户端在后续请求中携带该令牌即可完成身份验证，而无需服务器端维护传统的</w:t>
-      </w:r>
-      <w:r>
-        <w:rPr>
-          <w:rFonts w:ascii="Times New Roman" w:hAnsi="Times New Roman"/>
-        </w:rPr>
-        <w:t xml:space="preserve"> Session </w:t>
+        <w:t>JSON</w:t>
+      </w:r>
+      <w:r>
+        <w:rPr>
+          <w:rFonts w:ascii="Times New Roman" w:hAnsi="Times New Roman"/>
+        </w:rPr>
+        <w:t>格式的轻量级身份认证令牌。在用户登录成功后，服务器生成对应令牌并返回客户端，客户端在后续请求中携带该令牌即可完成身份校验，而不需要服务器继续维护传统</w:t>
+      </w:r>
+      <w:r>
+        <w:rPr>
+          <w:rFonts w:ascii="Times New Roman" w:hAnsi="Times New Roman"/>
+        </w:rPr>
+        <w:t>Session</w:t>
       </w:r>
       <w:r>
         <w:rPr>
@@ -4047,21 +4154,46 @@
       </w:pPr>
       <w:r>
         <w:rPr>
-          <w:rFonts w:ascii="Times New Roman" w:hAnsi="Times New Roman" w:hint="eastAsia"/>
-        </w:rPr>
-        <w:t>在本系统中，为了兼顾安全性与系统扩展性，采用</w:t>
-      </w:r>
-      <w:r>
-        <w:rPr>
-          <w:rFonts w:ascii="Times New Roman" w:hAnsi="Times New Roman"/>
-        </w:rPr>
-        <w:t xml:space="preserve"> Access Token + Refresh Token </w:t>
-      </w:r>
-      <w:r>
-        <w:rPr>
-          <w:rFonts w:ascii="Times New Roman" w:hAnsi="Times New Roman"/>
-        </w:rPr>
-        <w:t>的双令牌认证机制。其中：</w:t>
+          <w:rFonts w:ascii="Times New Roman" w:hAnsi="Times New Roman"/>
+        </w:rPr>
+        <w:t>本系统为兼顾认证安全与系统扩展需求，引入了</w:t>
+      </w:r>
+      <w:r>
+        <w:rPr>
+          <w:rFonts w:ascii="Times New Roman" w:hAnsi="Times New Roman"/>
+        </w:rPr>
+        <w:t xml:space="preserve"> Access Token </w:t>
+      </w:r>
+      <w:r>
+        <w:rPr>
+          <w:rFonts w:ascii="Times New Roman" w:hAnsi="Times New Roman"/>
+        </w:rPr>
+        <w:t>与</w:t>
+      </w:r>
+      <w:r>
+        <w:rPr>
+          <w:rFonts w:ascii="Times New Roman" w:hAnsi="Times New Roman"/>
+        </w:rPr>
+        <w:t xml:space="preserve"> Refresh Token </w:t>
+      </w:r>
+      <w:r>
+        <w:rPr>
+          <w:rFonts w:ascii="Times New Roman" w:hAnsi="Times New Roman"/>
+        </w:rPr>
+        <w:t>相结</w:t>
+      </w:r>
+      <w:r>
+        <w:rPr>
+          <w:rFonts w:ascii="Times New Roman" w:hAnsi="Times New Roman"/>
+        </w:rPr>
+        <w:lastRenderedPageBreak/>
+        <w:t>合的双令牌认证方案。</w:t>
+      </w:r>
+      <w:r>
+        <w:rPr>
+          <w:rFonts w:ascii="Times New Roman" w:hAnsi="Times New Roman"/>
+        </w:rPr>
+        <w:t>其中：</w:t>
       </w:r>
     </w:p>
     <w:p>
@@ -4085,19 +4217,13 @@
         <w:rPr>
           <w:rFonts w:ascii="Times New Roman" w:hAnsi="Times New Roman"/>
         </w:rPr>
-        <w:t>（访问令牌）：用于访问受保护的</w:t>
-      </w:r>
-      <w:r>
-        <w:rPr>
-          <w:rFonts w:ascii="Times New Roman" w:hAnsi="Times New Roman"/>
-        </w:rPr>
-        <w:t xml:space="preserve"> API</w:t>
-      </w:r>
-      <w:r>
-        <w:rPr>
-          <w:rFonts w:ascii="Times New Roman" w:hAnsi="Times New Roman"/>
-        </w:rPr>
-        <w:t>，生命周期较短；</w:t>
+        <w:t>（访问令牌）：</w:t>
+      </w:r>
+      <w:r>
+        <w:rPr>
+          <w:rFonts w:ascii="Times New Roman" w:hAnsi="Times New Roman"/>
+        </w:rPr>
+        <w:t>主要用于访问受保护接口，其有效时间相对较短；</w:t>
       </w:r>
     </w:p>
     <w:p>
@@ -4133,14 +4259,7 @@
         <w:rPr>
           <w:rFonts w:ascii="Times New Roman" w:hAnsi="Times New Roman"/>
         </w:rPr>
-        <w:t>过期时获取新的令牌，其生命周期</w:t>
-      </w:r>
-      <w:r>
-        <w:rPr>
-          <w:rFonts w:ascii="Times New Roman" w:hAnsi="Times New Roman"/>
-        </w:rPr>
-        <w:lastRenderedPageBreak/>
-        <w:t>相对较长。</w:t>
+        <w:t>过期时获取新的令牌，其生命周期相对较长。</w:t>
       </w:r>
     </w:p>
     <w:p>
@@ -4226,7 +4345,7 @@
       </w:pPr>
       <w:r>
         <w:rPr>
-          <w:rFonts w:ascii="Times New Roman" w:hAnsi="Times New Roman" w:hint="eastAsia"/>
+          <w:rFonts w:ascii="Times New Roman" w:hAnsi="Times New Roman"/>
         </w:rPr>
         <w:t>当</w:t>
       </w:r>
@@ -4234,25 +4353,79 @@
         <w:rPr>
           <w:rFonts w:ascii="Times New Roman" w:hAnsi="Times New Roman"/>
         </w:rPr>
-        <w:t xml:space="preserve"> Access Token </w:t>
-      </w:r>
-      <w:r>
-        <w:rPr>
-          <w:rFonts w:ascii="Times New Roman" w:hAnsi="Times New Roman"/>
-        </w:rPr>
-        <w:t>过期时，客户端可调用刷新接口并携带</w:t>
-      </w:r>
-      <w:r>
-        <w:rPr>
-          <w:rFonts w:ascii="Times New Roman" w:hAnsi="Times New Roman"/>
-        </w:rPr>
-        <w:t xml:space="preserve"> Refresh Token </w:t>
-      </w:r>
-      <w:r>
-        <w:rPr>
-          <w:rFonts w:ascii="Times New Roman" w:hAnsi="Times New Roman"/>
-        </w:rPr>
-        <w:t>请求新的令牌。服务器首先在</w:t>
+        <w:t>Access Token</w:t>
+      </w:r>
+      <w:r>
+        <w:rPr>
+          <w:rFonts w:ascii="Times New Roman" w:hAnsi="Times New Roman"/>
+        </w:rPr>
+        <w:t>失效后，客户端可以通过刷新接口携带</w:t>
+      </w:r>
+      <w:r>
+        <w:rPr>
+          <w:rFonts w:ascii="Times New Roman" w:hAnsi="Times New Roman"/>
+        </w:rPr>
+        <w:t>Refresh Token</w:t>
+      </w:r>
+      <w:r>
+        <w:rPr>
+          <w:rFonts w:ascii="Times New Roman" w:hAnsi="Times New Roman"/>
+        </w:rPr>
+        <w:t>重新申请新的令牌。服务器会先在</w:t>
+      </w:r>
+      <w:r>
+        <w:rPr>
+          <w:rFonts w:ascii="Times New Roman" w:hAnsi="Times New Roman"/>
+        </w:rPr>
+        <w:t>Redis</w:t>
+      </w:r>
+      <w:r>
+        <w:rPr>
+          <w:rFonts w:ascii="Times New Roman" w:hAnsi="Times New Roman"/>
+        </w:rPr>
+        <w:t>中校验</w:t>
+      </w:r>
+      <w:r>
+        <w:rPr>
+          <w:rFonts w:ascii="Times New Roman" w:hAnsi="Times New Roman"/>
+        </w:rPr>
+        <w:t>Refresh Token</w:t>
+      </w:r>
+      <w:r>
+        <w:rPr>
+          <w:rFonts w:ascii="Times New Roman" w:hAnsi="Times New Roman"/>
+        </w:rPr>
+        <w:t>是否有效，验证成功后再重新签发新的</w:t>
+      </w:r>
+      <w:r>
+        <w:rPr>
+          <w:rFonts w:ascii="Times New Roman" w:hAnsi="Times New Roman"/>
+        </w:rPr>
+        <w:t>Access Token</w:t>
+      </w:r>
+      <w:r>
+        <w:rPr>
+          <w:rFonts w:ascii="Times New Roman" w:hAnsi="Times New Roman"/>
+        </w:rPr>
+        <w:t>与</w:t>
+      </w:r>
+      <w:r>
+        <w:rPr>
+          <w:rFonts w:ascii="Times New Roman" w:hAnsi="Times New Roman"/>
+        </w:rPr>
+        <w:t>Refresh Token</w:t>
+      </w:r>
+      <w:r>
+        <w:rPr>
+          <w:rFonts w:ascii="Times New Roman" w:hAnsi="Times New Roman"/>
+        </w:rPr>
+        <w:t>，</w:t>
+      </w:r>
+      <w:r>
+        <w:rPr>
+          <w:rFonts w:ascii="Times New Roman" w:hAnsi="Times New Roman"/>
+        </w:rPr>
+        <w:t>并更新</w:t>
       </w:r>
       <w:r>
         <w:rPr>
@@ -4264,31 +4437,7 @@
         <w:rPr>
           <w:rFonts w:ascii="Times New Roman" w:hAnsi="Times New Roman"/>
         </w:rPr>
-        <w:t>中验证</w:t>
-      </w:r>
-      <w:r>
-        <w:rPr>
-          <w:rFonts w:ascii="Times New Roman" w:hAnsi="Times New Roman"/>
-        </w:rPr>
-        <w:t xml:space="preserve"> Refresh Token </w:t>
-      </w:r>
-      <w:r>
-        <w:rPr>
-          <w:rFonts w:ascii="Times New Roman" w:hAnsi="Times New Roman"/>
-        </w:rPr>
-        <w:t>的有效性，如果验证通过，则重新生成新的</w:t>
-      </w:r>
-      <w:r>
-        <w:rPr>
-          <w:rFonts w:ascii="Times New Roman" w:hAnsi="Times New Roman"/>
-        </w:rPr>
-        <w:t xml:space="preserve"> Access Token </w:t>
-      </w:r>
-      <w:r>
-        <w:rPr>
-          <w:rFonts w:ascii="Times New Roman" w:hAnsi="Times New Roman"/>
-        </w:rPr>
-        <w:t>和</w:t>
+        <w:t>中存储的</w:t>
       </w:r>
       <w:r>
         <w:rPr>
@@ -4300,30 +4449,6 @@
         <w:rPr>
           <w:rFonts w:ascii="Times New Roman" w:hAnsi="Times New Roman"/>
         </w:rPr>
-        <w:t>，并更新</w:t>
-      </w:r>
-      <w:r>
-        <w:rPr>
-          <w:rFonts w:ascii="Times New Roman" w:hAnsi="Times New Roman"/>
-        </w:rPr>
-        <w:t xml:space="preserve"> Redis </w:t>
-      </w:r>
-      <w:r>
-        <w:rPr>
-          <w:rFonts w:ascii="Times New Roman" w:hAnsi="Times New Roman"/>
-        </w:rPr>
-        <w:t>中存储的</w:t>
-      </w:r>
-      <w:r>
-        <w:rPr>
-          <w:rFonts w:ascii="Times New Roman" w:hAnsi="Times New Roman"/>
-        </w:rPr>
-        <w:t xml:space="preserve"> Refresh Token</w:t>
-      </w:r>
-      <w:r>
-        <w:rPr>
-          <w:rFonts w:ascii="Times New Roman" w:hAnsi="Times New Roman"/>
-        </w:rPr>
         <w:t>，从而实现令牌的滚动刷新（</w:t>
       </w:r>
       <w:r>
@@ -4336,7 +4461,13 @@
         <w:rPr>
           <w:rFonts w:ascii="Times New Roman" w:hAnsi="Times New Roman"/>
         </w:rPr>
-        <w:t>）。这种机制可以在保证用户体验的同时，减少长期令牌被滥用的风险。</w:t>
+        <w:t>）。</w:t>
+      </w:r>
+      <w:r>
+        <w:rPr>
+          <w:rFonts w:ascii="Times New Roman" w:hAnsi="Times New Roman"/>
+        </w:rPr>
+        <w:t>该机制在提升用户使用体验的同时，也能够降低长期令牌被非法利用的风险。</w:t>
       </w:r>
     </w:p>
     <w:p>
@@ -4528,21 +4659,21 @@
       </w:pPr>
       <w:r>
         <w:rPr>
-          <w:rFonts w:ascii="Times New Roman" w:hAnsi="Times New Roman" w:hint="eastAsia"/>
-        </w:rPr>
-        <w:t>相比传统</w:t>
-      </w:r>
-      <w:r>
-        <w:rPr>
-          <w:rFonts w:ascii="Times New Roman" w:hAnsi="Times New Roman"/>
-        </w:rPr>
-        <w:t xml:space="preserve"> Session </w:t>
-      </w:r>
-      <w:r>
-        <w:rPr>
-          <w:rFonts w:ascii="Times New Roman" w:hAnsi="Times New Roman"/>
-        </w:rPr>
-        <w:t>认证方式，该机制具有以下优势：</w:t>
+          <w:rFonts w:ascii="Times New Roman" w:hAnsi="Times New Roman"/>
+        </w:rPr>
+        <w:t>与传统</w:t>
+      </w:r>
+      <w:r>
+        <w:rPr>
+          <w:rFonts w:ascii="Times New Roman" w:hAnsi="Times New Roman"/>
+        </w:rPr>
+        <w:t>Session</w:t>
+      </w:r>
+      <w:r>
+        <w:rPr>
+          <w:rFonts w:ascii="Times New Roman" w:hAnsi="Times New Roman"/>
+        </w:rPr>
+        <w:t>认证模式相比，该认证方案具备以下几个方面的优势：</w:t>
       </w:r>
     </w:p>
     <w:p>
@@ -4594,7 +4725,134 @@
         <w:rPr>
           <w:rFonts w:ascii="Times New Roman" w:hAnsi="Times New Roman" w:hint="eastAsia"/>
         </w:rPr>
-        <w:t>高性能：普通请求只需验证</w:t>
+        <w:t>高性能：</w:t>
+      </w:r>
+      <w:r>
+        <w:rPr>
+          <w:rFonts w:ascii="Times New Roman" w:hAnsi="Times New Roman"/>
+        </w:rPr>
+        <w:t>普通业务请求仅需校验</w:t>
+      </w:r>
+      <w:r>
+        <w:rPr>
+          <w:rFonts w:ascii="Times New Roman" w:hAnsi="Times New Roman"/>
+        </w:rPr>
+        <w:t>JWT</w:t>
+      </w:r>
+      <w:r>
+        <w:rPr>
+          <w:rFonts w:ascii="Times New Roman" w:hAnsi="Times New Roman"/>
+        </w:rPr>
+        <w:t>签名与有效期，无需频繁访问数据库；</w:t>
+      </w:r>
+    </w:p>
+    <w:p>
+      <w:pPr>
+        <w:ind w:firstLine="420"/>
+        <w:rPr>
+          <w:rFonts w:ascii="Times New Roman" w:hAnsi="Times New Roman"/>
+        </w:rPr>
+      </w:pPr>
+      <w:r>
+        <w:rPr>
+          <w:rFonts w:ascii="Times New Roman" w:hAnsi="Times New Roman" w:hint="eastAsia"/>
+        </w:rPr>
+        <w:t>3.</w:t>
+      </w:r>
+      <w:r>
+        <w:rPr>
+          <w:rFonts w:ascii="Times New Roman" w:hAnsi="Times New Roman" w:hint="eastAsia"/>
+        </w:rPr>
+        <w:t>安全性增强：</w:t>
+      </w:r>
+      <w:r>
+        <w:rPr>
+          <w:rFonts w:ascii="Times New Roman" w:hAnsi="Times New Roman"/>
+        </w:rPr>
+        <w:t xml:space="preserve">Refresh Token </w:t>
+      </w:r>
+      <w:r>
+        <w:rPr>
+          <w:rFonts w:ascii="Times New Roman" w:hAnsi="Times New Roman"/>
+        </w:rPr>
+        <w:t>存储在</w:t>
+      </w:r>
+      <w:r>
+        <w:rPr>
+          <w:rFonts w:ascii="Times New Roman" w:hAnsi="Times New Roman"/>
+        </w:rPr>
+        <w:t xml:space="preserve"> Redis </w:t>
+      </w:r>
+      <w:r>
+        <w:rPr>
+          <w:rFonts w:ascii="Times New Roman" w:hAnsi="Times New Roman"/>
+        </w:rPr>
+        <w:t>中统一管理，并通过令牌轮换机制降低令牌泄露风险；</w:t>
+      </w:r>
+    </w:p>
+    <w:p>
+      <w:pPr>
+        <w:ind w:firstLine="420"/>
+        <w:rPr>
+          <w:rFonts w:ascii="Times New Roman" w:hAnsi="Times New Roman"/>
+        </w:rPr>
+      </w:pPr>
+      <w:r>
+        <w:rPr>
+          <w:rFonts w:ascii="Times New Roman" w:hAnsi="Times New Roman"/>
+        </w:rPr>
+        <w:t>4.</w:t>
+      </w:r>
+      <w:r>
+        <w:rPr>
+          <w:rFonts w:ascii="Times New Roman" w:hAnsi="Times New Roman"/>
+        </w:rPr>
+        <w:t>扩展能力较强：</w:t>
+      </w:r>
+      <w:r>
+        <w:rPr>
+          <w:rFonts w:ascii="Times New Roman" w:hAnsi="Times New Roman"/>
+        </w:rPr>
+        <w:t>Redis</w:t>
+      </w:r>
+      <w:r>
+        <w:rPr>
+          <w:rFonts w:ascii="Times New Roman" w:hAnsi="Times New Roman"/>
+        </w:rPr>
+        <w:t>作为高性能缓存组件，能够支持大规模用户会话与令牌管理。</w:t>
+      </w:r>
+    </w:p>
+    <w:p>
+      <w:pPr>
+        <w:ind w:firstLine="420"/>
+        <w:rPr>
+          <w:rFonts w:ascii="Times New Roman" w:hAnsi="Times New Roman"/>
+        </w:rPr>
+      </w:pPr>
+      <w:r>
+        <w:rPr>
+          <w:rFonts w:ascii="Times New Roman" w:hAnsi="Times New Roman" w:hint="eastAsia"/>
+        </w:rPr>
+        <w:t>在系统实现中，后端基于</w:t>
+      </w:r>
+      <w:r>
+        <w:rPr>
+          <w:rFonts w:ascii="Times New Roman" w:hAnsi="Times New Roman"/>
+        </w:rPr>
+        <w:t xml:space="preserve"> Spring Boot </w:t>
+      </w:r>
+      <w:r>
+        <w:rPr>
+          <w:rFonts w:ascii="Times New Roman" w:hAnsi="Times New Roman"/>
+        </w:rPr>
+        <w:t>的过滤器或拦截器机制，对所有受保护接口进</w:t>
+      </w:r>
+      <w:r>
+        <w:rPr>
+          <w:rFonts w:ascii="Times New Roman" w:hAnsi="Times New Roman"/>
+        </w:rPr>
+        <w:lastRenderedPageBreak/>
+        <w:t>行</w:t>
       </w:r>
       <w:r>
         <w:rPr>
@@ -4606,7 +4864,31 @@
         <w:rPr>
           <w:rFonts w:ascii="Times New Roman" w:hAnsi="Times New Roman"/>
         </w:rPr>
-        <w:t>签名，无需访问数据库；</w:t>
+        <w:t>校验；同时通过</w:t>
+      </w:r>
+      <w:r>
+        <w:rPr>
+          <w:rFonts w:ascii="Times New Roman" w:hAnsi="Times New Roman"/>
+        </w:rPr>
+        <w:t xml:space="preserve"> Redis </w:t>
+      </w:r>
+      <w:r>
+        <w:rPr>
+          <w:rFonts w:ascii="Times New Roman" w:hAnsi="Times New Roman"/>
+        </w:rPr>
+        <w:t>管理</w:t>
+      </w:r>
+      <w:r>
+        <w:rPr>
+          <w:rFonts w:ascii="Times New Roman" w:hAnsi="Times New Roman"/>
+        </w:rPr>
+        <w:t xml:space="preserve"> Refresh Token</w:t>
+      </w:r>
+      <w:r>
+        <w:rPr>
+          <w:rFonts w:ascii="Times New Roman" w:hAnsi="Times New Roman"/>
+        </w:rPr>
+        <w:t>，实现用户会话的统一控制。该设计在保证系统性能的同时，也提供了较为安全和灵活的认证方案。</w:t>
       </w:r>
     </w:p>
     <w:p>
@@ -4618,159 +4900,21 @@
       </w:pPr>
       <w:r>
         <w:rPr>
-          <w:rFonts w:ascii="Times New Roman" w:hAnsi="Times New Roman" w:hint="eastAsia"/>
-        </w:rPr>
-        <w:t>3.</w:t>
-      </w:r>
-      <w:r>
-        <w:rPr>
-          <w:rFonts w:ascii="Times New Roman" w:hAnsi="Times New Roman" w:hint="eastAsia"/>
-        </w:rPr>
-        <w:t>安全性增强：</w:t>
-      </w:r>
-      <w:r>
-        <w:rPr>
-          <w:rFonts w:ascii="Times New Roman" w:hAnsi="Times New Roman"/>
-        </w:rPr>
-        <w:t xml:space="preserve">Refresh Token </w:t>
-      </w:r>
-      <w:r>
-        <w:rPr>
-          <w:rFonts w:ascii="Times New Roman" w:hAnsi="Times New Roman"/>
-        </w:rPr>
-        <w:t>存储在</w:t>
-      </w:r>
-      <w:r>
-        <w:rPr>
-          <w:rFonts w:ascii="Times New Roman" w:hAnsi="Times New Roman"/>
-        </w:rPr>
-        <w:t xml:space="preserve"> Redis </w:t>
-      </w:r>
-      <w:r>
-        <w:rPr>
-          <w:rFonts w:ascii="Times New Roman" w:hAnsi="Times New Roman"/>
-        </w:rPr>
-        <w:t>中统一管理，并通过令牌轮换机制降低令牌泄露风险；</w:t>
-      </w:r>
-    </w:p>
-    <w:p>
-      <w:pPr>
-        <w:ind w:firstLine="420"/>
-        <w:rPr>
-          <w:rFonts w:ascii="Times New Roman" w:hAnsi="Times New Roman"/>
-        </w:rPr>
-      </w:pPr>
-      <w:r>
-        <w:rPr>
-          <w:rFonts w:ascii="Times New Roman" w:hAnsi="Times New Roman" w:hint="eastAsia"/>
-        </w:rPr>
-        <w:t>4.</w:t>
-      </w:r>
-      <w:r>
-        <w:rPr>
-          <w:rFonts w:ascii="Times New Roman" w:hAnsi="Times New Roman" w:hint="eastAsia"/>
-        </w:rPr>
-        <w:t>良好的扩展性：</w:t>
-      </w:r>
-      <w:r>
-        <w:rPr>
-          <w:rFonts w:ascii="Times New Roman" w:hAnsi="Times New Roman"/>
-        </w:rPr>
-        <w:t xml:space="preserve">Redis </w:t>
-      </w:r>
-      <w:r>
-        <w:rPr>
-          <w:rFonts w:ascii="Times New Roman" w:hAnsi="Times New Roman"/>
-        </w:rPr>
-        <w:t>作为高性能缓存数据库，可支持大规模用户会话管理。</w:t>
-      </w:r>
-    </w:p>
-    <w:p>
-      <w:pPr>
-        <w:ind w:firstLine="420"/>
-        <w:rPr>
-          <w:rFonts w:ascii="Times New Roman" w:hAnsi="Times New Roman"/>
-        </w:rPr>
-      </w:pPr>
-      <w:r>
-        <w:rPr>
-          <w:rFonts w:ascii="Times New Roman" w:hAnsi="Times New Roman" w:hint="eastAsia"/>
-        </w:rPr>
-        <w:t>在系统实现中，后端基于</w:t>
-      </w:r>
-      <w:r>
-        <w:rPr>
-          <w:rFonts w:ascii="Times New Roman" w:hAnsi="Times New Roman"/>
-        </w:rPr>
-        <w:t xml:space="preserve"> Spring Boot </w:t>
-      </w:r>
-      <w:r>
-        <w:rPr>
-          <w:rFonts w:ascii="Times New Roman" w:hAnsi="Times New Roman"/>
-        </w:rPr>
-        <w:t>的过滤器或拦截器机制，对所有受保护接口进行</w:t>
-      </w:r>
-      <w:r>
-        <w:rPr>
-          <w:rFonts w:ascii="Times New Roman" w:hAnsi="Times New Roman"/>
-        </w:rPr>
-        <w:t xml:space="preserve"> JWT </w:t>
-      </w:r>
-      <w:r>
-        <w:rPr>
-          <w:rFonts w:ascii="Times New Roman" w:hAnsi="Times New Roman"/>
-        </w:rPr>
-        <w:t>校验；同时通过</w:t>
-      </w:r>
-      <w:r>
-        <w:rPr>
-          <w:rFonts w:ascii="Times New Roman" w:hAnsi="Times New Roman"/>
-        </w:rPr>
-        <w:t xml:space="preserve"> Redis </w:t>
-      </w:r>
-      <w:r>
-        <w:rPr>
-          <w:rFonts w:ascii="Times New Roman" w:hAnsi="Times New Roman"/>
-        </w:rPr>
-        <w:t>管理</w:t>
-      </w:r>
-      <w:r>
-        <w:rPr>
-          <w:rFonts w:ascii="Times New Roman" w:hAnsi="Times New Roman"/>
-        </w:rPr>
-        <w:t xml:space="preserve"> Refresh Token</w:t>
-      </w:r>
-      <w:r>
-        <w:rPr>
-          <w:rFonts w:ascii="Times New Roman" w:hAnsi="Times New Roman"/>
-        </w:rPr>
-        <w:t>，实现用户会话的统一控制。该设计在保证系统性能的同时，也提供了较为安全和灵活的认证方案。</w:t>
-      </w:r>
-    </w:p>
-    <w:p>
-      <w:pPr>
-        <w:ind w:firstLine="420"/>
-        <w:rPr>
-          <w:rFonts w:ascii="Times New Roman" w:hAnsi="Times New Roman"/>
-        </w:rPr>
-      </w:pPr>
-      <w:r>
-        <w:rPr>
-          <w:rFonts w:ascii="Times New Roman" w:hAnsi="Times New Roman" w:hint="eastAsia"/>
+          <w:rFonts w:ascii="Times New Roman" w:hAnsi="Times New Roman"/>
         </w:rPr>
         <w:t>表</w:t>
       </w:r>
       <w:r>
         <w:rPr>
-          <w:rFonts w:ascii="Times New Roman" w:hAnsi="Times New Roman" w:hint="eastAsia"/>
+          <w:rFonts w:ascii="Times New Roman" w:hAnsi="Times New Roman"/>
         </w:rPr>
         <w:t>2-1</w:t>
       </w:r>
       <w:r>
         <w:rPr>
-          <w:rFonts w:ascii="Times New Roman" w:hAnsi="Times New Roman" w:hint="eastAsia"/>
-        </w:rPr>
-        <w:t>总结了前文关键技术的优缺点与适用场景：</w:t>
+          <w:rFonts w:ascii="Times New Roman" w:hAnsi="Times New Roman"/>
+        </w:rPr>
+        <w:t>对上述关键技术的优缺点及适用场景进行了总结：</w:t>
       </w:r>
     </w:p>
     <w:p>
@@ -4791,7 +4935,6 @@
           <w:sz w:val="21"/>
           <w:szCs w:val="21"/>
         </w:rPr>
-        <w:lastRenderedPageBreak/>
         <w:t xml:space="preserve">表 </w:t>
       </w:r>
       <w:r>
@@ -5365,22 +5508,43 @@
             </w:pPr>
             <w:r>
               <w:rPr>
+                <w:rFonts w:ascii="Times New Roman" w:hAnsi="Times New Roman"/>
+                <w:sz w:val="24"/>
+              </w:rPr>
+              <w:t>适用于构建交互式前端页面及前后端分离类型项目。</w:t>
+            </w:r>
+          </w:p>
+        </w:tc>
+      </w:tr>
+      <w:tr>
+        <w:tc>
+          <w:tcPr>
+            <w:cnfStyle w:val="001000000000" w:firstRow="0" w:lastRow="0" w:firstColumn="1" w:lastColumn="0" w:oddVBand="0" w:evenVBand="0" w:oddHBand="0" w:evenHBand="0" w:firstRowFirstColumn="0" w:firstRowLastColumn="0" w:lastRowFirstColumn="0" w:lastRowLastColumn="0"/>
+            <w:tcW w:w="2074" w:type="dxa"/>
+          </w:tcPr>
+          <w:p>
+            <w:pPr>
+              <w:rPr>
+                <w:rFonts w:ascii="Times New Roman" w:hAnsi="Times New Roman"/>
+                <w:sz w:val="24"/>
+              </w:rPr>
+            </w:pPr>
+            <w:r>
+              <w:rPr>
                 <w:rFonts w:ascii="Times New Roman" w:hAnsi="Times New Roman" w:hint="eastAsia"/>
                 <w:sz w:val="24"/>
               </w:rPr>
-              <w:t>构建交互式前端应用，前后端分离项目。</w:t>
-            </w:r>
-          </w:p>
-        </w:tc>
-      </w:tr>
-      <w:tr>
-        <w:tc>
-          <w:tcPr>
-            <w:cnfStyle w:val="001000000000" w:firstRow="0" w:lastRow="0" w:firstColumn="1" w:lastColumn="0" w:oddVBand="0" w:evenVBand="0" w:oddHBand="0" w:evenHBand="0" w:firstRowFirstColumn="0" w:firstRowLastColumn="0" w:lastRowFirstColumn="0" w:lastRowLastColumn="0"/>
+              <w:t>JWT+Redis</w:t>
+            </w:r>
+          </w:p>
+        </w:tc>
+        <w:tc>
+          <w:tcPr>
             <w:tcW w:w="2074" w:type="dxa"/>
           </w:tcPr>
           <w:p>
             <w:pPr>
+              <w:cnfStyle w:val="000000000000" w:firstRow="0" w:lastRow="0" w:firstColumn="0" w:lastColumn="0" w:oddVBand="0" w:evenVBand="0" w:oddHBand="0" w:evenHBand="0" w:firstRowFirstColumn="0" w:firstRowLastColumn="0" w:lastRowFirstColumn="0" w:lastRowLastColumn="0"/>
               <w:rPr>
                 <w:rFonts w:ascii="Times New Roman" w:hAnsi="Times New Roman"/>
                 <w:sz w:val="24"/>
@@ -5391,70 +5555,84 @@
                 <w:rFonts w:ascii="Times New Roman" w:hAnsi="Times New Roman" w:hint="eastAsia"/>
                 <w:sz w:val="24"/>
               </w:rPr>
-              <w:t>JWT+Redis</w:t>
-            </w:r>
-          </w:p>
-        </w:tc>
-        <w:tc>
-          <w:tcPr>
-            <w:tcW w:w="2074" w:type="dxa"/>
-          </w:tcPr>
-          <w:p>
-            <w:pPr>
-              <w:cnfStyle w:val="000000000000" w:firstRow="0" w:lastRow="0" w:firstColumn="0" w:lastColumn="0" w:oddVBand="0" w:evenVBand="0" w:oddHBand="0" w:evenHBand="0" w:firstRowFirstColumn="0" w:firstRowLastColumn="0" w:lastRowFirstColumn="0" w:lastRowLastColumn="0"/>
+              <w:t>无状态认证，扩展性强；</w:t>
+            </w:r>
+            <w:r>
               <w:rPr>
                 <w:rFonts w:ascii="Times New Roman" w:hAnsi="Times New Roman"/>
                 <w:sz w:val="24"/>
               </w:rPr>
-            </w:pPr>
+              <w:t xml:space="preserve">Access Token </w:t>
+            </w:r>
+            <w:r>
+              <w:rPr>
+                <w:rFonts w:ascii="Times New Roman" w:hAnsi="Times New Roman"/>
+                <w:sz w:val="24"/>
+              </w:rPr>
+              <w:t>验证速度快；</w:t>
+            </w:r>
+            <w:r>
+              <w:rPr>
+                <w:rFonts w:ascii="Times New Roman" w:hAnsi="Times New Roman"/>
+                <w:sz w:val="24"/>
+              </w:rPr>
+              <w:t xml:space="preserve">Redis </w:t>
+            </w:r>
+            <w:r>
+              <w:rPr>
+                <w:rFonts w:ascii="Times New Roman" w:hAnsi="Times New Roman"/>
+                <w:sz w:val="24"/>
+              </w:rPr>
+              <w:t>管理</w:t>
+            </w:r>
+            <w:r>
+              <w:rPr>
+                <w:rFonts w:ascii="Times New Roman" w:hAnsi="Times New Roman"/>
+                <w:sz w:val="24"/>
+              </w:rPr>
+              <w:t xml:space="preserve"> Refresh Token </w:t>
+            </w:r>
+            <w:r>
+              <w:rPr>
+                <w:rFonts w:ascii="Times New Roman" w:hAnsi="Times New Roman"/>
+                <w:sz w:val="24"/>
+              </w:rPr>
+              <w:t>可实现会话控制与令牌刷新机制</w:t>
+            </w:r>
             <w:r>
               <w:rPr>
                 <w:rFonts w:ascii="Times New Roman" w:hAnsi="Times New Roman" w:hint="eastAsia"/>
                 <w:sz w:val="24"/>
               </w:rPr>
-              <w:t>无状态认证，扩展性强；</w:t>
-            </w:r>
-            <w:r>
+              <w:t>。</w:t>
+            </w:r>
+          </w:p>
+        </w:tc>
+        <w:tc>
+          <w:tcPr>
+            <w:tcW w:w="2074" w:type="dxa"/>
+          </w:tcPr>
+          <w:p>
+            <w:pPr>
+              <w:cnfStyle w:val="000000000000" w:firstRow="0" w:lastRow="0" w:firstColumn="0" w:lastColumn="0" w:oddVBand="0" w:evenVBand="0" w:oddHBand="0" w:evenHBand="0" w:firstRowFirstColumn="0" w:firstRowLastColumn="0" w:lastRowFirstColumn="0" w:lastRowLastColumn="0"/>
               <w:rPr>
                 <w:rFonts w:ascii="Times New Roman" w:hAnsi="Times New Roman"/>
                 <w:sz w:val="24"/>
               </w:rPr>
-              <w:t xml:space="preserve">Access Token </w:t>
-            </w:r>
+            </w:pPr>
             <w:r>
               <w:rPr>
                 <w:rFonts w:ascii="Times New Roman" w:hAnsi="Times New Roman"/>
                 <w:sz w:val="24"/>
               </w:rPr>
-              <w:t>验证速度快；</w:t>
+              <w:t xml:space="preserve">Refresh Token </w:t>
             </w:r>
             <w:r>
               <w:rPr>
                 <w:rFonts w:ascii="Times New Roman" w:hAnsi="Times New Roman"/>
                 <w:sz w:val="24"/>
               </w:rPr>
-              <w:t xml:space="preserve">Redis </w:t>
-            </w:r>
-            <w:r>
-              <w:rPr>
-                <w:rFonts w:ascii="Times New Roman" w:hAnsi="Times New Roman"/>
-                <w:sz w:val="24"/>
-              </w:rPr>
-              <w:t>管理</w:t>
-            </w:r>
-            <w:r>
-              <w:rPr>
-                <w:rFonts w:ascii="Times New Roman" w:hAnsi="Times New Roman"/>
-                <w:sz w:val="24"/>
-              </w:rPr>
-              <w:t xml:space="preserve"> Refresh Token </w:t>
-            </w:r>
-            <w:r>
-              <w:rPr>
-                <w:rFonts w:ascii="Times New Roman" w:hAnsi="Times New Roman"/>
-                <w:sz w:val="24"/>
-              </w:rPr>
-              <w:t>可实现会话控制与令牌刷新机制</w:t>
+              <w:t>泄露需额外保护</w:t>
             </w:r>
             <w:r>
               <w:rPr>
@@ -5471,41 +5649,6 @@
           </w:tcPr>
           <w:p>
             <w:pPr>
-              <w:cnfStyle w:val="000000000000" w:firstRow="0" w:lastRow="0" w:firstColumn="0" w:lastColumn="0" w:oddVBand="0" w:evenVBand="0" w:oddHBand="0" w:evenHBand="0" w:firstRowFirstColumn="0" w:firstRowLastColumn="0" w:lastRowFirstColumn="0" w:lastRowLastColumn="0"/>
-              <w:rPr>
-                <w:rFonts w:ascii="Times New Roman" w:hAnsi="Times New Roman"/>
-                <w:sz w:val="24"/>
-              </w:rPr>
-            </w:pPr>
-            <w:r>
-              <w:rPr>
-                <w:rFonts w:ascii="Times New Roman" w:hAnsi="Times New Roman"/>
-                <w:sz w:val="24"/>
-              </w:rPr>
-              <w:t xml:space="preserve">Refresh Token </w:t>
-            </w:r>
-            <w:r>
-              <w:rPr>
-                <w:rFonts w:ascii="Times New Roman" w:hAnsi="Times New Roman"/>
-                <w:sz w:val="24"/>
-              </w:rPr>
-              <w:t>泄露需额外保护</w:t>
-            </w:r>
-            <w:r>
-              <w:rPr>
-                <w:rFonts w:ascii="Times New Roman" w:hAnsi="Times New Roman" w:hint="eastAsia"/>
-                <w:sz w:val="24"/>
-              </w:rPr>
-              <w:t>。</w:t>
-            </w:r>
-          </w:p>
-        </w:tc>
-        <w:tc>
-          <w:tcPr>
-            <w:tcW w:w="2074" w:type="dxa"/>
-          </w:tcPr>
-          <w:p>
-            <w:pPr>
               <w:keepNext/>
               <w:cnfStyle w:val="000000000000" w:firstRow="0" w:lastRow="0" w:firstColumn="0" w:lastColumn="0" w:oddVBand="0" w:evenVBand="0" w:oddHBand="0" w:evenHBand="0" w:firstRowFirstColumn="0" w:firstRowLastColumn="0" w:lastRowFirstColumn="0" w:lastRowLastColumn="0"/>
               <w:rPr>
@@ -5515,10 +5658,10 @@
             </w:pPr>
             <w:r>
               <w:rPr>
-                <w:rFonts w:ascii="Times New Roman" w:hAnsi="Times New Roman" w:hint="eastAsia"/>
+                <w:rFonts w:ascii="Times New Roman" w:hAnsi="Times New Roman"/>
                 <w:sz w:val="24"/>
               </w:rPr>
-              <w:t>前后端分离系统、分布式系统认证</w:t>
+              <w:t>适用于前后端分离架构以及分布式系统中的身份认证场景</w:t>
             </w:r>
           </w:p>
         </w:tc>
@@ -5557,9 +5700,22 @@
       </w:pPr>
       <w:r>
         <w:rPr>
-          <w:rFonts w:ascii="Times New Roman" w:hAnsi="Times New Roman" w:hint="eastAsia"/>
-        </w:rPr>
-        <w:t>时间序列预测是依据历史数据对未来进行估计的技术，在挂号量等与时间相关的序列预测中应用广泛。下面介绍基本概念和</w:t>
+          <w:rFonts w:ascii="Times New Roman" w:hAnsi="Times New Roman"/>
+        </w:rPr>
+        <w:t>时间序列预测是一种基于历史数据变化规律对未来趋势进行估计的方法，在挂号量等</w:t>
+      </w:r>
+      <w:r>
+        <w:rPr>
+          <w:rFonts w:ascii="Times New Roman" w:hAnsi="Times New Roman"/>
+        </w:rPr>
+        <w:lastRenderedPageBreak/>
+        <w:t>时间相关数据预测中具有广泛应用。</w:t>
+      </w:r>
+      <w:r>
+        <w:rPr>
+          <w:rFonts w:ascii="Times New Roman" w:hAnsi="Times New Roman" w:hint="eastAsia"/>
+        </w:rPr>
+        <w:t>下面介绍基本概念和</w:t>
       </w:r>
       <w:r>
         <w:rPr>
@@ -5589,7 +5745,6 @@
         <w:rPr>
           <w:rFonts w:ascii="Times New Roman" w:hAnsi="Times New Roman" w:hint="eastAsia"/>
         </w:rPr>
-        <w:lastRenderedPageBreak/>
         <w:t>时间序列预测基本概念</w:t>
       </w:r>
     </w:p>
@@ -5602,9 +5757,15 @@
       </w:pPr>
       <w:r>
         <w:rPr>
-          <w:rFonts w:ascii="Times New Roman" w:hAnsi="Times New Roman" w:hint="eastAsia"/>
-        </w:rPr>
-        <w:t>时间序列指按照时间顺序记录的数据序列，例如每天或每月的门诊挂号量。时间序列预测旨在揭示数据的时间依赖结构并预测未来值，常用于医务人员排班和资源调度</w:t>
+          <w:rFonts w:ascii="Times New Roman" w:hAnsi="Times New Roman"/>
+        </w:rPr>
+        <w:t>时间序列是按照时间先后顺序排列形成的数据集合，例如每日或每月的门诊挂号人数。</w:t>
+      </w:r>
+      <w:r>
+        <w:rPr>
+          <w:rFonts w:ascii="Times New Roman" w:hAnsi="Times New Roman" w:hint="eastAsia"/>
+        </w:rPr>
+        <w:t>时间序列预测旨在揭示数据的时间依赖结构并预测未来值，常用于医务人员排班和资源调度</w:t>
       </w:r>
       <w:r>
         <w:rPr>
@@ -5720,43 +5881,55 @@
         <w:rPr>
           <w:rFonts w:ascii="Times New Roman" w:hAnsi="Times New Roman" w:hint="eastAsia"/>
         </w:rPr>
-        <w:t>。基本流程包括：数据预处理（处理缺失值、异常值；对时间进行切片，如日、周、月级别等）、特征工程（构造时间特征、节假日指标等）、模型建立（选定统计或机器学习模型）、评估验证。常用指标有</w:t>
-      </w:r>
-      <w:r>
-        <w:rPr>
-          <w:rFonts w:ascii="Times New Roman" w:hAnsi="Times New Roman" w:hint="eastAsia"/>
+        <w:t>。基本流程包括：数据预处理（处理缺失值、异常值；对时间进行切片，如日、周、月级别等）、特征工程（构造时间特征、节假日指标等）、模型建立（选定统计或机器学习模型）、评估验证。</w:t>
+      </w:r>
+      <w:r>
+        <w:rPr>
+          <w:rFonts w:ascii="Times New Roman" w:hAnsi="Times New Roman"/>
+        </w:rPr>
+        <w:t>常见评估指标包括</w:t>
+      </w:r>
+      <w:r>
+        <w:rPr>
+          <w:rFonts w:ascii="Times New Roman" w:hAnsi="Times New Roman"/>
         </w:rPr>
         <w:t>MAE</w:t>
       </w:r>
       <w:r>
         <w:rPr>
-          <w:rFonts w:ascii="Times New Roman" w:hAnsi="Times New Roman" w:hint="eastAsia"/>
+          <w:rFonts w:ascii="Times New Roman" w:hAnsi="Times New Roman"/>
         </w:rPr>
         <w:t>（平均绝对误差）、</w:t>
       </w:r>
       <w:r>
         <w:rPr>
-          <w:rFonts w:ascii="Times New Roman" w:hAnsi="Times New Roman" w:hint="eastAsia"/>
+          <w:rFonts w:ascii="Times New Roman" w:hAnsi="Times New Roman"/>
         </w:rPr>
         <w:t>RMSE</w:t>
       </w:r>
       <w:r>
         <w:rPr>
-          <w:rFonts w:ascii="Times New Roman" w:hAnsi="Times New Roman" w:hint="eastAsia"/>
-        </w:rPr>
-        <w:t>（均方根误差）、</w:t>
-      </w:r>
-      <w:r>
-        <w:rPr>
-          <w:rFonts w:ascii="Times New Roman" w:hAnsi="Times New Roman" w:hint="eastAsia"/>
+          <w:rFonts w:ascii="Times New Roman" w:hAnsi="Times New Roman"/>
+        </w:rPr>
+        <w:t>（均方根误差）以及</w:t>
+      </w:r>
+      <w:r>
+        <w:rPr>
+          <w:rFonts w:ascii="Times New Roman" w:hAnsi="Times New Roman"/>
         </w:rPr>
         <w:t>MAPE</w:t>
       </w:r>
       <w:r>
         <w:rPr>
-          <w:rFonts w:ascii="Times New Roman" w:hAnsi="Times New Roman" w:hint="eastAsia"/>
-        </w:rPr>
-        <w:t>（平均绝对百分比误差）等，用于衡量预测准确度。此外，还要考虑模型上线后的更新策略，如定期重训练模型或使用在线学习等。</w:t>
+          <w:rFonts w:ascii="Times New Roman" w:hAnsi="Times New Roman"/>
+        </w:rPr>
+        <w:t>（平均绝对百分比误差）等，主要用于评价模型预测结果的准确程度。</w:t>
+      </w:r>
+      <w:r>
+        <w:rPr>
+          <w:rFonts w:ascii="Times New Roman" w:hAnsi="Times New Roman" w:hint="eastAsia"/>
+        </w:rPr>
+        <w:t>此外，还要考虑模型上线后的更新策略，如定期重训练模型或使用在线学习等。</w:t>
       </w:r>
     </w:p>
     <w:p>
@@ -5812,7 +5985,7 @@
         <w:rPr>
           <w:rFonts w:ascii="Times New Roman" w:hAnsi="Times New Roman"/>
         </w:rPr>
-        <w:t>）模型是一类经典的时间序列预测模型，由自回归（</w:t>
+        <w:t>）是一种经典时间序列预测模型，其结构主要由自回归（</w:t>
       </w:r>
       <w:r>
         <w:rPr>
@@ -5836,7 +6009,7 @@
         <w:rPr>
           <w:rFonts w:ascii="Times New Roman" w:hAnsi="Times New Roman"/>
         </w:rPr>
-        <w:t>）和移动平均（</w:t>
+        <w:t>）以及移动平均（</w:t>
       </w:r>
       <w:r>
         <w:rPr>
@@ -5848,13 +6021,19 @@
         <w:rPr>
           <w:rFonts w:ascii="Times New Roman" w:hAnsi="Times New Roman"/>
         </w:rPr>
-        <w:t>）三部分组成。其推广形式</w:t>
-      </w:r>
-      <w:r>
-        <w:rPr>
-          <w:rFonts w:ascii="Times New Roman" w:hAnsi="Times New Roman" w:hint="eastAsia"/>
-        </w:rPr>
-        <w:t>S</w:t>
+        <w:t>）三个部分构成。其扩展形式</w:t>
+      </w:r>
+      <w:r>
+        <w:rPr>
+          <w:rFonts w:ascii="Times New Roman" w:hAnsi="Times New Roman"/>
+        </w:rPr>
+        <w:t>SARIMA</w:t>
+      </w:r>
+      <w:r>
+        <w:rPr>
+          <w:rFonts w:ascii="Times New Roman" w:hAnsi="Times New Roman"/>
+        </w:rPr>
+        <w:t>（季节性</w:t>
       </w:r>
       <w:r>
         <w:rPr>
@@ -5866,59 +6045,13 @@
         <w:rPr>
           <w:rFonts w:ascii="Times New Roman" w:hAnsi="Times New Roman"/>
         </w:rPr>
-        <w:t>（季节性</w:t>
-      </w:r>
-      <w:r>
-        <w:rPr>
-          <w:rFonts w:ascii="Times New Roman" w:hAnsi="Times New Roman"/>
-        </w:rPr>
-        <w:t>ARIMA</w:t>
-      </w:r>
-      <w:r>
-        <w:rPr>
-          <w:rFonts w:ascii="Times New Roman" w:hAnsi="Times New Roman"/>
-        </w:rPr>
-        <w:t>）还能处理带有周期性变化的序列</w:t>
-      </w:r>
-      <w:r>
-        <w:rPr>
-          <w:rFonts w:ascii="Times New Roman" w:hAnsi="Times New Roman"/>
-          <w:vertAlign w:val="superscript"/>
-        </w:rPr>
-        <w:fldChar w:fldCharType="begin"/>
-      </w:r>
-      <w:r>
-        <w:rPr>
-          <w:rFonts w:ascii="Times New Roman" w:hAnsi="Times New Roman"/>
-          <w:vertAlign w:val="superscript"/>
-        </w:rPr>
-        <w:instrText xml:space="preserve"> REF _Ref226997871 \r \h  \* MERGEFORMAT </w:instrText>
-      </w:r>
-      <w:r>
-        <w:rPr>
-          <w:rFonts w:ascii="Times New Roman" w:hAnsi="Times New Roman"/>
-          <w:vertAlign w:val="superscript"/>
-        </w:rPr>
-      </w:r>
-      <w:r>
-        <w:rPr>
-          <w:rFonts w:ascii="Times New Roman" w:hAnsi="Times New Roman"/>
-          <w:vertAlign w:val="superscript"/>
-        </w:rPr>
-        <w:fldChar w:fldCharType="separate"/>
-      </w:r>
-      <w:r>
-        <w:rPr>
-          <w:rFonts w:ascii="Times New Roman" w:hAnsi="Times New Roman"/>
-          <w:vertAlign w:val="superscript"/>
-        </w:rPr>
-        <w:fldChar w:fldCharType="end"/>
-      </w:r>
-      <w:r>
-        <w:rPr>
-          <w:rFonts w:ascii="Times New Roman" w:hAnsi="Times New Roman"/>
-        </w:rPr>
-        <w:t>。建立</w:t>
+        <w:t>）还能够对具有周期性波动特征的时间序列进行建模分析。</w:t>
+      </w:r>
+      <w:r>
+        <w:rPr>
+          <w:rFonts w:ascii="Times New Roman" w:hAnsi="Times New Roman"/>
+        </w:rPr>
+        <w:t>建立</w:t>
       </w:r>
       <w:r>
         <w:rPr>
@@ -5956,7 +6089,13 @@
         <w:rPr>
           <w:rFonts w:ascii="Times New Roman" w:hAnsi="Times New Roman"/>
         </w:rPr>
-        <w:t>：首先检查序列是否平稳。可使用</w:t>
+        <w:t>：首先检查序列是否平稳。可使</w:t>
+      </w:r>
+      <w:r>
+        <w:rPr>
+          <w:rFonts w:ascii="Times New Roman" w:hAnsi="Times New Roman"/>
+        </w:rPr>
+        <w:t>通常可采用</w:t>
       </w:r>
       <w:r>
         <w:rPr>
@@ -5968,7 +6107,7 @@
         <w:rPr>
           <w:rFonts w:ascii="Times New Roman" w:hAnsi="Times New Roman"/>
         </w:rPr>
-        <w:t>检验（</w:t>
+        <w:t>（</w:t>
       </w:r>
       <w:r>
         <w:rPr>
@@ -5980,7 +6119,13 @@
         <w:rPr>
           <w:rFonts w:ascii="Times New Roman" w:hAnsi="Times New Roman"/>
         </w:rPr>
-        <w:t>），若不平稳需要进行差分。差分次数</w:t>
+        <w:t>）检验判断序列平稳性，若序列不平稳，则需要进行差分处理。</w:t>
+      </w:r>
+      <w:r>
+        <w:rPr>
+          <w:rFonts w:ascii="Times New Roman" w:hAnsi="Times New Roman"/>
+        </w:rPr>
+        <w:t>差分次数</w:t>
       </w:r>
       <w:r>
         <w:rPr>
@@ -6004,7 +6149,13 @@
         <w:rPr>
           <w:rFonts w:ascii="Times New Roman" w:hAnsi="Times New Roman"/>
         </w:rPr>
-        <w:t>部分的阶数。例如，一阶差分可去除线性趋势；若序列有季节性，则进行季节差分。</w:t>
+        <w:t>部分的阶数。</w:t>
+      </w:r>
+      <w:r>
+        <w:rPr>
+          <w:rFonts w:ascii="Times New Roman" w:hAnsi="Times New Roman"/>
+        </w:rPr>
+        <w:t>例如，通过一阶差分可消除数据中的线性趋势；若数据存在明显季节周期，则需采用季节差分。</w:t>
       </w:r>
     </w:p>
     <w:p>
@@ -6030,7 +6181,13 @@
         <w:rPr>
           <w:rFonts w:ascii="Times New Roman" w:hAnsi="Times New Roman"/>
         </w:rPr>
-        <w:t>：通过序列的自相关函数（</w:t>
+        <w:t>：</w:t>
+      </w:r>
+      <w:r>
+        <w:rPr>
+          <w:rFonts w:ascii="Times New Roman" w:hAnsi="Times New Roman"/>
+        </w:rPr>
+        <w:t>通过分析自相关函数（</w:t>
       </w:r>
       <w:r>
         <w:rPr>
@@ -6042,7 +6199,7 @@
         <w:rPr>
           <w:rFonts w:ascii="Times New Roman" w:hAnsi="Times New Roman"/>
         </w:rPr>
-        <w:t>）和偏自相关函数（</w:t>
+        <w:t>）与偏自相关函数（</w:t>
       </w:r>
       <w:r>
         <w:rPr>
@@ -6054,7 +6211,7 @@
         <w:rPr>
           <w:rFonts w:ascii="Times New Roman" w:hAnsi="Times New Roman"/>
         </w:rPr>
-        <w:t>）图来判断</w:t>
+        <w:t>）图，确定</w:t>
       </w:r>
       <w:r>
         <w:rPr>
@@ -6066,7 +6223,7 @@
         <w:rPr>
           <w:rFonts w:ascii="Times New Roman" w:hAnsi="Times New Roman"/>
         </w:rPr>
-        <w:t>阶数</w:t>
+        <w:t>部分阶数</w:t>
       </w:r>
       <w:r>
         <w:rPr>
@@ -6078,7 +6235,7 @@
         <w:rPr>
           <w:rFonts w:ascii="Times New Roman" w:hAnsi="Times New Roman"/>
         </w:rPr>
-        <w:t>和</w:t>
+        <w:t>以及</w:t>
       </w:r>
       <w:r>
         <w:rPr>
@@ -6090,7 +6247,7 @@
         <w:rPr>
           <w:rFonts w:ascii="Times New Roman" w:hAnsi="Times New Roman"/>
         </w:rPr>
-        <w:t>阶数</w:t>
+        <w:t>部分阶数</w:t>
       </w:r>
       <w:r>
         <w:rPr>
@@ -6102,7 +6259,7 @@
         <w:rPr>
           <w:rFonts w:ascii="Times New Roman" w:hAnsi="Times New Roman"/>
         </w:rPr>
-        <w:t>。一般规则是：</w:t>
+        <w:t>。一般情况下：通常</w:t>
       </w:r>
       <w:r>
         <w:rPr>
@@ -6126,7 +6283,7 @@
         <w:rPr>
           <w:rFonts w:ascii="Times New Roman" w:hAnsi="Times New Roman"/>
         </w:rPr>
-        <w:t>中截尾、</w:t>
+        <w:t>图中表现为截尾，而</w:t>
       </w:r>
       <w:r>
         <w:rPr>
@@ -6138,7 +6295,7 @@
         <w:rPr>
           <w:rFonts w:ascii="Times New Roman" w:hAnsi="Times New Roman"/>
         </w:rPr>
-        <w:t>模型在</w:t>
+        <w:t>模型则在</w:t>
       </w:r>
       <w:r>
         <w:rPr>
@@ -6150,7 +6307,7 @@
         <w:rPr>
           <w:rFonts w:ascii="Times New Roman" w:hAnsi="Times New Roman"/>
         </w:rPr>
-        <w:t>截尾。</w:t>
+        <w:t>图中呈现截尾特征。</w:t>
       </w:r>
       <w:r>
         <w:rPr>
@@ -6200,7 +6357,19 @@
         <w:rPr>
           <w:rFonts w:ascii="Times New Roman" w:hAnsi="Times New Roman"/>
         </w:rPr>
-        <w:t>：采用最小二乘或极大似然法估计模型参数。现代工具（如</w:t>
+        <w:t>：</w:t>
+      </w:r>
+      <w:r>
+        <w:rPr>
+          <w:rFonts w:ascii="Times New Roman" w:hAnsi="Times New Roman"/>
+        </w:rPr>
+        <w:t>通常采用最小二乘法或极大似然估计方法完成模型参数求解。</w:t>
+      </w:r>
+      <w:r>
+        <w:rPr>
+          <w:rFonts w:ascii="Times New Roman" w:hAnsi="Times New Roman"/>
+        </w:rPr>
+        <w:t>现代工具（如</w:t>
       </w:r>
       <w:r>
         <w:rPr>
@@ -6288,7 +6457,13 @@
         <w:rPr>
           <w:rFonts w:ascii="Times New Roman" w:hAnsi="Times New Roman"/>
         </w:rPr>
-        <w:t>：可根据</w:t>
+        <w:t>：</w:t>
+      </w:r>
+      <w:r>
+        <w:rPr>
+          <w:rFonts w:ascii="Times New Roman" w:hAnsi="Times New Roman"/>
+        </w:rPr>
+        <w:t>依据</w:t>
       </w:r>
       <w:r>
         <w:rPr>
@@ -6312,7 +6487,14 @@
         <w:rPr>
           <w:rFonts w:ascii="Times New Roman" w:hAnsi="Times New Roman"/>
         </w:rPr>
-        <w:t>等信息准则比较不同模型，选择拟合误差和参数数目综合最优的方案。</w:t>
+        <w:t>等信息准则对不同模型进行比较，从而选取在拟合效</w:t>
+      </w:r>
+      <w:r>
+        <w:rPr>
+          <w:rFonts w:ascii="Times New Roman" w:hAnsi="Times New Roman"/>
+        </w:rPr>
+        <w:lastRenderedPageBreak/>
+        <w:t>果与模型复杂度之间较优的方案。</w:t>
       </w:r>
     </w:p>
     <w:p>
@@ -6326,7 +6508,7 @@
         <w:rPr>
           <w:rFonts w:ascii="Times New Roman" w:hAnsi="Times New Roman"/>
         </w:rPr>
-        <w:t>在模型选择过程中，常采用信息准则进行评价。常用指标包括赤池信息准则（</w:t>
+        <w:t>在模型筛选阶段，通常会借助信息准则对模型进行综合评价。常见的信息准则主要包括赤池信息准则（</w:t>
       </w:r>
       <w:r>
         <w:rPr>
@@ -6338,7 +6520,7 @@
         <w:rPr>
           <w:rFonts w:ascii="Times New Roman" w:hAnsi="Times New Roman"/>
         </w:rPr>
-        <w:t>）与贝叶斯信息准则（</w:t>
+        <w:t>）以及贝叶斯信息准则（</w:t>
       </w:r>
       <w:r>
         <w:rPr>
@@ -6350,43 +6532,31 @@
         <w:rPr>
           <w:rFonts w:ascii="Times New Roman" w:hAnsi="Times New Roman"/>
         </w:rPr>
-        <w:t>），其计算公式如下</w:t>
-      </w:r>
-      <w:r>
-        <w:rPr>
-          <w:rFonts w:ascii="Times New Roman" w:hAnsi="Times New Roman" w:hint="eastAsia"/>
-        </w:rPr>
-        <w:t>（</w:t>
-      </w:r>
-      <w:r>
-        <w:rPr>
-          <w:rFonts w:ascii="Times New Roman" w:hAnsi="Times New Roman" w:hint="eastAsia"/>
+        <w:t>），其表达式如公式（</w:t>
+      </w:r>
+      <w:r>
+        <w:rPr>
+          <w:rFonts w:ascii="Times New Roman" w:hAnsi="Times New Roman"/>
         </w:rPr>
         <w:t>2-1</w:t>
       </w:r>
       <w:r>
         <w:rPr>
-          <w:rFonts w:ascii="Times New Roman" w:hAnsi="Times New Roman" w:hint="eastAsia"/>
-        </w:rPr>
-        <w:t>）（</w:t>
-      </w:r>
-      <w:r>
-        <w:rPr>
-          <w:rFonts w:ascii="Times New Roman" w:hAnsi="Times New Roman" w:hint="eastAsia"/>
+          <w:rFonts w:ascii="Times New Roman" w:hAnsi="Times New Roman"/>
+        </w:rPr>
+        <w:t>）和（</w:t>
+      </w:r>
+      <w:r>
+        <w:rPr>
+          <w:rFonts w:ascii="Times New Roman" w:hAnsi="Times New Roman"/>
         </w:rPr>
         <w:t>2-2</w:t>
       </w:r>
       <w:r>
         <w:rPr>
-          <w:rFonts w:ascii="Times New Roman" w:hAnsi="Times New Roman" w:hint="eastAsia"/>
-        </w:rPr>
-        <w:t>）</w:t>
-      </w:r>
-      <w:r>
-        <w:rPr>
-          <w:rFonts w:ascii="Times New Roman" w:hAnsi="Times New Roman"/>
-        </w:rPr>
-        <w:t>：</w:t>
+          <w:rFonts w:ascii="Times New Roman" w:hAnsi="Times New Roman"/>
+        </w:rPr>
+        <w:t>）所示：</w:t>
       </w:r>
     </w:p>
     <w:tbl>
@@ -6565,7 +6735,6 @@
         <w:rPr>
           <w:rFonts w:ascii="Times New Roman" w:hAnsi="Times New Roman"/>
         </w:rPr>
-        <w:lastRenderedPageBreak/>
         <w:t>其中，</w:t>
       </w:r>
       <w:r>
@@ -6578,7 +6747,7 @@
         <w:rPr>
           <w:rFonts w:ascii="Times New Roman" w:hAnsi="Times New Roman"/>
         </w:rPr>
-        <w:t>为模型的似然函数值，</w:t>
+        <w:t>表示模型似然函数值，</w:t>
       </w:r>
       <w:r>
         <w:rPr>
@@ -6590,7 +6759,7 @@
         <w:rPr>
           <w:rFonts w:ascii="Times New Roman" w:hAnsi="Times New Roman"/>
         </w:rPr>
-        <w:t>为参数个数，</w:t>
+        <w:t>表示模型参数数量，</w:t>
       </w:r>
       <w:r>
         <w:rPr>
@@ -6602,7 +6771,7 @@
         <w:rPr>
           <w:rFonts w:ascii="Times New Roman" w:hAnsi="Times New Roman"/>
         </w:rPr>
-        <w:t>为样本数量。</w:t>
+        <w:t>表示样本规模。</w:t>
       </w:r>
       <w:r>
         <w:rPr>
@@ -6614,7 +6783,7 @@
         <w:rPr>
           <w:rFonts w:ascii="Times New Roman" w:hAnsi="Times New Roman"/>
         </w:rPr>
-        <w:t>和</w:t>
+        <w:t>与</w:t>
       </w:r>
       <w:r>
         <w:rPr>
@@ -6626,7 +6795,7 @@
         <w:rPr>
           <w:rFonts w:ascii="Times New Roman" w:hAnsi="Times New Roman"/>
         </w:rPr>
-        <w:t>在衡量模型拟合优度的同时对模型复杂度进行惩罚，数值越小表示模型越优。</w:t>
+        <w:t>在评价模型拟合效果的同时，也会对模型复杂程度进行约束，其数值越小通常说明模型效果越好。</w:t>
       </w:r>
     </w:p>
     <w:p>
@@ -6710,7 +6879,13 @@
         <w:rPr>
           <w:rFonts w:ascii="Times New Roman" w:hAnsi="Times New Roman" w:hint="eastAsia"/>
         </w:rPr>
-        <w:t>特征工程：除直接使用挂号量外，可衍生如最近几期均值、环比增长等特征；对于节假日和天气等外生变量，可以引入哑变量或数值变量。</w:t>
+        <w:t>特征工程：除直接使用挂号量外，可衍生如最近几期均值、环比增长等特征；</w:t>
+      </w:r>
+      <w:r>
+        <w:rPr>
+          <w:rFonts w:ascii="Times New Roman" w:hAnsi="Times New Roman"/>
+        </w:rPr>
+        <w:t>针对节假日、天气等外部影响因素，可通过设置哑变量或数值型变量进行建模。</w:t>
       </w:r>
     </w:p>
     <w:p>
@@ -6784,7 +6959,13 @@
         <w:rPr>
           <w:rFonts w:ascii="Times New Roman" w:hAnsi="Times New Roman" w:hint="eastAsia"/>
         </w:rPr>
-        <w:t>结合使用。评估时应区分训练集和测试集，或使用交叉验证来防止过拟合。</w:t>
+        <w:t>结合使用。</w:t>
+      </w:r>
+      <w:r>
+        <w:rPr>
+          <w:rFonts w:ascii="Times New Roman" w:hAnsi="Times New Roman"/>
+        </w:rPr>
+        <w:t>模型评估过程中通常需要划分训练集与测试集，或采用交叉验证方式以降低过拟合风险。</w:t>
       </w:r>
     </w:p>
     <w:p>
@@ -7094,9 +7275,9 @@
       </w:pPr>
       <w:r>
         <w:rPr>
-          <w:rFonts w:ascii="Times New Roman" w:hAnsi="Times New Roman" w:hint="eastAsia"/>
-        </w:rPr>
-        <w:t>结合实际门诊业务流程，本系统主要涉及三类角色：</w:t>
+          <w:rFonts w:ascii="Times New Roman" w:hAnsi="Times New Roman"/>
+        </w:rPr>
+        <w:t>结合医院门诊的实际业务场景，本系统主要包含三种角色：</w:t>
       </w:r>
       <w:r>
         <w:rPr>
@@ -7350,9 +7531,9 @@
       </w:pPr>
       <w:r>
         <w:rPr>
-          <w:rFonts w:ascii="Times New Roman" w:hAnsi="Times New Roman" w:hint="eastAsia"/>
-        </w:rPr>
-        <w:t>在智慧医院建设的背景下，很多医院已经开始引入线上预约挂号服务。</w:t>
+          <w:rFonts w:ascii="Times New Roman" w:hAnsi="Times New Roman"/>
+        </w:rPr>
+        <w:t>随着智慧医院建设不断推进，越来越多医院开始采用线上预约挂号模式。</w:t>
       </w:r>
       <w:r>
         <w:rPr>
@@ -7382,22 +7563,10 @@
       </w:pPr>
       <w:r>
         <w:rPr>
-          <w:rFonts w:ascii="Times New Roman" w:hAnsi="Times New Roman" w:hint="eastAsia"/>
+          <w:rFonts w:ascii="Times New Roman" w:hAnsi="Times New Roman"/>
         </w:rPr>
         <w:lastRenderedPageBreak/>
-        <w:t>基于这一实际需求，本系统为</w:t>
-      </w:r>
-      <w:r>
-        <w:rPr>
-          <w:rFonts w:ascii="Times New Roman" w:hAnsi="Times New Roman" w:hint="eastAsia"/>
-        </w:rPr>
-        <w:t>普通用户</w:t>
-      </w:r>
-      <w:r>
-        <w:rPr>
-          <w:rFonts w:ascii="Times New Roman" w:hAnsi="Times New Roman" w:hint="eastAsia"/>
-        </w:rPr>
-        <w:t>提供以下功能：</w:t>
+        <w:t>针对上述实际业务需求，系统为普通用户设计了以下功能：</w:t>
       </w:r>
     </w:p>
     <w:p>
@@ -7435,15 +7604,9 @@
       </w:pPr>
       <w:r>
         <w:rPr>
-          <w:rFonts w:ascii="Times New Roman" w:hAnsi="Times New Roman" w:hint="eastAsia"/>
-        </w:rPr>
-        <w:t>普通用户</w:t>
-      </w:r>
-      <w:r>
-        <w:rPr>
-          <w:rFonts w:ascii="Times New Roman" w:hAnsi="Times New Roman" w:hint="eastAsia"/>
-        </w:rPr>
-        <w:t>首次使用系统时需要创建账户。系统需要支持基本注册信息填写，并通过账号密码完成登录认证。</w:t>
+          <w:rFonts w:ascii="Times New Roman" w:hAnsi="Times New Roman"/>
+        </w:rPr>
+        <w:t>普通用户在初次使用系统时，需要先完成账号注册。系统应支持基础信息填写，并通过账号与密码实现身份登录验证。</w:t>
       </w:r>
     </w:p>
     <w:p>
@@ -7483,7 +7646,13 @@
         <w:rPr>
           <w:rFonts w:ascii="Times New Roman" w:hAnsi="Times New Roman" w:hint="eastAsia"/>
         </w:rPr>
-        <w:t>现实情况中，一个账号往往需要为多个家庭成员挂号，例如父母为孩子预约医生。因此系统需要支持添加多个就诊人信息，例如姓名、身份证号、联系方式等。</w:t>
+        <w:t>现实情况中，一个账号往往需要为多个家庭成员挂号，例如父母为孩子预约医生。</w:t>
+      </w:r>
+      <w:r>
+        <w:rPr>
+          <w:rFonts w:ascii="Times New Roman" w:hAnsi="Times New Roman"/>
+        </w:rPr>
+        <w:t>因此，系统应支持维护多个就诊人资料，例如姓名、身份证号码及联系方式等信息。</w:t>
       </w:r>
     </w:p>
     <w:p>
@@ -7521,15 +7690,15 @@
       </w:pPr>
       <w:r>
         <w:rPr>
-          <w:rFonts w:ascii="Times New Roman" w:hAnsi="Times New Roman" w:hint="eastAsia"/>
-        </w:rPr>
-        <w:t>普通用户</w:t>
-      </w:r>
-      <w:r>
-        <w:rPr>
-          <w:rFonts w:ascii="Times New Roman" w:hAnsi="Times New Roman" w:hint="eastAsia"/>
-        </w:rPr>
-        <w:t>可以根据科室或医生查询排班信息，并选择合适的时间段进行预约挂号。系统需要实时显示号源剩余数量，以避免重复预约。</w:t>
+          <w:rFonts w:ascii="Times New Roman" w:hAnsi="Times New Roman"/>
+        </w:rPr>
+        <w:t>普通用户能够按照科室或医生查询排班情况，并选择合适时间完成预约挂号。</w:t>
+      </w:r>
+      <w:r>
+        <w:rPr>
+          <w:rFonts w:ascii="Times New Roman" w:hAnsi="Times New Roman" w:hint="eastAsia"/>
+        </w:rPr>
+        <w:t>系统需要实时显示号源剩余数量，以避免重复预约。</w:t>
       </w:r>
     </w:p>
     <w:p>
@@ -7962,9 +8131,9 @@
       </w:pPr>
       <w:r>
         <w:rPr>
-          <w:rFonts w:ascii="Times New Roman" w:hAnsi="Times New Roman" w:hint="eastAsia"/>
-        </w:rPr>
-        <w:t>这些功能共同构成医生端系统的核心业务模块。</w:t>
+          <w:rFonts w:ascii="Times New Roman" w:hAnsi="Times New Roman"/>
+        </w:rPr>
+        <w:t>上述功能共同组成了医生端的核心业务功能模块。</w:t>
       </w:r>
     </w:p>
     <w:p>
@@ -8022,7 +8191,13 @@
         <w:rPr>
           <w:rFonts w:ascii="Times New Roman" w:hAnsi="Times New Roman" w:hint="eastAsia"/>
         </w:rPr>
-        <w:t>管理员在系统中的职责主要是维护系统基础数据，例如医生账号、排班信息以及系统配置等。如果缺少管理员角色，系统将无法进行统一管理。</w:t>
+        <w:t>管理员在系统中的职责主要是维护系统基础数据，例如医生账号、排班信息以及系统配置等。</w:t>
+      </w:r>
+      <w:r>
+        <w:rPr>
+          <w:rFonts w:ascii="Times New Roman" w:hAnsi="Times New Roman"/>
+        </w:rPr>
+        <w:t>若没有管理员角色，系统中的基础数据与业务流程将难以实现统一维护。</w:t>
       </w:r>
     </w:p>
     <w:p>
@@ -8074,9 +8249,9 @@
       </w:pPr>
       <w:r>
         <w:rPr>
-          <w:rFonts w:ascii="Times New Roman" w:hAnsi="Times New Roman" w:hint="eastAsia"/>
-        </w:rPr>
-        <w:t>管理员可以查看系统用户信息，并对异常账号进行管理。</w:t>
+          <w:rFonts w:ascii="Times New Roman" w:hAnsi="Times New Roman"/>
+        </w:rPr>
+        <w:t>管理员能够查看系统中的用户数据，并对异常账户进行处理与维护。</w:t>
       </w:r>
     </w:p>
     <w:p>
@@ -8154,9 +8329,9 @@
       </w:pPr>
       <w:r>
         <w:rPr>
-          <w:rFonts w:ascii="Times New Roman" w:hAnsi="Times New Roman" w:hint="eastAsia"/>
-        </w:rPr>
-        <w:t>门诊排班是医院日常运营的重要组成部分。管理员需要根据医院实际情况安排医生排班，并在必要时进行调整。</w:t>
+          <w:rFonts w:ascii="Times New Roman" w:hAnsi="Times New Roman"/>
+        </w:rPr>
+        <w:t>门诊排班属于医院日常运行中的关键环节。管理员需要结合医院实际业务情况制定医生排班计划，并在特殊情况下及时调整。</w:t>
       </w:r>
     </w:p>
     <w:p>
@@ -8208,9 +8383,9 @@
       </w:pPr>
       <w:r>
         <w:rPr>
-          <w:rFonts w:ascii="Times New Roman" w:hAnsi="Times New Roman" w:hint="eastAsia"/>
-        </w:rPr>
-        <w:t>通过管理员角色的设置，可以确保系统能够稳定运行。</w:t>
+          <w:rFonts w:ascii="Times New Roman" w:hAnsi="Times New Roman"/>
+        </w:rPr>
+        <w:t>管理员角色的引入能够在一定程度上保障系统的稳定运行。</w:t>
       </w:r>
     </w:p>
     <w:p>
@@ -8254,9 +8429,9 @@
       </w:pPr>
       <w:r>
         <w:rPr>
-          <w:rFonts w:ascii="Times New Roman" w:hAnsi="Times New Roman" w:hint="eastAsia"/>
-        </w:rPr>
-        <w:t>本系统的主要功能可以划分为五个模块：用户管理、挂号管理、医生排班管理、电子病历管理以及智能预测模块。</w:t>
+          <w:rFonts w:ascii="Times New Roman" w:hAnsi="Times New Roman"/>
+        </w:rPr>
+        <w:t>根据业务需求，系统功能主要划分为五个部分：用户管理、挂号管理、医生排班管理、电子病历管理以及智能预测模块。</w:t>
       </w:r>
     </w:p>
     <w:p>
@@ -8292,9 +8467,9 @@
       </w:pPr>
       <w:r>
         <w:rPr>
-          <w:rFonts w:ascii="Times New Roman" w:hAnsi="Times New Roman" w:hint="eastAsia"/>
-        </w:rPr>
-        <w:t>用户管理模块主要用于维护系统中的用户基础信息，是系统运行的基础模块。</w:t>
+          <w:rFonts w:ascii="Times New Roman" w:hAnsi="Times New Roman"/>
+        </w:rPr>
+        <w:t>用户管理模块主要负责维护系统中的基础用户数据，是系统正常运行的重要基础。</w:t>
       </w:r>
     </w:p>
     <w:p>
@@ -8392,9 +8567,9 @@
       </w:r>
       <w:r>
         <w:rPr>
-          <w:rFonts w:ascii="Times New Roman" w:hAnsi="Times New Roman" w:hint="eastAsia"/>
-        </w:rPr>
-        <w:t>系统需要验证用户身份，并为其分配访问权限。</w:t>
+          <w:rFonts w:ascii="Times New Roman" w:hAnsi="Times New Roman"/>
+        </w:rPr>
+        <w:t>系统需要对用户身份进行校验，并根据角色分配对应访问权限。</w:t>
       </w:r>
     </w:p>
     <w:p>
@@ -8437,9 +8612,9 @@
       </w:r>
       <w:r>
         <w:rPr>
-          <w:rFonts w:ascii="Times New Roman" w:hAnsi="Times New Roman" w:hint="eastAsia"/>
-        </w:rPr>
-        <w:t>支持用户添加、修改或删除就诊人信息。</w:t>
+          <w:rFonts w:ascii="Times New Roman" w:hAnsi="Times New Roman"/>
+        </w:rPr>
+        <w:t>系统应支持用户对就诊人信息进行新增、修改以及删除操作。</w:t>
       </w:r>
     </w:p>
     <w:p>
@@ -8477,9 +8652,9 @@
       </w:pPr>
       <w:r>
         <w:rPr>
-          <w:rFonts w:ascii="Times New Roman" w:hAnsi="Times New Roman" w:hint="eastAsia"/>
-        </w:rPr>
-        <w:t>管理员可以创建医生账号并维护相关信息。</w:t>
+          <w:rFonts w:ascii="Times New Roman" w:hAnsi="Times New Roman"/>
+        </w:rPr>
+        <w:t>管理员能够创建医生账户并维护其相关资料。</w:t>
       </w:r>
     </w:p>
     <w:p>
@@ -8491,9 +8666,9 @@
       </w:pPr>
       <w:r>
         <w:rPr>
-          <w:rFonts w:ascii="Times New Roman" w:hAnsi="Times New Roman" w:hint="eastAsia"/>
-        </w:rPr>
-        <w:t>这一模块保证了系统中用户信息的完整性和准确性。</w:t>
+          <w:rFonts w:ascii="Times New Roman" w:hAnsi="Times New Roman"/>
+        </w:rPr>
+        <w:t>该模块能够在一定程度上保证系统用户信息的完整性与准确性。</w:t>
       </w:r>
     </w:p>
     <w:p>
@@ -8529,9 +8704,9 @@
       </w:pPr>
       <w:r>
         <w:rPr>
-          <w:rFonts w:ascii="Times New Roman" w:hAnsi="Times New Roman" w:hint="eastAsia"/>
-        </w:rPr>
-        <w:t>挂号管理是本系统最核心的业务模块之一。</w:t>
+          <w:rFonts w:ascii="Times New Roman" w:hAnsi="Times New Roman"/>
+        </w:rPr>
+        <w:t>挂号管理模块属于本系统中的核心业务功能之一。</w:t>
       </w:r>
     </w:p>
     <w:p>
@@ -8830,9 +9005,9 @@
       </w:pPr>
       <w:r>
         <w:rPr>
-          <w:rFonts w:ascii="Times New Roman" w:hAnsi="Times New Roman" w:hint="eastAsia"/>
-        </w:rPr>
-        <w:t>医生排班直接影响医院门诊的运行效率。</w:t>
+          <w:rFonts w:ascii="Times New Roman" w:hAnsi="Times New Roman"/>
+        </w:rPr>
+        <w:t>医生排班安排会直接影响医院门诊业务的整体运行效率。</w:t>
       </w:r>
     </w:p>
     <w:p>
@@ -8939,15 +9114,9 @@
       </w:pPr>
       <w:r>
         <w:rPr>
-          <w:rFonts w:ascii="Times New Roman" w:hAnsi="Times New Roman" w:hint="eastAsia"/>
-        </w:rPr>
-        <w:t>普通用户</w:t>
-      </w:r>
-      <w:r>
-        <w:rPr>
-          <w:rFonts w:ascii="Times New Roman" w:hAnsi="Times New Roman" w:hint="eastAsia"/>
-        </w:rPr>
-        <w:t>和医生都可以查询排班安排。</w:t>
+          <w:rFonts w:ascii="Times New Roman" w:hAnsi="Times New Roman"/>
+        </w:rPr>
+        <w:t>普通用户以及医生均能够查看相关排班信息。</w:t>
       </w:r>
     </w:p>
     <w:p>
@@ -8999,9 +9168,9 @@
       </w:pPr>
       <w:r>
         <w:rPr>
-          <w:rFonts w:ascii="Times New Roman" w:hAnsi="Times New Roman" w:hint="eastAsia"/>
-        </w:rPr>
-        <w:t>这一模块为系统后续的智能排班预测提供了基础数据。</w:t>
+          <w:rFonts w:ascii="Times New Roman" w:hAnsi="Times New Roman"/>
+        </w:rPr>
+        <w:t>该模块同时也为后续智能排班预测功能提供基础数据支持。</w:t>
       </w:r>
     </w:p>
     <w:p>
@@ -9037,9 +9206,9 @@
       </w:pPr>
       <w:r>
         <w:rPr>
-          <w:rFonts w:ascii="Times New Roman" w:hAnsi="Times New Roman" w:hint="eastAsia"/>
-        </w:rPr>
-        <w:t>电子病历是医院信息化建设的重要组成部分。电子病历系统能够有效提高医疗数据的管理效率，同时减少纸质病历带来的信息丢失问题</w:t>
+          <w:rFonts w:ascii="Times New Roman" w:hAnsi="Times New Roman"/>
+        </w:rPr>
+        <w:t>电子病历系统是医院信息化建设中的关键组成部分。电子病历的应用能够提升医疗数据管理效率，并降低传统纸质病历造成的信息丢失风险</w:t>
       </w:r>
       <w:r>
         <w:rPr>
@@ -9112,9 +9281,9 @@
       </w:pPr>
       <w:r>
         <w:rPr>
-          <w:rFonts w:ascii="Times New Roman" w:hAnsi="Times New Roman" w:hint="eastAsia"/>
-        </w:rPr>
-        <w:t>本系统中的电子病历模块主要包括：</w:t>
+          <w:rFonts w:ascii="Times New Roman" w:hAnsi="Times New Roman"/>
+        </w:rPr>
+        <w:t>本系统电子病历模块主要包含以下功能：</w:t>
       </w:r>
     </w:p>
     <w:p>
@@ -9152,9 +9321,9 @@
       </w:pPr>
       <w:r>
         <w:rPr>
-          <w:rFonts w:ascii="Times New Roman" w:hAnsi="Times New Roman" w:hint="eastAsia"/>
-        </w:rPr>
-        <w:t>医生在诊疗结束后填写患者病历信息。</w:t>
+          <w:rFonts w:ascii="Times New Roman" w:hAnsi="Times New Roman"/>
+        </w:rPr>
+        <w:t>医生在患者就诊结束后，需要录入相应病历内容。</w:t>
       </w:r>
     </w:p>
     <w:p>
@@ -9373,9 +9542,15 @@
       </w:pPr>
       <w:r>
         <w:rPr>
-          <w:rFonts w:ascii="Times New Roman" w:hAnsi="Times New Roman" w:hint="eastAsia"/>
-        </w:rPr>
-        <w:t>基于预测结果，系统可以为医院管理人员提供排班辅助建议。例如，当预测某一时间段挂号量较高时，可以适当增加医生排班，从而减少患者等待时间，提高医疗服务效率。</w:t>
+          <w:rFonts w:ascii="Times New Roman" w:hAnsi="Times New Roman"/>
+        </w:rPr>
+        <w:t>结合预测结果，系统能够向医院管理人员提供相应的排班参考建议。</w:t>
+      </w:r>
+      <w:r>
+        <w:rPr>
+          <w:rFonts w:ascii="Times New Roman" w:hAnsi="Times New Roman" w:hint="eastAsia"/>
+        </w:rPr>
+        <w:t>例如，当预测某一时间段挂号量较高时，可以适当增加医生排班，从而减少患者等待时间，提高医疗服务效率。</w:t>
       </w:r>
     </w:p>
     <w:p>
@@ -9387,9 +9562,9 @@
       </w:pPr>
       <w:r>
         <w:rPr>
-          <w:rFonts w:ascii="Times New Roman" w:hAnsi="Times New Roman" w:hint="eastAsia"/>
-        </w:rPr>
-        <w:t>智能预测模块主要包括以下功能：</w:t>
+          <w:rFonts w:ascii="Times New Roman" w:hAnsi="Times New Roman"/>
+        </w:rPr>
+        <w:t>智能预测模块主要由以下几个功能组成：</w:t>
       </w:r>
     </w:p>
     <w:p>
@@ -9403,6 +9578,7 @@
         <w:rPr>
           <w:rFonts w:ascii="Times New Roman" w:hAnsi="Times New Roman" w:hint="eastAsia"/>
         </w:rPr>
+        <w:lastRenderedPageBreak/>
         <w:t>（</w:t>
       </w:r>
       <w:r>
@@ -9429,7 +9605,6 @@
         <w:rPr>
           <w:rFonts w:ascii="Times New Roman" w:hAnsi="Times New Roman" w:hint="eastAsia"/>
         </w:rPr>
-        <w:lastRenderedPageBreak/>
         <w:t>系统从挂号记录表中提取历史挂号数据，并按时间维度进行统计，例如按天或按周统计挂号数量。</w:t>
       </w:r>
     </w:p>
@@ -9468,21 +9643,21 @@
       </w:pPr>
       <w:r>
         <w:rPr>
-          <w:rFonts w:ascii="Times New Roman" w:hAnsi="Times New Roman" w:hint="eastAsia"/>
-        </w:rPr>
-        <w:t>系统基于</w:t>
-      </w:r>
-      <w:r>
-        <w:rPr>
-          <w:rFonts w:ascii="Times New Roman" w:hAnsi="Times New Roman"/>
-        </w:rPr>
-        <w:t xml:space="preserve"> ARIMA </w:t>
-      </w:r>
-      <w:r>
-        <w:rPr>
-          <w:rFonts w:ascii="Times New Roman" w:hAnsi="Times New Roman"/>
-        </w:rPr>
-        <w:t>时间序列模型对历史数据进行建模，预测未来一段时间的挂号需求变化趋势。</w:t>
+          <w:rFonts w:ascii="Times New Roman" w:hAnsi="Times New Roman"/>
+        </w:rPr>
+        <w:t>系统通过</w:t>
+      </w:r>
+      <w:r>
+        <w:rPr>
+          <w:rFonts w:ascii="Times New Roman" w:hAnsi="Times New Roman"/>
+        </w:rPr>
+        <w:t>ARIMA</w:t>
+      </w:r>
+      <w:r>
+        <w:rPr>
+          <w:rFonts w:ascii="Times New Roman" w:hAnsi="Times New Roman"/>
+        </w:rPr>
+        <w:t>时间序列模型对历史挂号数据进行分析建模，从而预测未来阶段的挂号需求变化情况。</w:t>
       </w:r>
     </w:p>
     <w:p>
@@ -9592,9 +9767,15 @@
       </w:pPr>
       <w:r>
         <w:rPr>
-          <w:rFonts w:ascii="Times New Roman" w:hAnsi="Times New Roman" w:hint="eastAsia"/>
-        </w:rPr>
-        <w:t>除了功能需求之外，系统还需要满足一定的非功能需求，例如性能、安全性以及可用性等。如果这些因素被忽视，即使功能完善，系统在实际运行中仍可能出现问题。</w:t>
+          <w:rFonts w:ascii="Times New Roman" w:hAnsi="Times New Roman"/>
+        </w:rPr>
+        <w:t>除功能需求外，系统还应满足一定的非功能需求，包括性能、安全性以及系统可用性等方面。</w:t>
+      </w:r>
+      <w:r>
+        <w:rPr>
+          <w:rFonts w:ascii="Times New Roman" w:hAnsi="Times New Roman" w:hint="eastAsia"/>
+        </w:rPr>
+        <w:t>如果这些因素被忽视，即使功能完善，系统在实际运行中仍可能出现问题。</w:t>
       </w:r>
     </w:p>
     <w:p>
@@ -9638,15 +9819,9 @@
       </w:pPr>
       <w:r>
         <w:rPr>
-          <w:rFonts w:ascii="Times New Roman" w:hAnsi="Times New Roman" w:hint="eastAsia"/>
-        </w:rPr>
-        <w:t>因此，本系统需要具备一定并发处理能力。结合系统规模，本系统设计支持</w:t>
-      </w:r>
-      <w:r>
-        <w:rPr>
-          <w:rFonts w:ascii="Times New Roman" w:hAnsi="Times New Roman"/>
-        </w:rPr>
-        <w:t>约</w:t>
+          <w:rFonts w:ascii="Times New Roman" w:hAnsi="Times New Roman"/>
+        </w:rPr>
+        <w:t>因此系统需要具备一定的并发访问处理能力。结合本系统的实际规模，系统预计支持约</w:t>
       </w:r>
       <w:r>
         <w:rPr>
@@ -9658,25 +9833,19 @@
         <w:rPr>
           <w:rFonts w:ascii="Times New Roman" w:hAnsi="Times New Roman"/>
         </w:rPr>
-        <w:t>个并发访问用户。</w:t>
-      </w:r>
-      <w:r>
-        <w:rPr>
-          <w:rFonts w:ascii="Times New Roman" w:hAnsi="Times New Roman" w:hint="eastAsia"/>
-        </w:rPr>
-        <w:t>同时，为保证用户体验，系统接口响应时间应尽量控制在</w:t>
-      </w:r>
-      <w:r>
-        <w:rPr>
-          <w:rFonts w:ascii="Times New Roman" w:hAnsi="Times New Roman"/>
-        </w:rPr>
-        <w:t xml:space="preserve"> 1</w:t>
-      </w:r>
-      <w:r>
-        <w:rPr>
-          <w:rFonts w:ascii="Times New Roman" w:hAnsi="Times New Roman"/>
-        </w:rPr>
-        <w:t>秒以内。</w:t>
+        <w:t>名用户同时访问，并将接口响应时间尽可能控制在</w:t>
+      </w:r>
+      <w:r>
+        <w:rPr>
+          <w:rFonts w:ascii="Times New Roman" w:hAnsi="Times New Roman"/>
+        </w:rPr>
+        <w:t>1</w:t>
+      </w:r>
+      <w:r>
+        <w:rPr>
+          <w:rFonts w:ascii="Times New Roman" w:hAnsi="Times New Roman"/>
+        </w:rPr>
+        <w:t>秒以内，以保证用户体验。</w:t>
       </w:r>
     </w:p>
     <w:p>
@@ -9701,20 +9870,14 @@
       <w:pPr>
         <w:ind w:firstLine="420"/>
         <w:rPr>
-          <w:rFonts w:ascii="Times New Roman" w:hAnsi="Times New Roman"/>
-        </w:rPr>
-      </w:pPr>
-      <w:r>
-        <w:rPr>
-          <w:rFonts w:ascii="Times New Roman" w:hAnsi="Times New Roman"/>
-        </w:rPr>
-        <w:t>医疗信息系统涉及患者隐私数据，因此安全性要求较高。本系统主要通过以下方式提高安全性</w:t>
-      </w:r>
-      <w:r>
-        <w:rPr>
-          <w:rFonts w:ascii="Times New Roman" w:hAnsi="Times New Roman" w:hint="eastAsia"/>
-        </w:rPr>
-        <w:t>：</w:t>
+          <w:rFonts w:ascii="Times New Roman" w:hAnsi="Times New Roman" w:hint="eastAsia"/>
+        </w:rPr>
+      </w:pPr>
+      <w:r>
+        <w:rPr>
+          <w:rFonts w:ascii="Times New Roman" w:hAnsi="Times New Roman"/>
+        </w:rPr>
+        <w:t>由于医疗信息系统涉及大量患者隐私数据，因此对系统安全性具有较高要求。本系统主要通过以下措施保障系统安全：</w:t>
       </w:r>
     </w:p>
     <w:p>
@@ -9884,6 +10047,7 @@
         <w:rPr>
           <w:rFonts w:ascii="Times New Roman" w:hAnsi="Times New Roman"/>
         </w:rPr>
+        <w:lastRenderedPageBreak/>
         <w:t>通过这些措施，可以在一定程度上保障系统安全。</w:t>
       </w:r>
     </w:p>
@@ -9902,7 +10066,6 @@
         <w:rPr>
           <w:rFonts w:ascii="Times New Roman" w:hAnsi="Times New Roman" w:hint="eastAsia"/>
         </w:rPr>
-        <w:lastRenderedPageBreak/>
         <w:t>系统可用性需求</w:t>
       </w:r>
     </w:p>
@@ -9915,9 +10078,15 @@
       </w:pPr>
       <w:r>
         <w:rPr>
-          <w:rFonts w:ascii="Times New Roman" w:hAnsi="Times New Roman" w:hint="eastAsia"/>
-        </w:rPr>
-        <w:t>系统可用性直接影响用户体验。考虑到系统使用者中包含普通</w:t>
+          <w:rFonts w:ascii="Times New Roman" w:hAnsi="Times New Roman"/>
+        </w:rPr>
+        <w:t>系统可用性会直接影响用户的整体使用体验。</w:t>
+      </w:r>
+      <w:r>
+        <w:rPr>
+          <w:rFonts w:ascii="Times New Roman" w:hAnsi="Times New Roman" w:hint="eastAsia"/>
+        </w:rPr>
+        <w:t>考虑到系统使用者中包含普通</w:t>
       </w:r>
       <w:r>
         <w:rPr>
@@ -9941,9 +10110,9 @@
       </w:pPr>
       <w:r>
         <w:rPr>
-          <w:rFonts w:ascii="Times New Roman" w:hAnsi="Times New Roman" w:hint="eastAsia"/>
-        </w:rPr>
-        <w:t>良好的界面设计不仅可以提高用户体验，也能够减少系统学习成本。</w:t>
+          <w:rFonts w:ascii="Times New Roman" w:hAnsi="Times New Roman"/>
+        </w:rPr>
+        <w:t>合理的界面设计不仅能够提升用户体验，还能够降低系统使用与学习成本。</w:t>
       </w:r>
     </w:p>
     <w:p>
@@ -9973,9 +10142,9 @@
       </w:pPr>
       <w:r>
         <w:rPr>
-          <w:rFonts w:ascii="Times New Roman" w:hAnsi="Times New Roman" w:hint="eastAsia"/>
-        </w:rPr>
-        <w:t>在系统正式开发之前，还需要对项目可行性进行评估。一般来说，可行性分析主要包括技术可行性、经济可行性以及操作可行性。</w:t>
+          <w:rFonts w:ascii="Times New Roman" w:hAnsi="Times New Roman"/>
+        </w:rPr>
+        <w:t>在系统开发工作开展之前，需要先对项目整体可行性进行分析。通常情况下，可行性分析主要包括技术可行性、经济可行性以及操作可行性三个方面。</w:t>
       </w:r>
     </w:p>
     <w:p>
@@ -10005,15 +10174,15 @@
       </w:pPr>
       <w:r>
         <w:rPr>
-          <w:rFonts w:ascii="Times New Roman" w:hAnsi="Times New Roman" w:hint="eastAsia"/>
-        </w:rPr>
-        <w:t>从技术角度来看，本系统采用的开发技术均为成熟技术，例如</w:t>
-      </w:r>
-      <w:r>
-        <w:rPr>
-          <w:rFonts w:ascii="Times New Roman" w:hAnsi="Times New Roman"/>
-        </w:rPr>
-        <w:t xml:space="preserve"> Spring Boot</w:t>
+          <w:rFonts w:ascii="Times New Roman" w:hAnsi="Times New Roman"/>
+        </w:rPr>
+        <w:t>从技术实现层面来看，本系统所采用的</w:t>
+      </w:r>
+      <w:r>
+        <w:rPr>
+          <w:rFonts w:ascii="Times New Roman" w:hAnsi="Times New Roman"/>
+        </w:rPr>
+        <w:t>Spring Boot</w:t>
       </w:r>
       <w:r>
         <w:rPr>
@@ -10025,7 +10194,7 @@
         <w:rPr>
           <w:rFonts w:ascii="Times New Roman" w:hAnsi="Times New Roman"/>
         </w:rPr>
-        <w:t xml:space="preserve">Vue </w:t>
+        <w:t>Vue</w:t>
       </w:r>
       <w:r>
         <w:rPr>
@@ -10037,13 +10206,19 @@
         <w:rPr>
           <w:rFonts w:ascii="Times New Roman" w:hAnsi="Times New Roman"/>
         </w:rPr>
-        <w:t xml:space="preserve"> MyBatis </w:t>
-      </w:r>
-      <w:r>
-        <w:rPr>
-          <w:rFonts w:ascii="Times New Roman" w:hAnsi="Times New Roman"/>
-        </w:rPr>
-        <w:t>等。这些技术在</w:t>
+        <w:t>MyBatis</w:t>
+      </w:r>
+      <w:r>
+        <w:rPr>
+          <w:rFonts w:ascii="Times New Roman" w:hAnsi="Times New Roman"/>
+        </w:rPr>
+        <w:t>等开发技术均已较为成熟。</w:t>
+      </w:r>
+      <w:r>
+        <w:rPr>
+          <w:rFonts w:ascii="Times New Roman" w:hAnsi="Times New Roman"/>
+        </w:rPr>
+        <w:t>这些技术在</w:t>
       </w:r>
       <w:r>
         <w:rPr>
@@ -10059,9 +10234,9 @@
       </w:r>
       <w:r>
         <w:rPr>
-          <w:rFonts w:ascii="Times New Roman" w:hAnsi="Times New Roman" w:hint="eastAsia"/>
-        </w:rPr>
-        <w:t>因此，从技术实现角度来看，本系统具备较高的可行性。</w:t>
+          <w:rFonts w:ascii="Times New Roman" w:hAnsi="Times New Roman"/>
+        </w:rPr>
+        <w:t>因此，从技术实现条件来看，本系统具有较高的可行性。</w:t>
       </w:r>
     </w:p>
     <w:p>
@@ -10093,7 +10268,13 @@
         <w:rPr>
           <w:rFonts w:ascii="Times New Roman" w:hAnsi="Times New Roman" w:hint="eastAsia"/>
         </w:rPr>
-        <w:t>系统开发主要依赖开源技术框架，因此软件成本较低。系统运行环境只需要普通服务器即可支持，不需要额外购买昂贵设备。因此整体开发成本相对较低，具有一定经济可行性。</w:t>
+        <w:t>系统开发主要依赖开源技术框架，因此软件成本较低。系统运行环境只需要普通服务器即可支持，不需要额外购买昂贵设备。</w:t>
+      </w:r>
+      <w:r>
+        <w:rPr>
+          <w:rFonts w:ascii="Times New Roman" w:hAnsi="Times New Roman"/>
+        </w:rPr>
+        <w:t>因此，系统整体开发与部署成本相对较低，具备一定的经济可行性。</w:t>
       </w:r>
     </w:p>
     <w:p>
@@ -10123,9 +10304,21 @@
       </w:pPr>
       <w:r>
         <w:rPr>
-          <w:rFonts w:ascii="Times New Roman" w:hAnsi="Times New Roman" w:hint="eastAsia"/>
-        </w:rPr>
-        <w:t>从用户角度来看，系统操作流程较为简单。患者只需要完成注册、登录和挂号等基本操作即可使用系统，而医生端和管理员端也提供了清晰的功能界面。因此系统在实际应用中具有良好的操作可行性。</w:t>
+          <w:rFonts w:ascii="Times New Roman" w:hAnsi="Times New Roman"/>
+        </w:rPr>
+        <w:t>从实际使用角度来看，系统整体操作流程相对简单。</w:t>
+      </w:r>
+      <w:r>
+        <w:rPr>
+          <w:rFonts w:ascii="Times New Roman" w:hAnsi="Times New Roman" w:hint="eastAsia"/>
+        </w:rPr>
+        <w:t>患者只需要完成注册、登录和挂号等基本操作即可使用系统，而医生端和管理员端也提供了清晰的功能界面。</w:t>
+      </w:r>
+      <w:r>
+        <w:rPr>
+          <w:rFonts w:ascii="Times New Roman" w:hAnsi="Times New Roman"/>
+        </w:rPr>
+        <w:t>因此，本系统在实际使用过程中具备较好的操作可行性。</w:t>
       </w:r>
       <w:r>
         <w:rPr>
@@ -45204,7 +45397,6 @@
   <w:style w:type="character" w:default="1" w:styleId="a1">
     <w:name w:val="Default Paragraph Font"/>
     <w:uiPriority w:val="1"/>
-    <w:semiHidden/>
     <w:unhideWhenUsed/>
   </w:style>
   <w:style w:type="table" w:default="1" w:styleId="a2">
